--- a/fuentes/524707_CF05_DU.docx
+++ b/fuentes/524707_CF05_DU.docx
@@ -1,6 +1,6 @@
 
 <file path=word/document.xml><?xml version="1.0" encoding="utf-8"?>
-<w:document xmlns:wpc="http://schemas.microsoft.com/office/word/2010/wordprocessingCanvas" xmlns:cx="http://schemas.microsoft.com/office/drawing/2014/chartex" xmlns:cx1="http://schemas.microsoft.com/office/drawing/2015/9/8/chartex" xmlns:cx2="http://schemas.microsoft.com/office/drawing/2015/10/21/chartex" xmlns:cx3="http://schemas.microsoft.com/office/drawing/2016/5/9/chartex" xmlns:cx4="http://schemas.microsoft.com/office/drawing/2016/5/10/chartex" xmlns:cx5="http://schemas.microsoft.com/office/drawing/2016/5/11/chartex" xmlns:cx6="http://schemas.microsoft.com/office/drawing/2016/5/12/chartex" xmlns:cx7="http://schemas.microsoft.com/office/drawing/2016/5/13/chartex" xmlns:cx8="http://schemas.microsoft.com/office/drawing/2016/5/14/chartex" xmlns:mc="http://schemas.openxmlformats.org/markup-compatibility/2006" xmlns:aink="http://schemas.microsoft.com/office/drawing/2016/ink" xmlns:am3d="http://schemas.microsoft.com/office/drawing/2017/model3d" xmlns:o="urn:schemas-microsoft-com:office:office" xmlns:r="http://schemas.openxmlformats.org/officeDocument/2006/relationships" xmlns:m="http://schemas.openxmlformats.org/officeDocument/2006/math" xmlns:v="urn:schemas-microsoft-com:vml" xmlns:wp14="http://schemas.microsoft.com/office/word/2010/wordprocessingDrawing" xmlns:wp="http://schemas.openxmlformats.org/drawingml/2006/wordprocessingDrawing" xmlns:w10="urn:schemas-microsoft-com:office:word" xmlns:w="http://schemas.openxmlformats.org/wordprocessingml/2006/main" xmlns:w14="http://schemas.microsoft.com/office/word/2010/wordml" xmlns:w15="http://schemas.microsoft.com/office/word/2012/wordml" xmlns:w16cex="http://schemas.microsoft.com/office/word/2018/wordml/cex" xmlns:w16cid="http://schemas.microsoft.com/office/word/2016/wordml/cid" xmlns:w16="http://schemas.microsoft.com/office/word/2018/wordml" xmlns:w16sdtdh="http://schemas.microsoft.com/office/word/2020/wordml/sdtdatahash" xmlns:w16se="http://schemas.microsoft.com/office/word/2015/wordml/symex" xmlns:wpg="http://schemas.microsoft.com/office/word/2010/wordprocessingGroup" xmlns:wpi="http://schemas.microsoft.com/office/word/2010/wordprocessingInk" xmlns:wne="http://schemas.microsoft.com/office/word/2006/wordml" xmlns:wps="http://schemas.microsoft.com/office/word/2010/wordprocessingShape" mc:Ignorable="w14 w15 w16se w16cid w16 w16cex w16sdtdh wp14">
+<w:document xmlns:wpc="http://schemas.microsoft.com/office/word/2010/wordprocessingCanvas" xmlns:cx="http://schemas.microsoft.com/office/drawing/2014/chartex" xmlns:cx1="http://schemas.microsoft.com/office/drawing/2015/9/8/chartex" xmlns:cx2="http://schemas.microsoft.com/office/drawing/2015/10/21/chartex" xmlns:cx3="http://schemas.microsoft.com/office/drawing/2016/5/9/chartex" xmlns:cx4="http://schemas.microsoft.com/office/drawing/2016/5/10/chartex" xmlns:cx5="http://schemas.microsoft.com/office/drawing/2016/5/11/chartex" xmlns:cx6="http://schemas.microsoft.com/office/drawing/2016/5/12/chartex" xmlns:cx7="http://schemas.microsoft.com/office/drawing/2016/5/13/chartex" xmlns:cx8="http://schemas.microsoft.com/office/drawing/2016/5/14/chartex" xmlns:mc="http://schemas.openxmlformats.org/markup-compatibility/2006" xmlns:aink="http://schemas.microsoft.com/office/drawing/2016/ink" xmlns:am3d="http://schemas.microsoft.com/office/drawing/2017/model3d" xmlns:o="urn:schemas-microsoft-com:office:office" xmlns:oel="http://schemas.microsoft.com/office/2019/extlst" xmlns:r="http://schemas.openxmlformats.org/officeDocument/2006/relationships" xmlns:m="http://schemas.openxmlformats.org/officeDocument/2006/math" xmlns:v="urn:schemas-microsoft-com:vml" xmlns:wp14="http://schemas.microsoft.com/office/word/2010/wordprocessingDrawing" xmlns:wp="http://schemas.openxmlformats.org/drawingml/2006/wordprocessingDrawing" xmlns:w10="urn:schemas-microsoft-com:office:word" xmlns:w="http://schemas.openxmlformats.org/wordprocessingml/2006/main" xmlns:w14="http://schemas.microsoft.com/office/word/2010/wordml" xmlns:w15="http://schemas.microsoft.com/office/word/2012/wordml" xmlns:w16cex="http://schemas.microsoft.com/office/word/2018/wordml/cex" xmlns:w16cid="http://schemas.microsoft.com/office/word/2016/wordml/cid" xmlns:w16="http://schemas.microsoft.com/office/word/2018/wordml" xmlns:w16du="http://schemas.microsoft.com/office/word/2023/wordml/word16du" xmlns:w16sdtdh="http://schemas.microsoft.com/office/word/2020/wordml/sdtdatahash" xmlns:w16sdtfl="http://schemas.microsoft.com/office/word/2024/wordml/sdtformatlock" xmlns:w16se="http://schemas.microsoft.com/office/word/2015/wordml/symex" xmlns:wpg="http://schemas.microsoft.com/office/word/2010/wordprocessingGroup" xmlns:wpi="http://schemas.microsoft.com/office/word/2010/wordprocessingInk" xmlns:wne="http://schemas.microsoft.com/office/word/2006/wordml" xmlns:wps="http://schemas.microsoft.com/office/word/2010/wordprocessingShape" xmlns:a="http://schemas.openxmlformats.org/drawingml/2006/main" xmlns:adec="http://schemas.microsoft.com/office/drawing/2017/decorative" xmlns:pic="http://schemas.openxmlformats.org/drawingml/2006/picture" xmlns:a14="http://schemas.microsoft.com/office/drawing/2010/main" xmlns:asvg="http://schemas.microsoft.com/office/drawing/2016/SVG/main" mc:Ignorable="w14 w15 w16se w16cid w16 w16cex w16sdtdh w16sdtfl w16du wp14">
   <w:body>
     <w:p>
       <w:pPr>
@@ -219,11 +219,11 @@
           </mc:Choice>
           <mc:Fallback>
             <w:pict>
-              <v:shapetype w14:anchorId="2E2DABF6" id="_x0000_t202" coordsize="21600,21600" o:spt="202" path="m,l,21600r21600,l21600,xe">
+              <v:shapetype id="_x0000_t202" coordsize="21600,21600" o:spt="202" path="m,l,21600r21600,l21600,xe" w14:anchorId="2E2DABF6">
                 <v:stroke joinstyle="miter"/>
                 <v:path gradientshapeok="t" o:connecttype="rect"/>
               </v:shapetype>
-              <v:shape id="Cuadro de texto 2" o:spid="_x0000_s1026" type="#_x0000_t202" alt="&quot;&quot;" style="position:absolute;left:0;text-align:left;margin-left:0;margin-top:36.8pt;width:549pt;height:154.5pt;z-index:251663360;visibility:visible;mso-wrap-style:square;mso-width-percent:0;mso-height-percent:0;mso-wrap-distance-left:9pt;mso-wrap-distance-top:3.6pt;mso-wrap-distance-right:9pt;mso-wrap-distance-bottom:3.6pt;mso-position-horizontal:center;mso-position-horizontal-relative:margin;mso-position-vertical:absolute;mso-position-vertical-relative:text;mso-width-percent:0;mso-height-percent:0;mso-width-relative:margin;mso-height-relative:margin;v-text-anchor:top" o:gfxdata="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" filled="f" stroked="f">
+              <v:shape id="Cuadro de texto 2" style="position:absolute;left:0;text-align:left;margin-left:0;margin-top:36.8pt;width:549pt;height:154.5pt;z-index:251663360;visibility:visible;mso-wrap-style:square;mso-width-percent:0;mso-height-percent:0;mso-wrap-distance-left:9pt;mso-wrap-distance-top:3.6pt;mso-wrap-distance-right:9pt;mso-wrap-distance-bottom:3.6pt;mso-position-horizontal:center;mso-position-horizontal-relative:margin;mso-position-vertical:absolute;mso-position-vertical-relative:text;mso-width-percent:0;mso-height-percent:0;mso-width-relative:margin;mso-height-relative:margin;v-text-anchor:top" alt="&quot;&quot;" o:spid="_x0000_s1026" filled="f" stroked="f" type="#_x0000_t202" o:gfxdata="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">
                 <v:textbox>
                   <w:txbxContent>
                     <w:p>
@@ -355,7 +355,7 @@
               </wp:anchor>
             </w:drawing>
           </mc:Choice>
-          <mc:Fallback xmlns:oel="http://schemas.microsoft.com/office/2019/extlst" xmlns:w16du="http://schemas.microsoft.com/office/word/2023/wordml/word16du" xmlns:w16sdtfl="http://schemas.microsoft.com/office/word/2024/wordml/sdtformatlock" xmlns:asvg="http://schemas.microsoft.com/office/drawing/2016/SVG/main" xmlns:a14="http://schemas.microsoft.com/office/drawing/2010/main" xmlns:pic="http://schemas.openxmlformats.org/drawingml/2006/picture" xmlns:adec="http://schemas.microsoft.com/office/drawing/2017/decorative" xmlns:a="http://schemas.openxmlformats.org/drawingml/2006/main">
+          <mc:Fallback xmlns:asvg="http://schemas.microsoft.com/office/drawing/2016/SVG/main" xmlns:a14="http://schemas.microsoft.com/office/drawing/2010/main" xmlns:pic="http://schemas.openxmlformats.org/drawingml/2006/picture" xmlns:adec="http://schemas.microsoft.com/office/drawing/2017/decorative" xmlns:a="http://schemas.openxmlformats.org/drawingml/2006/main">
             <w:pict>
               <v:rect id="Rectángulo 3" style="position:absolute;margin-left:-55.95pt;margin-top:26.4pt;width:613.85pt;height:164.25pt;z-index:-251655168;visibility:visible;mso-wrap-style:square;mso-height-percent:0;mso-wrap-distance-left:9pt;mso-wrap-distance-top:0;mso-wrap-distance-right:9pt;mso-wrap-distance-bottom:0;mso-position-horizontal:absolute;mso-position-horizontal-relative:text;mso-position-vertical:absolute;mso-position-vertical-relative:text;mso-height-percent:0;mso-height-relative:margin;v-text-anchor:middle" alt="&quot;&quot;" o:spid="_x0000_s1026" fillcolor="#00314d" stroked="f" strokeweight="1pt" w14:anchorId="0E3BCBB5" o:gfxdata="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"/>
             </w:pict>
@@ -499,7 +499,7 @@
     <w:p>
       <w:pPr>
         <w:pBdr>
-          <w:bottom w:val="single" w:sz="12" w:space="1" w:color="auto"/>
+          <w:bottom w:val="single" w:color="auto" w:sz="12" w:space="1"/>
         </w:pBdr>
         <w:ind w:firstLine="1"/>
         <w:rPr>
@@ -543,9 +543,15 @@
     </w:p>
     <w:sdt>
       <w:sdtPr>
-        <w:rPr>
-          <w:rFonts w:asciiTheme="minorHAnsi" w:eastAsiaTheme="minorEastAsia" w:hAnsiTheme="minorHAnsi" w:cstheme="minorBidi"/>
+        <w:id w:val="-1852639233"/>
+        <w:docPartObj>
+          <w:docPartGallery w:val="Table of Contents"/>
+          <w:docPartUnique/>
+        </w:docPartObj>
+        <w:rPr>
+          <w:rFonts w:ascii="Calibri" w:hAnsi="Calibri" w:eastAsia="游明朝" w:cs="Arial" w:asciiTheme="minorAscii" w:hAnsiTheme="minorAscii" w:eastAsiaTheme="minorEastAsia" w:cstheme="minorBidi"/>
           <w:b w:val="0"/>
+          <w:bCs w:val="0"/>
           <w:color w:val="auto"/>
           <w:kern w:val="2"/>
           <w:sz w:val="28"/>
@@ -553,13 +559,18 @@
           <w:lang w:eastAsia="en-US"/>
           <w14:ligatures w14:val="standardContextual"/>
         </w:rPr>
-        <w:id w:val="-1852639233"/>
-        <w:docPartObj>
-          <w:docPartGallery w:val="Table of Contents"/>
-          <w:docPartUnique/>
-        </w:docPartObj>
       </w:sdtPr>
-      <w:sdtEndPr/>
+      <w:sdtEndPr>
+        <w:rPr>
+          <w:rFonts w:ascii="Calibri" w:hAnsi="Calibri" w:eastAsia="游明朝" w:cs="Arial" w:asciiTheme="minorAscii" w:hAnsiTheme="minorAscii" w:eastAsiaTheme="minorEastAsia" w:cstheme="minorBidi"/>
+          <w:b w:val="0"/>
+          <w:bCs w:val="0"/>
+          <w:color w:val="auto"/>
+          <w:sz w:val="28"/>
+          <w:szCs w:val="28"/>
+          <w:lang w:eastAsia="en-US"/>
+        </w:rPr>
+      </w:sdtEndPr>
       <w:sdtContent>
         <w:p>
           <w:pPr>
@@ -595,7 +606,7 @@
           <w:r>
             <w:fldChar w:fldCharType="separate"/>
           </w:r>
-          <w:hyperlink w:anchor="_Toc229733776" w:history="1">
+          <w:hyperlink w:history="1" w:anchor="_Toc229733776">
             <w:r>
               <w:rPr>
                 <w:rStyle w:val="Hipervnculo"/>
@@ -667,7 +678,7 @@
               <w:lang w:eastAsia="es-CO"/>
             </w:rPr>
           </w:pPr>
-          <w:hyperlink w:anchor="_Toc229733777" w:history="1">
+          <w:hyperlink w:history="1" w:anchor="_Toc229733777">
             <w:r>
               <w:rPr>
                 <w:rStyle w:val="Hipervnculo"/>
@@ -739,7 +750,7 @@
               <w:lang w:eastAsia="es-CO"/>
             </w:rPr>
           </w:pPr>
-          <w:hyperlink w:anchor="_Toc229733778" w:history="1">
+          <w:hyperlink w:history="1" w:anchor="_Toc229733778">
             <w:r>
               <w:rPr>
                 <w:rStyle w:val="Hipervnculo"/>
@@ -811,7 +822,7 @@
               <w:lang w:eastAsia="es-CO"/>
             </w:rPr>
           </w:pPr>
-          <w:hyperlink w:anchor="_Toc229733779" w:history="1">
+          <w:hyperlink w:history="1" w:anchor="_Toc229733779">
             <w:r>
               <w:rPr>
                 <w:rStyle w:val="Hipervnculo"/>
@@ -883,7 +894,7 @@
               <w:lang w:eastAsia="es-CO"/>
             </w:rPr>
           </w:pPr>
-          <w:hyperlink w:anchor="_Toc229733780" w:history="1">
+          <w:hyperlink w:history="1" w:anchor="_Toc229733780">
             <w:r>
               <w:rPr>
                 <w:rStyle w:val="Hipervnculo"/>
@@ -955,7 +966,7 @@
               <w:lang w:eastAsia="es-CO"/>
             </w:rPr>
           </w:pPr>
-          <w:hyperlink w:anchor="_Toc229733781" w:history="1">
+          <w:hyperlink w:history="1" w:anchor="_Toc229733781">
             <w:r>
               <w:rPr>
                 <w:rStyle w:val="Hipervnculo"/>
@@ -1027,7 +1038,7 @@
               <w:lang w:eastAsia="es-CO"/>
             </w:rPr>
           </w:pPr>
-          <w:hyperlink w:anchor="_Toc229733782" w:history="1">
+          <w:hyperlink w:history="1" w:anchor="_Toc229733782">
             <w:r>
               <w:rPr>
                 <w:rStyle w:val="Hipervnculo"/>
@@ -1099,7 +1110,7 @@
               <w:lang w:eastAsia="es-CO"/>
             </w:rPr>
           </w:pPr>
-          <w:hyperlink w:anchor="_Toc229733783" w:history="1">
+          <w:hyperlink w:history="1" w:anchor="_Toc229733783">
             <w:r>
               <w:rPr>
                 <w:rStyle w:val="Hipervnculo"/>
@@ -1171,7 +1182,7 @@
               <w:lang w:eastAsia="es-CO"/>
             </w:rPr>
           </w:pPr>
-          <w:hyperlink w:anchor="_Toc229733784" w:history="1">
+          <w:hyperlink w:history="1" w:anchor="_Toc229733784">
             <w:r>
               <w:rPr>
                 <w:rStyle w:val="Hipervnculo"/>
@@ -1243,7 +1254,7 @@
               <w:lang w:eastAsia="es-CO"/>
             </w:rPr>
           </w:pPr>
-          <w:hyperlink w:anchor="_Toc229733785" w:history="1">
+          <w:hyperlink w:history="1" w:anchor="_Toc229733785">
             <w:r>
               <w:rPr>
                 <w:rStyle w:val="Hipervnculo"/>
@@ -1315,7 +1326,7 @@
               <w:lang w:eastAsia="es-CO"/>
             </w:rPr>
           </w:pPr>
-          <w:hyperlink w:anchor="_Toc229733786" w:history="1">
+          <w:hyperlink w:history="1" w:anchor="_Toc229733786">
             <w:r>
               <w:rPr>
                 <w:rStyle w:val="Hipervnculo"/>
@@ -1387,7 +1398,7 @@
               <w:lang w:eastAsia="es-CO"/>
             </w:rPr>
           </w:pPr>
-          <w:hyperlink w:anchor="_Toc229733787" w:history="1">
+          <w:hyperlink w:history="1" w:anchor="_Toc229733787">
             <w:r>
               <w:rPr>
                 <w:rStyle w:val="Hipervnculo"/>
@@ -1459,7 +1470,7 @@
               <w:lang w:eastAsia="es-CO"/>
             </w:rPr>
           </w:pPr>
-          <w:hyperlink w:anchor="_Toc229733788" w:history="1">
+          <w:hyperlink w:history="1" w:anchor="_Toc229733788">
             <w:r>
               <w:rPr>
                 <w:rStyle w:val="Hipervnculo"/>
@@ -1531,7 +1542,7 @@
               <w:lang w:eastAsia="es-CO"/>
             </w:rPr>
           </w:pPr>
-          <w:hyperlink w:anchor="_Toc229733789" w:history="1">
+          <w:hyperlink w:history="1" w:anchor="_Toc229733789">
             <w:r>
               <w:rPr>
                 <w:rStyle w:val="Hipervnculo"/>
@@ -1578,7 +1589,7 @@
                 <w:noProof/>
                 <w:webHidden/>
               </w:rPr>
-              <w:t>45</w:t>
+              <w:t>44</w:t>
             </w:r>
             <w:r>
               <w:rPr>
@@ -1603,7 +1614,7 @@
               <w:lang w:eastAsia="es-CO"/>
             </w:rPr>
           </w:pPr>
-          <w:hyperlink w:anchor="_Toc229733790" w:history="1">
+          <w:hyperlink w:history="1" w:anchor="_Toc229733790">
             <w:r>
               <w:rPr>
                 <w:rStyle w:val="Hipervnculo"/>
@@ -1675,7 +1686,7 @@
               <w:lang w:eastAsia="es-CO"/>
             </w:rPr>
           </w:pPr>
-          <w:hyperlink w:anchor="_Toc229733791" w:history="1">
+          <w:hyperlink w:history="1" w:anchor="_Toc229733791">
             <w:r>
               <w:rPr>
                 <w:rStyle w:val="Hipervnculo"/>
@@ -1747,7 +1758,7 @@
               <w:lang w:eastAsia="es-CO"/>
             </w:rPr>
           </w:pPr>
-          <w:hyperlink w:anchor="_Toc229733792" w:history="1">
+          <w:hyperlink w:history="1" w:anchor="_Toc229733792">
             <w:r>
               <w:rPr>
                 <w:rStyle w:val="Hipervnculo"/>
@@ -1819,7 +1830,7 @@
               <w:lang w:eastAsia="es-CO"/>
             </w:rPr>
           </w:pPr>
-          <w:hyperlink w:anchor="_Toc229733793" w:history="1">
+          <w:hyperlink w:history="1" w:anchor="_Toc229733793">
             <w:r>
               <w:rPr>
                 <w:rStyle w:val="Hipervnculo"/>
@@ -1891,7 +1902,7 @@
               <w:lang w:eastAsia="es-CO"/>
             </w:rPr>
           </w:pPr>
-          <w:hyperlink w:anchor="_Toc229733794" w:history="1">
+          <w:hyperlink w:history="1" w:anchor="_Toc229733794">
             <w:r>
               <w:rPr>
                 <w:rStyle w:val="Hipervnculo"/>
@@ -1963,7 +1974,7 @@
               <w:lang w:eastAsia="es-CO"/>
             </w:rPr>
           </w:pPr>
-          <w:hyperlink w:anchor="_Toc229733795" w:history="1">
+          <w:hyperlink w:history="1" w:anchor="_Toc229733795">
             <w:r>
               <w:rPr>
                 <w:rStyle w:val="Hipervnculo"/>
@@ -2035,7 +2046,7 @@
               <w:lang w:eastAsia="es-CO"/>
             </w:rPr>
           </w:pPr>
-          <w:hyperlink w:anchor="_Toc229733796" w:history="1">
+          <w:hyperlink w:history="1" w:anchor="_Toc229733796">
             <w:r>
               <w:rPr>
                 <w:rStyle w:val="Hipervnculo"/>
@@ -2107,7 +2118,7 @@
               <w:lang w:eastAsia="es-CO"/>
             </w:rPr>
           </w:pPr>
-          <w:hyperlink w:anchor="_Toc229733797" w:history="1">
+          <w:hyperlink w:history="1" w:anchor="_Toc229733797">
             <w:r>
               <w:rPr>
                 <w:rStyle w:val="Hipervnculo"/>
@@ -2176,7 +2187,7 @@
       <w:pPr>
         <w:pStyle w:val="Titulosgenerales"/>
       </w:pPr>
-      <w:bookmarkStart w:id="0" w:name="_Toc229733776"/>
+      <w:bookmarkStart w:name="_Toc229733776" w:id="0"/>
       <w:r>
         <w:lastRenderedPageBreak/>
         <w:t>Introducción</w:t>
@@ -2352,7 +2363,7 @@
       <w:pPr>
         <w:pStyle w:val="Ttulo1"/>
       </w:pPr>
-      <w:bookmarkStart w:id="1" w:name="_Toc229733777"/>
+      <w:bookmarkStart w:name="_Toc229733777" w:id="1"/>
       <w:r>
         <w:lastRenderedPageBreak/>
         <w:t>Desarrollo visual de interfaces digitales</w:t>
@@ -2408,7 +2419,7 @@
       <w:pPr>
         <w:pStyle w:val="Ttulo2"/>
       </w:pPr>
-      <w:bookmarkStart w:id="2" w:name="_Toc229733778"/>
+      <w:bookmarkStart w:name="_Toc229733778" w:id="2"/>
       <w:r>
         <w:t>Imagen corporativa y línea gráfica del proyecto</w:t>
       </w:r>
@@ -2640,7 +2651,7 @@
       <w:pPr>
         <w:pStyle w:val="Ttulo2"/>
       </w:pPr>
-      <w:bookmarkStart w:id="3" w:name="_Toc229733779"/>
+      <w:bookmarkStart w:name="_Toc229733779" w:id="3"/>
       <w:r>
         <w:t>Definición del objetivo visual de la interfaz</w:t>
       </w:r>
@@ -3150,7 +3161,7 @@
       <w:pPr>
         <w:pStyle w:val="Ttulo2"/>
       </w:pPr>
-      <w:bookmarkStart w:id="4" w:name="_Toc229733780"/>
+      <w:bookmarkStart w:name="_Toc229733780" w:id="4"/>
       <w:r>
         <w:t>Construcción de la estructura gráfica</w:t>
       </w:r>
@@ -3478,6 +3489,7 @@
       </w:r>
       <w:r>
         <w:rPr>
+          <w:rStyle w:val="Extranjerismo"/>
           <w:lang w:val="es-419" w:eastAsia="es-CO"/>
         </w:rPr>
         <w:t>Aura Flow</w:t>
@@ -3628,7 +3640,7 @@
       <w:pPr>
         <w:pStyle w:val="Ttulo2"/>
       </w:pPr>
-      <w:bookmarkStart w:id="5" w:name="_Toc229733781"/>
+      <w:bookmarkStart w:name="_Toc229733781" w:id="5"/>
       <w:r>
         <w:t>Aplicación de criterios cromáticos y tipográficos</w:t>
       </w:r>
@@ -4002,7 +4014,7 @@
       <w:pPr>
         <w:pStyle w:val="Ttulo2"/>
       </w:pPr>
-      <w:bookmarkStart w:id="6" w:name="_Toc229733782"/>
+      <w:bookmarkStart w:name="_Toc229733782" w:id="6"/>
       <w:r>
         <w:t>Integración de recursos gráficos</w:t>
       </w:r>
@@ -4279,7 +4291,7 @@
       <w:pPr>
         <w:pStyle w:val="Ttulo2"/>
       </w:pPr>
-      <w:bookmarkStart w:id="7" w:name="_Toc229733783"/>
+      <w:bookmarkStart w:name="_Toc229733783" w:id="7"/>
       <w:r>
         <w:t>Construcción aplicada en productos multimedia</w:t>
       </w:r>
@@ -4297,13 +4309,6 @@
         </w:rPr>
         <w:t>En el desarrollo de productos multimedia interactivos, la definición de una línea gráfica constituye un proceso fundamental para garantizar coherencia visual, claridad comunicativa y continuidad en la experiencia de interacción del usuario. En este videotutorial se presentará un ejercicio aplicado orientado a la construcción de una línea gráfica institucional, tomando como referencia criterios de identidad visual del SENA. A través de la demostración práctica se explicará la selección de la paleta cromática, la definición de estilos tipográficos, la organización compositiva de los elementos gráficos y la integración de recursos visuales dentro de una interfaz digital. Este recorrido permitirá comprender cómo los principios del diseño visual se concretan en decisiones técnicas que orientan la producción de contenidos multimedia funcionales y coherentes.</w:t>
       </w:r>
-    </w:p>
-    <w:p>
-      <w:pPr>
-        <w:rPr>
-          <w:lang w:val="es-419" w:eastAsia="es-CO"/>
-        </w:rPr>
-      </w:pPr>
     </w:p>
     <w:p>
       <w:pPr>
@@ -4313,7 +4318,7 @@
           <w:lang w:val="es-419" w:eastAsia="es-CO"/>
         </w:rPr>
       </w:pPr>
-      <w:bookmarkStart w:id="8" w:name="_Hlk226621270"/>
+      <w:bookmarkStart w:name="_Hlk226621270" w:id="8"/>
       <w:r>
         <w:rPr>
           <w:lang w:val="es-419" w:eastAsia="es-CO"/>
@@ -4409,7 +4414,7 @@
           <w:b/>
         </w:rPr>
       </w:pPr>
-      <w:hyperlink r:id="rId18" w:history="1">
+      <w:hyperlink w:history="1" r:id="rId18">
         <w:r>
           <w:rPr>
             <w:rStyle w:val="Hipervnculo"/>
@@ -4441,9 +4446,6 @@
               </w:rPr>
             </w:pPr>
             <w:r>
-              <w:tab/>
-            </w:r>
-            <w:r>
               <w:rPr>
                 <w:b/>
               </w:rPr>
@@ -4562,7 +4564,7 @@
       <w:pPr>
         <w:pStyle w:val="Ttulo1"/>
       </w:pPr>
-      <w:bookmarkStart w:id="9" w:name="_Toc229733784"/>
+      <w:bookmarkStart w:name="_Toc229733784" w:id="9"/>
       <w:r>
         <w:lastRenderedPageBreak/>
         <w:t>Construcción de la experiencia de interacción</w:t>
@@ -4664,7 +4666,7 @@
           <w:noProof/>
         </w:rPr>
         <w:drawing>
-          <wp:inline distT="0" distB="0" distL="0" distR="0" wp14:anchorId="5DEE3AC1" wp14:editId="5A78A771">
+          <wp:inline distT="0" distB="0" distL="0" distR="0" wp14:anchorId="5DEE3AC1" wp14:editId="37E9F4D5">
             <wp:extent cx="4680000" cy="2632500"/>
             <wp:effectExtent l="0" t="0" r="6350" b="0"/>
             <wp:docPr id="9" name="Imagen 9">
@@ -4734,7 +4736,7 @@
           <w:b/>
         </w:rPr>
       </w:pPr>
-      <w:hyperlink r:id="rId20" w:history="1">
+      <w:hyperlink w:history="1" r:id="rId20">
         <w:r>
           <w:rPr>
             <w:rStyle w:val="Hipervnculo"/>
@@ -4769,7 +4771,7 @@
               <w:rPr>
                 <w:b/>
               </w:rPr>
-              <w:t>Síntesis</w:t>
+              <w:t>Transcripción</w:t>
             </w:r>
             <w:r>
               <w:rPr>
@@ -4967,7 +4969,7 @@
         <w:ind w:left="993" w:firstLine="0"/>
         <w:rPr>
           <w:rStyle w:val="Ttulo5Car"/>
-          <w:rFonts w:asciiTheme="minorHAnsi" w:eastAsiaTheme="minorHAnsi" w:hAnsiTheme="minorHAnsi" w:cstheme="minorBidi"/>
+          <w:rFonts w:asciiTheme="minorHAnsi" w:hAnsiTheme="minorHAnsi" w:eastAsiaTheme="minorHAnsi" w:cstheme="minorBidi"/>
           <w:b w:val="0"/>
           <w:color w:val="auto"/>
           <w:kern w:val="2"/>
@@ -5107,21 +5109,7 @@
         <w:rPr>
           <w:lang w:eastAsia="es-CO"/>
         </w:rPr>
-        <w:t xml:space="preserve"> Espacio complementario </w:t>
-      </w:r>
-      <w:proofErr w:type="gramStart"/>
-      <w:r>
-        <w:rPr>
-          <w:lang w:eastAsia="es-CO"/>
-        </w:rPr>
-        <w:t>de la interfaz ubicado</w:t>
-      </w:r>
-      <w:proofErr w:type="gramEnd"/>
-      <w:r>
-        <w:rPr>
-          <w:lang w:eastAsia="es-CO"/>
-        </w:rPr>
-        <w:t xml:space="preserve"> en el costado derecho de la pantalla. Allí se agrupan elementos informativos y de interacción secundaria, como actividad reciente, sugerencias de contenido, notificaciones </w:t>
+        <w:t xml:space="preserve"> Espacio complementario de la interfaz ubicado en el costado derecho de la pantalla. Allí se agrupan elementos informativos y de interacción secundaria, como actividad reciente, sugerencias de contenido, notificaciones </w:t>
       </w:r>
       <w:r>
         <w:rPr>
@@ -5177,7 +5165,7 @@
       <w:pPr>
         <w:pStyle w:val="Ttulo2"/>
       </w:pPr>
-      <w:bookmarkStart w:id="10" w:name="_Toc229733785"/>
+      <w:bookmarkStart w:name="_Toc229733785" w:id="10"/>
       <w:r>
         <w:lastRenderedPageBreak/>
         <w:t>Identificación del usuario y tareas</w:t>
@@ -5439,6 +5427,7 @@
       </w:r>
       <w:r>
         <w:rPr>
+          <w:rStyle w:val="Extranjerismo"/>
           <w:lang w:val="es-419" w:eastAsia="es-CO"/>
         </w:rPr>
         <w:t>Aura Flow</w:t>
@@ -5561,7 +5550,7 @@
       <w:pPr>
         <w:pStyle w:val="Ttulo2"/>
       </w:pPr>
-      <w:bookmarkStart w:id="11" w:name="_Toc229733786"/>
+      <w:bookmarkStart w:name="_Toc229733786" w:id="11"/>
       <w:r>
         <w:t>Organización estructural del contenido</w:t>
       </w:r>
@@ -5884,7 +5873,7 @@
       <w:pPr>
         <w:pStyle w:val="Ttulo2"/>
       </w:pPr>
-      <w:bookmarkStart w:id="12" w:name="_Toc229733787"/>
+      <w:bookmarkStart w:name="_Toc229733787" w:id="12"/>
       <w:r>
         <w:lastRenderedPageBreak/>
         <w:t>Representación estructural de la interfaz</w:t>
@@ -6197,37 +6186,35 @@
       </w:r>
       <w:r>
         <w:rPr>
+          <w:rStyle w:val="Extranjerismo"/>
+          <w:lang w:val="es-419" w:eastAsia="es-CO"/>
+        </w:rPr>
+        <w:t>Aura Flow</w:t>
+      </w:r>
+      <w:r>
+        <w:rPr>
+          <w:rFonts w:cstheme="minorHAnsi"/>
+          <w:lang w:val="es-419" w:eastAsia="es-CO"/>
+        </w:rPr>
+        <w:t xml:space="preserve">. En este caso, un </w:t>
+      </w:r>
+      <w:proofErr w:type="spellStart"/>
+      <w:r>
+        <w:rPr>
+          <w:rStyle w:val="Extranjerismo"/>
+          <w:rFonts w:cstheme="minorHAnsi"/>
+          <w:lang w:val="es-419" w:eastAsia="es-CO"/>
+        </w:rPr>
+        <w:t>wireframe</w:t>
+      </w:r>
+      <w:proofErr w:type="spellEnd"/>
+      <w:r>
+        <w:rPr>
           <w:rFonts w:cstheme="minorHAnsi"/>
           <w:i/>
           <w:iCs/>
           <w:lang w:val="es-419" w:eastAsia="es-CO"/>
         </w:rPr>
-        <w:t>Aura Flow</w:t>
-      </w:r>
-      <w:r>
-        <w:rPr>
-          <w:rFonts w:cstheme="minorHAnsi"/>
-          <w:lang w:val="es-419" w:eastAsia="es-CO"/>
-        </w:rPr>
-        <w:t xml:space="preserve">. En este caso, un </w:t>
-      </w:r>
-      <w:proofErr w:type="spellStart"/>
-      <w:r>
-        <w:rPr>
-          <w:rStyle w:val="Extranjerismo"/>
-          <w:rFonts w:cstheme="minorHAnsi"/>
-          <w:lang w:val="es-419" w:eastAsia="es-CO"/>
-        </w:rPr>
-        <w:t>wireframe</w:t>
-      </w:r>
-      <w:proofErr w:type="spellEnd"/>
-      <w:r>
-        <w:rPr>
-          <w:rFonts w:cstheme="minorHAnsi"/>
-          <w:i/>
-          <w:iCs/>
-          <w:lang w:val="es-419" w:eastAsia="es-CO"/>
-        </w:rPr>
         <w:t xml:space="preserve"> </w:t>
       </w:r>
       <w:r>
@@ -6273,9 +6260,7 @@
       </w:r>
       <w:r>
         <w:rPr>
-          <w:rFonts w:asciiTheme="minorHAnsi" w:hAnsiTheme="minorHAnsi" w:cstheme="minorHAnsi"/>
-          <w:i/>
-          <w:iCs/>
+          <w:rStyle w:val="Extranjerismo"/>
         </w:rPr>
         <w:t>Aura Flow</w:t>
       </w:r>
@@ -6359,7 +6344,7 @@
       <w:pPr>
         <w:pStyle w:val="Ttulo2"/>
       </w:pPr>
-      <w:bookmarkStart w:id="13" w:name="_Toc229733788"/>
+      <w:bookmarkStart w:name="_Toc229733788" w:id="13"/>
       <w:r>
         <w:t>Diseño del flujo interactivo</w:t>
       </w:r>
@@ -6622,8 +6607,7 @@
       </w:r>
       <w:r>
         <w:rPr>
-          <w:i/>
-          <w:iCs/>
+          <w:rStyle w:val="Extranjerismo"/>
         </w:rPr>
         <w:t>Aura Flow</w:t>
       </w:r>
@@ -6740,7 +6724,7 @@
           <w:noProof/>
         </w:rPr>
         <w:drawing>
-          <wp:inline distT="0" distB="0" distL="0" distR="0" wp14:anchorId="096FBB06" wp14:editId="66475AF0">
+          <wp:inline distT="0" distB="0" distL="0" distR="0" wp14:anchorId="096FBB06" wp14:editId="1794861E">
             <wp:extent cx="4680000" cy="2632500"/>
             <wp:effectExtent l="0" t="0" r="6350" b="0"/>
             <wp:docPr id="16" name="Imagen 16">
@@ -6806,35 +6790,32 @@
         <w:ind w:firstLine="0"/>
         <w:jc w:val="center"/>
         <w:rPr>
-          <w:rStyle w:val="Hipervnculo"/>
           <w:b/>
         </w:rPr>
       </w:pPr>
-      <w:r>
-        <w:rPr>
-          <w:b/>
-        </w:rPr>
-        <w:fldChar w:fldCharType="begin"/>
-      </w:r>
-      <w:r>
-        <w:rPr>
-          <w:b/>
-        </w:rPr>
-        <w:instrText>HYPERLINK "https://youtu.be/yCE8oIEDA3s"</w:instrText>
-      </w:r>
-      <w:r>
-        <w:rPr>
-          <w:b/>
-        </w:rPr>
-        <w:fldChar w:fldCharType="separate"/>
-      </w:r>
-      <w:r>
-        <w:rPr>
-          <w:rStyle w:val="Hipervnculo"/>
-          <w:b/>
-        </w:rPr>
-        <w:t>Enlace de reproducción del video</w:t>
-      </w:r>
+      <w:hyperlink w:history="1" r:id="rId28">
+        <w:r>
+          <w:rPr>
+            <w:rStyle w:val="Hipervnculo"/>
+            <w:b/>
+          </w:rPr>
+          <w:t>Enlace de reprod</w:t>
+        </w:r>
+        <w:r>
+          <w:rPr>
+            <w:rStyle w:val="Hipervnculo"/>
+            <w:b/>
+          </w:rPr>
+          <w:t>u</w:t>
+        </w:r>
+        <w:r>
+          <w:rPr>
+            <w:rStyle w:val="Hipervnculo"/>
+            <w:b/>
+          </w:rPr>
+          <w:t>cción del video</w:t>
+        </w:r>
+      </w:hyperlink>
     </w:p>
     <w:p>
       <w:pPr>
@@ -6846,12 +6827,6 @@
           <w:u w:val="none"/>
         </w:rPr>
       </w:pPr>
-      <w:r>
-        <w:rPr>
-          <w:b/>
-        </w:rPr>
-        <w:fldChar w:fldCharType="end"/>
-      </w:r>
     </w:p>
     <w:tbl>
       <w:tblPr>
@@ -6920,236 +6895,30 @@
           </w:tcPr>
           <w:p>
             <w:r>
-              <w:t xml:space="preserve">Hola, bienvenidos. En este video vamos a recorrer el proceso de construcción de la experiencia de usuario, también conocida como UX, y el flujo de navegación del </w:t>
+              <w:t xml:space="preserve">El video presenta el proceso de construcción de la experiencia de usuario (UX) y del flujo de navegación del aplicativo Campesina Radial, iniciativa del SENA </w:t>
             </w:r>
             <w:r>
               <w:lastRenderedPageBreak/>
-              <w:t>aplicativo Campesina Radial. Más allá de diseñar pantallas, el objetivo es crear una experiencia clara, intuitiva y útil para las personas que van a utilizar la aplicación. Para lograrlo, no comenzamos diseñando, sino entendiendo al usuario, sus necesidades y la forma en que interactúa con el contenido.</w:t>
+              <w:t>orientada a facilitar el acceso a contenidos educativos mediante formatos de audio. A lo largo del material se explica la importancia de diseñar soluciones centradas en el usuario, considerando sus necesidades, comportamientos, contexto de uso y nivel de alfabetización digital.</w:t>
             </w:r>
           </w:p>
           <w:p>
             <w:r>
-              <w:t>A lo largo del video veremos cómo pasar de una idea a una estructura funcional siguiendo una metodología paso a paso.</w:t>
+              <w:t xml:space="preserve">Asimismo, se describen las etapas principales del proceso de diseño UX, entre ellas: definición de usuarios objetivo, identificación de tareas clave y secundarias, construcción del inventario de vistas, diseño del flujo de navegación, elaboración de </w:t>
+            </w:r>
+            <w:r>
+              <w:rPr>
+                <w:rStyle w:val="Extranjerismo"/>
+              </w:rPr>
+              <w:t>wireframes</w:t>
+            </w:r>
+            <w:r>
+              <w:t xml:space="preserve"> de baja fidelidad y desarrollo de prototipos de alta fidelidad. También se abordan aspectos relacionados con accesibilidad, estructura visual, jerarquía tipográfica, componentes reutilizables e interacciones de la interfaz.</w:t>
             </w:r>
           </w:p>
           <w:p>
             <w:r>
-              <w:t>Como primera medida, es necesario comprender qué es Campesina Radial y cuál es su propósito. Campesina, a nivel general, es una iniciativa de SENA enfocada en fortalecer el aprendizaje a través de contenidos educativos. Esto implica entender qué tipo de contenido ofrece, cómo lo consumen los usuarios y qué valor aporta dentro del proceso formativo. Campesina Radial busca acercar el conocimiento de forma accesible y dinámica, por lo que la experiencia debe facilitar el acceso, la reproducción y la exploración del contenido. En este contexto, las decisiones de diseño responden mejor a las necesidades reales del proyecto.</w:t>
-            </w:r>
-          </w:p>
-          <w:p>
-            <w:r>
-              <w:t>Etapa 1. Definir el usuario objetivo.</w:t>
-            </w:r>
-          </w:p>
-          <w:p>
-            <w:r>
-              <w:t>Todo el proceso de diseño centrado en el usuario comienza con una pregunta clave: ¿quién va a usar esta aplicación y en qué contexto? Definir el usuario objetivo no solo es describir un perfil general, sino entender sus comportamientos, expectativas y limitaciones.</w:t>
-            </w:r>
-          </w:p>
-          <w:p>
-            <w:r>
-              <w:t xml:space="preserve">Para Campesina Radial, identificamos dos tipos de usuarios. El primero son los aprendices de SENA que usan contenido educativo accesible. Y el segundo, instructores que desean difundir información o programas. Además de esto, es importante considerar el nivel de alfabetización digital de los usuarios, el tipo de </w:t>
-            </w:r>
-            <w:r>
-              <w:lastRenderedPageBreak/>
-              <w:t>dispositivo que utilizan, el contexto de uso y, además de ello, qué contenidos utilizan mientras están realizando otro tipo de actividades. Este análisis nos permite tomar decisiones de diseño más acertadas desde el inicio.</w:t>
-            </w:r>
-          </w:p>
-          <w:p>
-            <w:r>
-              <w:t>A partir de la definición de los usuarios objetivos, se pueden establecer los siguientes requerimientos. Primero, el acceso al contenido del aplicativo no debe depender del estado de la conectividad. Segundo, el aplicativo debe ser operativo bajo las condiciones del entorno del campo. Tercero, debe brindar acceso a múltiples cursos y, por último, el audio debe ser el canal principal para impartir conocimientos.</w:t>
-            </w:r>
-          </w:p>
-          <w:p>
-            <w:r>
-              <w:t>Etapa 2. Identificar tareas clave.</w:t>
-            </w:r>
-          </w:p>
-          <w:p>
-            <w:r>
-              <w:t>Una vez sabemos quién es el usuario, el siguiente paso es entender qué necesita hacer dentro de la aplicación. Aquí es donde definimos las tareas clave, que son las acciones principales que el usuario quiere completar de forma rápida y sin fricción.</w:t>
-            </w:r>
-          </w:p>
-          <w:p>
-            <w:r>
-              <w:t>Para el caso de Campesina Radial, identificamos que las tareas de alta frecuencia son seleccionar y abrir un curso, reproducir sin problema un podcast, navegar fácilmente entre cursos independientemente de la vista en la que se encuentre. Este paso es crucial porque nos ayuda a priorizar funcionalidades. No todo es igual de importante y una buena experiencia depende de facilitar lo esencial.</w:t>
-            </w:r>
-          </w:p>
-          <w:p>
-            <w:r>
-              <w:t xml:space="preserve">Asimismo, identificamos y categorizamos como tareas secundarias las siguientes: consultar el glosario, abrir la cartilla PDF para consultar el material complementario y progreso de los audios completados por curso. Por último, se </w:t>
-            </w:r>
-            <w:r>
-              <w:lastRenderedPageBreak/>
-              <w:t>establecieron como tareas terciarias realizar la actividad evaluativa y consultar quiénes elaboraron el material pedagógico a través de los créditos.</w:t>
-            </w:r>
-          </w:p>
-          <w:p>
-            <w:r>
-              <w:t>Etapa 3. Crear inventarios de vistas.</w:t>
-            </w:r>
-          </w:p>
-          <w:p>
-            <w:r>
-              <w:t>Con las tareas claras, pasamos a definir qué pantallas necesita la aplicación para funcionar correctamente. El inventario de vistas es básicamente una lista estructurada de todas las pantallas que compondrán la aplicación. Por ejemplo: pantalla de inicio, donde el usuario descubre el contenido; lista de categorías para explorar temas; lista de programas disponibles; reproductor de audio.</w:t>
-            </w:r>
-          </w:p>
-          <w:p>
-            <w:r>
-              <w:t>Este ejercicio nos permite organizar la información y asegurarnos de que cada tarea tiene un espacio dentro de la aplicación. También evita duplicidades y ayuda a mantener una estructura coherente.</w:t>
-            </w:r>
-          </w:p>
-          <w:p>
-            <w:r>
-              <w:t>Etapa 4. Construir flujo de navegación.</w:t>
-            </w:r>
-          </w:p>
-          <w:p>
-            <w:r>
-              <w:t>En este punto ya sabemos qué pantallas existen, pero ahora debemos definir cómo se conectan entre sí. El flujo de navegación representa el camino que sigue el usuario para completar una tarea. Por ejemplo, desde la pantalla de inicio, seleccionar un programa, acceder al reproductor; o desde categorías, elegir un tema, explorar programas y reproducir el contenido.</w:t>
-            </w:r>
-          </w:p>
-          <w:p>
-            <w:r>
-              <w:t>Un buen flujo de navegación debe ser intuitivo para que no requiera explicación, eficiente y consistente, manteniendo patrones similares en toda la aplicación. Es aquí donde realmente se construye la experiencia de usuario.</w:t>
-            </w:r>
-          </w:p>
-          <w:p>
-            <w:r>
-              <w:t xml:space="preserve">Etapa 5. Diseño de </w:t>
-            </w:r>
-            <w:proofErr w:type="spellStart"/>
-            <w:r>
-              <w:rPr>
-                <w:rStyle w:val="Extranjerismo"/>
-                <w:rFonts w:ascii="Calibri" w:hAnsi="Calibri" w:cs="Calibri"/>
-                <w:lang w:val="es-CO"/>
-              </w:rPr>
-              <w:t>wireframes</w:t>
-            </w:r>
-            <w:proofErr w:type="spellEnd"/>
-            <w:r>
-              <w:rPr>
-                <w:rStyle w:val="Extranjerismo"/>
-                <w:lang w:val="es-CO"/>
-              </w:rPr>
-              <w:t xml:space="preserve"> </w:t>
-            </w:r>
-            <w:r>
-              <w:t>de baja fidelidad.</w:t>
-            </w:r>
-          </w:p>
-          <w:p>
-            <w:r>
-              <w:lastRenderedPageBreak/>
-              <w:t xml:space="preserve">Una vez definimos el flujo, pasamos a visualizar las ideas mediante </w:t>
-            </w:r>
-            <w:proofErr w:type="spellStart"/>
-            <w:r>
-              <w:rPr>
-                <w:rFonts w:ascii="Calibri" w:hAnsi="Calibri" w:cs="Calibri"/>
-              </w:rPr>
-              <w:t>wireframes</w:t>
-            </w:r>
-            <w:proofErr w:type="spellEnd"/>
-            <w:r>
-              <w:rPr>
-                <w:rFonts w:ascii="Calibri" w:hAnsi="Calibri" w:cs="Calibri"/>
-              </w:rPr>
-              <w:t>.</w:t>
-            </w:r>
-            <w:r>
-              <w:t xml:space="preserve"> Los </w:t>
-            </w:r>
-            <w:proofErr w:type="spellStart"/>
-            <w:r>
-              <w:rPr>
-                <w:rStyle w:val="Extranjerismo"/>
-                <w:rFonts w:ascii="Calibri" w:hAnsi="Calibri" w:cs="Calibri"/>
-                <w:lang w:val="es-CO"/>
-              </w:rPr>
-              <w:t>wireframes</w:t>
-            </w:r>
-            <w:proofErr w:type="spellEnd"/>
-            <w:r>
-              <w:t xml:space="preserve"> son representaciones simples de las pantallas, sin diseño visual detallado, que se enfocan en la estructura y organización del contenido.</w:t>
-            </w:r>
-          </w:p>
-          <w:p>
-            <w:r>
-              <w:t xml:space="preserve">En esta etapa definimos dónde se ubican los botones, cómo se distribuye la información y qué elementos tienen mayor jerarquía visual. Lo importante aquí es iterar rápidamente. No buscamos perfección, sino validar que la navegación y la estructura funcionen correctamente. Se pueden hacer en papel, pizarras o herramientas digitales como </w:t>
-            </w:r>
-            <w:proofErr w:type="spellStart"/>
-            <w:r>
-              <w:t>Figma</w:t>
-            </w:r>
-            <w:proofErr w:type="spellEnd"/>
-            <w:r>
-              <w:t>.</w:t>
-            </w:r>
-          </w:p>
-          <w:p>
-            <w:r>
-              <w:t>Etapa 6. Prototipos de alta fidelidad.</w:t>
-            </w:r>
-          </w:p>
-          <w:p>
-            <w:r>
-              <w:t>En esta fase se desarrollan prototipos de alta fidelidad donde la propuesta toma una forma muy cercana al producto final. Aquí se aborda el diseño visual entendiendo el color como un sistema. Se definen variables como tonos, con roles claros como primarios, secundarios, neutros y estados como éxito, advertencia o error, cada uno con sus variantes para distintos contextos. También se establecen niveles de contraste que garanticen legibilidad y accesibilidad y se define cómo el color interactúa con textos, fondos y elementos de la interfaz.</w:t>
-            </w:r>
-          </w:p>
-          <w:p>
-            <w:r>
-              <w:t>También se define con precisión la tipografía y su comportamiento dentro de la interfaz. No se trata solo de elegir una fuente, sino de construir una lógica clara: tamaños, pesos, interlineados y espaciados organizados mediante una escala tipográfica consistente. Esta escala permite establecer jerarquías visuales sólidas, como títulos, subtítulos y cuerpos de texto, garantizando así legibilidad, ritmo visual y coherencia en todas las pantallas.</w:t>
-            </w:r>
-          </w:p>
-          <w:p>
-            <w:r>
-              <w:lastRenderedPageBreak/>
-              <w:t>Capítulo 6. Diseño de prototipos.</w:t>
-            </w:r>
-          </w:p>
-          <w:p>
-            <w:r>
-              <w:t>Desde esta base, se da paso a la creación de componentes. Cada elemento de la interfaz, botones</w:t>
-            </w:r>
-            <w:r>
-              <w:rPr>
-                <w:rStyle w:val="Extranjerismo"/>
-                <w:lang w:val="es-CO"/>
-              </w:rPr>
-              <w:t>, inputs,</w:t>
-            </w:r>
-            <w:r>
-              <w:t xml:space="preserve"> tarjetas, menús, se diseña como una pieza reutilizable dentro del sistema. Aquí no solo se define su apariencia, sino también sus estados: reposo, </w:t>
-            </w:r>
-            <w:proofErr w:type="spellStart"/>
-            <w:r>
-              <w:rPr>
-                <w:rStyle w:val="Extranjerismo"/>
-                <w:lang w:val="es-CO"/>
-              </w:rPr>
-              <w:t>hover</w:t>
-            </w:r>
-            <w:proofErr w:type="spellEnd"/>
-            <w:r>
-              <w:t>, activo, enfocado, deshabilitado, entre otros. Estos estados aseguran que la interfaz responda de manera clara y predecible a la interacción del usuario.</w:t>
-            </w:r>
-          </w:p>
-          <w:p>
-            <w:r>
-              <w:t>Finalmente, se estructuran las interacciones y el contenido. Se establecen comportamientos como transiciones, animaciones y respuestas visuales que acompañan las acciones del usuario, reforzando la experiencia. Al mismo tiempo, se organiza la información bajo una estructura clara de contenido, donde cada elemento tiene un propósito, una jerarquía y una relación definida con el resto del sistema.</w:t>
-            </w:r>
-          </w:p>
-          <w:p>
-            <w:r>
-              <w:t>Finalmente, es importante justificar por qué diseñamos la aplicación de cierta manera. La usabilidad se basa en hacer que la aplicación sea fácil de aprender, eficiente de usar y agradable a la interacción. Diseñar la experiencia de usuario no se trata solo de la estética, sino de crear soluciones funcionales basadas en las necesidades reales de los usuarios.</w:t>
-            </w:r>
-          </w:p>
-          <w:p>
-            <w:r>
-              <w:t>Siguiendo estos pasos, podemos construir aplicaciones como la de Campesina Radial, productivas, eficientes y realmente útiles.</w:t>
+              <w:t>Finalmente, el video resalta la importancia de la usabilidad y de la construcción de experiencias intuitivas, eficientes y funcionales, orientadas a facilitar el acceso y la interacción con los contenidos educativos dentro de la aplicación Campesina Radial.</w:t>
             </w:r>
           </w:p>
         </w:tc>
@@ -7163,32 +6932,77 @@
           <w:numId w:val="0"/>
         </w:numPr>
         <w:ind w:left="360"/>
-        <w:rPr>
-          <w:lang w:val="es-CO"/>
-        </w:rPr>
-      </w:pPr>
-      <w:bookmarkStart w:id="14" w:name="_Toc229733789"/>
-    </w:p>
-    <w:p>
-      <w:pPr>
-        <w:rPr>
-          <w:lang w:eastAsia="es-CO"/>
-        </w:rPr>
-      </w:pPr>
-    </w:p>
-    <w:p>
-      <w:pPr>
-        <w:rPr>
-          <w:lang w:eastAsia="es-CO"/>
+      </w:pPr>
+      <w:bookmarkStart w:name="_Toc229733789" w:id="14"/>
+      <w:r>
+        <w:lastRenderedPageBreak/>
+        <w:tab/>
+      </w:r>
+      <w:r>
+        <w:tab/>
+      </w:r>
+      <w:r>
+        <w:tab/>
+      </w:r>
+      <w:r>
+        <w:tab/>
+      </w:r>
+      <w:r>
+        <w:tab/>
+      </w:r>
+    </w:p>
+    <w:p>
+      <w:pPr>
+        <w:rPr>
+          <w:lang w:val="es-419" w:eastAsia="es-CO"/>
+        </w:rPr>
+      </w:pPr>
+    </w:p>
+    <w:p>
+      <w:pPr>
+        <w:rPr>
+          <w:lang w:val="es-419" w:eastAsia="es-CO"/>
+        </w:rPr>
+      </w:pPr>
+    </w:p>
+    <w:p>
+      <w:pPr>
+        <w:rPr>
+          <w:lang w:val="es-419" w:eastAsia="es-CO"/>
+        </w:rPr>
+      </w:pPr>
+    </w:p>
+    <w:p>
+      <w:pPr>
+        <w:rPr>
+          <w:lang w:val="es-419" w:eastAsia="es-CO"/>
+        </w:rPr>
+      </w:pPr>
+    </w:p>
+    <w:p>
+      <w:pPr>
+        <w:rPr>
+          <w:lang w:val="es-419" w:eastAsia="es-CO"/>
+        </w:rPr>
+      </w:pPr>
+    </w:p>
+    <w:p>
+      <w:pPr>
+        <w:rPr>
+          <w:lang w:val="es-419" w:eastAsia="es-CO"/>
+        </w:rPr>
+      </w:pPr>
+    </w:p>
+    <w:p>
+      <w:pPr>
+        <w:rPr>
+          <w:lang w:val="es-419" w:eastAsia="es-CO"/>
         </w:rPr>
       </w:pPr>
     </w:p>
     <w:p>
       <w:pPr>
         <w:pStyle w:val="Ttulo1"/>
-        <w:rPr>
-          <w:lang w:val="es-CO"/>
-        </w:rPr>
       </w:pPr>
       <w:r>
         <w:lastRenderedPageBreak/>
@@ -7263,13 +7077,15 @@
     </w:p>
     <w:p>
       <w:pPr>
-        <w:rPr>
-          <w:lang w:val="es-419" w:eastAsia="es-CO"/>
-        </w:rPr>
-      </w:pPr>
-    </w:p>
-    <w:p>
-      <w:pPr>
+        <w:ind w:firstLine="0"/>
+        <w:rPr>
+          <w:lang w:val="es-419" w:eastAsia="es-CO"/>
+        </w:rPr>
+      </w:pPr>
+    </w:p>
+    <w:p>
+      <w:pPr>
+        <w:ind w:firstLine="0"/>
         <w:rPr>
           <w:lang w:val="es-419" w:eastAsia="es-CO"/>
         </w:rPr>
@@ -7333,7 +7149,7 @@
                     </pic:cNvPicPr>
                   </pic:nvPicPr>
                   <pic:blipFill rotWithShape="1">
-                    <a:blip r:embed="rId28">
+                    <a:blip r:embed="rId29">
                       <a:extLst>
                         <a:ext uri="{28A0092B-C50C-407E-A947-70E740481C1C}">
                           <a14:useLocalDpi xmlns:a14="http://schemas.microsoft.com/office/drawing/2010/main" val="0"/>
@@ -7379,7 +7195,7 @@
           <w:b/>
         </w:rPr>
       </w:pPr>
-      <w:hyperlink r:id="rId29" w:history="1">
+      <w:hyperlink w:history="1" r:id="rId30">
         <w:r>
           <w:rPr>
             <w:rStyle w:val="Hipervnculo"/>
@@ -7393,7 +7209,7 @@
         </w:rPr>
         <w:t xml:space="preserve"> de </w:t>
       </w:r>
-      <w:hyperlink r:id="rId30" w:history="1">
+      <w:hyperlink w:history="1" r:id="rId31">
         <w:r>
           <w:rPr>
             <w:rStyle w:val="Hipervnculo"/>
@@ -7430,9 +7246,6 @@
               </w:rPr>
             </w:pPr>
             <w:r>
-              <w:tab/>
-            </w:r>
-            <w:r>
               <w:rPr>
                 <w:b/>
                 <w:bCs/>
@@ -7644,7 +7457,7 @@
       <w:pPr>
         <w:pStyle w:val="Ttulo2"/>
       </w:pPr>
-      <w:bookmarkStart w:id="15" w:name="_Toc229733790"/>
+      <w:bookmarkStart w:name="_Toc229733790" w:id="15"/>
       <w:r>
         <w:t>Planificación narrativa y técnica</w:t>
       </w:r>
@@ -8310,11 +8123,9 @@
             <w:proofErr w:type="spellStart"/>
             <w:r>
               <w:rPr>
-                <w:i/>
-                <w:iCs/>
                 <w:color w:val="12263F"/>
                 <w:sz w:val="24"/>
-                <w:bdr w:val="none" w:sz="0" w:space="0" w:color="auto" w:frame="1"/>
+                <w:bdr w:val="none" w:color="auto" w:sz="0" w:space="0" w:frame="1"/>
                 <w:lang w:eastAsia="es-CO"/>
               </w:rPr>
               <w:t>tablet</w:t>
@@ -8326,7 +8137,15 @@
                 <w:sz w:val="24"/>
                 <w:lang w:eastAsia="es-CO"/>
               </w:rPr>
-              <w:t> con conexión a internet.</w:t>
+              <w:t> </w:t>
+            </w:r>
+            <w:r>
+              <w:rPr>
+                <w:color w:val="12263F"/>
+                <w:sz w:val="24"/>
+                <w:lang w:eastAsia="es-CO"/>
+              </w:rPr>
+              <w:t>con conexión a internet.</w:t>
             </w:r>
           </w:p>
         </w:tc>
@@ -8610,7 +8429,7 @@
       <w:pPr>
         <w:pStyle w:val="Ttulo2"/>
       </w:pPr>
-      <w:bookmarkStart w:id="16" w:name="_Toc229733791"/>
+      <w:bookmarkStart w:name="_Toc229733791" w:id="16"/>
       <w:r>
         <w:t>Producción audiovisual aplicada</w:t>
       </w:r>
@@ -8838,7 +8657,7 @@
       <w:pPr>
         <w:pStyle w:val="Ttulo2"/>
       </w:pPr>
-      <w:bookmarkStart w:id="17" w:name="_Toc229733792"/>
+      <w:bookmarkStart w:name="_Toc229733792" w:id="17"/>
       <w:r>
         <w:t>Desarrollo de animaciones funcionales</w:t>
       </w:r>
@@ -8961,7 +8780,7 @@
                     </pic:cNvPicPr>
                   </pic:nvPicPr>
                   <pic:blipFill rotWithShape="1">
-                    <a:blip r:embed="rId31">
+                    <a:blip r:embed="rId32">
                       <a:extLst>
                         <a:ext uri="{28A0092B-C50C-407E-A947-70E740481C1C}">
                           <a14:useLocalDpi xmlns:a14="http://schemas.microsoft.com/office/drawing/2010/main" val="0"/>
@@ -9010,7 +8829,7 @@
           <w:u w:val="none"/>
         </w:rPr>
       </w:pPr>
-      <w:hyperlink r:id="rId32" w:history="1">
+      <w:hyperlink w:history="1" r:id="rId33">
         <w:r>
           <w:rPr>
             <w:rStyle w:val="Hipervnculo"/>
@@ -9047,13 +8866,7 @@
                 <w:b/>
                 <w:bCs/>
               </w:rPr>
-              <w:t>T</w:t>
-            </w:r>
-            <w:r>
-              <w:rPr>
-                <w:b/>
-              </w:rPr>
-              <w:t>ranscripción</w:t>
+              <w:t>Síntesis</w:t>
             </w:r>
             <w:r>
               <w:rPr>
@@ -9263,7 +9076,7 @@
       <w:pPr>
         <w:pStyle w:val="Ttulo2"/>
       </w:pPr>
-      <w:bookmarkStart w:id="18" w:name="_Toc229733793"/>
+      <w:bookmarkStart w:name="_Toc229733793" w:id="18"/>
       <w:r>
         <w:lastRenderedPageBreak/>
         <w:t>Integración preliminar de recursos multimedia</w:t>
@@ -9375,13 +9188,13 @@
                     <pic:cNvPicPr/>
                   </pic:nvPicPr>
                   <pic:blipFill>
-                    <a:blip r:embed="rId33">
+                    <a:blip r:embed="rId34">
                       <a:extLst>
                         <a:ext uri="{28A0092B-C50C-407E-A947-70E740481C1C}">
                           <a14:useLocalDpi xmlns:a14="http://schemas.microsoft.com/office/drawing/2010/main" val="0"/>
                         </a:ext>
                         <a:ext uri="{96DAC541-7B7A-43D3-8B79-37D633B846F1}">
-                          <asvg:svgBlip xmlns:asvg="http://schemas.microsoft.com/office/drawing/2016/SVG/main" r:embed="rId34"/>
+                          <asvg:svgBlip xmlns:asvg="http://schemas.microsoft.com/office/drawing/2016/SVG/main" r:embed="rId35"/>
                         </a:ext>
                       </a:extLst>
                     </a:blip>
@@ -9575,7 +9388,7 @@
         <w:pStyle w:val="Video"/>
         <w:jc w:val="left"/>
       </w:pPr>
-      <w:bookmarkStart w:id="19" w:name="_Hlk226640358"/>
+      <w:bookmarkStart w:name="_Hlk226640358" w:id="19"/>
       <w:r>
         <w:t>Producción recursos audiovisuales</w:t>
       </w:r>
@@ -9592,7 +9405,7 @@
           <w:noProof/>
         </w:rPr>
         <w:drawing>
-          <wp:inline distT="0" distB="0" distL="0" distR="0" wp14:anchorId="3B560DA1" wp14:editId="4CE41D5D">
+          <wp:inline distT="0" distB="0" distL="0" distR="0" wp14:anchorId="3B560DA1" wp14:editId="61ABD197">
             <wp:extent cx="4680000" cy="2633200"/>
             <wp:effectExtent l="0" t="0" r="6350" b="0"/>
             <wp:docPr id="2" name="Imagen 2">
@@ -9621,7 +9434,7 @@
                     </pic:cNvPicPr>
                   </pic:nvPicPr>
                   <pic:blipFill>
-                    <a:blip r:embed="rId35" cstate="print">
+                    <a:blip r:embed="rId36" cstate="print">
                       <a:extLst>
                         <a:ext uri="{28A0092B-C50C-407E-A947-70E740481C1C}">
                           <a14:useLocalDpi xmlns:a14="http://schemas.microsoft.com/office/drawing/2010/main" val="0"/>
@@ -9662,7 +9475,7 @@
           <w:b/>
         </w:rPr>
       </w:pPr>
-      <w:hyperlink r:id="rId36" w:history="1">
+      <w:hyperlink w:history="1" r:id="rId37">
         <w:r>
           <w:rPr>
             <w:rStyle w:val="Hipervnculo"/>
@@ -9734,22 +9547,117 @@
           </w:tcPr>
           <w:p>
             <w:r>
-              <w:t>El video explica cómo se crea un video desde cero, mostrando cada una de las etapas del proceso de producción audiovisual. Primero se parte de una idea, la cual se organiza en un guion digital para definir cada escena. Luego esa idea se lleva a una representación visual mediante un storyboard, que permite anticipar cómo se desarrollará el video.</w:t>
+              <w:t>¿Alguna vez te has preguntado cómo se crea un video desde cero?</w:t>
             </w:r>
           </w:p>
           <w:p>
             <w:r>
-              <w:t>Después se realiza la búsqueda de recursos necesarios para la producción, como videos, imágenes o gráficos en pantalla. A continuación, se crean los elementos visuales que apoyan el contenido, entre ellos gráficos e íconos. Posteriormente se pasa a la etapa de animación, donde se integran imagen, texto y movimiento para dar vida al producto audiovisual.</w:t>
+              <w:t>Todo comienza con una idea que organizamos en un guion para definir cada escena.</w:t>
             </w:r>
           </w:p>
           <w:p>
-            <w:r>
-              <w:t>El proceso también incluye la edición de audio y efectos de sonido, ajustando la voz e incorporando música y efectos que enriquecen la experiencia del usuario. Una vez finalizado todo el trabajo, se exporta el proyecto para obtener el resultado final.</w:t>
+            <w:proofErr w:type="spellStart"/>
+            <w:r>
+              <w:t>History</w:t>
+            </w:r>
+            <w:proofErr w:type="spellEnd"/>
+            <w:r>
+              <w:t xml:space="preserve"> </w:t>
+            </w:r>
+            <w:proofErr w:type="spellStart"/>
+            <w:r>
+              <w:t>board</w:t>
+            </w:r>
+            <w:proofErr w:type="spellEnd"/>
+            <w:r>
+              <w:t xml:space="preserve"> </w:t>
             </w:r>
           </w:p>
           <w:p>
             <w:r>
-              <w:t>En la parte final, el video resalta la importancia de la imagen en el mundo digital como una herramienta clave para conectar con las personas. Se enfatiza que no solo importa que algo se vea bien, sino que también funcione y comunique con claridad. Finalmente, se presenta el programa del SENA “Desarrollo de Imágenes para la Interacción Digital”, descrito como una formación técnica orientada a crear contenido visual para las necesidades de las empresas modernas. Se menciona que en esta formación se aprenderá a producir proyectos de animación digital, integrar elementos multimedia y utilizar herramientas de diseño para dar vida a las ideas.</w:t>
+              <w:t xml:space="preserve">Luego llevamos esa idea a lo visual creando un </w:t>
+            </w:r>
+            <w:proofErr w:type="spellStart"/>
+            <w:r>
+              <w:t>history</w:t>
+            </w:r>
+            <w:proofErr w:type="spellEnd"/>
+            <w:r>
+              <w:t xml:space="preserve"> que nos permite ver cómo se desarrollará el</w:t>
+            </w:r>
+            <w:r>
+              <w:t xml:space="preserve"> </w:t>
+            </w:r>
+            <w:r>
+              <w:t xml:space="preserve">video. </w:t>
+            </w:r>
+          </w:p>
+          <w:p>
+            <w:r>
+              <w:t xml:space="preserve">Búsqueda de recursos </w:t>
+            </w:r>
+          </w:p>
+          <w:p>
+            <w:r>
+              <w:t>Después buscamos los recursos necesarios, ya sea en video, imágenes o gráficos en pantalla.</w:t>
+            </w:r>
+          </w:p>
+          <w:p>
+            <w:r>
+              <w:t xml:space="preserve">Gráficos </w:t>
+            </w:r>
+          </w:p>
+          <w:p>
+            <w:r>
+              <w:t>Creamos los elementos visuales como gráficos e iconos que apoyan el contenido.</w:t>
+            </w:r>
+          </w:p>
+          <w:p>
+            <w:r>
+              <w:t xml:space="preserve">Animación </w:t>
+            </w:r>
+          </w:p>
+          <w:p>
+            <w:r>
+              <w:t>En esta etapa damos vida a todo con animación, integrando imagen, texto y movimiento.</w:t>
+            </w:r>
+          </w:p>
+          <w:p>
+            <w:r>
+              <w:t>Edición de audio y efectos de sonido</w:t>
+            </w:r>
+          </w:p>
+          <w:p>
+            <w:r>
+              <w:t>También trabajamos el sonido ajustando la voz, agregando música y efectos que enriquecen la experiencia audiovisual. Exportación.</w:t>
+            </w:r>
+          </w:p>
+          <w:p>
+            <w:r>
+              <w:lastRenderedPageBreak/>
+              <w:t>Una vez listo, exportamos el proyecto para obtener el resultado final. Y así es como todo cobra vida. Este es el resultado final.</w:t>
+            </w:r>
+          </w:p>
+          <w:p>
+            <w:r>
+              <w:t>En un mundo digital, la imagen es la clave para conectar con las personas. No se trata solo de que algo se vea bien,</w:t>
+            </w:r>
+            <w:r>
+              <w:t xml:space="preserve"> </w:t>
+            </w:r>
+            <w:r>
+              <w:t>sino de que funcione y comunique con claridad. El Sena presenta el programa Desarrollo de imágenes para la interacción digital, una formación</w:t>
+            </w:r>
+            <w:r>
+              <w:t xml:space="preserve"> </w:t>
+            </w:r>
+            <w:r>
+              <w:t>técnica para crear el contenido visual que las empresas modernas necesitan.</w:t>
+            </w:r>
+          </w:p>
+          <w:p>
+            <w:r>
+              <w:t>Aprenderás a producir proyectos de animación digital, a integrar elementos multimedia y a usar herramientas de diseño para dar vida a tus ideas. te prepararás para diseñar.</w:t>
             </w:r>
           </w:p>
         </w:tc>
@@ -9779,6 +9687,55 @@
     </w:p>
     <w:p>
       <w:pPr>
+        <w:rPr>
+          <w:lang w:eastAsia="es-CO"/>
+        </w:rPr>
+      </w:pPr>
+    </w:p>
+    <w:p>
+      <w:pPr>
+        <w:rPr>
+          <w:lang w:eastAsia="es-CO"/>
+        </w:rPr>
+      </w:pPr>
+    </w:p>
+    <w:p>
+      <w:pPr>
+        <w:rPr>
+          <w:lang w:eastAsia="es-CO"/>
+        </w:rPr>
+      </w:pPr>
+    </w:p>
+    <w:p>
+      <w:pPr>
+        <w:rPr>
+          <w:lang w:eastAsia="es-CO"/>
+        </w:rPr>
+      </w:pPr>
+    </w:p>
+    <w:p>
+      <w:pPr>
+        <w:rPr>
+          <w:lang w:eastAsia="es-CO"/>
+        </w:rPr>
+      </w:pPr>
+    </w:p>
+    <w:p>
+      <w:pPr>
+        <w:rPr>
+          <w:lang w:eastAsia="es-CO"/>
+        </w:rPr>
+      </w:pPr>
+    </w:p>
+    <w:p>
+      <w:pPr>
+        <w:rPr>
+          <w:lang w:eastAsia="es-CO"/>
+        </w:rPr>
+      </w:pPr>
+    </w:p>
+    <w:p>
+      <w:pPr>
         <w:pStyle w:val="Video"/>
         <w:jc w:val="left"/>
         <w:rPr>
@@ -9789,6 +9746,7 @@
         <w:rPr>
           <w:lang w:eastAsia="es-CO"/>
         </w:rPr>
+        <w:lastRenderedPageBreak/>
         <w:t xml:space="preserve">¿Cómo se crea un </w:t>
       </w:r>
       <w:proofErr w:type="spellStart"/>
@@ -9827,7 +9785,7 @@
           <w:noProof/>
         </w:rPr>
         <w:drawing>
-          <wp:inline distT="0" distB="0" distL="0" distR="0" wp14:anchorId="45AD6568" wp14:editId="0B1F5A9E">
+          <wp:inline distT="0" distB="0" distL="0" distR="0" wp14:anchorId="45AD6568" wp14:editId="6BF99A92">
             <wp:extent cx="4680000" cy="2633199"/>
             <wp:effectExtent l="0" t="0" r="6350" b="0"/>
             <wp:docPr id="7" name="Imagen 7">
@@ -9856,7 +9814,7 @@
                     </pic:cNvPicPr>
                   </pic:nvPicPr>
                   <pic:blipFill>
-                    <a:blip r:embed="rId37" cstate="print">
+                    <a:blip r:embed="rId38" cstate="print">
                       <a:extLst>
                         <a:ext uri="{28A0092B-C50C-407E-A947-70E740481C1C}">
                           <a14:useLocalDpi xmlns:a14="http://schemas.microsoft.com/office/drawing/2010/main" val="0"/>
@@ -9897,7 +9855,7 @@
           <w:b/>
         </w:rPr>
       </w:pPr>
-      <w:hyperlink r:id="rId38" w:history="1">
+      <w:hyperlink w:history="1" r:id="rId39">
         <w:r>
           <w:rPr>
             <w:rStyle w:val="Hipervnculo"/>
@@ -9986,238 +9944,42 @@
           </w:tcPr>
           <w:p>
             <w:r>
-              <w:t xml:space="preserve">El video explica el proceso completo para crear un </w:t>
+              <w:t xml:space="preserve">El video presenta el proceso general para la creación de un </w:t>
             </w:r>
             <w:proofErr w:type="spellStart"/>
             <w:r>
-              <w:rPr>
-                <w:rStyle w:val="Extranjerismo"/>
-                <w:lang w:val="es-CO"/>
-              </w:rPr>
               <w:t>mailing</w:t>
             </w:r>
             <w:proofErr w:type="spellEnd"/>
             <w:r>
-              <w:t xml:space="preserve"> desde cero, desde la recepción de los insumos hasta la exportación final del producto animado. En primer lugar, se recibe la tarea junto con los requerimientos enviados por correo, como la tipografía, la paleta de colores, los logos y demás recursos necesarios. Luego se abre Adobe </w:t>
-            </w:r>
-            <w:proofErr w:type="spellStart"/>
-            <w:r>
-              <w:t>Illustrator</w:t>
-            </w:r>
-            <w:proofErr w:type="spellEnd"/>
-            <w:r>
-              <w:t xml:space="preserve"> y se configura la mesa de trabajo en formato web, con medidas de 1920x1080. Los requerimientos se pegan dentro del área de trabajo para </w:t>
-            </w:r>
-            <w:r>
-              <w:lastRenderedPageBreak/>
-              <w:t>tenerlos como guía visual, y también se abren la paleta de colores y los logos suministrados.</w:t>
+              <w:t xml:space="preserve"> animado, desde la organización de los recursos gráficos hasta la exportación final del producto audiovisual. Inicialmente, se explica la preparación del proyecto a partir de los requerimientos suministrados, como tipografías, paleta de colores, logos e imágenes institucionales, los cuales sirven de base para la construcción de la pieza gráfica.</w:t>
             </w:r>
           </w:p>
           <w:p>
             <w:r>
-              <w:t xml:space="preserve">Posteriormente, se organiza el espacio de trabajo en </w:t>
+              <w:t xml:space="preserve">Asimismo, se aborda la etapa de diagramación y composición visual en herramientas de diseño, donde se estructuran los elementos gráficos, se organizan las capas y se definen aspectos relacionados con la identidad visual y la jerarquía de la información. Posteriormente, se describe el proceso de animación en After </w:t>
             </w:r>
             <w:proofErr w:type="spellStart"/>
             <w:r>
-              <w:t>Illustrator</w:t>
+              <w:t>Effects</w:t>
             </w:r>
             <w:proofErr w:type="spellEnd"/>
             <w:r>
-              <w:t xml:space="preserve">, ubicando de forma visible los requerimientos, la paleta y el logo. Se elige la versión del logo que mejor se adapte al proyecto y se deja preparada la tipografía que se va a utilizar, en este caso </w:t>
-            </w:r>
-            <w:proofErr w:type="spellStart"/>
-            <w:r>
-              <w:t>Roboto</w:t>
-            </w:r>
-            <w:proofErr w:type="spellEnd"/>
-            <w:r>
-              <w:t>. Después se inicia la diagramación de la pieza, usando el logo como referencia principal. Se toma una parte del logo para integrarla al diseño, especialmente como zona donde puede ubicarse la imagen principal, en este caso la fotografía de una mujer. Esa forma se adapta para funcionar como una máscara de recorte.</w:t>
+              <w:t>, incluyendo la aplicación de movimientos, transiciones, escalas, opacidades y efectos visuales que aportan dinamismo a la composición.</w:t>
             </w:r>
           </w:p>
           <w:p>
             <w:r>
-              <w:t xml:space="preserve">A continuación, se selecciona un color de fondo de la paleta institucional y se incorpora una imagen previamente descargada o enviada por el cliente. La imagen se vincula al proyecto y se ajusta mediante una máscara de recorte para que quede dentro de la forma diseñada. Luego se agrega la tipografía con un color acorde a la paleta, generalmente un tono azul oscuro, reforzando así la identidad visual. También se incorpora un botón llamativo, buscado en un banco de imágenes, por </w:t>
-            </w:r>
-            <w:proofErr w:type="gramStart"/>
-            <w:r>
-              <w:t>ejemplo</w:t>
-            </w:r>
-            <w:proofErr w:type="gramEnd"/>
-            <w:r>
-              <w:t xml:space="preserve"> un botón en 3D de color naranja. Este botón se organiza en la composición para que la tipografía quede encima. Además, se agrega un ícono de reproducción acompañado del texto “Ver aquí”, también alineado con los colores institucionales.</w:t>
-            </w:r>
-          </w:p>
-          <w:p/>
-          <w:p>
-            <w:r>
-              <w:t xml:space="preserve">Luego se centran y alinean todos los elementos del diseño, incluyendo el logo del SENA y el logo del proyecto o podcast, para que la composición se vea ordenada. Se añade una textura o fondo animado para darle dinamismo a la pieza, aplicándole </w:t>
-            </w:r>
-            <w:r>
               <w:lastRenderedPageBreak/>
-              <w:t>opacidad y luminosidad para que no sobresalga más que los elementos principales. Una vez finalizada la parte gráfica, se eliminan los recursos de referencia y se empieza a organizar el archivo para animación. Los objetos se agrupan o separan según convenga, dejando algunos como textos, íconos y fotografías en capas independientes. Después se utiliza la opción de soltar capas para dejar cada elemento separado y se renombran las capas con nombres claros, de modo que el animador pueda identificar fácilmente cada parte.</w:t>
-            </w:r>
-          </w:p>
-          <w:p>
-            <w:r>
-              <w:t xml:space="preserve">Una vez lista la ilustración, el archivo se guarda y se importa en After </w:t>
+              <w:t xml:space="preserve">Finalmente, el video explica la incorporación de audio y efectos sonoros, así como el procedimiento de exportación y renderización del archivo final en formato de video. En conjunto, el material permite comprender el flujo de trabajo básico para la creación de un </w:t>
             </w:r>
             <w:proofErr w:type="spellStart"/>
             <w:r>
-              <w:t>Effects</w:t>
+              <w:t>mailing</w:t>
             </w:r>
             <w:proofErr w:type="spellEnd"/>
             <w:r>
-              <w:t xml:space="preserve"> usando la opción de importar archivo o el atajo </w:t>
-            </w:r>
-            <w:proofErr w:type="spellStart"/>
-            <w:r>
-              <w:t>Ctrl</w:t>
-            </w:r>
-            <w:proofErr w:type="spellEnd"/>
-            <w:r>
-              <w:t xml:space="preserve"> + I. Dentro de la composición se activa la opción que permite conservar la calidad de los vectores y evitar que se </w:t>
-            </w:r>
-            <w:proofErr w:type="spellStart"/>
-            <w:r>
-              <w:t>pixelen</w:t>
-            </w:r>
-            <w:proofErr w:type="spellEnd"/>
-            <w:r>
-              <w:t xml:space="preserve">. Luego se empieza el proceso de animación. Primero se importa la imagen de la mujer y se le aplica una máscara usando la opción Mate, para ajustarla a la forma propuesta en el diseño. Después se anima su posición con la letra P, creando </w:t>
-            </w:r>
-            <w:proofErr w:type="spellStart"/>
-            <w:r>
-              <w:rPr>
-                <w:rStyle w:val="Extranjerismo"/>
-                <w:lang w:val="es-CO"/>
-              </w:rPr>
-              <w:t>keyframes</w:t>
-            </w:r>
-            <w:proofErr w:type="spellEnd"/>
-            <w:r>
-              <w:t xml:space="preserve"> y desplazando la imagen desde el fotograma inicial. Para mejorar el movimiento, se usa la suavización con F9 y ajustes en el editor de gráficos o con Shift + F3, generando aceleración y desaceleración más naturales.</w:t>
-            </w:r>
-          </w:p>
-          <w:p>
-            <w:r>
-              <w:t>Después se anima el logo del SENA mediante la escala, trabajando con la letra S o con las opciones de transformar. Se ajustan los valores desde el fotograma cero hasta el tamaño final y se vuelven a usar herramientas como F9 y el editor de gráficos para suavizar la entrada. También se utiliza interpolación para evitar que todos los elementos aparezcan al mismo tiempo y así darles un ritmo o timing más adecuado.</w:t>
-            </w:r>
-          </w:p>
-          <w:p>
-            <w:r>
-              <w:t xml:space="preserve">Más adelante se anima un ícono usando posición, también con </w:t>
-            </w:r>
-            <w:proofErr w:type="spellStart"/>
-            <w:r>
-              <w:rPr>
-                <w:rStyle w:val="Extranjerismo"/>
-                <w:lang w:val="es-CO"/>
-              </w:rPr>
-              <w:t>keyframes</w:t>
-            </w:r>
-            <w:proofErr w:type="spellEnd"/>
-            <w:r>
-              <w:rPr>
-                <w:rStyle w:val="Extranjerismo"/>
-                <w:lang w:val="es-CO"/>
-              </w:rPr>
-              <w:t xml:space="preserve"> </w:t>
-            </w:r>
-            <w:r>
-              <w:t xml:space="preserve">desde el fotograma inicial. Se aplican nuevamente aceleración, desaceleración y </w:t>
-            </w:r>
-            <w:r>
-              <w:lastRenderedPageBreak/>
-              <w:t xml:space="preserve">ajustes en el editor de gráficos para darle más fuerza al movimiento. Luego se crea una máscara con la herramienta rectángulo o con la letra Q, ubicándola sobre el ícono para controlar cómo aparece. Esa máscara permite que el elemento salga de abajo hacia arriba, desplazándolo en los ejes X y </w:t>
-            </w:r>
-            <w:proofErr w:type="spellStart"/>
-            <w:r>
-              <w:t>Y</w:t>
-            </w:r>
-            <w:proofErr w:type="spellEnd"/>
-            <w:r>
-              <w:t xml:space="preserve"> según sea necesario. A este mismo recurso también se le aplica opacidad, llevándola de 0 a 100, de manera que aparezca suavemente al mismo tiempo que sube. Igualmente, se le agrega una escala de 0 a 100 para que la entrada se vea más atractiva. Se enfatiza que el uso de F9 y del editor de gráficos mejora notablemente la apariencia del movimiento.</w:t>
-            </w:r>
-          </w:p>
-          <w:p>
-            <w:r>
-              <w:t>Luego se anima la fotografía principal con escala, de modo que a medida que avanza la animación la imagen se acerque un poco. Para lograr un mayor dinamismo, al fondo o textura se le aplica una escala inversa, de manera que mientras la fotografía parece acercarse, el fondo se aleja levemente. Esto genera una sensación visual más interesante dentro de la composición.</w:t>
-            </w:r>
-          </w:p>
-          <w:p>
-            <w:r>
-              <w:t xml:space="preserve">Después se incorpora el audio. Se importa con </w:t>
-            </w:r>
-            <w:proofErr w:type="spellStart"/>
-            <w:r>
-              <w:t>Ctrl</w:t>
-            </w:r>
-            <w:proofErr w:type="spellEnd"/>
-            <w:r>
-              <w:t xml:space="preserve"> + I o desde la opción Archivo importar, y se revisan sus ondas con la letra L dos veces o desde la configuración de audio. El sonido se mueve hasta el punto de inicio deseado y, si está muy alto, se bajan los decibeles, generalmente a menos 6. Más adelante se agregan efectos de sonido, como un pop, buscándolos en internet o en los recursos de la empresa. Estos efectos se colocan en momentos específicos, por </w:t>
-            </w:r>
-            <w:proofErr w:type="gramStart"/>
-            <w:r>
-              <w:t>ejemplo</w:t>
-            </w:r>
-            <w:proofErr w:type="gramEnd"/>
-            <w:r>
-              <w:t xml:space="preserve"> cuando aparece un ícono o cuando entra el texto “Ver aquí”, reforzando la experiencia audiovisual.</w:t>
-            </w:r>
-          </w:p>
-          <w:p>
-            <w:r>
-              <w:t xml:space="preserve">Finalmente, cuando todo el video está listo y el resultado ya se ve correcto, se procede a exportarlo. Para ello se selecciona la opción Exportar y luego Añadir a la cola de Media </w:t>
-            </w:r>
-            <w:proofErr w:type="spellStart"/>
-            <w:r>
-              <w:t>Encoder</w:t>
-            </w:r>
-            <w:proofErr w:type="spellEnd"/>
-            <w:r>
-              <w:t xml:space="preserve">. Se recomienda usar el formato H.264, que es uno de los más </w:t>
-            </w:r>
-            <w:r>
-              <w:lastRenderedPageBreak/>
-              <w:t xml:space="preserve">comunes para video. Luego se define la carpeta de destino, se asigna un nombre final al archivo y se inicia el render. Una vez termina la exportación, se revisa el archivo final para verificar cómo quedó animado el </w:t>
-            </w:r>
-            <w:proofErr w:type="spellStart"/>
-            <w:r>
-              <w:rPr>
-                <w:rStyle w:val="Extranjerismo"/>
-                <w:lang w:val="es-CO"/>
-              </w:rPr>
-              <w:t>mailing</w:t>
-            </w:r>
-            <w:proofErr w:type="spellEnd"/>
-            <w:r>
-              <w:rPr>
-                <w:rStyle w:val="Extranjerismo"/>
-                <w:lang w:val="es-CO"/>
-              </w:rPr>
-              <w:t>.</w:t>
-            </w:r>
-            <w:r>
-              <w:t xml:space="preserve"> Si todo está correcto, se envía a revisión y aprobación, completando así todo el proceso de creación de un </w:t>
-            </w:r>
-            <w:proofErr w:type="spellStart"/>
-            <w:r>
-              <w:rPr>
-                <w:rStyle w:val="Extranjerismo"/>
-                <w:lang w:val="es-CO"/>
-              </w:rPr>
-              <w:t>mailing</w:t>
-            </w:r>
-            <w:proofErr w:type="spellEnd"/>
-            <w:r>
-              <w:rPr>
-                <w:rStyle w:val="Extranjerismo"/>
-                <w:lang w:val="es-CO"/>
-              </w:rPr>
-              <w:t xml:space="preserve"> </w:t>
-            </w:r>
-            <w:r>
-              <w:t>animado de forma rápida y ordenada.</w:t>
+              <w:t xml:space="preserve"> animado de manera organizada y funcional.</w:t>
             </w:r>
           </w:p>
         </w:tc>
@@ -10225,55 +9987,7 @@
     </w:tbl>
     <w:p>
       <w:pPr>
-        <w:rPr>
-          <w:lang w:eastAsia="es-CO"/>
-        </w:rPr>
-      </w:pPr>
-    </w:p>
-    <w:p>
-      <w:pPr>
-        <w:rPr>
-          <w:lang w:val="es-419" w:eastAsia="es-CO"/>
-        </w:rPr>
-      </w:pPr>
-    </w:p>
-    <w:p>
-      <w:pPr>
-        <w:rPr>
-          <w:lang w:val="es-419" w:eastAsia="es-CO"/>
-        </w:rPr>
-      </w:pPr>
-    </w:p>
-    <w:p>
-      <w:pPr>
-        <w:rPr>
-          <w:lang w:val="es-419" w:eastAsia="es-CO"/>
-        </w:rPr>
-      </w:pPr>
-    </w:p>
-    <w:p>
-      <w:pPr>
-        <w:rPr>
-          <w:lang w:val="es-419" w:eastAsia="es-CO"/>
-        </w:rPr>
-      </w:pPr>
-    </w:p>
-    <w:p>
-      <w:pPr>
-        <w:rPr>
-          <w:lang w:val="es-419" w:eastAsia="es-CO"/>
-        </w:rPr>
-      </w:pPr>
-    </w:p>
-    <w:p>
-      <w:pPr>
-        <w:rPr>
-          <w:lang w:val="es-419" w:eastAsia="es-CO"/>
-        </w:rPr>
-      </w:pPr>
-    </w:p>
-    <w:p>
-      <w:pPr>
+        <w:ind w:firstLine="0"/>
         <w:rPr>
           <w:lang w:val="es-419" w:eastAsia="es-CO"/>
         </w:rPr>
@@ -10286,7 +10000,7 @@
           <w:u w:val="single"/>
         </w:rPr>
       </w:pPr>
-      <w:bookmarkStart w:id="20" w:name="_Toc229733794"/>
+      <w:bookmarkStart w:name="_Toc229733794" w:id="20"/>
       <w:r>
         <w:lastRenderedPageBreak/>
         <w:t>Síntesis</w:t>
@@ -10347,13 +10061,13 @@
                     <pic:cNvPicPr/>
                   </pic:nvPicPr>
                   <pic:blipFill>
-                    <a:blip r:embed="rId39">
+                    <a:blip r:embed="rId40">
                       <a:extLst>
                         <a:ext uri="{28A0092B-C50C-407E-A947-70E740481C1C}">
                           <a14:useLocalDpi xmlns:a14="http://schemas.microsoft.com/office/drawing/2010/main" val="0"/>
                         </a:ext>
                         <a:ext uri="{96DAC541-7B7A-43D3-8B79-37D633B846F1}">
-                          <asvg:svgBlip xmlns:asvg="http://schemas.microsoft.com/office/drawing/2016/SVG/main" r:embed="rId40"/>
+                          <asvg:svgBlip xmlns:asvg="http://schemas.microsoft.com/office/drawing/2016/SVG/main" r:embed="rId41"/>
                         </a:ext>
                       </a:extLst>
                     </a:blip>
@@ -10379,19 +10093,9 @@
     </w:p>
     <w:p>
       <w:pPr>
-        <w:spacing w:before="120"/>
-        <w:ind w:firstLine="0"/>
-        <w:rPr>
-          <w:noProof/>
-          <w:lang w:eastAsia="es-CO"/>
-        </w:rPr>
-      </w:pPr>
-    </w:p>
-    <w:p>
-      <w:pPr>
         <w:pStyle w:val="Titulosgenerales"/>
       </w:pPr>
-      <w:bookmarkStart w:id="21" w:name="_Toc229733795"/>
+      <w:bookmarkStart w:name="_Toc229733795" w:id="21"/>
       <w:r>
         <w:lastRenderedPageBreak/>
         <w:t>Glosario</w:t>
@@ -10545,7 +10249,7 @@
       <w:pPr>
         <w:pStyle w:val="Titulosgenerales"/>
       </w:pPr>
-      <w:bookmarkStart w:id="22" w:name="_Toc229733796"/>
+      <w:bookmarkStart w:name="_Toc229733796" w:id="22"/>
       <w:r>
         <w:lastRenderedPageBreak/>
         <w:t>Referencias bibliográficas</w:t>
@@ -10618,7 +10322,7 @@
       <w:r>
         <w:t xml:space="preserve"> </w:t>
       </w:r>
-      <w:hyperlink r:id="rId41" w:history="1">
+      <w:hyperlink w:history="1" r:id="rId42">
         <w:r>
           <w:rPr>
             <w:rStyle w:val="Hipervnculo"/>
@@ -10646,7 +10350,7 @@
           <w:lang w:val="en-US"/>
         </w:rPr>
       </w:pPr>
-      <w:hyperlink r:id="rId42" w:history="1">
+      <w:hyperlink w:history="1" r:id="rId43">
         <w:r>
           <w:rPr>
             <w:rStyle w:val="Hipervnculo"/>
@@ -10702,7 +10406,7 @@
         </w:rPr>
         <w:t>animation.</w:t>
       </w:r>
-      <w:hyperlink r:id="rId43" w:history="1">
+      <w:hyperlink w:history="1" r:id="rId44">
         <w:r>
           <w:rPr>
             <w:lang w:val="en-US"/>
@@ -10751,7 +10455,7 @@
           <w:lang w:val="en-US"/>
         </w:rPr>
       </w:pPr>
-      <w:hyperlink r:id="rId44" w:history="1">
+      <w:hyperlink w:history="1" r:id="rId45">
         <w:r>
           <w:rPr>
             <w:rStyle w:val="Hipervnculo"/>
@@ -10774,7 +10478,7 @@
         </w:rPr>
         <w:t xml:space="preserve"> </w:t>
       </w:r>
-      <w:hyperlink r:id="rId45" w:history="1">
+      <w:hyperlink w:history="1" r:id="rId46">
         <w:r>
           <w:t>https://www.w3.org/TR/WCAG21/</w:t>
         </w:r>
@@ -10792,7 +10496,7 @@
       <w:r>
         <w:t xml:space="preserve">, L. E. (2015). La estructura de las historias: la propuesta de Robert </w:t>
       </w:r>
-      <w:hyperlink r:id="rId46" w:history="1">
+      <w:hyperlink w:history="1" r:id="rId47">
         <w:r>
           <w:rPr>
             <w:rStyle w:val="Hipervnculo"/>
@@ -10815,7 +10519,7 @@
         </w:rPr>
         <w:t xml:space="preserve"> </w:t>
       </w:r>
-      <w:hyperlink r:id="rId47" w:history="1">
+      <w:hyperlink w:history="1" r:id="rId48">
         <w:r>
           <w:rPr>
             <w:rStyle w:val="Hipervnculo"/>
@@ -10838,7 +10542,7 @@
       <w:pPr>
         <w:pStyle w:val="Titulosgenerales"/>
       </w:pPr>
-      <w:bookmarkStart w:id="23" w:name="_Toc229733797"/>
+      <w:bookmarkStart w:name="_Toc229733797" w:id="23"/>
       <w:r>
         <w:lastRenderedPageBreak/>
         <w:t>Créditos</w:t>
@@ -11245,9 +10949,21 @@
             </w:pPr>
             <w:r>
               <w:rPr>
-                <w:lang w:val="es-CO"/>
-              </w:rPr>
-              <w:t>Daniel Ricardo Mutis Gómez </w:t>
+                <w:rStyle w:val="normaltextrun"/>
+                <w:rFonts w:ascii="Arial" w:hAnsi="Arial" w:cs="Arial"/>
+                <w:sz w:val="20"/>
+                <w:szCs w:val="20"/>
+              </w:rPr>
+              <w:t>Daniel Ricardo Mutis Gómez</w:t>
+            </w:r>
+            <w:r>
+              <w:rPr>
+                <w:rStyle w:val="eop"/>
+                <w:rFonts w:ascii="Arial" w:hAnsi="Arial" w:cs="Arial"/>
+                <w:sz w:val="20"/>
+                <w:szCs w:val="20"/>
+              </w:rPr>
+              <w:t> </w:t>
             </w:r>
           </w:p>
         </w:tc>
@@ -11271,9 +10987,21 @@
             </w:pPr>
             <w:r>
               <w:rPr>
-                <w:lang w:val="es-CO"/>
-              </w:rPr>
-              <w:t>Experto temático. Experiencia UX </w:t>
+                <w:rStyle w:val="normaltextrun"/>
+                <w:rFonts w:ascii="Arial" w:hAnsi="Arial" w:cs="Arial"/>
+                <w:sz w:val="20"/>
+                <w:szCs w:val="20"/>
+              </w:rPr>
+              <w:t>Experto temático.  Experiencia UX</w:t>
+            </w:r>
+            <w:r>
+              <w:rPr>
+                <w:rStyle w:val="eop"/>
+                <w:rFonts w:ascii="Arial" w:hAnsi="Arial" w:cs="Arial"/>
+                <w:sz w:val="20"/>
+                <w:szCs w:val="20"/>
+              </w:rPr>
+              <w:t> </w:t>
             </w:r>
           </w:p>
         </w:tc>
@@ -11297,9 +11025,23 @@
             </w:pPr>
             <w:r>
               <w:rPr>
-                <w:lang w:val="es-CO"/>
-              </w:rPr>
-              <w:t>Centro Agroempresarial y Desarrollo Pecuario - Regional Huila </w:t>
+                <w:rStyle w:val="normaltextrun"/>
+                <w:rFonts w:ascii="Arial" w:hAnsi="Arial" w:cs="Arial"/>
+                <w:color w:val="000000"/>
+                <w:sz w:val="20"/>
+                <w:szCs w:val="20"/>
+              </w:rPr>
+              <w:t>Centro Agroempresarial y Desarrollo Pecuario - Regional Huila</w:t>
+            </w:r>
+            <w:r>
+              <w:rPr>
+                <w:rStyle w:val="eop"/>
+                <w:rFonts w:ascii="Arial" w:hAnsi="Arial" w:cs="Arial"/>
+                <w:color w:val="000000"/>
+                <w:sz w:val="20"/>
+                <w:szCs w:val="20"/>
+              </w:rPr>
+              <w:t> </w:t>
             </w:r>
           </w:p>
         </w:tc>
@@ -11326,19 +11068,23 @@
                 <w:lang w:val="es-CO"/>
               </w:rPr>
             </w:pPr>
-            <w:proofErr w:type="spellStart"/>
-            <w:r>
-              <w:rPr>
-                <w:lang w:val="es-CO"/>
-              </w:rPr>
-              <w:t>Jose</w:t>
-            </w:r>
-            <w:proofErr w:type="spellEnd"/>
-            <w:r>
-              <w:rPr>
-                <w:lang w:val="es-CO"/>
-              </w:rPr>
-              <w:t xml:space="preserve"> Eduardo Solano Rivero</w:t>
+            <w:r>
+              <w:rPr>
+                <w:rStyle w:val="normaltextrun"/>
+                <w:rFonts w:ascii="Arial" w:hAnsi="Arial" w:cs="Arial"/>
+                <w:sz w:val="20"/>
+                <w:szCs w:val="20"/>
+              </w:rPr>
+              <w:t>Jose Eduardo Solano Rivero</w:t>
+            </w:r>
+            <w:r>
+              <w:rPr>
+                <w:rStyle w:val="eop"/>
+                <w:rFonts w:ascii="Arial" w:hAnsi="Arial" w:cs="Arial"/>
+                <w:sz w:val="20"/>
+                <w:szCs w:val="20"/>
+              </w:rPr>
+              <w:t> </w:t>
             </w:r>
           </w:p>
         </w:tc>
@@ -11362,9 +11108,32 @@
             </w:pPr>
             <w:r>
               <w:rPr>
-                <w:lang w:val="es-CO"/>
-              </w:rPr>
-              <w:t>Experto temático. Producción audiovisual</w:t>
+                <w:rStyle w:val="normaltextrun"/>
+                <w:rFonts w:ascii="Arial" w:hAnsi="Arial" w:cs="Arial"/>
+                <w:sz w:val="20"/>
+                <w:szCs w:val="20"/>
+              </w:rPr>
+              <w:t>Experto temático.  Producción audiovisual </w:t>
+            </w:r>
+            <w:r>
+              <w:rPr>
+                <w:rStyle w:val="tabchar"/>
+                <w:rFonts w:cs="Calibri"/>
+                <w:sz w:val="20"/>
+                <w:szCs w:val="20"/>
+                <w:lang w:val="es-ES"/>
+              </w:rPr>
+              <w:tab/>
+            </w:r>
+            <w:r>
+              <w:rPr>
+                <w:rStyle w:val="eop"/>
+                <w:rFonts w:ascii="Arial" w:hAnsi="Arial" w:cs="Arial"/>
+                <w:sz w:val="20"/>
+                <w:szCs w:val="20"/>
+                <w:lang w:val="es-ES"/>
+              </w:rPr>
+              <w:t> </w:t>
             </w:r>
           </w:p>
         </w:tc>
@@ -11388,9 +11157,21 @@
             </w:pPr>
             <w:r>
               <w:rPr>
-                <w:lang w:val="es-CO"/>
+                <w:rStyle w:val="normaltextrun"/>
+                <w:rFonts w:ascii="Arial" w:hAnsi="Arial" w:cs="Arial"/>
+                <w:sz w:val="20"/>
+                <w:szCs w:val="20"/>
               </w:rPr>
               <w:t>Centro Agroempresarial y Desarrollo Pecuario - Regional Huila</w:t>
+            </w:r>
+            <w:r>
+              <w:rPr>
+                <w:rStyle w:val="eop"/>
+                <w:rFonts w:ascii="Arial" w:hAnsi="Arial" w:cs="Arial"/>
+                <w:sz w:val="20"/>
+                <w:szCs w:val="20"/>
+              </w:rPr>
+              <w:t> </w:t>
             </w:r>
           </w:p>
         </w:tc>
@@ -11416,9 +11197,21 @@
             </w:pPr>
             <w:r>
               <w:rPr>
-                <w:lang w:val="es-CO"/>
+                <w:rStyle w:val="normaltextrun"/>
+                <w:rFonts w:ascii="Arial" w:hAnsi="Arial" w:cs="Arial"/>
+                <w:sz w:val="20"/>
+                <w:szCs w:val="20"/>
               </w:rPr>
               <w:t>Yerson Fabian Zárate Saavedra</w:t>
+            </w:r>
+            <w:r>
+              <w:rPr>
+                <w:rStyle w:val="eop"/>
+                <w:rFonts w:ascii="Arial" w:hAnsi="Arial" w:cs="Arial"/>
+                <w:sz w:val="20"/>
+                <w:szCs w:val="20"/>
+              </w:rPr>
+              <w:t> </w:t>
             </w:r>
           </w:p>
         </w:tc>
@@ -11442,9 +11235,32 @@
             </w:pPr>
             <w:r>
               <w:rPr>
-                <w:lang w:val="es-CO"/>
-              </w:rPr>
-              <w:t>Experto temático. Desarrollo visual de experiencias digitales</w:t>
+                <w:rStyle w:val="normaltextrun"/>
+                <w:rFonts w:ascii="Arial" w:hAnsi="Arial" w:cs="Arial"/>
+                <w:sz w:val="20"/>
+                <w:szCs w:val="20"/>
+              </w:rPr>
+              <w:t>Experto temático. Desarrollo visual de experiencias digitales </w:t>
+            </w:r>
+            <w:r>
+              <w:rPr>
+                <w:rStyle w:val="tabchar"/>
+                <w:rFonts w:cs="Calibri"/>
+                <w:sz w:val="20"/>
+                <w:szCs w:val="20"/>
+                <w:lang w:val="es-ES"/>
+              </w:rPr>
+              <w:tab/>
+            </w:r>
+            <w:r>
+              <w:rPr>
+                <w:rStyle w:val="eop"/>
+                <w:rFonts w:ascii="Arial" w:hAnsi="Arial" w:cs="Arial"/>
+                <w:sz w:val="20"/>
+                <w:szCs w:val="20"/>
+                <w:lang w:val="es-ES"/>
+              </w:rPr>
+              <w:t> </w:t>
             </w:r>
           </w:p>
         </w:tc>
@@ -11468,9 +11284,21 @@
             </w:pPr>
             <w:r>
               <w:rPr>
-                <w:lang w:val="es-CO"/>
+                <w:rStyle w:val="normaltextrun"/>
+                <w:rFonts w:ascii="Arial" w:hAnsi="Arial" w:cs="Arial"/>
+                <w:sz w:val="20"/>
+                <w:szCs w:val="20"/>
               </w:rPr>
               <w:t>Centro Agroempresarial y Desarrollo Pecuario - Regional Huila</w:t>
+            </w:r>
+            <w:r>
+              <w:rPr>
+                <w:rStyle w:val="eop"/>
+                <w:rFonts w:ascii="Arial" w:hAnsi="Arial" w:cs="Arial"/>
+                <w:sz w:val="20"/>
+                <w:szCs w:val="20"/>
+              </w:rPr>
+              <w:t> </w:t>
             </w:r>
           </w:p>
         </w:tc>
@@ -11499,9 +11327,21 @@
             </w:pPr>
             <w:r>
               <w:rPr>
-                <w:lang w:val="es-CO"/>
-              </w:rPr>
-              <w:t>Paola Alexandra Moya </w:t>
+                <w:rStyle w:val="normaltextrun"/>
+                <w:rFonts w:ascii="Arial" w:hAnsi="Arial" w:cs="Arial"/>
+                <w:sz w:val="20"/>
+                <w:szCs w:val="20"/>
+              </w:rPr>
+              <w:t>Paola Alexandra Moya</w:t>
+            </w:r>
+            <w:r>
+              <w:rPr>
+                <w:rStyle w:val="eop"/>
+                <w:rFonts w:ascii="Arial" w:hAnsi="Arial" w:cs="Arial"/>
+                <w:sz w:val="20"/>
+                <w:szCs w:val="20"/>
+              </w:rPr>
+              <w:t> </w:t>
             </w:r>
           </w:p>
         </w:tc>
@@ -11525,9 +11365,21 @@
             </w:pPr>
             <w:r>
               <w:rPr>
-                <w:lang w:val="es-CO"/>
-              </w:rPr>
-              <w:t>Evaluadora instruccional </w:t>
+                <w:rStyle w:val="normaltextrun"/>
+                <w:rFonts w:ascii="Arial" w:hAnsi="Arial" w:cs="Arial"/>
+                <w:sz w:val="20"/>
+                <w:szCs w:val="20"/>
+              </w:rPr>
+              <w:t>Evaluadora instruccional</w:t>
+            </w:r>
+            <w:r>
+              <w:rPr>
+                <w:rStyle w:val="eop"/>
+                <w:rFonts w:ascii="Arial" w:hAnsi="Arial" w:cs="Arial"/>
+                <w:sz w:val="20"/>
+                <w:szCs w:val="20"/>
+              </w:rPr>
+              <w:t> </w:t>
             </w:r>
           </w:p>
         </w:tc>
@@ -11551,9 +11403,23 @@
             </w:pPr>
             <w:r>
               <w:rPr>
-                <w:lang w:val="es-CO"/>
-              </w:rPr>
-              <w:t>Centro Agroempresarial y Desarrollo Pecuario - Regional Huila </w:t>
+                <w:rStyle w:val="normaltextrun"/>
+                <w:rFonts w:ascii="Arial" w:hAnsi="Arial" w:cs="Arial"/>
+                <w:color w:val="000000"/>
+                <w:sz w:val="20"/>
+                <w:szCs w:val="20"/>
+              </w:rPr>
+              <w:t>Centro Agroempresarial y Desarrollo Pecuario - Regional Huila</w:t>
+            </w:r>
+            <w:r>
+              <w:rPr>
+                <w:rStyle w:val="eop"/>
+                <w:rFonts w:ascii="Arial" w:hAnsi="Arial" w:cs="Arial"/>
+                <w:color w:val="000000"/>
+                <w:sz w:val="20"/>
+                <w:szCs w:val="20"/>
+              </w:rPr>
+              <w:t> </w:t>
             </w:r>
           </w:p>
         </w:tc>
@@ -12030,7 +11896,7 @@
               <w:rPr>
                 <w:lang w:val="es-CO"/>
               </w:rPr>
-              <w:t>Carlos Eduardo Garavito Parada</w:t>
+              <w:t>Juan Pablo Rojas Polania</w:t>
             </w:r>
           </w:p>
         </w:tc>
@@ -12110,7 +11976,7 @@
               <w:rPr>
                 <w:lang w:val="es-CO"/>
               </w:rPr>
-              <w:t>Maria Carolina Tamayo Lopez</w:t>
+              <w:t>Carlos Eduardo Garavito Parada</w:t>
             </w:r>
           </w:p>
         </w:tc>
@@ -12136,7 +12002,7 @@
               <w:rPr>
                 <w:lang w:val="es-CO"/>
               </w:rPr>
-              <w:t>Locución</w:t>
+              <w:t>Animador y productor audiovisual</w:t>
             </w:r>
           </w:p>
         </w:tc>
@@ -12193,7 +12059,7 @@
               <w:rPr>
                 <w:lang w:val="es-CO"/>
               </w:rPr>
-              <w:t>German Acosta Ramos</w:t>
+              <w:t>Maria Carolina Tamayo Lopez</w:t>
             </w:r>
           </w:p>
         </w:tc>
@@ -12273,8 +12139,7 @@
               <w:rPr>
                 <w:lang w:val="es-CO"/>
               </w:rPr>
-              <w:lastRenderedPageBreak/>
-              <w:t>Javier Ricardo Ortiz Puentes</w:t>
+              <w:t>German Acosta Ramos</w:t>
             </w:r>
           </w:p>
         </w:tc>
@@ -12300,7 +12165,7 @@
               <w:rPr>
                 <w:lang w:val="es-CO"/>
               </w:rPr>
-              <w:t>Validador de recursos educativos digitales</w:t>
+              <w:t>Locución</w:t>
             </w:r>
           </w:p>
         </w:tc>
@@ -12357,7 +12222,8 @@
               <w:rPr>
                 <w:lang w:val="es-CO"/>
               </w:rPr>
-              <w:t>Aixa Natalia Sendoya Fernández</w:t>
+              <w:lastRenderedPageBreak/>
+              <w:t>Ricardo Oliveros Zambrano</w:t>
             </w:r>
           </w:p>
         </w:tc>
@@ -12383,13 +12249,7 @@
               <w:rPr>
                 <w:lang w:val="es-CO"/>
               </w:rPr>
-              <w:t>V</w:t>
-            </w:r>
-            <w:r>
-              <w:rPr>
-                <w:lang w:val="es-CO"/>
-              </w:rPr>
-              <w:t>alidador de recursos educativos digitales</w:t>
+              <w:t>Validador de recursos educativos digitales</w:t>
             </w:r>
           </w:p>
         </w:tc>
@@ -12415,19 +12275,7 @@
               <w:rPr>
                 <w:lang w:val="es-CO"/>
               </w:rPr>
-              <w:t>Centro Agroempresarial y Desarrollo Pecuario</w:t>
-            </w:r>
-            <w:r>
-              <w:rPr>
-                <w:lang w:val="es-CO"/>
-              </w:rPr>
-              <w:t xml:space="preserve"> - </w:t>
-            </w:r>
-            <w:r>
-              <w:rPr>
-                <w:lang w:val="es-CO"/>
-              </w:rPr>
-              <w:t>Regional Huila</w:t>
+              <w:t>Centro Agroempresarial y Desarrollo Pecuario - Regional Huila</w:t>
             </w:r>
           </w:p>
         </w:tc>
@@ -12455,7 +12303,7 @@
               <w:rPr>
                 <w:lang w:val="es-CO"/>
               </w:rPr>
-              <w:t>Daniel Ricardo Mutis Gómez</w:t>
+              <w:t>Aixa Natalia Sendoya Fernández</w:t>
             </w:r>
           </w:p>
         </w:tc>
@@ -12481,13 +12329,13 @@
               <w:rPr>
                 <w:lang w:val="es-CO"/>
               </w:rPr>
-              <w:t>E</w:t>
+              <w:t>V</w:t>
             </w:r>
             <w:r>
               <w:rPr>
                 <w:lang w:val="es-CO"/>
               </w:rPr>
-              <w:t>valuador para contenidos inclusivos y accesibles</w:t>
+              <w:t>alidador de recursos educativos digitales</w:t>
             </w:r>
           </w:p>
         </w:tc>
@@ -12552,33 +12400,11 @@
                 <w:lang w:val="es-CO"/>
               </w:rPr>
             </w:pPr>
-            <w:proofErr w:type="spellStart"/>
             <w:r>
               <w:rPr>
                 <w:lang w:val="es-CO"/>
               </w:rPr>
-              <w:t>Anyerson</w:t>
-            </w:r>
-            <w:proofErr w:type="spellEnd"/>
-            <w:r>
-              <w:rPr>
-                <w:lang w:val="es-CO"/>
-              </w:rPr>
-              <w:t xml:space="preserve"> Wilfredo </w:t>
-            </w:r>
-            <w:proofErr w:type="spellStart"/>
-            <w:r>
-              <w:rPr>
-                <w:lang w:val="es-CO"/>
-              </w:rPr>
-              <w:t>Pizo</w:t>
-            </w:r>
-            <w:proofErr w:type="spellEnd"/>
-            <w:r>
-              <w:rPr>
-                <w:lang w:val="es-CO"/>
-              </w:rPr>
-              <w:t xml:space="preserve"> Ossa</w:t>
+              <w:t>Daniel Ricardo Mutis Gómez</w:t>
             </w:r>
           </w:p>
         </w:tc>
@@ -12653,6 +12479,112 @@
           </w:p>
         </w:tc>
       </w:tr>
+      <w:tr>
+        <w:tc>
+          <w:tcPr>
+            <w:tcW w:w="2830" w:type="dxa"/>
+            <w:tcMar>
+              <w:top w:w="60" w:type="dxa"/>
+              <w:left w:w="80" w:type="dxa"/>
+              <w:bottom w:w="60" w:type="dxa"/>
+              <w:right w:w="80" w:type="dxa"/>
+            </w:tcMar>
+          </w:tcPr>
+          <w:p>
+            <w:pPr>
+              <w:pStyle w:val="TextoTablas"/>
+              <w:spacing w:before="0" w:after="0"/>
+              <w:rPr>
+                <w:lang w:val="es-CO"/>
+              </w:rPr>
+            </w:pPr>
+            <w:proofErr w:type="spellStart"/>
+            <w:r>
+              <w:rPr>
+                <w:lang w:val="es-CO"/>
+              </w:rPr>
+              <w:t>Anyerson</w:t>
+            </w:r>
+            <w:proofErr w:type="spellEnd"/>
+            <w:r>
+              <w:rPr>
+                <w:lang w:val="es-CO"/>
+              </w:rPr>
+              <w:t xml:space="preserve"> Wilfredo Pizo Ossa</w:t>
+            </w:r>
+          </w:p>
+        </w:tc>
+        <w:tc>
+          <w:tcPr>
+            <w:tcW w:w="3261" w:type="dxa"/>
+            <w:tcMar>
+              <w:top w:w="60" w:type="dxa"/>
+              <w:left w:w="80" w:type="dxa"/>
+              <w:bottom w:w="60" w:type="dxa"/>
+              <w:right w:w="80" w:type="dxa"/>
+            </w:tcMar>
+          </w:tcPr>
+          <w:p>
+            <w:pPr>
+              <w:pStyle w:val="TextoTablas"/>
+              <w:spacing w:before="0" w:after="0"/>
+              <w:rPr>
+                <w:lang w:val="es-CO"/>
+              </w:rPr>
+            </w:pPr>
+            <w:r>
+              <w:rPr>
+                <w:lang w:val="es-CO"/>
+              </w:rPr>
+              <w:t>E</w:t>
+            </w:r>
+            <w:r>
+              <w:rPr>
+                <w:lang w:val="es-CO"/>
+              </w:rPr>
+              <w:t>valuador para contenidos inclusivos y accesibles</w:t>
+            </w:r>
+          </w:p>
+        </w:tc>
+        <w:tc>
+          <w:tcPr>
+            <w:tcW w:w="3969" w:type="dxa"/>
+            <w:tcMar>
+              <w:top w:w="60" w:type="dxa"/>
+              <w:left w:w="80" w:type="dxa"/>
+              <w:bottom w:w="60" w:type="dxa"/>
+              <w:right w:w="80" w:type="dxa"/>
+            </w:tcMar>
+          </w:tcPr>
+          <w:p>
+            <w:pPr>
+              <w:pStyle w:val="TextoTablas"/>
+              <w:spacing w:before="0" w:after="0"/>
+              <w:rPr>
+                <w:lang w:val="es-CO"/>
+              </w:rPr>
+            </w:pPr>
+            <w:r>
+              <w:rPr>
+                <w:lang w:val="es-CO"/>
+              </w:rPr>
+              <w:t>Centro Agroempresarial y Desarrollo Pecuario</w:t>
+            </w:r>
+            <w:r>
+              <w:rPr>
+                <w:lang w:val="es-CO"/>
+              </w:rPr>
+              <w:t xml:space="preserve"> - </w:t>
+            </w:r>
+            <w:r>
+              <w:rPr>
+                <w:lang w:val="es-CO"/>
+              </w:rPr>
+              <w:t>Regional Huila</w:t>
+            </w:r>
+          </w:p>
+        </w:tc>
+      </w:tr>
     </w:tbl>
     <w:p>
       <w:pPr>
@@ -12662,9 +12594,9 @@
       </w:pPr>
     </w:p>
     <w:sectPr>
-      <w:headerReference w:type="default" r:id="rId48"/>
-      <w:footerReference w:type="default" r:id="rId49"/>
-      <w:pgSz w:w="12240" w:h="15840"/>
+      <w:headerReference w:type="default" r:id="rId49"/>
+      <w:footerReference w:type="default" r:id="rId50"/>
+      <w:pgSz w:w="12240" w:h="15840" w:orient="portrait"/>
       <w:pgMar w:top="1701" w:right="1134" w:bottom="1134" w:left="1134" w:header="709" w:footer="737" w:gutter="0"/>
       <w:pgNumType w:start="1"/>
       <w:cols w:space="708"/>
@@ -12676,7 +12608,7 @@
 </file>
 
 <file path=word/endnotes.xml><?xml version="1.0" encoding="utf-8"?>
-<w:endnotes xmlns:wpc="http://schemas.microsoft.com/office/word/2010/wordprocessingCanvas" xmlns:cx="http://schemas.microsoft.com/office/drawing/2014/chartex" xmlns:cx1="http://schemas.microsoft.com/office/drawing/2015/9/8/chartex" xmlns:cx2="http://schemas.microsoft.com/office/drawing/2015/10/21/chartex" xmlns:cx3="http://schemas.microsoft.com/office/drawing/2016/5/9/chartex" xmlns:cx4="http://schemas.microsoft.com/office/drawing/2016/5/10/chartex" xmlns:cx5="http://schemas.microsoft.com/office/drawing/2016/5/11/chartex" xmlns:cx6="http://schemas.microsoft.com/office/drawing/2016/5/12/chartex" xmlns:cx7="http://schemas.microsoft.com/office/drawing/2016/5/13/chartex" xmlns:cx8="http://schemas.microsoft.com/office/drawing/2016/5/14/chartex" xmlns:mc="http://schemas.openxmlformats.org/markup-compatibility/2006" xmlns:aink="http://schemas.microsoft.com/office/drawing/2016/ink" xmlns:am3d="http://schemas.microsoft.com/office/drawing/2017/model3d" xmlns:o="urn:schemas-microsoft-com:office:office" xmlns:r="http://schemas.openxmlformats.org/officeDocument/2006/relationships" xmlns:m="http://schemas.openxmlformats.org/officeDocument/2006/math" xmlns:v="urn:schemas-microsoft-com:vml" xmlns:wp14="http://schemas.microsoft.com/office/word/2010/wordprocessingDrawing" xmlns:wp="http://schemas.openxmlformats.org/drawingml/2006/wordprocessingDrawing" xmlns:w10="urn:schemas-microsoft-com:office:word" xmlns:w="http://schemas.openxmlformats.org/wordprocessingml/2006/main" xmlns:w14="http://schemas.microsoft.com/office/word/2010/wordml" xmlns:w15="http://schemas.microsoft.com/office/word/2012/wordml" xmlns:w16cex="http://schemas.microsoft.com/office/word/2018/wordml/cex" xmlns:w16cid="http://schemas.microsoft.com/office/word/2016/wordml/cid" xmlns:w16="http://schemas.microsoft.com/office/word/2018/wordml" xmlns:w16sdtdh="http://schemas.microsoft.com/office/word/2020/wordml/sdtdatahash" xmlns:w16se="http://schemas.microsoft.com/office/word/2015/wordml/symex" xmlns:wpg="http://schemas.microsoft.com/office/word/2010/wordprocessingGroup" xmlns:wpi="http://schemas.microsoft.com/office/word/2010/wordprocessingInk" xmlns:wne="http://schemas.microsoft.com/office/word/2006/wordml" xmlns:wps="http://schemas.microsoft.com/office/word/2010/wordprocessingShape" mc:Ignorable="w14 w15 w16se w16cid w16 w16cex w16sdtdh wp14">
+<w:endnotes xmlns:wpc="http://schemas.microsoft.com/office/word/2010/wordprocessingCanvas" xmlns:cx="http://schemas.microsoft.com/office/drawing/2014/chartex" xmlns:cx1="http://schemas.microsoft.com/office/drawing/2015/9/8/chartex" xmlns:cx2="http://schemas.microsoft.com/office/drawing/2015/10/21/chartex" xmlns:cx3="http://schemas.microsoft.com/office/drawing/2016/5/9/chartex" xmlns:cx4="http://schemas.microsoft.com/office/drawing/2016/5/10/chartex" xmlns:cx5="http://schemas.microsoft.com/office/drawing/2016/5/11/chartex" xmlns:cx6="http://schemas.microsoft.com/office/drawing/2016/5/12/chartex" xmlns:cx7="http://schemas.microsoft.com/office/drawing/2016/5/13/chartex" xmlns:cx8="http://schemas.microsoft.com/office/drawing/2016/5/14/chartex" xmlns:mc="http://schemas.openxmlformats.org/markup-compatibility/2006" xmlns:aink="http://schemas.microsoft.com/office/drawing/2016/ink" xmlns:am3d="http://schemas.microsoft.com/office/drawing/2017/model3d" xmlns:o="urn:schemas-microsoft-com:office:office" xmlns:oel="http://schemas.microsoft.com/office/2019/extlst" xmlns:r="http://schemas.openxmlformats.org/officeDocument/2006/relationships" xmlns:m="http://schemas.openxmlformats.org/officeDocument/2006/math" xmlns:v="urn:schemas-microsoft-com:vml" xmlns:wp14="http://schemas.microsoft.com/office/word/2010/wordprocessingDrawing" xmlns:wp="http://schemas.openxmlformats.org/drawingml/2006/wordprocessingDrawing" xmlns:w10="urn:schemas-microsoft-com:office:word" xmlns:w="http://schemas.openxmlformats.org/wordprocessingml/2006/main" xmlns:w14="http://schemas.microsoft.com/office/word/2010/wordml" xmlns:w15="http://schemas.microsoft.com/office/word/2012/wordml" xmlns:w16cex="http://schemas.microsoft.com/office/word/2018/wordml/cex" xmlns:w16cid="http://schemas.microsoft.com/office/word/2016/wordml/cid" xmlns:w16="http://schemas.microsoft.com/office/word/2018/wordml" xmlns:w16du="http://schemas.microsoft.com/office/word/2023/wordml/word16du" xmlns:w16sdtdh="http://schemas.microsoft.com/office/word/2020/wordml/sdtdatahash" xmlns:w16sdtfl="http://schemas.microsoft.com/office/word/2024/wordml/sdtformatlock" xmlns:w16se="http://schemas.microsoft.com/office/word/2015/wordml/symex" xmlns:wpg="http://schemas.microsoft.com/office/word/2010/wordprocessingGroup" xmlns:wpi="http://schemas.microsoft.com/office/word/2010/wordprocessingInk" xmlns:wne="http://schemas.microsoft.com/office/word/2006/wordml" xmlns:wps="http://schemas.microsoft.com/office/word/2010/wordprocessingShape" mc:Ignorable="w14 w15 w16se w16cid w16 w16cex w16sdtdh w16sdtfl w16du wp14">
   <w:endnote w:type="separator" w:id="-1">
     <w:p>
       <w:pPr>
@@ -12701,7 +12633,7 @@
 </file>
 
 <file path=word/footer1.xml><?xml version="1.0" encoding="utf-8"?>
-<w:ftr xmlns:wpc="http://schemas.microsoft.com/office/word/2010/wordprocessingCanvas" xmlns:cx="http://schemas.microsoft.com/office/drawing/2014/chartex" xmlns:cx1="http://schemas.microsoft.com/office/drawing/2015/9/8/chartex" xmlns:cx2="http://schemas.microsoft.com/office/drawing/2015/10/21/chartex" xmlns:cx3="http://schemas.microsoft.com/office/drawing/2016/5/9/chartex" xmlns:cx4="http://schemas.microsoft.com/office/drawing/2016/5/10/chartex" xmlns:cx5="http://schemas.microsoft.com/office/drawing/2016/5/11/chartex" xmlns:cx6="http://schemas.microsoft.com/office/drawing/2016/5/12/chartex" xmlns:cx7="http://schemas.microsoft.com/office/drawing/2016/5/13/chartex" xmlns:cx8="http://schemas.microsoft.com/office/drawing/2016/5/14/chartex" xmlns:mc="http://schemas.openxmlformats.org/markup-compatibility/2006" xmlns:aink="http://schemas.microsoft.com/office/drawing/2016/ink" xmlns:am3d="http://schemas.microsoft.com/office/drawing/2017/model3d" xmlns:o="urn:schemas-microsoft-com:office:office" xmlns:r="http://schemas.openxmlformats.org/officeDocument/2006/relationships" xmlns:m="http://schemas.openxmlformats.org/officeDocument/2006/math" xmlns:v="urn:schemas-microsoft-com:vml" xmlns:wp14="http://schemas.microsoft.com/office/word/2010/wordprocessingDrawing" xmlns:wp="http://schemas.openxmlformats.org/drawingml/2006/wordprocessingDrawing" xmlns:w10="urn:schemas-microsoft-com:office:word" xmlns:w="http://schemas.openxmlformats.org/wordprocessingml/2006/main" xmlns:w14="http://schemas.microsoft.com/office/word/2010/wordml" xmlns:w15="http://schemas.microsoft.com/office/word/2012/wordml" xmlns:w16cex="http://schemas.microsoft.com/office/word/2018/wordml/cex" xmlns:w16cid="http://schemas.microsoft.com/office/word/2016/wordml/cid" xmlns:w16="http://schemas.microsoft.com/office/word/2018/wordml" xmlns:w16sdtdh="http://schemas.microsoft.com/office/word/2020/wordml/sdtdatahash" xmlns:w16se="http://schemas.microsoft.com/office/word/2015/wordml/symex" xmlns:wpg="http://schemas.microsoft.com/office/word/2010/wordprocessingGroup" xmlns:wpi="http://schemas.microsoft.com/office/word/2010/wordprocessingInk" xmlns:wne="http://schemas.microsoft.com/office/word/2006/wordml" xmlns:wps="http://schemas.microsoft.com/office/word/2010/wordprocessingShape" mc:Ignorable="w14 w15 w16se w16cid w16 w16cex w16sdtdh wp14">
+<w:ftr xmlns:wpc="http://schemas.microsoft.com/office/word/2010/wordprocessingCanvas" xmlns:cx="http://schemas.microsoft.com/office/drawing/2014/chartex" xmlns:cx1="http://schemas.microsoft.com/office/drawing/2015/9/8/chartex" xmlns:cx2="http://schemas.microsoft.com/office/drawing/2015/10/21/chartex" xmlns:cx3="http://schemas.microsoft.com/office/drawing/2016/5/9/chartex" xmlns:cx4="http://schemas.microsoft.com/office/drawing/2016/5/10/chartex" xmlns:cx5="http://schemas.microsoft.com/office/drawing/2016/5/11/chartex" xmlns:cx6="http://schemas.microsoft.com/office/drawing/2016/5/12/chartex" xmlns:cx7="http://schemas.microsoft.com/office/drawing/2016/5/13/chartex" xmlns:cx8="http://schemas.microsoft.com/office/drawing/2016/5/14/chartex" xmlns:mc="http://schemas.openxmlformats.org/markup-compatibility/2006" xmlns:aink="http://schemas.microsoft.com/office/drawing/2016/ink" xmlns:am3d="http://schemas.microsoft.com/office/drawing/2017/model3d" xmlns:o="urn:schemas-microsoft-com:office:office" xmlns:oel="http://schemas.microsoft.com/office/2019/extlst" xmlns:r="http://schemas.openxmlformats.org/officeDocument/2006/relationships" xmlns:m="http://schemas.openxmlformats.org/officeDocument/2006/math" xmlns:v="urn:schemas-microsoft-com:vml" xmlns:wp14="http://schemas.microsoft.com/office/word/2010/wordprocessingDrawing" xmlns:wp="http://schemas.openxmlformats.org/drawingml/2006/wordprocessingDrawing" xmlns:w10="urn:schemas-microsoft-com:office:word" xmlns:w="http://schemas.openxmlformats.org/wordprocessingml/2006/main" xmlns:w14="http://schemas.microsoft.com/office/word/2010/wordml" xmlns:w15="http://schemas.microsoft.com/office/word/2012/wordml" xmlns:w16cex="http://schemas.microsoft.com/office/word/2018/wordml/cex" xmlns:w16cid="http://schemas.microsoft.com/office/word/2016/wordml/cid" xmlns:w16="http://schemas.microsoft.com/office/word/2018/wordml" xmlns:w16du="http://schemas.microsoft.com/office/word/2023/wordml/word16du" xmlns:w16sdtdh="http://schemas.microsoft.com/office/word/2020/wordml/sdtdatahash" xmlns:w16sdtfl="http://schemas.microsoft.com/office/word/2024/wordml/sdtformatlock" xmlns:w16se="http://schemas.microsoft.com/office/word/2015/wordml/symex" xmlns:wpg="http://schemas.microsoft.com/office/word/2010/wordprocessingGroup" xmlns:wpi="http://schemas.microsoft.com/office/word/2010/wordprocessingInk" xmlns:wne="http://schemas.microsoft.com/office/word/2006/wordml" xmlns:wps="http://schemas.microsoft.com/office/word/2010/wordprocessingShape" mc:Ignorable="w14 w15 w16se w16cid w16 w16cex w16sdtdh w16sdtfl w16du wp14">
   <w:sdt>
     <w:sdtPr>
       <w:id w:val="-1465197936"/>
@@ -12747,7 +12679,7 @@
 </file>
 
 <file path=word/footnotes.xml><?xml version="1.0" encoding="utf-8"?>
-<w:footnotes xmlns:wpc="http://schemas.microsoft.com/office/word/2010/wordprocessingCanvas" xmlns:cx="http://schemas.microsoft.com/office/drawing/2014/chartex" xmlns:cx1="http://schemas.microsoft.com/office/drawing/2015/9/8/chartex" xmlns:cx2="http://schemas.microsoft.com/office/drawing/2015/10/21/chartex" xmlns:cx3="http://schemas.microsoft.com/office/drawing/2016/5/9/chartex" xmlns:cx4="http://schemas.microsoft.com/office/drawing/2016/5/10/chartex" xmlns:cx5="http://schemas.microsoft.com/office/drawing/2016/5/11/chartex" xmlns:cx6="http://schemas.microsoft.com/office/drawing/2016/5/12/chartex" xmlns:cx7="http://schemas.microsoft.com/office/drawing/2016/5/13/chartex" xmlns:cx8="http://schemas.microsoft.com/office/drawing/2016/5/14/chartex" xmlns:mc="http://schemas.openxmlformats.org/markup-compatibility/2006" xmlns:aink="http://schemas.microsoft.com/office/drawing/2016/ink" xmlns:am3d="http://schemas.microsoft.com/office/drawing/2017/model3d" xmlns:o="urn:schemas-microsoft-com:office:office" xmlns:r="http://schemas.openxmlformats.org/officeDocument/2006/relationships" xmlns:m="http://schemas.openxmlformats.org/officeDocument/2006/math" xmlns:v="urn:schemas-microsoft-com:vml" xmlns:wp14="http://schemas.microsoft.com/office/word/2010/wordprocessingDrawing" xmlns:wp="http://schemas.openxmlformats.org/drawingml/2006/wordprocessingDrawing" xmlns:w10="urn:schemas-microsoft-com:office:word" xmlns:w="http://schemas.openxmlformats.org/wordprocessingml/2006/main" xmlns:w14="http://schemas.microsoft.com/office/word/2010/wordml" xmlns:w15="http://schemas.microsoft.com/office/word/2012/wordml" xmlns:w16cex="http://schemas.microsoft.com/office/word/2018/wordml/cex" xmlns:w16cid="http://schemas.microsoft.com/office/word/2016/wordml/cid" xmlns:w16="http://schemas.microsoft.com/office/word/2018/wordml" xmlns:w16sdtdh="http://schemas.microsoft.com/office/word/2020/wordml/sdtdatahash" xmlns:w16se="http://schemas.microsoft.com/office/word/2015/wordml/symex" xmlns:wpg="http://schemas.microsoft.com/office/word/2010/wordprocessingGroup" xmlns:wpi="http://schemas.microsoft.com/office/word/2010/wordprocessingInk" xmlns:wne="http://schemas.microsoft.com/office/word/2006/wordml" xmlns:wps="http://schemas.microsoft.com/office/word/2010/wordprocessingShape" mc:Ignorable="w14 w15 w16se w16cid w16 w16cex w16sdtdh wp14">
+<w:footnotes xmlns:wpc="http://schemas.microsoft.com/office/word/2010/wordprocessingCanvas" xmlns:cx="http://schemas.microsoft.com/office/drawing/2014/chartex" xmlns:cx1="http://schemas.microsoft.com/office/drawing/2015/9/8/chartex" xmlns:cx2="http://schemas.microsoft.com/office/drawing/2015/10/21/chartex" xmlns:cx3="http://schemas.microsoft.com/office/drawing/2016/5/9/chartex" xmlns:cx4="http://schemas.microsoft.com/office/drawing/2016/5/10/chartex" xmlns:cx5="http://schemas.microsoft.com/office/drawing/2016/5/11/chartex" xmlns:cx6="http://schemas.microsoft.com/office/drawing/2016/5/12/chartex" xmlns:cx7="http://schemas.microsoft.com/office/drawing/2016/5/13/chartex" xmlns:cx8="http://schemas.microsoft.com/office/drawing/2016/5/14/chartex" xmlns:mc="http://schemas.openxmlformats.org/markup-compatibility/2006" xmlns:aink="http://schemas.microsoft.com/office/drawing/2016/ink" xmlns:am3d="http://schemas.microsoft.com/office/drawing/2017/model3d" xmlns:o="urn:schemas-microsoft-com:office:office" xmlns:oel="http://schemas.microsoft.com/office/2019/extlst" xmlns:r="http://schemas.openxmlformats.org/officeDocument/2006/relationships" xmlns:m="http://schemas.openxmlformats.org/officeDocument/2006/math" xmlns:v="urn:schemas-microsoft-com:vml" xmlns:wp14="http://schemas.microsoft.com/office/word/2010/wordprocessingDrawing" xmlns:wp="http://schemas.openxmlformats.org/drawingml/2006/wordprocessingDrawing" xmlns:w10="urn:schemas-microsoft-com:office:word" xmlns:w="http://schemas.openxmlformats.org/wordprocessingml/2006/main" xmlns:w14="http://schemas.microsoft.com/office/word/2010/wordml" xmlns:w15="http://schemas.microsoft.com/office/word/2012/wordml" xmlns:w16cex="http://schemas.microsoft.com/office/word/2018/wordml/cex" xmlns:w16cid="http://schemas.microsoft.com/office/word/2016/wordml/cid" xmlns:w16="http://schemas.microsoft.com/office/word/2018/wordml" xmlns:w16du="http://schemas.microsoft.com/office/word/2023/wordml/word16du" xmlns:w16sdtdh="http://schemas.microsoft.com/office/word/2020/wordml/sdtdatahash" xmlns:w16sdtfl="http://schemas.microsoft.com/office/word/2024/wordml/sdtformatlock" xmlns:w16se="http://schemas.microsoft.com/office/word/2015/wordml/symex" xmlns:wpg="http://schemas.microsoft.com/office/word/2010/wordprocessingGroup" xmlns:wpi="http://schemas.microsoft.com/office/word/2010/wordprocessingInk" xmlns:wne="http://schemas.microsoft.com/office/word/2006/wordml" xmlns:wps="http://schemas.microsoft.com/office/word/2010/wordprocessingShape" mc:Ignorable="w14 w15 w16se w16cid w16 w16cex w16sdtdh w16sdtfl w16du wp14">
   <w:footnote w:type="separator" w:id="-1">
     <w:p>
       <w:pPr>
@@ -12772,7 +12704,7 @@
 </file>
 
 <file path=word/header1.xml><?xml version="1.0" encoding="utf-8"?>
-<w:hdr xmlns:wpc="http://schemas.microsoft.com/office/word/2010/wordprocessingCanvas" xmlns:cx="http://schemas.microsoft.com/office/drawing/2014/chartex" xmlns:cx1="http://schemas.microsoft.com/office/drawing/2015/9/8/chartex" xmlns:cx2="http://schemas.microsoft.com/office/drawing/2015/10/21/chartex" xmlns:cx3="http://schemas.microsoft.com/office/drawing/2016/5/9/chartex" xmlns:cx4="http://schemas.microsoft.com/office/drawing/2016/5/10/chartex" xmlns:cx5="http://schemas.microsoft.com/office/drawing/2016/5/11/chartex" xmlns:cx6="http://schemas.microsoft.com/office/drawing/2016/5/12/chartex" xmlns:cx7="http://schemas.microsoft.com/office/drawing/2016/5/13/chartex" xmlns:cx8="http://schemas.microsoft.com/office/drawing/2016/5/14/chartex" xmlns:mc="http://schemas.openxmlformats.org/markup-compatibility/2006" xmlns:aink="http://schemas.microsoft.com/office/drawing/2016/ink" xmlns:am3d="http://schemas.microsoft.com/office/drawing/2017/model3d" xmlns:o="urn:schemas-microsoft-com:office:office" xmlns:r="http://schemas.openxmlformats.org/officeDocument/2006/relationships" xmlns:m="http://schemas.openxmlformats.org/officeDocument/2006/math" xmlns:v="urn:schemas-microsoft-com:vml" xmlns:wp14="http://schemas.microsoft.com/office/word/2010/wordprocessingDrawing" xmlns:wp="http://schemas.openxmlformats.org/drawingml/2006/wordprocessingDrawing" xmlns:w10="urn:schemas-microsoft-com:office:word" xmlns:w="http://schemas.openxmlformats.org/wordprocessingml/2006/main" xmlns:w14="http://schemas.microsoft.com/office/word/2010/wordml" xmlns:w15="http://schemas.microsoft.com/office/word/2012/wordml" xmlns:w16cex="http://schemas.microsoft.com/office/word/2018/wordml/cex" xmlns:w16cid="http://schemas.microsoft.com/office/word/2016/wordml/cid" xmlns:w16="http://schemas.microsoft.com/office/word/2018/wordml" xmlns:w16sdtdh="http://schemas.microsoft.com/office/word/2020/wordml/sdtdatahash" xmlns:w16se="http://schemas.microsoft.com/office/word/2015/wordml/symex" xmlns:wpg="http://schemas.microsoft.com/office/word/2010/wordprocessingGroup" xmlns:wpi="http://schemas.microsoft.com/office/word/2010/wordprocessingInk" xmlns:wne="http://schemas.microsoft.com/office/word/2006/wordml" xmlns:wps="http://schemas.microsoft.com/office/word/2010/wordprocessingShape" mc:Ignorable="w14 w15 w16se w16cid w16 w16cex w16sdtdh wp14">
+<w:hdr xmlns:wpc="http://schemas.microsoft.com/office/word/2010/wordprocessingCanvas" xmlns:cx="http://schemas.microsoft.com/office/drawing/2014/chartex" xmlns:cx1="http://schemas.microsoft.com/office/drawing/2015/9/8/chartex" xmlns:cx2="http://schemas.microsoft.com/office/drawing/2015/10/21/chartex" xmlns:cx3="http://schemas.microsoft.com/office/drawing/2016/5/9/chartex" xmlns:cx4="http://schemas.microsoft.com/office/drawing/2016/5/10/chartex" xmlns:cx5="http://schemas.microsoft.com/office/drawing/2016/5/11/chartex" xmlns:cx6="http://schemas.microsoft.com/office/drawing/2016/5/12/chartex" xmlns:cx7="http://schemas.microsoft.com/office/drawing/2016/5/13/chartex" xmlns:cx8="http://schemas.microsoft.com/office/drawing/2016/5/14/chartex" xmlns:mc="http://schemas.openxmlformats.org/markup-compatibility/2006" xmlns:aink="http://schemas.microsoft.com/office/drawing/2016/ink" xmlns:am3d="http://schemas.microsoft.com/office/drawing/2017/model3d" xmlns:o="urn:schemas-microsoft-com:office:office" xmlns:oel="http://schemas.microsoft.com/office/2019/extlst" xmlns:r="http://schemas.openxmlformats.org/officeDocument/2006/relationships" xmlns:m="http://schemas.openxmlformats.org/officeDocument/2006/math" xmlns:v="urn:schemas-microsoft-com:vml" xmlns:wp14="http://schemas.microsoft.com/office/word/2010/wordprocessingDrawing" xmlns:wp="http://schemas.openxmlformats.org/drawingml/2006/wordprocessingDrawing" xmlns:w10="urn:schemas-microsoft-com:office:word" xmlns:w="http://schemas.openxmlformats.org/wordprocessingml/2006/main" xmlns:w14="http://schemas.microsoft.com/office/word/2010/wordml" xmlns:w15="http://schemas.microsoft.com/office/word/2012/wordml" xmlns:w16cex="http://schemas.microsoft.com/office/word/2018/wordml/cex" xmlns:w16cid="http://schemas.microsoft.com/office/word/2016/wordml/cid" xmlns:w16="http://schemas.microsoft.com/office/word/2018/wordml" xmlns:w16du="http://schemas.microsoft.com/office/word/2023/wordml/word16du" xmlns:w16sdtdh="http://schemas.microsoft.com/office/word/2020/wordml/sdtdatahash" xmlns:w16sdtfl="http://schemas.microsoft.com/office/word/2024/wordml/sdtformatlock" xmlns:w16se="http://schemas.microsoft.com/office/word/2015/wordml/symex" xmlns:wpg="http://schemas.microsoft.com/office/word/2010/wordprocessingGroup" xmlns:wpi="http://schemas.microsoft.com/office/word/2010/wordprocessingInk" xmlns:wne="http://schemas.microsoft.com/office/word/2006/wordml" xmlns:wps="http://schemas.microsoft.com/office/word/2010/wordprocessingShape" xmlns:a="http://schemas.openxmlformats.org/drawingml/2006/main" xmlns:adec="http://schemas.microsoft.com/office/drawing/2017/decorative" xmlns:pic="http://schemas.openxmlformats.org/drawingml/2006/picture" xmlns:a14="http://schemas.microsoft.com/office/drawing/2010/main" xmlns:asvg="http://schemas.microsoft.com/office/drawing/2016/SVG/main" mc:Ignorable="w14 w15 w16se w16cid w16 w16cex w16sdtdh w16sdtfl w16du wp14">
   <w:p>
     <w:pPr>
       <w:pStyle w:val="Encabezado"/>
@@ -12858,7 +12790,7 @@
 </file>
 
 <file path=word/numbering.xml><?xml version="1.0" encoding="utf-8"?>
-<w:numbering xmlns:wpc="http://schemas.microsoft.com/office/word/2010/wordprocessingCanvas" xmlns:cx="http://schemas.microsoft.com/office/drawing/2014/chartex" xmlns:cx1="http://schemas.microsoft.com/office/drawing/2015/9/8/chartex" xmlns:cx2="http://schemas.microsoft.com/office/drawing/2015/10/21/chartex" xmlns:cx3="http://schemas.microsoft.com/office/drawing/2016/5/9/chartex" xmlns:cx4="http://schemas.microsoft.com/office/drawing/2016/5/10/chartex" xmlns:cx5="http://schemas.microsoft.com/office/drawing/2016/5/11/chartex" xmlns:cx6="http://schemas.microsoft.com/office/drawing/2016/5/12/chartex" xmlns:cx7="http://schemas.microsoft.com/office/drawing/2016/5/13/chartex" xmlns:cx8="http://schemas.microsoft.com/office/drawing/2016/5/14/chartex" xmlns:mc="http://schemas.openxmlformats.org/markup-compatibility/2006" xmlns:aink="http://schemas.microsoft.com/office/drawing/2016/ink" xmlns:am3d="http://schemas.microsoft.com/office/drawing/2017/model3d" xmlns:o="urn:schemas-microsoft-com:office:office" xmlns:r="http://schemas.openxmlformats.org/officeDocument/2006/relationships" xmlns:m="http://schemas.openxmlformats.org/officeDocument/2006/math" xmlns:v="urn:schemas-microsoft-com:vml" xmlns:wp14="http://schemas.microsoft.com/office/word/2010/wordprocessingDrawing" xmlns:wp="http://schemas.openxmlformats.org/drawingml/2006/wordprocessingDrawing" xmlns:w10="urn:schemas-microsoft-com:office:word" xmlns:w="http://schemas.openxmlformats.org/wordprocessingml/2006/main" xmlns:w14="http://schemas.microsoft.com/office/word/2010/wordml" xmlns:w15="http://schemas.microsoft.com/office/word/2012/wordml" xmlns:w16cex="http://schemas.microsoft.com/office/word/2018/wordml/cex" xmlns:w16cid="http://schemas.microsoft.com/office/word/2016/wordml/cid" xmlns:w16="http://schemas.microsoft.com/office/word/2018/wordml" xmlns:w16sdtdh="http://schemas.microsoft.com/office/word/2020/wordml/sdtdatahash" xmlns:w16se="http://schemas.microsoft.com/office/word/2015/wordml/symex" xmlns:wpg="http://schemas.microsoft.com/office/word/2010/wordprocessingGroup" xmlns:wpi="http://schemas.microsoft.com/office/word/2010/wordprocessingInk" xmlns:wne="http://schemas.microsoft.com/office/word/2006/wordml" xmlns:wps="http://schemas.microsoft.com/office/word/2010/wordprocessingShape" mc:Ignorable="w14 w15 w16se w16cid w16 w16cex w16sdtdh wp14">
+<w:numbering xmlns:wpc="http://schemas.microsoft.com/office/word/2010/wordprocessingCanvas" xmlns:cx="http://schemas.microsoft.com/office/drawing/2014/chartex" xmlns:cx1="http://schemas.microsoft.com/office/drawing/2015/9/8/chartex" xmlns:cx2="http://schemas.microsoft.com/office/drawing/2015/10/21/chartex" xmlns:cx3="http://schemas.microsoft.com/office/drawing/2016/5/9/chartex" xmlns:cx4="http://schemas.microsoft.com/office/drawing/2016/5/10/chartex" xmlns:cx5="http://schemas.microsoft.com/office/drawing/2016/5/11/chartex" xmlns:cx6="http://schemas.microsoft.com/office/drawing/2016/5/12/chartex" xmlns:cx7="http://schemas.microsoft.com/office/drawing/2016/5/13/chartex" xmlns:cx8="http://schemas.microsoft.com/office/drawing/2016/5/14/chartex" xmlns:mc="http://schemas.openxmlformats.org/markup-compatibility/2006" xmlns:aink="http://schemas.microsoft.com/office/drawing/2016/ink" xmlns:am3d="http://schemas.microsoft.com/office/drawing/2017/model3d" xmlns:o="urn:schemas-microsoft-com:office:office" xmlns:oel="http://schemas.microsoft.com/office/2019/extlst" xmlns:r="http://schemas.openxmlformats.org/officeDocument/2006/relationships" xmlns:m="http://schemas.openxmlformats.org/officeDocument/2006/math" xmlns:v="urn:schemas-microsoft-com:vml" xmlns:wp14="http://schemas.microsoft.com/office/word/2010/wordprocessingDrawing" xmlns:wp="http://schemas.openxmlformats.org/drawingml/2006/wordprocessingDrawing" xmlns:w10="urn:schemas-microsoft-com:office:word" xmlns:w="http://schemas.openxmlformats.org/wordprocessingml/2006/main" xmlns:w14="http://schemas.microsoft.com/office/word/2010/wordml" xmlns:w15="http://schemas.microsoft.com/office/word/2012/wordml" xmlns:w16cex="http://schemas.microsoft.com/office/word/2018/wordml/cex" xmlns:w16cid="http://schemas.microsoft.com/office/word/2016/wordml/cid" xmlns:w16="http://schemas.microsoft.com/office/word/2018/wordml" xmlns:w16du="http://schemas.microsoft.com/office/word/2023/wordml/word16du" xmlns:w16sdtdh="http://schemas.microsoft.com/office/word/2020/wordml/sdtdatahash" xmlns:w16sdtfl="http://schemas.microsoft.com/office/word/2024/wordml/sdtformatlock" xmlns:w16se="http://schemas.microsoft.com/office/word/2015/wordml/symex" xmlns:wpg="http://schemas.microsoft.com/office/word/2010/wordprocessingGroup" xmlns:wpi="http://schemas.microsoft.com/office/word/2010/wordprocessingInk" xmlns:wne="http://schemas.microsoft.com/office/word/2006/wordml" xmlns:wps="http://schemas.microsoft.com/office/word/2010/wordprocessingShape" mc:Ignorable="w14 w15 w16se w16cid w16 w16cex w16sdtdh w16sdtfl w16du wp14">
   <w:abstractNum w:abstractNumId="0" w15:restartNumberingAfterBreak="0">
     <w:nsid w:val="FFFFFF89"/>
     <w:multiLevelType w:val="singleLevel"/>
@@ -12876,7 +12808,7 @@
         <w:ind w:left="360" w:hanging="360"/>
       </w:pPr>
       <w:rPr>
-        <w:rFonts w:ascii="Symbol" w:hAnsi="Symbol" w:hint="default"/>
+        <w:rFonts w:hint="default" w:ascii="Symbol" w:hAnsi="Symbol"/>
       </w:rPr>
     </w:lvl>
   </w:abstractNum>
@@ -12893,7 +12825,7 @@
         <w:ind w:left="1429" w:hanging="360"/>
       </w:pPr>
       <w:rPr>
-        <w:rFonts w:ascii="Symbol" w:hAnsi="Symbol" w:hint="default"/>
+        <w:rFonts w:hint="default" w:ascii="Symbol" w:hAnsi="Symbol"/>
       </w:rPr>
     </w:lvl>
     <w:lvl w:ilvl="1" w:tplc="FFFFFFFF" w:tentative="1">
@@ -12905,7 +12837,7 @@
         <w:ind w:left="2149" w:hanging="360"/>
       </w:pPr>
       <w:rPr>
-        <w:rFonts w:ascii="Courier New" w:hAnsi="Courier New" w:cs="Courier New" w:hint="default"/>
+        <w:rFonts w:hint="default" w:ascii="Courier New" w:hAnsi="Courier New" w:cs="Courier New"/>
       </w:rPr>
     </w:lvl>
     <w:lvl w:ilvl="2" w:tplc="FFFFFFFF" w:tentative="1">
@@ -12917,7 +12849,7 @@
         <w:ind w:left="2869" w:hanging="360"/>
       </w:pPr>
       <w:rPr>
-        <w:rFonts w:ascii="Wingdings" w:hAnsi="Wingdings" w:hint="default"/>
+        <w:rFonts w:hint="default" w:ascii="Wingdings" w:hAnsi="Wingdings"/>
       </w:rPr>
     </w:lvl>
     <w:lvl w:ilvl="3" w:tplc="FFFFFFFF" w:tentative="1">
@@ -12929,7 +12861,7 @@
         <w:ind w:left="3589" w:hanging="360"/>
       </w:pPr>
       <w:rPr>
-        <w:rFonts w:ascii="Symbol" w:hAnsi="Symbol" w:hint="default"/>
+        <w:rFonts w:hint="default" w:ascii="Symbol" w:hAnsi="Symbol"/>
       </w:rPr>
     </w:lvl>
     <w:lvl w:ilvl="4" w:tplc="FFFFFFFF" w:tentative="1">
@@ -12941,7 +12873,7 @@
         <w:ind w:left="4309" w:hanging="360"/>
       </w:pPr>
       <w:rPr>
-        <w:rFonts w:ascii="Courier New" w:hAnsi="Courier New" w:cs="Courier New" w:hint="default"/>
+        <w:rFonts w:hint="default" w:ascii="Courier New" w:hAnsi="Courier New" w:cs="Courier New"/>
       </w:rPr>
     </w:lvl>
     <w:lvl w:ilvl="5" w:tplc="FFFFFFFF" w:tentative="1">
@@ -12953,7 +12885,7 @@
         <w:ind w:left="5029" w:hanging="360"/>
       </w:pPr>
       <w:rPr>
-        <w:rFonts w:ascii="Wingdings" w:hAnsi="Wingdings" w:hint="default"/>
+        <w:rFonts w:hint="default" w:ascii="Wingdings" w:hAnsi="Wingdings"/>
       </w:rPr>
     </w:lvl>
     <w:lvl w:ilvl="6" w:tplc="FFFFFFFF" w:tentative="1">
@@ -12965,7 +12897,7 @@
         <w:ind w:left="5749" w:hanging="360"/>
       </w:pPr>
       <w:rPr>
-        <w:rFonts w:ascii="Symbol" w:hAnsi="Symbol" w:hint="default"/>
+        <w:rFonts w:hint="default" w:ascii="Symbol" w:hAnsi="Symbol"/>
       </w:rPr>
     </w:lvl>
     <w:lvl w:ilvl="7" w:tplc="FFFFFFFF" w:tentative="1">
@@ -12977,7 +12909,7 @@
         <w:ind w:left="6469" w:hanging="360"/>
       </w:pPr>
       <w:rPr>
-        <w:rFonts w:ascii="Courier New" w:hAnsi="Courier New" w:cs="Courier New" w:hint="default"/>
+        <w:rFonts w:hint="default" w:ascii="Courier New" w:hAnsi="Courier New" w:cs="Courier New"/>
       </w:rPr>
     </w:lvl>
     <w:lvl w:ilvl="8" w:tplc="FFFFFFFF" w:tentative="1">
@@ -12989,7 +12921,7 @@
         <w:ind w:left="7189" w:hanging="360"/>
       </w:pPr>
       <w:rPr>
-        <w:rFonts w:ascii="Wingdings" w:hAnsi="Wingdings" w:hint="default"/>
+        <w:rFonts w:hint="default" w:ascii="Wingdings" w:hAnsi="Wingdings"/>
       </w:rPr>
     </w:lvl>
   </w:abstractNum>
@@ -13006,7 +12938,7 @@
         <w:ind w:left="1429" w:hanging="360"/>
       </w:pPr>
       <w:rPr>
-        <w:rFonts w:ascii="Symbol" w:hAnsi="Symbol" w:hint="default"/>
+        <w:rFonts w:hint="default" w:ascii="Symbol" w:hAnsi="Symbol"/>
       </w:rPr>
     </w:lvl>
     <w:lvl w:ilvl="1" w:tplc="240A0003" w:tentative="1">
@@ -13018,7 +12950,7 @@
         <w:ind w:left="2149" w:hanging="360"/>
       </w:pPr>
       <w:rPr>
-        <w:rFonts w:ascii="Courier New" w:hAnsi="Courier New" w:cs="Courier New" w:hint="default"/>
+        <w:rFonts w:hint="default" w:ascii="Courier New" w:hAnsi="Courier New" w:cs="Courier New"/>
       </w:rPr>
     </w:lvl>
     <w:lvl w:ilvl="2" w:tplc="240A0005" w:tentative="1">
@@ -13030,7 +12962,7 @@
         <w:ind w:left="2869" w:hanging="360"/>
       </w:pPr>
       <w:rPr>
-        <w:rFonts w:ascii="Wingdings" w:hAnsi="Wingdings" w:hint="default"/>
+        <w:rFonts w:hint="default" w:ascii="Wingdings" w:hAnsi="Wingdings"/>
       </w:rPr>
     </w:lvl>
     <w:lvl w:ilvl="3" w:tplc="240A0001" w:tentative="1">
@@ -13042,7 +12974,7 @@
         <w:ind w:left="3589" w:hanging="360"/>
       </w:pPr>
       <w:rPr>
-        <w:rFonts w:ascii="Symbol" w:hAnsi="Symbol" w:hint="default"/>
+        <w:rFonts w:hint="default" w:ascii="Symbol" w:hAnsi="Symbol"/>
       </w:rPr>
     </w:lvl>
     <w:lvl w:ilvl="4" w:tplc="240A0003" w:tentative="1">
@@ -13054,7 +12986,7 @@
         <w:ind w:left="4309" w:hanging="360"/>
       </w:pPr>
       <w:rPr>
-        <w:rFonts w:ascii="Courier New" w:hAnsi="Courier New" w:cs="Courier New" w:hint="default"/>
+        <w:rFonts w:hint="default" w:ascii="Courier New" w:hAnsi="Courier New" w:cs="Courier New"/>
       </w:rPr>
     </w:lvl>
     <w:lvl w:ilvl="5" w:tplc="240A0005" w:tentative="1">
@@ -13066,7 +12998,7 @@
         <w:ind w:left="5029" w:hanging="360"/>
       </w:pPr>
       <w:rPr>
-        <w:rFonts w:ascii="Wingdings" w:hAnsi="Wingdings" w:hint="default"/>
+        <w:rFonts w:hint="default" w:ascii="Wingdings" w:hAnsi="Wingdings"/>
       </w:rPr>
     </w:lvl>
     <w:lvl w:ilvl="6" w:tplc="240A0001" w:tentative="1">
@@ -13078,7 +13010,7 @@
         <w:ind w:left="5749" w:hanging="360"/>
       </w:pPr>
       <w:rPr>
-        <w:rFonts w:ascii="Symbol" w:hAnsi="Symbol" w:hint="default"/>
+        <w:rFonts w:hint="default" w:ascii="Symbol" w:hAnsi="Symbol"/>
       </w:rPr>
     </w:lvl>
     <w:lvl w:ilvl="7" w:tplc="240A0003" w:tentative="1">
@@ -13090,7 +13022,7 @@
         <w:ind w:left="6469" w:hanging="360"/>
       </w:pPr>
       <w:rPr>
-        <w:rFonts w:ascii="Courier New" w:hAnsi="Courier New" w:cs="Courier New" w:hint="default"/>
+        <w:rFonts w:hint="default" w:ascii="Courier New" w:hAnsi="Courier New" w:cs="Courier New"/>
       </w:rPr>
     </w:lvl>
     <w:lvl w:ilvl="8" w:tplc="240A0005" w:tentative="1">
@@ -13102,7 +13034,7 @@
         <w:ind w:left="7189" w:hanging="360"/>
       </w:pPr>
       <w:rPr>
-        <w:rFonts w:ascii="Wingdings" w:hAnsi="Wingdings" w:hint="default"/>
+        <w:rFonts w:hint="default" w:ascii="Wingdings" w:hAnsi="Wingdings"/>
       </w:rPr>
     </w:lvl>
   </w:abstractNum>
@@ -13119,7 +13051,7 @@
         <w:ind w:left="1627" w:hanging="360"/>
       </w:pPr>
       <w:rPr>
-        <w:rFonts w:ascii="Symbol" w:hAnsi="Symbol" w:hint="default"/>
+        <w:rFonts w:hint="default" w:ascii="Symbol" w:hAnsi="Symbol"/>
       </w:rPr>
     </w:lvl>
     <w:lvl w:ilvl="1" w:tplc="240A0003" w:tentative="1">
@@ -13131,7 +13063,7 @@
         <w:ind w:left="2347" w:hanging="360"/>
       </w:pPr>
       <w:rPr>
-        <w:rFonts w:ascii="Courier New" w:hAnsi="Courier New" w:cs="Courier New" w:hint="default"/>
+        <w:rFonts w:hint="default" w:ascii="Courier New" w:hAnsi="Courier New" w:cs="Courier New"/>
       </w:rPr>
     </w:lvl>
     <w:lvl w:ilvl="2" w:tplc="240A0005" w:tentative="1">
@@ -13143,7 +13075,7 @@
         <w:ind w:left="3067" w:hanging="360"/>
       </w:pPr>
       <w:rPr>
-        <w:rFonts w:ascii="Wingdings" w:hAnsi="Wingdings" w:hint="default"/>
+        <w:rFonts w:hint="default" w:ascii="Wingdings" w:hAnsi="Wingdings"/>
       </w:rPr>
     </w:lvl>
     <w:lvl w:ilvl="3" w:tplc="240A0001" w:tentative="1">
@@ -13155,7 +13087,7 @@
         <w:ind w:left="3787" w:hanging="360"/>
       </w:pPr>
       <w:rPr>
-        <w:rFonts w:ascii="Symbol" w:hAnsi="Symbol" w:hint="default"/>
+        <w:rFonts w:hint="default" w:ascii="Symbol" w:hAnsi="Symbol"/>
       </w:rPr>
     </w:lvl>
     <w:lvl w:ilvl="4" w:tplc="240A0003" w:tentative="1">
@@ -13167,7 +13099,7 @@
         <w:ind w:left="4507" w:hanging="360"/>
       </w:pPr>
       <w:rPr>
-        <w:rFonts w:ascii="Courier New" w:hAnsi="Courier New" w:cs="Courier New" w:hint="default"/>
+        <w:rFonts w:hint="default" w:ascii="Courier New" w:hAnsi="Courier New" w:cs="Courier New"/>
       </w:rPr>
     </w:lvl>
     <w:lvl w:ilvl="5" w:tplc="240A0005" w:tentative="1">
@@ -13179,7 +13111,7 @@
         <w:ind w:left="5227" w:hanging="360"/>
       </w:pPr>
       <w:rPr>
-        <w:rFonts w:ascii="Wingdings" w:hAnsi="Wingdings" w:hint="default"/>
+        <w:rFonts w:hint="default" w:ascii="Wingdings" w:hAnsi="Wingdings"/>
       </w:rPr>
     </w:lvl>
     <w:lvl w:ilvl="6" w:tplc="240A0001" w:tentative="1">
@@ -13191,7 +13123,7 @@
         <w:ind w:left="5947" w:hanging="360"/>
       </w:pPr>
       <w:rPr>
-        <w:rFonts w:ascii="Symbol" w:hAnsi="Symbol" w:hint="default"/>
+        <w:rFonts w:hint="default" w:ascii="Symbol" w:hAnsi="Symbol"/>
       </w:rPr>
     </w:lvl>
     <w:lvl w:ilvl="7" w:tplc="240A0003" w:tentative="1">
@@ -13203,7 +13135,7 @@
         <w:ind w:left="6667" w:hanging="360"/>
       </w:pPr>
       <w:rPr>
-        <w:rFonts w:ascii="Courier New" w:hAnsi="Courier New" w:cs="Courier New" w:hint="default"/>
+        <w:rFonts w:hint="default" w:ascii="Courier New" w:hAnsi="Courier New" w:cs="Courier New"/>
       </w:rPr>
     </w:lvl>
     <w:lvl w:ilvl="8" w:tplc="240A0005" w:tentative="1">
@@ -13215,7 +13147,7 @@
         <w:ind w:left="7387" w:hanging="360"/>
       </w:pPr>
       <w:rPr>
-        <w:rFonts w:ascii="Wingdings" w:hAnsi="Wingdings" w:hint="default"/>
+        <w:rFonts w:hint="default" w:ascii="Wingdings" w:hAnsi="Wingdings"/>
       </w:rPr>
     </w:lvl>
   </w:abstractNum>
@@ -13232,7 +13164,7 @@
         <w:ind w:left="1429" w:hanging="360"/>
       </w:pPr>
       <w:rPr>
-        <w:rFonts w:ascii="Symbol" w:hAnsi="Symbol" w:hint="default"/>
+        <w:rFonts w:hint="default" w:ascii="Symbol" w:hAnsi="Symbol"/>
       </w:rPr>
     </w:lvl>
     <w:lvl w:ilvl="1" w:tplc="FFFFFFFF" w:tentative="1">
@@ -13244,7 +13176,7 @@
         <w:ind w:left="2149" w:hanging="360"/>
       </w:pPr>
       <w:rPr>
-        <w:rFonts w:ascii="Courier New" w:hAnsi="Courier New" w:cs="Courier New" w:hint="default"/>
+        <w:rFonts w:hint="default" w:ascii="Courier New" w:hAnsi="Courier New" w:cs="Courier New"/>
       </w:rPr>
     </w:lvl>
     <w:lvl w:ilvl="2" w:tplc="FFFFFFFF" w:tentative="1">
@@ -13256,7 +13188,7 @@
         <w:ind w:left="2869" w:hanging="360"/>
       </w:pPr>
       <w:rPr>
-        <w:rFonts w:ascii="Wingdings" w:hAnsi="Wingdings" w:hint="default"/>
+        <w:rFonts w:hint="default" w:ascii="Wingdings" w:hAnsi="Wingdings"/>
       </w:rPr>
     </w:lvl>
     <w:lvl w:ilvl="3" w:tplc="FFFFFFFF" w:tentative="1">
@@ -13268,7 +13200,7 @@
         <w:ind w:left="3589" w:hanging="360"/>
       </w:pPr>
       <w:rPr>
-        <w:rFonts w:ascii="Symbol" w:hAnsi="Symbol" w:hint="default"/>
+        <w:rFonts w:hint="default" w:ascii="Symbol" w:hAnsi="Symbol"/>
       </w:rPr>
     </w:lvl>
     <w:lvl w:ilvl="4" w:tplc="FFFFFFFF" w:tentative="1">
@@ -13280,7 +13212,7 @@
         <w:ind w:left="4309" w:hanging="360"/>
       </w:pPr>
       <w:rPr>
-        <w:rFonts w:ascii="Courier New" w:hAnsi="Courier New" w:cs="Courier New" w:hint="default"/>
+        <w:rFonts w:hint="default" w:ascii="Courier New" w:hAnsi="Courier New" w:cs="Courier New"/>
       </w:rPr>
     </w:lvl>
     <w:lvl w:ilvl="5" w:tplc="FFFFFFFF" w:tentative="1">
@@ -13292,7 +13224,7 @@
         <w:ind w:left="5029" w:hanging="360"/>
       </w:pPr>
       <w:rPr>
-        <w:rFonts w:ascii="Wingdings" w:hAnsi="Wingdings" w:hint="default"/>
+        <w:rFonts w:hint="default" w:ascii="Wingdings" w:hAnsi="Wingdings"/>
       </w:rPr>
     </w:lvl>
     <w:lvl w:ilvl="6" w:tplc="FFFFFFFF" w:tentative="1">
@@ -13304,7 +13236,7 @@
         <w:ind w:left="5749" w:hanging="360"/>
       </w:pPr>
       <w:rPr>
-        <w:rFonts w:ascii="Symbol" w:hAnsi="Symbol" w:hint="default"/>
+        <w:rFonts w:hint="default" w:ascii="Symbol" w:hAnsi="Symbol"/>
       </w:rPr>
     </w:lvl>
     <w:lvl w:ilvl="7" w:tplc="FFFFFFFF" w:tentative="1">
@@ -13316,7 +13248,7 @@
         <w:ind w:left="6469" w:hanging="360"/>
       </w:pPr>
       <w:rPr>
-        <w:rFonts w:ascii="Courier New" w:hAnsi="Courier New" w:cs="Courier New" w:hint="default"/>
+        <w:rFonts w:hint="default" w:ascii="Courier New" w:hAnsi="Courier New" w:cs="Courier New"/>
       </w:rPr>
     </w:lvl>
     <w:lvl w:ilvl="8" w:tplc="FFFFFFFF" w:tentative="1">
@@ -13328,7 +13260,7 @@
         <w:ind w:left="7189" w:hanging="360"/>
       </w:pPr>
       <w:rPr>
-        <w:rFonts w:ascii="Wingdings" w:hAnsi="Wingdings" w:hint="default"/>
+        <w:rFonts w:hint="default" w:ascii="Wingdings" w:hAnsi="Wingdings"/>
       </w:rPr>
     </w:lvl>
   </w:abstractNum>
@@ -13345,7 +13277,7 @@
         <w:ind w:left="1429" w:hanging="360"/>
       </w:pPr>
       <w:rPr>
-        <w:rFonts w:ascii="Symbol" w:hAnsi="Symbol" w:hint="default"/>
+        <w:rFonts w:hint="default" w:ascii="Symbol" w:hAnsi="Symbol"/>
       </w:rPr>
     </w:lvl>
     <w:lvl w:ilvl="1" w:tplc="240A0003" w:tentative="1">
@@ -13357,7 +13289,7 @@
         <w:ind w:left="2149" w:hanging="360"/>
       </w:pPr>
       <w:rPr>
-        <w:rFonts w:ascii="Courier New" w:hAnsi="Courier New" w:cs="Courier New" w:hint="default"/>
+        <w:rFonts w:hint="default" w:ascii="Courier New" w:hAnsi="Courier New" w:cs="Courier New"/>
       </w:rPr>
     </w:lvl>
     <w:lvl w:ilvl="2" w:tplc="240A0005" w:tentative="1">
@@ -13369,7 +13301,7 @@
         <w:ind w:left="2869" w:hanging="360"/>
       </w:pPr>
       <w:rPr>
-        <w:rFonts w:ascii="Wingdings" w:hAnsi="Wingdings" w:hint="default"/>
+        <w:rFonts w:hint="default" w:ascii="Wingdings" w:hAnsi="Wingdings"/>
       </w:rPr>
     </w:lvl>
     <w:lvl w:ilvl="3" w:tplc="240A0001" w:tentative="1">
@@ -13381,7 +13313,7 @@
         <w:ind w:left="3589" w:hanging="360"/>
       </w:pPr>
       <w:rPr>
-        <w:rFonts w:ascii="Symbol" w:hAnsi="Symbol" w:hint="default"/>
+        <w:rFonts w:hint="default" w:ascii="Symbol" w:hAnsi="Symbol"/>
       </w:rPr>
     </w:lvl>
     <w:lvl w:ilvl="4" w:tplc="240A0003" w:tentative="1">
@@ -13393,7 +13325,7 @@
         <w:ind w:left="4309" w:hanging="360"/>
       </w:pPr>
       <w:rPr>
-        <w:rFonts w:ascii="Courier New" w:hAnsi="Courier New" w:cs="Courier New" w:hint="default"/>
+        <w:rFonts w:hint="default" w:ascii="Courier New" w:hAnsi="Courier New" w:cs="Courier New"/>
       </w:rPr>
     </w:lvl>
     <w:lvl w:ilvl="5" w:tplc="240A0005" w:tentative="1">
@@ -13405,7 +13337,7 @@
         <w:ind w:left="5029" w:hanging="360"/>
       </w:pPr>
       <w:rPr>
-        <w:rFonts w:ascii="Wingdings" w:hAnsi="Wingdings" w:hint="default"/>
+        <w:rFonts w:hint="default" w:ascii="Wingdings" w:hAnsi="Wingdings"/>
       </w:rPr>
     </w:lvl>
     <w:lvl w:ilvl="6" w:tplc="240A0001" w:tentative="1">
@@ -13417,7 +13349,7 @@
         <w:ind w:left="5749" w:hanging="360"/>
       </w:pPr>
       <w:rPr>
-        <w:rFonts w:ascii="Symbol" w:hAnsi="Symbol" w:hint="default"/>
+        <w:rFonts w:hint="default" w:ascii="Symbol" w:hAnsi="Symbol"/>
       </w:rPr>
     </w:lvl>
     <w:lvl w:ilvl="7" w:tplc="240A0003" w:tentative="1">
@@ -13429,7 +13361,7 @@
         <w:ind w:left="6469" w:hanging="360"/>
       </w:pPr>
       <w:rPr>
-        <w:rFonts w:ascii="Courier New" w:hAnsi="Courier New" w:cs="Courier New" w:hint="default"/>
+        <w:rFonts w:hint="default" w:ascii="Courier New" w:hAnsi="Courier New" w:cs="Courier New"/>
       </w:rPr>
     </w:lvl>
     <w:lvl w:ilvl="8" w:tplc="240A0005" w:tentative="1">
@@ -13441,7 +13373,7 @@
         <w:ind w:left="7189" w:hanging="360"/>
       </w:pPr>
       <w:rPr>
-        <w:rFonts w:ascii="Wingdings" w:hAnsi="Wingdings" w:hint="default"/>
+        <w:rFonts w:hint="default" w:ascii="Wingdings" w:hAnsi="Wingdings"/>
       </w:rPr>
     </w:lvl>
   </w:abstractNum>
@@ -13458,7 +13390,7 @@
         <w:ind w:left="1429" w:hanging="360"/>
       </w:pPr>
       <w:rPr>
-        <w:rFonts w:ascii="Symbol" w:hAnsi="Symbol" w:hint="default"/>
+        <w:rFonts w:hint="default" w:ascii="Symbol" w:hAnsi="Symbol"/>
       </w:rPr>
     </w:lvl>
     <w:lvl w:ilvl="1" w:tplc="240A0003" w:tentative="1">
@@ -13470,7 +13402,7 @@
         <w:ind w:left="2149" w:hanging="360"/>
       </w:pPr>
       <w:rPr>
-        <w:rFonts w:ascii="Courier New" w:hAnsi="Courier New" w:cs="Courier New" w:hint="default"/>
+        <w:rFonts w:hint="default" w:ascii="Courier New" w:hAnsi="Courier New" w:cs="Courier New"/>
       </w:rPr>
     </w:lvl>
     <w:lvl w:ilvl="2" w:tplc="240A0005" w:tentative="1">
@@ -13482,7 +13414,7 @@
         <w:ind w:left="2869" w:hanging="360"/>
       </w:pPr>
       <w:rPr>
-        <w:rFonts w:ascii="Wingdings" w:hAnsi="Wingdings" w:hint="default"/>
+        <w:rFonts w:hint="default" w:ascii="Wingdings" w:hAnsi="Wingdings"/>
       </w:rPr>
     </w:lvl>
     <w:lvl w:ilvl="3" w:tplc="240A0001" w:tentative="1">
@@ -13494,7 +13426,7 @@
         <w:ind w:left="3589" w:hanging="360"/>
       </w:pPr>
       <w:rPr>
-        <w:rFonts w:ascii="Symbol" w:hAnsi="Symbol" w:hint="default"/>
+        <w:rFonts w:hint="default" w:ascii="Symbol" w:hAnsi="Symbol"/>
       </w:rPr>
     </w:lvl>
     <w:lvl w:ilvl="4" w:tplc="240A0003" w:tentative="1">
@@ -13506,7 +13438,7 @@
         <w:ind w:left="4309" w:hanging="360"/>
       </w:pPr>
       <w:rPr>
-        <w:rFonts w:ascii="Courier New" w:hAnsi="Courier New" w:cs="Courier New" w:hint="default"/>
+        <w:rFonts w:hint="default" w:ascii="Courier New" w:hAnsi="Courier New" w:cs="Courier New"/>
       </w:rPr>
     </w:lvl>
     <w:lvl w:ilvl="5" w:tplc="240A0005" w:tentative="1">
@@ -13518,7 +13450,7 @@
         <w:ind w:left="5029" w:hanging="360"/>
       </w:pPr>
       <w:rPr>
-        <w:rFonts w:ascii="Wingdings" w:hAnsi="Wingdings" w:hint="default"/>
+        <w:rFonts w:hint="default" w:ascii="Wingdings" w:hAnsi="Wingdings"/>
       </w:rPr>
     </w:lvl>
     <w:lvl w:ilvl="6" w:tplc="240A0001" w:tentative="1">
@@ -13530,7 +13462,7 @@
         <w:ind w:left="5749" w:hanging="360"/>
       </w:pPr>
       <w:rPr>
-        <w:rFonts w:ascii="Symbol" w:hAnsi="Symbol" w:hint="default"/>
+        <w:rFonts w:hint="default" w:ascii="Symbol" w:hAnsi="Symbol"/>
       </w:rPr>
     </w:lvl>
     <w:lvl w:ilvl="7" w:tplc="240A0003" w:tentative="1">
@@ -13542,7 +13474,7 @@
         <w:ind w:left="6469" w:hanging="360"/>
       </w:pPr>
       <w:rPr>
-        <w:rFonts w:ascii="Courier New" w:hAnsi="Courier New" w:cs="Courier New" w:hint="default"/>
+        <w:rFonts w:hint="default" w:ascii="Courier New" w:hAnsi="Courier New" w:cs="Courier New"/>
       </w:rPr>
     </w:lvl>
     <w:lvl w:ilvl="8" w:tplc="240A0005" w:tentative="1">
@@ -13554,7 +13486,7 @@
         <w:ind w:left="7189" w:hanging="360"/>
       </w:pPr>
       <w:rPr>
-        <w:rFonts w:ascii="Wingdings" w:hAnsi="Wingdings" w:hint="default"/>
+        <w:rFonts w:hint="default" w:ascii="Wingdings" w:hAnsi="Wingdings"/>
       </w:rPr>
     </w:lvl>
   </w:abstractNum>
@@ -13571,7 +13503,7 @@
         <w:ind w:left="1429" w:hanging="360"/>
       </w:pPr>
       <w:rPr>
-        <w:rFonts w:ascii="Symbol" w:hAnsi="Symbol" w:hint="default"/>
+        <w:rFonts w:hint="default" w:ascii="Symbol" w:hAnsi="Symbol"/>
       </w:rPr>
     </w:lvl>
     <w:lvl w:ilvl="1" w:tplc="240A0003" w:tentative="1">
@@ -13583,7 +13515,7 @@
         <w:ind w:left="2149" w:hanging="360"/>
       </w:pPr>
       <w:rPr>
-        <w:rFonts w:ascii="Courier New" w:hAnsi="Courier New" w:cs="Courier New" w:hint="default"/>
+        <w:rFonts w:hint="default" w:ascii="Courier New" w:hAnsi="Courier New" w:cs="Courier New"/>
       </w:rPr>
     </w:lvl>
     <w:lvl w:ilvl="2" w:tplc="240A0005" w:tentative="1">
@@ -13595,7 +13527,7 @@
         <w:ind w:left="2869" w:hanging="360"/>
       </w:pPr>
       <w:rPr>
-        <w:rFonts w:ascii="Wingdings" w:hAnsi="Wingdings" w:hint="default"/>
+        <w:rFonts w:hint="default" w:ascii="Wingdings" w:hAnsi="Wingdings"/>
       </w:rPr>
     </w:lvl>
     <w:lvl w:ilvl="3" w:tplc="240A0001" w:tentative="1">
@@ -13607,7 +13539,7 @@
         <w:ind w:left="3589" w:hanging="360"/>
       </w:pPr>
       <w:rPr>
-        <w:rFonts w:ascii="Symbol" w:hAnsi="Symbol" w:hint="default"/>
+        <w:rFonts w:hint="default" w:ascii="Symbol" w:hAnsi="Symbol"/>
       </w:rPr>
     </w:lvl>
     <w:lvl w:ilvl="4" w:tplc="240A0003" w:tentative="1">
@@ -13619,7 +13551,7 @@
         <w:ind w:left="4309" w:hanging="360"/>
       </w:pPr>
       <w:rPr>
-        <w:rFonts w:ascii="Courier New" w:hAnsi="Courier New" w:cs="Courier New" w:hint="default"/>
+        <w:rFonts w:hint="default" w:ascii="Courier New" w:hAnsi="Courier New" w:cs="Courier New"/>
       </w:rPr>
     </w:lvl>
     <w:lvl w:ilvl="5" w:tplc="240A0005" w:tentative="1">
@@ -13631,7 +13563,7 @@
         <w:ind w:left="5029" w:hanging="360"/>
       </w:pPr>
       <w:rPr>
-        <w:rFonts w:ascii="Wingdings" w:hAnsi="Wingdings" w:hint="default"/>
+        <w:rFonts w:hint="default" w:ascii="Wingdings" w:hAnsi="Wingdings"/>
       </w:rPr>
     </w:lvl>
     <w:lvl w:ilvl="6" w:tplc="240A0001" w:tentative="1">
@@ -13643,7 +13575,7 @@
         <w:ind w:left="5749" w:hanging="360"/>
       </w:pPr>
       <w:rPr>
-        <w:rFonts w:ascii="Symbol" w:hAnsi="Symbol" w:hint="default"/>
+        <w:rFonts w:hint="default" w:ascii="Symbol" w:hAnsi="Symbol"/>
       </w:rPr>
     </w:lvl>
     <w:lvl w:ilvl="7" w:tplc="240A0003" w:tentative="1">
@@ -13655,7 +13587,7 @@
         <w:ind w:left="6469" w:hanging="360"/>
       </w:pPr>
       <w:rPr>
-        <w:rFonts w:ascii="Courier New" w:hAnsi="Courier New" w:cs="Courier New" w:hint="default"/>
+        <w:rFonts w:hint="default" w:ascii="Courier New" w:hAnsi="Courier New" w:cs="Courier New"/>
       </w:rPr>
     </w:lvl>
     <w:lvl w:ilvl="8" w:tplc="240A0005" w:tentative="1">
@@ -13667,7 +13599,7 @@
         <w:ind w:left="7189" w:hanging="360"/>
       </w:pPr>
       <w:rPr>
-        <w:rFonts w:ascii="Wingdings" w:hAnsi="Wingdings" w:hint="default"/>
+        <w:rFonts w:hint="default" w:ascii="Wingdings" w:hAnsi="Wingdings"/>
       </w:rPr>
     </w:lvl>
   </w:abstractNum>
@@ -13684,7 +13616,7 @@
         <w:ind w:left="720" w:hanging="360"/>
       </w:pPr>
       <w:rPr>
-        <w:rFonts w:ascii="Symbol" w:hAnsi="Symbol" w:hint="default"/>
+        <w:rFonts w:hint="default" w:ascii="Symbol" w:hAnsi="Symbol"/>
       </w:rPr>
     </w:lvl>
     <w:lvl w:ilvl="1" w:tplc="240A0003" w:tentative="1">
@@ -13696,7 +13628,7 @@
         <w:ind w:left="1440" w:hanging="360"/>
       </w:pPr>
       <w:rPr>
-        <w:rFonts w:ascii="Courier New" w:hAnsi="Courier New" w:cs="Courier New" w:hint="default"/>
+        <w:rFonts w:hint="default" w:ascii="Courier New" w:hAnsi="Courier New" w:cs="Courier New"/>
       </w:rPr>
     </w:lvl>
     <w:lvl w:ilvl="2" w:tplc="240A0005" w:tentative="1">
@@ -13708,7 +13640,7 @@
         <w:ind w:left="2160" w:hanging="360"/>
       </w:pPr>
       <w:rPr>
-        <w:rFonts w:ascii="Wingdings" w:hAnsi="Wingdings" w:hint="default"/>
+        <w:rFonts w:hint="default" w:ascii="Wingdings" w:hAnsi="Wingdings"/>
       </w:rPr>
     </w:lvl>
     <w:lvl w:ilvl="3" w:tplc="240A0001" w:tentative="1">
@@ -13720,7 +13652,7 @@
         <w:ind w:left="2880" w:hanging="360"/>
       </w:pPr>
       <w:rPr>
-        <w:rFonts w:ascii="Symbol" w:hAnsi="Symbol" w:hint="default"/>
+        <w:rFonts w:hint="default" w:ascii="Symbol" w:hAnsi="Symbol"/>
       </w:rPr>
     </w:lvl>
     <w:lvl w:ilvl="4" w:tplc="240A0003" w:tentative="1">
@@ -13732,7 +13664,7 @@
         <w:ind w:left="3600" w:hanging="360"/>
       </w:pPr>
       <w:rPr>
-        <w:rFonts w:ascii="Courier New" w:hAnsi="Courier New" w:cs="Courier New" w:hint="default"/>
+        <w:rFonts w:hint="default" w:ascii="Courier New" w:hAnsi="Courier New" w:cs="Courier New"/>
       </w:rPr>
     </w:lvl>
     <w:lvl w:ilvl="5" w:tplc="240A0005" w:tentative="1">
@@ -13744,7 +13676,7 @@
         <w:ind w:left="4320" w:hanging="360"/>
       </w:pPr>
       <w:rPr>
-        <w:rFonts w:ascii="Wingdings" w:hAnsi="Wingdings" w:hint="default"/>
+        <w:rFonts w:hint="default" w:ascii="Wingdings" w:hAnsi="Wingdings"/>
       </w:rPr>
     </w:lvl>
     <w:lvl w:ilvl="6" w:tplc="240A0001" w:tentative="1">
@@ -13756,7 +13688,7 @@
         <w:ind w:left="5040" w:hanging="360"/>
       </w:pPr>
       <w:rPr>
-        <w:rFonts w:ascii="Symbol" w:hAnsi="Symbol" w:hint="default"/>
+        <w:rFonts w:hint="default" w:ascii="Symbol" w:hAnsi="Symbol"/>
       </w:rPr>
     </w:lvl>
     <w:lvl w:ilvl="7" w:tplc="240A0003" w:tentative="1">
@@ -13768,7 +13700,7 @@
         <w:ind w:left="5760" w:hanging="360"/>
       </w:pPr>
       <w:rPr>
-        <w:rFonts w:ascii="Courier New" w:hAnsi="Courier New" w:cs="Courier New" w:hint="default"/>
+        <w:rFonts w:hint="default" w:ascii="Courier New" w:hAnsi="Courier New" w:cs="Courier New"/>
       </w:rPr>
     </w:lvl>
     <w:lvl w:ilvl="8" w:tplc="240A0005" w:tentative="1">
@@ -13780,7 +13712,7 @@
         <w:ind w:left="6480" w:hanging="360"/>
       </w:pPr>
       <w:rPr>
-        <w:rFonts w:ascii="Wingdings" w:hAnsi="Wingdings" w:hint="default"/>
+        <w:rFonts w:hint="default" w:ascii="Wingdings" w:hAnsi="Wingdings"/>
       </w:rPr>
     </w:lvl>
   </w:abstractNum>
@@ -13797,7 +13729,7 @@
         <w:ind w:left="1429" w:hanging="360"/>
       </w:pPr>
       <w:rPr>
-        <w:rFonts w:ascii="Symbol" w:hAnsi="Symbol" w:hint="default"/>
+        <w:rFonts w:hint="default" w:ascii="Symbol" w:hAnsi="Symbol"/>
       </w:rPr>
     </w:lvl>
     <w:lvl w:ilvl="1" w:tplc="FFFFFFFF" w:tentative="1">
@@ -13809,7 +13741,7 @@
         <w:ind w:left="2149" w:hanging="360"/>
       </w:pPr>
       <w:rPr>
-        <w:rFonts w:ascii="Courier New" w:hAnsi="Courier New" w:cs="Courier New" w:hint="default"/>
+        <w:rFonts w:hint="default" w:ascii="Courier New" w:hAnsi="Courier New" w:cs="Courier New"/>
       </w:rPr>
     </w:lvl>
     <w:lvl w:ilvl="2" w:tplc="FFFFFFFF" w:tentative="1">
@@ -13821,7 +13753,7 @@
         <w:ind w:left="2869" w:hanging="360"/>
       </w:pPr>
       <w:rPr>
-        <w:rFonts w:ascii="Wingdings" w:hAnsi="Wingdings" w:hint="default"/>
+        <w:rFonts w:hint="default" w:ascii="Wingdings" w:hAnsi="Wingdings"/>
       </w:rPr>
     </w:lvl>
     <w:lvl w:ilvl="3" w:tplc="FFFFFFFF" w:tentative="1">
@@ -13833,7 +13765,7 @@
         <w:ind w:left="3589" w:hanging="360"/>
       </w:pPr>
       <w:rPr>
-        <w:rFonts w:ascii="Symbol" w:hAnsi="Symbol" w:hint="default"/>
+        <w:rFonts w:hint="default" w:ascii="Symbol" w:hAnsi="Symbol"/>
       </w:rPr>
     </w:lvl>
     <w:lvl w:ilvl="4" w:tplc="FFFFFFFF" w:tentative="1">
@@ -13845,7 +13777,7 @@
         <w:ind w:left="4309" w:hanging="360"/>
       </w:pPr>
       <w:rPr>
-        <w:rFonts w:ascii="Courier New" w:hAnsi="Courier New" w:cs="Courier New" w:hint="default"/>
+        <w:rFonts w:hint="default" w:ascii="Courier New" w:hAnsi="Courier New" w:cs="Courier New"/>
       </w:rPr>
     </w:lvl>
     <w:lvl w:ilvl="5" w:tplc="FFFFFFFF" w:tentative="1">
@@ -13857,7 +13789,7 @@
         <w:ind w:left="5029" w:hanging="360"/>
       </w:pPr>
       <w:rPr>
-        <w:rFonts w:ascii="Wingdings" w:hAnsi="Wingdings" w:hint="default"/>
+        <w:rFonts w:hint="default" w:ascii="Wingdings" w:hAnsi="Wingdings"/>
       </w:rPr>
     </w:lvl>
     <w:lvl w:ilvl="6" w:tplc="FFFFFFFF" w:tentative="1">
@@ -13869,7 +13801,7 @@
         <w:ind w:left="5749" w:hanging="360"/>
       </w:pPr>
       <w:rPr>
-        <w:rFonts w:ascii="Symbol" w:hAnsi="Symbol" w:hint="default"/>
+        <w:rFonts w:hint="default" w:ascii="Symbol" w:hAnsi="Symbol"/>
       </w:rPr>
     </w:lvl>
     <w:lvl w:ilvl="7" w:tplc="FFFFFFFF" w:tentative="1">
@@ -13881,7 +13813,7 @@
         <w:ind w:left="6469" w:hanging="360"/>
       </w:pPr>
       <w:rPr>
-        <w:rFonts w:ascii="Courier New" w:hAnsi="Courier New" w:cs="Courier New" w:hint="default"/>
+        <w:rFonts w:hint="default" w:ascii="Courier New" w:hAnsi="Courier New" w:cs="Courier New"/>
       </w:rPr>
     </w:lvl>
     <w:lvl w:ilvl="8" w:tplc="FFFFFFFF" w:tentative="1">
@@ -13893,7 +13825,7 @@
         <w:ind w:left="7189" w:hanging="360"/>
       </w:pPr>
       <w:rPr>
-        <w:rFonts w:ascii="Wingdings" w:hAnsi="Wingdings" w:hint="default"/>
+        <w:rFonts w:hint="default" w:ascii="Wingdings" w:hAnsi="Wingdings"/>
       </w:rPr>
     </w:lvl>
   </w:abstractNum>
@@ -13910,7 +13842,7 @@
         <w:ind w:left="1429" w:hanging="360"/>
       </w:pPr>
       <w:rPr>
-        <w:rFonts w:ascii="Symbol" w:hAnsi="Symbol" w:hint="default"/>
+        <w:rFonts w:hint="default" w:ascii="Symbol" w:hAnsi="Symbol"/>
       </w:rPr>
     </w:lvl>
     <w:lvl w:ilvl="1" w:tplc="240A0003" w:tentative="1">
@@ -13922,7 +13854,7 @@
         <w:ind w:left="2149" w:hanging="360"/>
       </w:pPr>
       <w:rPr>
-        <w:rFonts w:ascii="Courier New" w:hAnsi="Courier New" w:cs="Courier New" w:hint="default"/>
+        <w:rFonts w:hint="default" w:ascii="Courier New" w:hAnsi="Courier New" w:cs="Courier New"/>
       </w:rPr>
     </w:lvl>
     <w:lvl w:ilvl="2" w:tplc="240A0005" w:tentative="1">
@@ -13934,7 +13866,7 @@
         <w:ind w:left="2869" w:hanging="360"/>
       </w:pPr>
       <w:rPr>
-        <w:rFonts w:ascii="Wingdings" w:hAnsi="Wingdings" w:hint="default"/>
+        <w:rFonts w:hint="default" w:ascii="Wingdings" w:hAnsi="Wingdings"/>
       </w:rPr>
     </w:lvl>
     <w:lvl w:ilvl="3" w:tplc="240A0001" w:tentative="1">
@@ -13946,7 +13878,7 @@
         <w:ind w:left="3589" w:hanging="360"/>
       </w:pPr>
       <w:rPr>
-        <w:rFonts w:ascii="Symbol" w:hAnsi="Symbol" w:hint="default"/>
+        <w:rFonts w:hint="default" w:ascii="Symbol" w:hAnsi="Symbol"/>
       </w:rPr>
     </w:lvl>
     <w:lvl w:ilvl="4" w:tplc="240A0003" w:tentative="1">
@@ -13958,7 +13890,7 @@
         <w:ind w:left="4309" w:hanging="360"/>
       </w:pPr>
       <w:rPr>
-        <w:rFonts w:ascii="Courier New" w:hAnsi="Courier New" w:cs="Courier New" w:hint="default"/>
+        <w:rFonts w:hint="default" w:ascii="Courier New" w:hAnsi="Courier New" w:cs="Courier New"/>
       </w:rPr>
     </w:lvl>
     <w:lvl w:ilvl="5" w:tplc="240A0005" w:tentative="1">
@@ -13970,7 +13902,7 @@
         <w:ind w:left="5029" w:hanging="360"/>
       </w:pPr>
       <w:rPr>
-        <w:rFonts w:ascii="Wingdings" w:hAnsi="Wingdings" w:hint="default"/>
+        <w:rFonts w:hint="default" w:ascii="Wingdings" w:hAnsi="Wingdings"/>
       </w:rPr>
     </w:lvl>
     <w:lvl w:ilvl="6" w:tplc="240A0001" w:tentative="1">
@@ -13982,7 +13914,7 @@
         <w:ind w:left="5749" w:hanging="360"/>
       </w:pPr>
       <w:rPr>
-        <w:rFonts w:ascii="Symbol" w:hAnsi="Symbol" w:hint="default"/>
+        <w:rFonts w:hint="default" w:ascii="Symbol" w:hAnsi="Symbol"/>
       </w:rPr>
     </w:lvl>
     <w:lvl w:ilvl="7" w:tplc="240A0003" w:tentative="1">
@@ -13994,7 +13926,7 @@
         <w:ind w:left="6469" w:hanging="360"/>
       </w:pPr>
       <w:rPr>
-        <w:rFonts w:ascii="Courier New" w:hAnsi="Courier New" w:cs="Courier New" w:hint="default"/>
+        <w:rFonts w:hint="default" w:ascii="Courier New" w:hAnsi="Courier New" w:cs="Courier New"/>
       </w:rPr>
     </w:lvl>
     <w:lvl w:ilvl="8" w:tplc="240A0005" w:tentative="1">
@@ -14006,7 +13938,7 @@
         <w:ind w:left="7189" w:hanging="360"/>
       </w:pPr>
       <w:rPr>
-        <w:rFonts w:ascii="Wingdings" w:hAnsi="Wingdings" w:hint="default"/>
+        <w:rFonts w:hint="default" w:ascii="Wingdings" w:hAnsi="Wingdings"/>
       </w:rPr>
     </w:lvl>
   </w:abstractNum>
@@ -14114,7 +14046,7 @@
         <w:ind w:left="1429" w:hanging="360"/>
       </w:pPr>
       <w:rPr>
-        <w:rFonts w:ascii="Symbol" w:hAnsi="Symbol" w:hint="default"/>
+        <w:rFonts w:hint="default" w:ascii="Symbol" w:hAnsi="Symbol"/>
       </w:rPr>
     </w:lvl>
     <w:lvl w:ilvl="1" w:tplc="FFFFFFFF" w:tentative="1">
@@ -14126,7 +14058,7 @@
         <w:ind w:left="2149" w:hanging="360"/>
       </w:pPr>
       <w:rPr>
-        <w:rFonts w:ascii="Courier New" w:hAnsi="Courier New" w:cs="Courier New" w:hint="default"/>
+        <w:rFonts w:hint="default" w:ascii="Courier New" w:hAnsi="Courier New" w:cs="Courier New"/>
       </w:rPr>
     </w:lvl>
     <w:lvl w:ilvl="2" w:tplc="FFFFFFFF" w:tentative="1">
@@ -14138,7 +14070,7 @@
         <w:ind w:left="2869" w:hanging="360"/>
       </w:pPr>
       <w:rPr>
-        <w:rFonts w:ascii="Wingdings" w:hAnsi="Wingdings" w:hint="default"/>
+        <w:rFonts w:hint="default" w:ascii="Wingdings" w:hAnsi="Wingdings"/>
       </w:rPr>
     </w:lvl>
     <w:lvl w:ilvl="3" w:tplc="FFFFFFFF" w:tentative="1">
@@ -14150,7 +14082,7 @@
         <w:ind w:left="3589" w:hanging="360"/>
       </w:pPr>
       <w:rPr>
-        <w:rFonts w:ascii="Symbol" w:hAnsi="Symbol" w:hint="default"/>
+        <w:rFonts w:hint="default" w:ascii="Symbol" w:hAnsi="Symbol"/>
       </w:rPr>
     </w:lvl>
     <w:lvl w:ilvl="4" w:tplc="FFFFFFFF" w:tentative="1">
@@ -14162,7 +14094,7 @@
         <w:ind w:left="4309" w:hanging="360"/>
       </w:pPr>
       <w:rPr>
-        <w:rFonts w:ascii="Courier New" w:hAnsi="Courier New" w:cs="Courier New" w:hint="default"/>
+        <w:rFonts w:hint="default" w:ascii="Courier New" w:hAnsi="Courier New" w:cs="Courier New"/>
       </w:rPr>
     </w:lvl>
     <w:lvl w:ilvl="5" w:tplc="FFFFFFFF" w:tentative="1">
@@ -14174,7 +14106,7 @@
         <w:ind w:left="5029" w:hanging="360"/>
       </w:pPr>
       <w:rPr>
-        <w:rFonts w:ascii="Wingdings" w:hAnsi="Wingdings" w:hint="default"/>
+        <w:rFonts w:hint="default" w:ascii="Wingdings" w:hAnsi="Wingdings"/>
       </w:rPr>
     </w:lvl>
     <w:lvl w:ilvl="6" w:tplc="FFFFFFFF" w:tentative="1">
@@ -14186,7 +14118,7 @@
         <w:ind w:left="5749" w:hanging="360"/>
       </w:pPr>
       <w:rPr>
-        <w:rFonts w:ascii="Symbol" w:hAnsi="Symbol" w:hint="default"/>
+        <w:rFonts w:hint="default" w:ascii="Symbol" w:hAnsi="Symbol"/>
       </w:rPr>
     </w:lvl>
     <w:lvl w:ilvl="7" w:tplc="FFFFFFFF" w:tentative="1">
@@ -14198,7 +14130,7 @@
         <w:ind w:left="6469" w:hanging="360"/>
       </w:pPr>
       <w:rPr>
-        <w:rFonts w:ascii="Courier New" w:hAnsi="Courier New" w:cs="Courier New" w:hint="default"/>
+        <w:rFonts w:hint="default" w:ascii="Courier New" w:hAnsi="Courier New" w:cs="Courier New"/>
       </w:rPr>
     </w:lvl>
     <w:lvl w:ilvl="8" w:tplc="FFFFFFFF" w:tentative="1">
@@ -14210,7 +14142,7 @@
         <w:ind w:left="7189" w:hanging="360"/>
       </w:pPr>
       <w:rPr>
-        <w:rFonts w:ascii="Wingdings" w:hAnsi="Wingdings" w:hint="default"/>
+        <w:rFonts w:hint="default" w:ascii="Wingdings" w:hAnsi="Wingdings"/>
       </w:rPr>
     </w:lvl>
   </w:abstractNum>
@@ -14227,7 +14159,7 @@
         <w:ind w:left="1429" w:hanging="360"/>
       </w:pPr>
       <w:rPr>
-        <w:rFonts w:ascii="Symbol" w:hAnsi="Symbol" w:hint="default"/>
+        <w:rFonts w:hint="default" w:ascii="Symbol" w:hAnsi="Symbol"/>
       </w:rPr>
     </w:lvl>
     <w:lvl w:ilvl="1" w:tplc="FFFFFFFF" w:tentative="1">
@@ -14239,7 +14171,7 @@
         <w:ind w:left="2149" w:hanging="360"/>
       </w:pPr>
       <w:rPr>
-        <w:rFonts w:ascii="Courier New" w:hAnsi="Courier New" w:cs="Courier New" w:hint="default"/>
+        <w:rFonts w:hint="default" w:ascii="Courier New" w:hAnsi="Courier New" w:cs="Courier New"/>
       </w:rPr>
     </w:lvl>
     <w:lvl w:ilvl="2" w:tplc="FFFFFFFF" w:tentative="1">
@@ -14251,7 +14183,7 @@
         <w:ind w:left="2869" w:hanging="360"/>
       </w:pPr>
       <w:rPr>
-        <w:rFonts w:ascii="Wingdings" w:hAnsi="Wingdings" w:hint="default"/>
+        <w:rFonts w:hint="default" w:ascii="Wingdings" w:hAnsi="Wingdings"/>
       </w:rPr>
     </w:lvl>
     <w:lvl w:ilvl="3" w:tplc="FFFFFFFF" w:tentative="1">
@@ -14263,7 +14195,7 @@
         <w:ind w:left="3589" w:hanging="360"/>
       </w:pPr>
       <w:rPr>
-        <w:rFonts w:ascii="Symbol" w:hAnsi="Symbol" w:hint="default"/>
+        <w:rFonts w:hint="default" w:ascii="Symbol" w:hAnsi="Symbol"/>
       </w:rPr>
     </w:lvl>
     <w:lvl w:ilvl="4" w:tplc="FFFFFFFF" w:tentative="1">
@@ -14275,7 +14207,7 @@
         <w:ind w:left="4309" w:hanging="360"/>
       </w:pPr>
       <w:rPr>
-        <w:rFonts w:ascii="Courier New" w:hAnsi="Courier New" w:cs="Courier New" w:hint="default"/>
+        <w:rFonts w:hint="default" w:ascii="Courier New" w:hAnsi="Courier New" w:cs="Courier New"/>
       </w:rPr>
     </w:lvl>
     <w:lvl w:ilvl="5" w:tplc="FFFFFFFF" w:tentative="1">
@@ -14287,7 +14219,7 @@
         <w:ind w:left="5029" w:hanging="360"/>
       </w:pPr>
       <w:rPr>
-        <w:rFonts w:ascii="Wingdings" w:hAnsi="Wingdings" w:hint="default"/>
+        <w:rFonts w:hint="default" w:ascii="Wingdings" w:hAnsi="Wingdings"/>
       </w:rPr>
     </w:lvl>
     <w:lvl w:ilvl="6" w:tplc="FFFFFFFF" w:tentative="1">
@@ -14299,7 +14231,7 @@
         <w:ind w:left="5749" w:hanging="360"/>
       </w:pPr>
       <w:rPr>
-        <w:rFonts w:ascii="Symbol" w:hAnsi="Symbol" w:hint="default"/>
+        <w:rFonts w:hint="default" w:ascii="Symbol" w:hAnsi="Symbol"/>
       </w:rPr>
     </w:lvl>
     <w:lvl w:ilvl="7" w:tplc="FFFFFFFF" w:tentative="1">
@@ -14311,7 +14243,7 @@
         <w:ind w:left="6469" w:hanging="360"/>
       </w:pPr>
       <w:rPr>
-        <w:rFonts w:ascii="Courier New" w:hAnsi="Courier New" w:cs="Courier New" w:hint="default"/>
+        <w:rFonts w:hint="default" w:ascii="Courier New" w:hAnsi="Courier New" w:cs="Courier New"/>
       </w:rPr>
     </w:lvl>
     <w:lvl w:ilvl="8" w:tplc="FFFFFFFF" w:tentative="1">
@@ -14323,7 +14255,7 @@
         <w:ind w:left="7189" w:hanging="360"/>
       </w:pPr>
       <w:rPr>
-        <w:rFonts w:ascii="Wingdings" w:hAnsi="Wingdings" w:hint="default"/>
+        <w:rFonts w:hint="default" w:ascii="Wingdings" w:hAnsi="Wingdings"/>
       </w:rPr>
     </w:lvl>
   </w:abstractNum>
@@ -14340,7 +14272,7 @@
         <w:ind w:left="1429" w:hanging="360"/>
       </w:pPr>
       <w:rPr>
-        <w:rFonts w:ascii="Symbol" w:hAnsi="Symbol" w:hint="default"/>
+        <w:rFonts w:hint="default" w:ascii="Symbol" w:hAnsi="Symbol"/>
       </w:rPr>
     </w:lvl>
     <w:lvl w:ilvl="1" w:tplc="FFFFFFFF" w:tentative="1">
@@ -14352,7 +14284,7 @@
         <w:ind w:left="2149" w:hanging="360"/>
       </w:pPr>
       <w:rPr>
-        <w:rFonts w:ascii="Courier New" w:hAnsi="Courier New" w:cs="Courier New" w:hint="default"/>
+        <w:rFonts w:hint="default" w:ascii="Courier New" w:hAnsi="Courier New" w:cs="Courier New"/>
       </w:rPr>
     </w:lvl>
     <w:lvl w:ilvl="2" w:tplc="FFFFFFFF" w:tentative="1">
@@ -14364,7 +14296,7 @@
         <w:ind w:left="2869" w:hanging="360"/>
       </w:pPr>
       <w:rPr>
-        <w:rFonts w:ascii="Wingdings" w:hAnsi="Wingdings" w:hint="default"/>
+        <w:rFonts w:hint="default" w:ascii="Wingdings" w:hAnsi="Wingdings"/>
       </w:rPr>
     </w:lvl>
     <w:lvl w:ilvl="3" w:tplc="FFFFFFFF" w:tentative="1">
@@ -14376,7 +14308,7 @@
         <w:ind w:left="3589" w:hanging="360"/>
       </w:pPr>
       <w:rPr>
-        <w:rFonts w:ascii="Symbol" w:hAnsi="Symbol" w:hint="default"/>
+        <w:rFonts w:hint="default" w:ascii="Symbol" w:hAnsi="Symbol"/>
       </w:rPr>
     </w:lvl>
     <w:lvl w:ilvl="4" w:tplc="FFFFFFFF" w:tentative="1">
@@ -14388,7 +14320,7 @@
         <w:ind w:left="4309" w:hanging="360"/>
       </w:pPr>
       <w:rPr>
-        <w:rFonts w:ascii="Courier New" w:hAnsi="Courier New" w:cs="Courier New" w:hint="default"/>
+        <w:rFonts w:hint="default" w:ascii="Courier New" w:hAnsi="Courier New" w:cs="Courier New"/>
       </w:rPr>
     </w:lvl>
     <w:lvl w:ilvl="5" w:tplc="FFFFFFFF" w:tentative="1">
@@ -14400,7 +14332,7 @@
         <w:ind w:left="5029" w:hanging="360"/>
       </w:pPr>
       <w:rPr>
-        <w:rFonts w:ascii="Wingdings" w:hAnsi="Wingdings" w:hint="default"/>
+        <w:rFonts w:hint="default" w:ascii="Wingdings" w:hAnsi="Wingdings"/>
       </w:rPr>
     </w:lvl>
     <w:lvl w:ilvl="6" w:tplc="FFFFFFFF" w:tentative="1">
@@ -14412,7 +14344,7 @@
         <w:ind w:left="5749" w:hanging="360"/>
       </w:pPr>
       <w:rPr>
-        <w:rFonts w:ascii="Symbol" w:hAnsi="Symbol" w:hint="default"/>
+        <w:rFonts w:hint="default" w:ascii="Symbol" w:hAnsi="Symbol"/>
       </w:rPr>
     </w:lvl>
     <w:lvl w:ilvl="7" w:tplc="FFFFFFFF" w:tentative="1">
@@ -14424,7 +14356,7 @@
         <w:ind w:left="6469" w:hanging="360"/>
       </w:pPr>
       <w:rPr>
-        <w:rFonts w:ascii="Courier New" w:hAnsi="Courier New" w:cs="Courier New" w:hint="default"/>
+        <w:rFonts w:hint="default" w:ascii="Courier New" w:hAnsi="Courier New" w:cs="Courier New"/>
       </w:rPr>
     </w:lvl>
     <w:lvl w:ilvl="8" w:tplc="FFFFFFFF" w:tentative="1">
@@ -14436,7 +14368,7 @@
         <w:ind w:left="7189" w:hanging="360"/>
       </w:pPr>
       <w:rPr>
-        <w:rFonts w:ascii="Wingdings" w:hAnsi="Wingdings" w:hint="default"/>
+        <w:rFonts w:hint="default" w:ascii="Wingdings" w:hAnsi="Wingdings"/>
       </w:rPr>
     </w:lvl>
   </w:abstractNum>
@@ -14453,7 +14385,7 @@
         <w:ind w:left="1429" w:hanging="360"/>
       </w:pPr>
       <w:rPr>
-        <w:rFonts w:ascii="Symbol" w:hAnsi="Symbol" w:hint="default"/>
+        <w:rFonts w:hint="default" w:ascii="Symbol" w:hAnsi="Symbol"/>
       </w:rPr>
     </w:lvl>
     <w:lvl w:ilvl="1" w:tplc="240A0003" w:tentative="1">
@@ -14465,7 +14397,7 @@
         <w:ind w:left="2149" w:hanging="360"/>
       </w:pPr>
       <w:rPr>
-        <w:rFonts w:ascii="Courier New" w:hAnsi="Courier New" w:cs="Courier New" w:hint="default"/>
+        <w:rFonts w:hint="default" w:ascii="Courier New" w:hAnsi="Courier New" w:cs="Courier New"/>
       </w:rPr>
     </w:lvl>
     <w:lvl w:ilvl="2" w:tplc="240A0005" w:tentative="1">
@@ -14477,7 +14409,7 @@
         <w:ind w:left="2869" w:hanging="360"/>
       </w:pPr>
       <w:rPr>
-        <w:rFonts w:ascii="Wingdings" w:hAnsi="Wingdings" w:hint="default"/>
+        <w:rFonts w:hint="default" w:ascii="Wingdings" w:hAnsi="Wingdings"/>
       </w:rPr>
     </w:lvl>
     <w:lvl w:ilvl="3" w:tplc="240A0001" w:tentative="1">
@@ -14489,7 +14421,7 @@
         <w:ind w:left="3589" w:hanging="360"/>
       </w:pPr>
       <w:rPr>
-        <w:rFonts w:ascii="Symbol" w:hAnsi="Symbol" w:hint="default"/>
+        <w:rFonts w:hint="default" w:ascii="Symbol" w:hAnsi="Symbol"/>
       </w:rPr>
     </w:lvl>
     <w:lvl w:ilvl="4" w:tplc="240A0003" w:tentative="1">
@@ -14501,7 +14433,7 @@
         <w:ind w:left="4309" w:hanging="360"/>
       </w:pPr>
       <w:rPr>
-        <w:rFonts w:ascii="Courier New" w:hAnsi="Courier New" w:cs="Courier New" w:hint="default"/>
+        <w:rFonts w:hint="default" w:ascii="Courier New" w:hAnsi="Courier New" w:cs="Courier New"/>
       </w:rPr>
     </w:lvl>
     <w:lvl w:ilvl="5" w:tplc="240A0005" w:tentative="1">
@@ -14513,7 +14445,7 @@
         <w:ind w:left="5029" w:hanging="360"/>
       </w:pPr>
       <w:rPr>
-        <w:rFonts w:ascii="Wingdings" w:hAnsi="Wingdings" w:hint="default"/>
+        <w:rFonts w:hint="default" w:ascii="Wingdings" w:hAnsi="Wingdings"/>
       </w:rPr>
     </w:lvl>
     <w:lvl w:ilvl="6" w:tplc="240A0001" w:tentative="1">
@@ -14525,7 +14457,7 @@
         <w:ind w:left="5749" w:hanging="360"/>
       </w:pPr>
       <w:rPr>
-        <w:rFonts w:ascii="Symbol" w:hAnsi="Symbol" w:hint="default"/>
+        <w:rFonts w:hint="default" w:ascii="Symbol" w:hAnsi="Symbol"/>
       </w:rPr>
     </w:lvl>
     <w:lvl w:ilvl="7" w:tplc="240A0003" w:tentative="1">
@@ -14537,7 +14469,7 @@
         <w:ind w:left="6469" w:hanging="360"/>
       </w:pPr>
       <w:rPr>
-        <w:rFonts w:ascii="Courier New" w:hAnsi="Courier New" w:cs="Courier New" w:hint="default"/>
+        <w:rFonts w:hint="default" w:ascii="Courier New" w:hAnsi="Courier New" w:cs="Courier New"/>
       </w:rPr>
     </w:lvl>
     <w:lvl w:ilvl="8" w:tplc="240A0005" w:tentative="1">
@@ -14549,7 +14481,7 @@
         <w:ind w:left="7189" w:hanging="360"/>
       </w:pPr>
       <w:rPr>
-        <w:rFonts w:ascii="Wingdings" w:hAnsi="Wingdings" w:hint="default"/>
+        <w:rFonts w:hint="default" w:ascii="Wingdings" w:hAnsi="Wingdings"/>
       </w:rPr>
     </w:lvl>
   </w:abstractNum>
@@ -14567,7 +14499,7 @@
         <w:ind w:left="1211" w:hanging="360"/>
       </w:pPr>
       <w:rPr>
-        <w:rFonts w:ascii="Arial" w:hAnsi="Arial" w:hint="default"/>
+        <w:rFonts w:hint="default" w:ascii="Arial" w:hAnsi="Arial"/>
         <w:b/>
         <w:i w:val="0"/>
         <w:caps w:val="0"/>
@@ -14660,7 +14592,7 @@
         <w:ind w:left="1429" w:hanging="360"/>
       </w:pPr>
       <w:rPr>
-        <w:rFonts w:ascii="Symbol" w:hAnsi="Symbol" w:hint="default"/>
+        <w:rFonts w:hint="default" w:ascii="Symbol" w:hAnsi="Symbol"/>
       </w:rPr>
     </w:lvl>
     <w:lvl w:ilvl="1" w:tplc="240A0003" w:tentative="1">
@@ -14672,7 +14604,7 @@
         <w:ind w:left="2149" w:hanging="360"/>
       </w:pPr>
       <w:rPr>
-        <w:rFonts w:ascii="Courier New" w:hAnsi="Courier New" w:cs="Courier New" w:hint="default"/>
+        <w:rFonts w:hint="default" w:ascii="Courier New" w:hAnsi="Courier New" w:cs="Courier New"/>
       </w:rPr>
     </w:lvl>
     <w:lvl w:ilvl="2" w:tplc="240A0005" w:tentative="1">
@@ -14684,7 +14616,7 @@
         <w:ind w:left="2869" w:hanging="360"/>
       </w:pPr>
       <w:rPr>
-        <w:rFonts w:ascii="Wingdings" w:hAnsi="Wingdings" w:hint="default"/>
+        <w:rFonts w:hint="default" w:ascii="Wingdings" w:hAnsi="Wingdings"/>
       </w:rPr>
     </w:lvl>
     <w:lvl w:ilvl="3" w:tplc="240A0001" w:tentative="1">
@@ -14696,7 +14628,7 @@
         <w:ind w:left="3589" w:hanging="360"/>
       </w:pPr>
       <w:rPr>
-        <w:rFonts w:ascii="Symbol" w:hAnsi="Symbol" w:hint="default"/>
+        <w:rFonts w:hint="default" w:ascii="Symbol" w:hAnsi="Symbol"/>
       </w:rPr>
     </w:lvl>
     <w:lvl w:ilvl="4" w:tplc="240A0003" w:tentative="1">
@@ -14708,7 +14640,7 @@
         <w:ind w:left="4309" w:hanging="360"/>
       </w:pPr>
       <w:rPr>
-        <w:rFonts w:ascii="Courier New" w:hAnsi="Courier New" w:cs="Courier New" w:hint="default"/>
+        <w:rFonts w:hint="default" w:ascii="Courier New" w:hAnsi="Courier New" w:cs="Courier New"/>
       </w:rPr>
     </w:lvl>
     <w:lvl w:ilvl="5" w:tplc="240A0005" w:tentative="1">
@@ -14720,7 +14652,7 @@
         <w:ind w:left="5029" w:hanging="360"/>
       </w:pPr>
       <w:rPr>
-        <w:rFonts w:ascii="Wingdings" w:hAnsi="Wingdings" w:hint="default"/>
+        <w:rFonts w:hint="default" w:ascii="Wingdings" w:hAnsi="Wingdings"/>
       </w:rPr>
     </w:lvl>
     <w:lvl w:ilvl="6" w:tplc="240A0001" w:tentative="1">
@@ -14732,7 +14664,7 @@
         <w:ind w:left="5749" w:hanging="360"/>
       </w:pPr>
       <w:rPr>
-        <w:rFonts w:ascii="Symbol" w:hAnsi="Symbol" w:hint="default"/>
+        <w:rFonts w:hint="default" w:ascii="Symbol" w:hAnsi="Symbol"/>
       </w:rPr>
     </w:lvl>
     <w:lvl w:ilvl="7" w:tplc="240A0003" w:tentative="1">
@@ -14744,7 +14676,7 @@
         <w:ind w:left="6469" w:hanging="360"/>
       </w:pPr>
       <w:rPr>
-        <w:rFonts w:ascii="Courier New" w:hAnsi="Courier New" w:cs="Courier New" w:hint="default"/>
+        <w:rFonts w:hint="default" w:ascii="Courier New" w:hAnsi="Courier New" w:cs="Courier New"/>
       </w:rPr>
     </w:lvl>
     <w:lvl w:ilvl="8" w:tplc="240A0005" w:tentative="1">
@@ -14756,7 +14688,7 @@
         <w:ind w:left="7189" w:hanging="360"/>
       </w:pPr>
       <w:rPr>
-        <w:rFonts w:ascii="Wingdings" w:hAnsi="Wingdings" w:hint="default"/>
+        <w:rFonts w:hint="default" w:ascii="Wingdings" w:hAnsi="Wingdings"/>
       </w:rPr>
     </w:lvl>
   </w:abstractNum>
@@ -14773,7 +14705,7 @@
         <w:ind w:left="1429" w:hanging="360"/>
       </w:pPr>
       <w:rPr>
-        <w:rFonts w:ascii="Symbol" w:hAnsi="Symbol" w:hint="default"/>
+        <w:rFonts w:hint="default" w:ascii="Symbol" w:hAnsi="Symbol"/>
       </w:rPr>
     </w:lvl>
     <w:lvl w:ilvl="1" w:tplc="240A0003" w:tentative="1">
@@ -14785,7 +14717,7 @@
         <w:ind w:left="2149" w:hanging="360"/>
       </w:pPr>
       <w:rPr>
-        <w:rFonts w:ascii="Courier New" w:hAnsi="Courier New" w:cs="Courier New" w:hint="default"/>
+        <w:rFonts w:hint="default" w:ascii="Courier New" w:hAnsi="Courier New" w:cs="Courier New"/>
       </w:rPr>
     </w:lvl>
     <w:lvl w:ilvl="2" w:tplc="240A0005" w:tentative="1">
@@ -14797,7 +14729,7 @@
         <w:ind w:left="2869" w:hanging="360"/>
       </w:pPr>
       <w:rPr>
-        <w:rFonts w:ascii="Wingdings" w:hAnsi="Wingdings" w:hint="default"/>
+        <w:rFonts w:hint="default" w:ascii="Wingdings" w:hAnsi="Wingdings"/>
       </w:rPr>
     </w:lvl>
     <w:lvl w:ilvl="3" w:tplc="240A0001" w:tentative="1">
@@ -14809,7 +14741,7 @@
         <w:ind w:left="3589" w:hanging="360"/>
       </w:pPr>
       <w:rPr>
-        <w:rFonts w:ascii="Symbol" w:hAnsi="Symbol" w:hint="default"/>
+        <w:rFonts w:hint="default" w:ascii="Symbol" w:hAnsi="Symbol"/>
       </w:rPr>
     </w:lvl>
     <w:lvl w:ilvl="4" w:tplc="240A0003" w:tentative="1">
@@ -14821,7 +14753,7 @@
         <w:ind w:left="4309" w:hanging="360"/>
       </w:pPr>
       <w:rPr>
-        <w:rFonts w:ascii="Courier New" w:hAnsi="Courier New" w:cs="Courier New" w:hint="default"/>
+        <w:rFonts w:hint="default" w:ascii="Courier New" w:hAnsi="Courier New" w:cs="Courier New"/>
       </w:rPr>
     </w:lvl>
     <w:lvl w:ilvl="5" w:tplc="240A0005" w:tentative="1">
@@ -14833,7 +14765,7 @@
         <w:ind w:left="5029" w:hanging="360"/>
       </w:pPr>
       <w:rPr>
-        <w:rFonts w:ascii="Wingdings" w:hAnsi="Wingdings" w:hint="default"/>
+        <w:rFonts w:hint="default" w:ascii="Wingdings" w:hAnsi="Wingdings"/>
       </w:rPr>
     </w:lvl>
     <w:lvl w:ilvl="6" w:tplc="240A0001" w:tentative="1">
@@ -14845,7 +14777,7 @@
         <w:ind w:left="5749" w:hanging="360"/>
       </w:pPr>
       <w:rPr>
-        <w:rFonts w:ascii="Symbol" w:hAnsi="Symbol" w:hint="default"/>
+        <w:rFonts w:hint="default" w:ascii="Symbol" w:hAnsi="Symbol"/>
       </w:rPr>
     </w:lvl>
     <w:lvl w:ilvl="7" w:tplc="240A0003" w:tentative="1">
@@ -14857,7 +14789,7 @@
         <w:ind w:left="6469" w:hanging="360"/>
       </w:pPr>
       <w:rPr>
-        <w:rFonts w:ascii="Courier New" w:hAnsi="Courier New" w:cs="Courier New" w:hint="default"/>
+        <w:rFonts w:hint="default" w:ascii="Courier New" w:hAnsi="Courier New" w:cs="Courier New"/>
       </w:rPr>
     </w:lvl>
     <w:lvl w:ilvl="8" w:tplc="240A0005" w:tentative="1">
@@ -14869,7 +14801,7 @@
         <w:ind w:left="7189" w:hanging="360"/>
       </w:pPr>
       <w:rPr>
-        <w:rFonts w:ascii="Wingdings" w:hAnsi="Wingdings" w:hint="default"/>
+        <w:rFonts w:hint="default" w:ascii="Wingdings" w:hAnsi="Wingdings"/>
       </w:rPr>
     </w:lvl>
   </w:abstractNum>
@@ -14886,7 +14818,7 @@
         <w:ind w:left="1429" w:hanging="360"/>
       </w:pPr>
       <w:rPr>
-        <w:rFonts w:ascii="Symbol" w:hAnsi="Symbol" w:hint="default"/>
+        <w:rFonts w:hint="default" w:ascii="Symbol" w:hAnsi="Symbol"/>
       </w:rPr>
     </w:lvl>
     <w:lvl w:ilvl="1" w:tplc="FFFFFFFF" w:tentative="1">
@@ -14898,7 +14830,7 @@
         <w:ind w:left="2149" w:hanging="360"/>
       </w:pPr>
       <w:rPr>
-        <w:rFonts w:ascii="Courier New" w:hAnsi="Courier New" w:cs="Courier New" w:hint="default"/>
+        <w:rFonts w:hint="default" w:ascii="Courier New" w:hAnsi="Courier New" w:cs="Courier New"/>
       </w:rPr>
     </w:lvl>
     <w:lvl w:ilvl="2" w:tplc="FFFFFFFF" w:tentative="1">
@@ -14910,7 +14842,7 @@
         <w:ind w:left="2869" w:hanging="360"/>
       </w:pPr>
       <w:rPr>
-        <w:rFonts w:ascii="Wingdings" w:hAnsi="Wingdings" w:hint="default"/>
+        <w:rFonts w:hint="default" w:ascii="Wingdings" w:hAnsi="Wingdings"/>
       </w:rPr>
     </w:lvl>
     <w:lvl w:ilvl="3" w:tplc="FFFFFFFF" w:tentative="1">
@@ -14922,7 +14854,7 @@
         <w:ind w:left="3589" w:hanging="360"/>
       </w:pPr>
       <w:rPr>
-        <w:rFonts w:ascii="Symbol" w:hAnsi="Symbol" w:hint="default"/>
+        <w:rFonts w:hint="default" w:ascii="Symbol" w:hAnsi="Symbol"/>
       </w:rPr>
     </w:lvl>
     <w:lvl w:ilvl="4" w:tplc="FFFFFFFF" w:tentative="1">
@@ -14934,7 +14866,7 @@
         <w:ind w:left="4309" w:hanging="360"/>
       </w:pPr>
       <w:rPr>
-        <w:rFonts w:ascii="Courier New" w:hAnsi="Courier New" w:cs="Courier New" w:hint="default"/>
+        <w:rFonts w:hint="default" w:ascii="Courier New" w:hAnsi="Courier New" w:cs="Courier New"/>
       </w:rPr>
     </w:lvl>
     <w:lvl w:ilvl="5" w:tplc="FFFFFFFF" w:tentative="1">
@@ -14946,7 +14878,7 @@
         <w:ind w:left="5029" w:hanging="360"/>
       </w:pPr>
       <w:rPr>
-        <w:rFonts w:ascii="Wingdings" w:hAnsi="Wingdings" w:hint="default"/>
+        <w:rFonts w:hint="default" w:ascii="Wingdings" w:hAnsi="Wingdings"/>
       </w:rPr>
     </w:lvl>
     <w:lvl w:ilvl="6" w:tplc="FFFFFFFF" w:tentative="1">
@@ -14958,7 +14890,7 @@
         <w:ind w:left="5749" w:hanging="360"/>
       </w:pPr>
       <w:rPr>
-        <w:rFonts w:ascii="Symbol" w:hAnsi="Symbol" w:hint="default"/>
+        <w:rFonts w:hint="default" w:ascii="Symbol" w:hAnsi="Symbol"/>
       </w:rPr>
     </w:lvl>
     <w:lvl w:ilvl="7" w:tplc="FFFFFFFF" w:tentative="1">
@@ -14970,7 +14902,7 @@
         <w:ind w:left="6469" w:hanging="360"/>
       </w:pPr>
       <w:rPr>
-        <w:rFonts w:ascii="Courier New" w:hAnsi="Courier New" w:cs="Courier New" w:hint="default"/>
+        <w:rFonts w:hint="default" w:ascii="Courier New" w:hAnsi="Courier New" w:cs="Courier New"/>
       </w:rPr>
     </w:lvl>
     <w:lvl w:ilvl="8" w:tplc="FFFFFFFF" w:tentative="1">
@@ -14982,7 +14914,7 @@
         <w:ind w:left="7189" w:hanging="360"/>
       </w:pPr>
       <w:rPr>
-        <w:rFonts w:ascii="Wingdings" w:hAnsi="Wingdings" w:hint="default"/>
+        <w:rFonts w:hint="default" w:ascii="Wingdings" w:hAnsi="Wingdings"/>
       </w:rPr>
     </w:lvl>
   </w:abstractNum>
@@ -14999,7 +14931,7 @@
         <w:ind w:left="1429" w:hanging="360"/>
       </w:pPr>
       <w:rPr>
-        <w:rFonts w:ascii="Symbol" w:hAnsi="Symbol" w:hint="default"/>
+        <w:rFonts w:hint="default" w:ascii="Symbol" w:hAnsi="Symbol"/>
       </w:rPr>
     </w:lvl>
     <w:lvl w:ilvl="1" w:tplc="240A0003" w:tentative="1">
@@ -15011,7 +14943,7 @@
         <w:ind w:left="2149" w:hanging="360"/>
       </w:pPr>
       <w:rPr>
-        <w:rFonts w:ascii="Courier New" w:hAnsi="Courier New" w:cs="Courier New" w:hint="default"/>
+        <w:rFonts w:hint="default" w:ascii="Courier New" w:hAnsi="Courier New" w:cs="Courier New"/>
       </w:rPr>
     </w:lvl>
     <w:lvl w:ilvl="2" w:tplc="240A0005" w:tentative="1">
@@ -15023,7 +14955,7 @@
         <w:ind w:left="2869" w:hanging="360"/>
       </w:pPr>
       <w:rPr>
-        <w:rFonts w:ascii="Wingdings" w:hAnsi="Wingdings" w:hint="default"/>
+        <w:rFonts w:hint="default" w:ascii="Wingdings" w:hAnsi="Wingdings"/>
       </w:rPr>
     </w:lvl>
     <w:lvl w:ilvl="3" w:tplc="240A0001" w:tentative="1">
@@ -15035,7 +14967,7 @@
         <w:ind w:left="3589" w:hanging="360"/>
       </w:pPr>
       <w:rPr>
-        <w:rFonts w:ascii="Symbol" w:hAnsi="Symbol" w:hint="default"/>
+        <w:rFonts w:hint="default" w:ascii="Symbol" w:hAnsi="Symbol"/>
       </w:rPr>
     </w:lvl>
     <w:lvl w:ilvl="4" w:tplc="240A0003" w:tentative="1">
@@ -15047,7 +14979,7 @@
         <w:ind w:left="4309" w:hanging="360"/>
       </w:pPr>
       <w:rPr>
-        <w:rFonts w:ascii="Courier New" w:hAnsi="Courier New" w:cs="Courier New" w:hint="default"/>
+        <w:rFonts w:hint="default" w:ascii="Courier New" w:hAnsi="Courier New" w:cs="Courier New"/>
       </w:rPr>
     </w:lvl>
     <w:lvl w:ilvl="5" w:tplc="240A0005" w:tentative="1">
@@ -15059,7 +14991,7 @@
         <w:ind w:left="5029" w:hanging="360"/>
       </w:pPr>
       <w:rPr>
-        <w:rFonts w:ascii="Wingdings" w:hAnsi="Wingdings" w:hint="default"/>
+        <w:rFonts w:hint="default" w:ascii="Wingdings" w:hAnsi="Wingdings"/>
       </w:rPr>
     </w:lvl>
     <w:lvl w:ilvl="6" w:tplc="240A0001" w:tentative="1">
@@ -15071,7 +15003,7 @@
         <w:ind w:left="5749" w:hanging="360"/>
       </w:pPr>
       <w:rPr>
-        <w:rFonts w:ascii="Symbol" w:hAnsi="Symbol" w:hint="default"/>
+        <w:rFonts w:hint="default" w:ascii="Symbol" w:hAnsi="Symbol"/>
       </w:rPr>
     </w:lvl>
     <w:lvl w:ilvl="7" w:tplc="240A0003" w:tentative="1">
@@ -15083,7 +15015,7 @@
         <w:ind w:left="6469" w:hanging="360"/>
       </w:pPr>
       <w:rPr>
-        <w:rFonts w:ascii="Courier New" w:hAnsi="Courier New" w:cs="Courier New" w:hint="default"/>
+        <w:rFonts w:hint="default" w:ascii="Courier New" w:hAnsi="Courier New" w:cs="Courier New"/>
       </w:rPr>
     </w:lvl>
     <w:lvl w:ilvl="8" w:tplc="240A0005" w:tentative="1">
@@ -15095,7 +15027,7 @@
         <w:ind w:left="7189" w:hanging="360"/>
       </w:pPr>
       <w:rPr>
-        <w:rFonts w:ascii="Wingdings" w:hAnsi="Wingdings" w:hint="default"/>
+        <w:rFonts w:hint="default" w:ascii="Wingdings" w:hAnsi="Wingdings"/>
       </w:rPr>
     </w:lvl>
   </w:abstractNum>
@@ -15112,7 +15044,7 @@
         <w:ind w:left="1429" w:hanging="360"/>
       </w:pPr>
       <w:rPr>
-        <w:rFonts w:ascii="Symbol" w:hAnsi="Symbol" w:hint="default"/>
+        <w:rFonts w:hint="default" w:ascii="Symbol" w:hAnsi="Symbol"/>
       </w:rPr>
     </w:lvl>
     <w:lvl w:ilvl="1" w:tplc="240A0003" w:tentative="1">
@@ -15124,7 +15056,7 @@
         <w:ind w:left="2149" w:hanging="360"/>
       </w:pPr>
       <w:rPr>
-        <w:rFonts w:ascii="Courier New" w:hAnsi="Courier New" w:cs="Courier New" w:hint="default"/>
+        <w:rFonts w:hint="default" w:ascii="Courier New" w:hAnsi="Courier New" w:cs="Courier New"/>
       </w:rPr>
     </w:lvl>
     <w:lvl w:ilvl="2" w:tplc="240A0005" w:tentative="1">
@@ -15136,7 +15068,7 @@
         <w:ind w:left="2869" w:hanging="360"/>
       </w:pPr>
       <w:rPr>
-        <w:rFonts w:ascii="Wingdings" w:hAnsi="Wingdings" w:hint="default"/>
+        <w:rFonts w:hint="default" w:ascii="Wingdings" w:hAnsi="Wingdings"/>
       </w:rPr>
     </w:lvl>
     <w:lvl w:ilvl="3" w:tplc="240A0001" w:tentative="1">
@@ -15148,7 +15080,7 @@
         <w:ind w:left="3589" w:hanging="360"/>
       </w:pPr>
       <w:rPr>
-        <w:rFonts w:ascii="Symbol" w:hAnsi="Symbol" w:hint="default"/>
+        <w:rFonts w:hint="default" w:ascii="Symbol" w:hAnsi="Symbol"/>
       </w:rPr>
     </w:lvl>
     <w:lvl w:ilvl="4" w:tplc="240A0003" w:tentative="1">
@@ -15160,7 +15092,7 @@
         <w:ind w:left="4309" w:hanging="360"/>
       </w:pPr>
       <w:rPr>
-        <w:rFonts w:ascii="Courier New" w:hAnsi="Courier New" w:cs="Courier New" w:hint="default"/>
+        <w:rFonts w:hint="default" w:ascii="Courier New" w:hAnsi="Courier New" w:cs="Courier New"/>
       </w:rPr>
     </w:lvl>
     <w:lvl w:ilvl="5" w:tplc="240A0005" w:tentative="1">
@@ -15172,7 +15104,7 @@
         <w:ind w:left="5029" w:hanging="360"/>
       </w:pPr>
       <w:rPr>
-        <w:rFonts w:ascii="Wingdings" w:hAnsi="Wingdings" w:hint="default"/>
+        <w:rFonts w:hint="default" w:ascii="Wingdings" w:hAnsi="Wingdings"/>
       </w:rPr>
     </w:lvl>
     <w:lvl w:ilvl="6" w:tplc="240A0001" w:tentative="1">
@@ -15184,7 +15116,7 @@
         <w:ind w:left="5749" w:hanging="360"/>
       </w:pPr>
       <w:rPr>
-        <w:rFonts w:ascii="Symbol" w:hAnsi="Symbol" w:hint="default"/>
+        <w:rFonts w:hint="default" w:ascii="Symbol" w:hAnsi="Symbol"/>
       </w:rPr>
     </w:lvl>
     <w:lvl w:ilvl="7" w:tplc="240A0003" w:tentative="1">
@@ -15196,7 +15128,7 @@
         <w:ind w:left="6469" w:hanging="360"/>
       </w:pPr>
       <w:rPr>
-        <w:rFonts w:ascii="Courier New" w:hAnsi="Courier New" w:cs="Courier New" w:hint="default"/>
+        <w:rFonts w:hint="default" w:ascii="Courier New" w:hAnsi="Courier New" w:cs="Courier New"/>
       </w:rPr>
     </w:lvl>
     <w:lvl w:ilvl="8" w:tplc="240A0005" w:tentative="1">
@@ -15208,7 +15140,7 @@
         <w:ind w:left="7189" w:hanging="360"/>
       </w:pPr>
       <w:rPr>
-        <w:rFonts w:ascii="Wingdings" w:hAnsi="Wingdings" w:hint="default"/>
+        <w:rFonts w:hint="default" w:ascii="Wingdings" w:hAnsi="Wingdings"/>
       </w:rPr>
     </w:lvl>
   </w:abstractNum>
@@ -15225,7 +15157,7 @@
         <w:ind w:left="1035" w:hanging="360"/>
       </w:pPr>
       <w:rPr>
-        <w:rFonts w:ascii="Symbol" w:hAnsi="Symbol" w:hint="default"/>
+        <w:rFonts w:hint="default" w:ascii="Symbol" w:hAnsi="Symbol"/>
       </w:rPr>
     </w:lvl>
     <w:lvl w:ilvl="1" w:tplc="240A0003" w:tentative="1">
@@ -15237,7 +15169,7 @@
         <w:ind w:left="1755" w:hanging="360"/>
       </w:pPr>
       <w:rPr>
-        <w:rFonts w:ascii="Courier New" w:hAnsi="Courier New" w:cs="Courier New" w:hint="default"/>
+        <w:rFonts w:hint="default" w:ascii="Courier New" w:hAnsi="Courier New" w:cs="Courier New"/>
       </w:rPr>
     </w:lvl>
     <w:lvl w:ilvl="2" w:tplc="240A0005" w:tentative="1">
@@ -15249,7 +15181,7 @@
         <w:ind w:left="2475" w:hanging="360"/>
       </w:pPr>
       <w:rPr>
-        <w:rFonts w:ascii="Wingdings" w:hAnsi="Wingdings" w:hint="default"/>
+        <w:rFonts w:hint="default" w:ascii="Wingdings" w:hAnsi="Wingdings"/>
       </w:rPr>
     </w:lvl>
     <w:lvl w:ilvl="3" w:tplc="240A0001" w:tentative="1">
@@ -15261,7 +15193,7 @@
         <w:ind w:left="3195" w:hanging="360"/>
       </w:pPr>
       <w:rPr>
-        <w:rFonts w:ascii="Symbol" w:hAnsi="Symbol" w:hint="default"/>
+        <w:rFonts w:hint="default" w:ascii="Symbol" w:hAnsi="Symbol"/>
       </w:rPr>
     </w:lvl>
     <w:lvl w:ilvl="4" w:tplc="240A0003" w:tentative="1">
@@ -15273,7 +15205,7 @@
         <w:ind w:left="3915" w:hanging="360"/>
       </w:pPr>
       <w:rPr>
-        <w:rFonts w:ascii="Courier New" w:hAnsi="Courier New" w:cs="Courier New" w:hint="default"/>
+        <w:rFonts w:hint="default" w:ascii="Courier New" w:hAnsi="Courier New" w:cs="Courier New"/>
       </w:rPr>
     </w:lvl>
     <w:lvl w:ilvl="5" w:tplc="240A0005" w:tentative="1">
@@ -15285,7 +15217,7 @@
         <w:ind w:left="4635" w:hanging="360"/>
       </w:pPr>
       <w:rPr>
-        <w:rFonts w:ascii="Wingdings" w:hAnsi="Wingdings" w:hint="default"/>
+        <w:rFonts w:hint="default" w:ascii="Wingdings" w:hAnsi="Wingdings"/>
       </w:rPr>
     </w:lvl>
     <w:lvl w:ilvl="6" w:tplc="240A0001" w:tentative="1">
@@ -15297,7 +15229,7 @@
         <w:ind w:left="5355" w:hanging="360"/>
       </w:pPr>
       <w:rPr>
-        <w:rFonts w:ascii="Symbol" w:hAnsi="Symbol" w:hint="default"/>
+        <w:rFonts w:hint="default" w:ascii="Symbol" w:hAnsi="Symbol"/>
       </w:rPr>
     </w:lvl>
     <w:lvl w:ilvl="7" w:tplc="240A0003" w:tentative="1">
@@ -15309,7 +15241,7 @@
         <w:ind w:left="6075" w:hanging="360"/>
       </w:pPr>
       <w:rPr>
-        <w:rFonts w:ascii="Courier New" w:hAnsi="Courier New" w:cs="Courier New" w:hint="default"/>
+        <w:rFonts w:hint="default" w:ascii="Courier New" w:hAnsi="Courier New" w:cs="Courier New"/>
       </w:rPr>
     </w:lvl>
     <w:lvl w:ilvl="8" w:tplc="240A0005" w:tentative="1">
@@ -15321,7 +15253,7 @@
         <w:ind w:left="6795" w:hanging="360"/>
       </w:pPr>
       <w:rPr>
-        <w:rFonts w:ascii="Wingdings" w:hAnsi="Wingdings" w:hint="default"/>
+        <w:rFonts w:hint="default" w:ascii="Wingdings" w:hAnsi="Wingdings"/>
       </w:rPr>
     </w:lvl>
   </w:abstractNum>
@@ -15429,7 +15361,7 @@
         <w:ind w:left="1429" w:hanging="360"/>
       </w:pPr>
       <w:rPr>
-        <w:rFonts w:ascii="Symbol" w:hAnsi="Symbol" w:hint="default"/>
+        <w:rFonts w:hint="default" w:ascii="Symbol" w:hAnsi="Symbol"/>
       </w:rPr>
     </w:lvl>
     <w:lvl w:ilvl="1" w:tplc="240A0003" w:tentative="1">
@@ -15441,7 +15373,7 @@
         <w:ind w:left="2149" w:hanging="360"/>
       </w:pPr>
       <w:rPr>
-        <w:rFonts w:ascii="Courier New" w:hAnsi="Courier New" w:cs="Courier New" w:hint="default"/>
+        <w:rFonts w:hint="default" w:ascii="Courier New" w:hAnsi="Courier New" w:cs="Courier New"/>
       </w:rPr>
     </w:lvl>
     <w:lvl w:ilvl="2" w:tplc="240A0005" w:tentative="1">
@@ -15453,7 +15385,7 @@
         <w:ind w:left="2869" w:hanging="360"/>
       </w:pPr>
       <w:rPr>
-        <w:rFonts w:ascii="Wingdings" w:hAnsi="Wingdings" w:hint="default"/>
+        <w:rFonts w:hint="default" w:ascii="Wingdings" w:hAnsi="Wingdings"/>
       </w:rPr>
     </w:lvl>
     <w:lvl w:ilvl="3" w:tplc="240A0001" w:tentative="1">
@@ -15465,7 +15397,7 @@
         <w:ind w:left="3589" w:hanging="360"/>
       </w:pPr>
       <w:rPr>
-        <w:rFonts w:ascii="Symbol" w:hAnsi="Symbol" w:hint="default"/>
+        <w:rFonts w:hint="default" w:ascii="Symbol" w:hAnsi="Symbol"/>
       </w:rPr>
     </w:lvl>
     <w:lvl w:ilvl="4" w:tplc="240A0003" w:tentative="1">
@@ -15477,7 +15409,7 @@
         <w:ind w:left="4309" w:hanging="360"/>
       </w:pPr>
       <w:rPr>
-        <w:rFonts w:ascii="Courier New" w:hAnsi="Courier New" w:cs="Courier New" w:hint="default"/>
+        <w:rFonts w:hint="default" w:ascii="Courier New" w:hAnsi="Courier New" w:cs="Courier New"/>
       </w:rPr>
     </w:lvl>
     <w:lvl w:ilvl="5" w:tplc="240A0005" w:tentative="1">
@@ -15489,7 +15421,7 @@
         <w:ind w:left="5029" w:hanging="360"/>
       </w:pPr>
       <w:rPr>
-        <w:rFonts w:ascii="Wingdings" w:hAnsi="Wingdings" w:hint="default"/>
+        <w:rFonts w:hint="default" w:ascii="Wingdings" w:hAnsi="Wingdings"/>
       </w:rPr>
     </w:lvl>
     <w:lvl w:ilvl="6" w:tplc="240A0001" w:tentative="1">
@@ -15501,7 +15433,7 @@
         <w:ind w:left="5749" w:hanging="360"/>
       </w:pPr>
       <w:rPr>
-        <w:rFonts w:ascii="Symbol" w:hAnsi="Symbol" w:hint="default"/>
+        <w:rFonts w:hint="default" w:ascii="Symbol" w:hAnsi="Symbol"/>
       </w:rPr>
     </w:lvl>
     <w:lvl w:ilvl="7" w:tplc="240A0003" w:tentative="1">
@@ -15513,7 +15445,7 @@
         <w:ind w:left="6469" w:hanging="360"/>
       </w:pPr>
       <w:rPr>
-        <w:rFonts w:ascii="Courier New" w:hAnsi="Courier New" w:cs="Courier New" w:hint="default"/>
+        <w:rFonts w:hint="default" w:ascii="Courier New" w:hAnsi="Courier New" w:cs="Courier New"/>
       </w:rPr>
     </w:lvl>
     <w:lvl w:ilvl="8" w:tplc="240A0005" w:tentative="1">
@@ -15525,7 +15457,7 @@
         <w:ind w:left="7189" w:hanging="360"/>
       </w:pPr>
       <w:rPr>
-        <w:rFonts w:ascii="Wingdings" w:hAnsi="Wingdings" w:hint="default"/>
+        <w:rFonts w:hint="default" w:ascii="Wingdings" w:hAnsi="Wingdings"/>
       </w:rPr>
     </w:lvl>
   </w:abstractNum>
@@ -15542,7 +15474,7 @@
         <w:ind w:left="1429" w:hanging="360"/>
       </w:pPr>
       <w:rPr>
-        <w:rFonts w:ascii="Symbol" w:hAnsi="Symbol" w:hint="default"/>
+        <w:rFonts w:hint="default" w:ascii="Symbol" w:hAnsi="Symbol"/>
       </w:rPr>
     </w:lvl>
     <w:lvl w:ilvl="1" w:tplc="FFFFFFFF" w:tentative="1">
@@ -15554,7 +15486,7 @@
         <w:ind w:left="2149" w:hanging="360"/>
       </w:pPr>
       <w:rPr>
-        <w:rFonts w:ascii="Courier New" w:hAnsi="Courier New" w:cs="Courier New" w:hint="default"/>
+        <w:rFonts w:hint="default" w:ascii="Courier New" w:hAnsi="Courier New" w:cs="Courier New"/>
       </w:rPr>
     </w:lvl>
     <w:lvl w:ilvl="2" w:tplc="FFFFFFFF" w:tentative="1">
@@ -15566,7 +15498,7 @@
         <w:ind w:left="2869" w:hanging="360"/>
       </w:pPr>
       <w:rPr>
-        <w:rFonts w:ascii="Wingdings" w:hAnsi="Wingdings" w:hint="default"/>
+        <w:rFonts w:hint="default" w:ascii="Wingdings" w:hAnsi="Wingdings"/>
       </w:rPr>
     </w:lvl>
     <w:lvl w:ilvl="3" w:tplc="FFFFFFFF" w:tentative="1">
@@ -15578,7 +15510,7 @@
         <w:ind w:left="3589" w:hanging="360"/>
       </w:pPr>
       <w:rPr>
-        <w:rFonts w:ascii="Symbol" w:hAnsi="Symbol" w:hint="default"/>
+        <w:rFonts w:hint="default" w:ascii="Symbol" w:hAnsi="Symbol"/>
       </w:rPr>
     </w:lvl>
     <w:lvl w:ilvl="4" w:tplc="FFFFFFFF" w:tentative="1">
@@ -15590,7 +15522,7 @@
         <w:ind w:left="4309" w:hanging="360"/>
       </w:pPr>
       <w:rPr>
-        <w:rFonts w:ascii="Courier New" w:hAnsi="Courier New" w:cs="Courier New" w:hint="default"/>
+        <w:rFonts w:hint="default" w:ascii="Courier New" w:hAnsi="Courier New" w:cs="Courier New"/>
       </w:rPr>
     </w:lvl>
     <w:lvl w:ilvl="5" w:tplc="FFFFFFFF" w:tentative="1">
@@ -15602,7 +15534,7 @@
         <w:ind w:left="5029" w:hanging="360"/>
       </w:pPr>
       <w:rPr>
-        <w:rFonts w:ascii="Wingdings" w:hAnsi="Wingdings" w:hint="default"/>
+        <w:rFonts w:hint="default" w:ascii="Wingdings" w:hAnsi="Wingdings"/>
       </w:rPr>
     </w:lvl>
     <w:lvl w:ilvl="6" w:tplc="FFFFFFFF" w:tentative="1">
@@ -15614,7 +15546,7 @@
         <w:ind w:left="5749" w:hanging="360"/>
       </w:pPr>
       <w:rPr>
-        <w:rFonts w:ascii="Symbol" w:hAnsi="Symbol" w:hint="default"/>
+        <w:rFonts w:hint="default" w:ascii="Symbol" w:hAnsi="Symbol"/>
       </w:rPr>
     </w:lvl>
     <w:lvl w:ilvl="7" w:tplc="FFFFFFFF" w:tentative="1">
@@ -15626,7 +15558,7 @@
         <w:ind w:left="6469" w:hanging="360"/>
       </w:pPr>
       <w:rPr>
-        <w:rFonts w:ascii="Courier New" w:hAnsi="Courier New" w:cs="Courier New" w:hint="default"/>
+        <w:rFonts w:hint="default" w:ascii="Courier New" w:hAnsi="Courier New" w:cs="Courier New"/>
       </w:rPr>
     </w:lvl>
     <w:lvl w:ilvl="8" w:tplc="FFFFFFFF" w:tentative="1">
@@ -15638,7 +15570,7 @@
         <w:ind w:left="7189" w:hanging="360"/>
       </w:pPr>
       <w:rPr>
-        <w:rFonts w:ascii="Wingdings" w:hAnsi="Wingdings" w:hint="default"/>
+        <w:rFonts w:hint="default" w:ascii="Wingdings" w:hAnsi="Wingdings"/>
       </w:rPr>
     </w:lvl>
   </w:abstractNum>
@@ -15655,7 +15587,7 @@
         <w:ind w:left="1429" w:hanging="360"/>
       </w:pPr>
       <w:rPr>
-        <w:rFonts w:ascii="Symbol" w:hAnsi="Symbol" w:hint="default"/>
+        <w:rFonts w:hint="default" w:ascii="Symbol" w:hAnsi="Symbol"/>
       </w:rPr>
     </w:lvl>
     <w:lvl w:ilvl="1" w:tplc="240A0003" w:tentative="1">
@@ -15667,7 +15599,7 @@
         <w:ind w:left="2149" w:hanging="360"/>
       </w:pPr>
       <w:rPr>
-        <w:rFonts w:ascii="Courier New" w:hAnsi="Courier New" w:cs="Courier New" w:hint="default"/>
+        <w:rFonts w:hint="default" w:ascii="Courier New" w:hAnsi="Courier New" w:cs="Courier New"/>
       </w:rPr>
     </w:lvl>
     <w:lvl w:ilvl="2" w:tplc="240A0005" w:tentative="1">
@@ -15679,7 +15611,7 @@
         <w:ind w:left="2869" w:hanging="360"/>
       </w:pPr>
       <w:rPr>
-        <w:rFonts w:ascii="Wingdings" w:hAnsi="Wingdings" w:hint="default"/>
+        <w:rFonts w:hint="default" w:ascii="Wingdings" w:hAnsi="Wingdings"/>
       </w:rPr>
     </w:lvl>
     <w:lvl w:ilvl="3" w:tplc="240A0001" w:tentative="1">
@@ -15691,7 +15623,7 @@
         <w:ind w:left="3589" w:hanging="360"/>
       </w:pPr>
       <w:rPr>
-        <w:rFonts w:ascii="Symbol" w:hAnsi="Symbol" w:hint="default"/>
+        <w:rFonts w:hint="default" w:ascii="Symbol" w:hAnsi="Symbol"/>
       </w:rPr>
     </w:lvl>
     <w:lvl w:ilvl="4" w:tplc="240A0003" w:tentative="1">
@@ -15703,7 +15635,7 @@
         <w:ind w:left="4309" w:hanging="360"/>
       </w:pPr>
       <w:rPr>
-        <w:rFonts w:ascii="Courier New" w:hAnsi="Courier New" w:cs="Courier New" w:hint="default"/>
+        <w:rFonts w:hint="default" w:ascii="Courier New" w:hAnsi="Courier New" w:cs="Courier New"/>
       </w:rPr>
     </w:lvl>
     <w:lvl w:ilvl="5" w:tplc="240A0005" w:tentative="1">
@@ -15715,7 +15647,7 @@
         <w:ind w:left="5029" w:hanging="360"/>
       </w:pPr>
       <w:rPr>
-        <w:rFonts w:ascii="Wingdings" w:hAnsi="Wingdings" w:hint="default"/>
+        <w:rFonts w:hint="default" w:ascii="Wingdings" w:hAnsi="Wingdings"/>
       </w:rPr>
     </w:lvl>
     <w:lvl w:ilvl="6" w:tplc="240A0001" w:tentative="1">
@@ -15727,7 +15659,7 @@
         <w:ind w:left="5749" w:hanging="360"/>
       </w:pPr>
       <w:rPr>
-        <w:rFonts w:ascii="Symbol" w:hAnsi="Symbol" w:hint="default"/>
+        <w:rFonts w:hint="default" w:ascii="Symbol" w:hAnsi="Symbol"/>
       </w:rPr>
     </w:lvl>
     <w:lvl w:ilvl="7" w:tplc="240A0003" w:tentative="1">
@@ -15739,7 +15671,7 @@
         <w:ind w:left="6469" w:hanging="360"/>
       </w:pPr>
       <w:rPr>
-        <w:rFonts w:ascii="Courier New" w:hAnsi="Courier New" w:cs="Courier New" w:hint="default"/>
+        <w:rFonts w:hint="default" w:ascii="Courier New" w:hAnsi="Courier New" w:cs="Courier New"/>
       </w:rPr>
     </w:lvl>
     <w:lvl w:ilvl="8" w:tplc="240A0005" w:tentative="1">
@@ -15751,7 +15683,7 @@
         <w:ind w:left="7189" w:hanging="360"/>
       </w:pPr>
       <w:rPr>
-        <w:rFonts w:ascii="Wingdings" w:hAnsi="Wingdings" w:hint="default"/>
+        <w:rFonts w:hint="default" w:ascii="Wingdings" w:hAnsi="Wingdings"/>
       </w:rPr>
     </w:lvl>
   </w:abstractNum>
@@ -15768,7 +15700,7 @@
         <w:ind w:left="1429" w:hanging="360"/>
       </w:pPr>
       <w:rPr>
-        <w:rFonts w:ascii="Symbol" w:hAnsi="Symbol" w:hint="default"/>
+        <w:rFonts w:hint="default" w:ascii="Symbol" w:hAnsi="Symbol"/>
       </w:rPr>
     </w:lvl>
     <w:lvl w:ilvl="1" w:tplc="240A0003" w:tentative="1">
@@ -15780,7 +15712,7 @@
         <w:ind w:left="2149" w:hanging="360"/>
       </w:pPr>
       <w:rPr>
-        <w:rFonts w:ascii="Courier New" w:hAnsi="Courier New" w:cs="Courier New" w:hint="default"/>
+        <w:rFonts w:hint="default" w:ascii="Courier New" w:hAnsi="Courier New" w:cs="Courier New"/>
       </w:rPr>
     </w:lvl>
     <w:lvl w:ilvl="2" w:tplc="240A0005" w:tentative="1">
@@ -15792,7 +15724,7 @@
         <w:ind w:left="2869" w:hanging="360"/>
       </w:pPr>
       <w:rPr>
-        <w:rFonts w:ascii="Wingdings" w:hAnsi="Wingdings" w:hint="default"/>
+        <w:rFonts w:hint="default" w:ascii="Wingdings" w:hAnsi="Wingdings"/>
       </w:rPr>
     </w:lvl>
     <w:lvl w:ilvl="3" w:tplc="240A0001" w:tentative="1">
@@ -15804,7 +15736,7 @@
         <w:ind w:left="3589" w:hanging="360"/>
       </w:pPr>
       <w:rPr>
-        <w:rFonts w:ascii="Symbol" w:hAnsi="Symbol" w:hint="default"/>
+        <w:rFonts w:hint="default" w:ascii="Symbol" w:hAnsi="Symbol"/>
       </w:rPr>
     </w:lvl>
     <w:lvl w:ilvl="4" w:tplc="240A0003" w:tentative="1">
@@ -15816,7 +15748,7 @@
         <w:ind w:left="4309" w:hanging="360"/>
       </w:pPr>
       <w:rPr>
-        <w:rFonts w:ascii="Courier New" w:hAnsi="Courier New" w:cs="Courier New" w:hint="default"/>
+        <w:rFonts w:hint="default" w:ascii="Courier New" w:hAnsi="Courier New" w:cs="Courier New"/>
       </w:rPr>
     </w:lvl>
     <w:lvl w:ilvl="5" w:tplc="240A0005" w:tentative="1">
@@ -15828,7 +15760,7 @@
         <w:ind w:left="5029" w:hanging="360"/>
       </w:pPr>
       <w:rPr>
-        <w:rFonts w:ascii="Wingdings" w:hAnsi="Wingdings" w:hint="default"/>
+        <w:rFonts w:hint="default" w:ascii="Wingdings" w:hAnsi="Wingdings"/>
       </w:rPr>
     </w:lvl>
     <w:lvl w:ilvl="6" w:tplc="240A0001" w:tentative="1">
@@ -15840,7 +15772,7 @@
         <w:ind w:left="5749" w:hanging="360"/>
       </w:pPr>
       <w:rPr>
-        <w:rFonts w:ascii="Symbol" w:hAnsi="Symbol" w:hint="default"/>
+        <w:rFonts w:hint="default" w:ascii="Symbol" w:hAnsi="Symbol"/>
       </w:rPr>
     </w:lvl>
     <w:lvl w:ilvl="7" w:tplc="240A0003" w:tentative="1">
@@ -15852,7 +15784,7 @@
         <w:ind w:left="6469" w:hanging="360"/>
       </w:pPr>
       <w:rPr>
-        <w:rFonts w:ascii="Courier New" w:hAnsi="Courier New" w:cs="Courier New" w:hint="default"/>
+        <w:rFonts w:hint="default" w:ascii="Courier New" w:hAnsi="Courier New" w:cs="Courier New"/>
       </w:rPr>
     </w:lvl>
     <w:lvl w:ilvl="8" w:tplc="240A0005" w:tentative="1">
@@ -15864,7 +15796,7 @@
         <w:ind w:left="7189" w:hanging="360"/>
       </w:pPr>
       <w:rPr>
-        <w:rFonts w:ascii="Wingdings" w:hAnsi="Wingdings" w:hint="default"/>
+        <w:rFonts w:hint="default" w:ascii="Wingdings" w:hAnsi="Wingdings"/>
       </w:rPr>
     </w:lvl>
   </w:abstractNum>
@@ -15881,7 +15813,7 @@
         <w:ind w:left="907" w:hanging="360"/>
       </w:pPr>
       <w:rPr>
-        <w:rFonts w:ascii="Symbol" w:hAnsi="Symbol" w:hint="default"/>
+        <w:rFonts w:hint="default" w:ascii="Symbol" w:hAnsi="Symbol"/>
       </w:rPr>
     </w:lvl>
     <w:lvl w:ilvl="1" w:tplc="0C0A0003" w:tentative="1">
@@ -15893,7 +15825,7 @@
         <w:ind w:left="1627" w:hanging="360"/>
       </w:pPr>
       <w:rPr>
-        <w:rFonts w:ascii="Courier New" w:hAnsi="Courier New" w:cs="Courier New" w:hint="default"/>
+        <w:rFonts w:hint="default" w:ascii="Courier New" w:hAnsi="Courier New" w:cs="Courier New"/>
       </w:rPr>
     </w:lvl>
     <w:lvl w:ilvl="2" w:tplc="0C0A0005" w:tentative="1">
@@ -15905,7 +15837,7 @@
         <w:ind w:left="2347" w:hanging="360"/>
       </w:pPr>
       <w:rPr>
-        <w:rFonts w:ascii="Wingdings" w:hAnsi="Wingdings" w:hint="default"/>
+        <w:rFonts w:hint="default" w:ascii="Wingdings" w:hAnsi="Wingdings"/>
       </w:rPr>
     </w:lvl>
     <w:lvl w:ilvl="3" w:tplc="0C0A0001" w:tentative="1">
@@ -15917,7 +15849,7 @@
         <w:ind w:left="3067" w:hanging="360"/>
       </w:pPr>
       <w:rPr>
-        <w:rFonts w:ascii="Symbol" w:hAnsi="Symbol" w:hint="default"/>
+        <w:rFonts w:hint="default" w:ascii="Symbol" w:hAnsi="Symbol"/>
       </w:rPr>
     </w:lvl>
     <w:lvl w:ilvl="4" w:tplc="0C0A0003" w:tentative="1">
@@ -15929,7 +15861,7 @@
         <w:ind w:left="3787" w:hanging="360"/>
       </w:pPr>
       <w:rPr>
-        <w:rFonts w:ascii="Courier New" w:hAnsi="Courier New" w:cs="Courier New" w:hint="default"/>
+        <w:rFonts w:hint="default" w:ascii="Courier New" w:hAnsi="Courier New" w:cs="Courier New"/>
       </w:rPr>
     </w:lvl>
     <w:lvl w:ilvl="5" w:tplc="0C0A0005" w:tentative="1">
@@ -15941,7 +15873,7 @@
         <w:ind w:left="4507" w:hanging="360"/>
       </w:pPr>
       <w:rPr>
-        <w:rFonts w:ascii="Wingdings" w:hAnsi="Wingdings" w:hint="default"/>
+        <w:rFonts w:hint="default" w:ascii="Wingdings" w:hAnsi="Wingdings"/>
       </w:rPr>
     </w:lvl>
     <w:lvl w:ilvl="6" w:tplc="0C0A0001" w:tentative="1">
@@ -15953,7 +15885,7 @@
         <w:ind w:left="5227" w:hanging="360"/>
       </w:pPr>
       <w:rPr>
-        <w:rFonts w:ascii="Symbol" w:hAnsi="Symbol" w:hint="default"/>
+        <w:rFonts w:hint="default" w:ascii="Symbol" w:hAnsi="Symbol"/>
       </w:rPr>
     </w:lvl>
     <w:lvl w:ilvl="7" w:tplc="0C0A0003" w:tentative="1">
@@ -15965,7 +15897,7 @@
         <w:ind w:left="5947" w:hanging="360"/>
       </w:pPr>
       <w:rPr>
-        <w:rFonts w:ascii="Courier New" w:hAnsi="Courier New" w:cs="Courier New" w:hint="default"/>
+        <w:rFonts w:hint="default" w:ascii="Courier New" w:hAnsi="Courier New" w:cs="Courier New"/>
       </w:rPr>
     </w:lvl>
     <w:lvl w:ilvl="8" w:tplc="0C0A0005" w:tentative="1">
@@ -15977,7 +15909,7 @@
         <w:ind w:left="6667" w:hanging="360"/>
       </w:pPr>
       <w:rPr>
-        <w:rFonts w:ascii="Wingdings" w:hAnsi="Wingdings" w:hint="default"/>
+        <w:rFonts w:hint="default" w:ascii="Wingdings" w:hAnsi="Wingdings"/>
       </w:rPr>
     </w:lvl>
   </w:abstractNum>
@@ -15994,7 +15926,7 @@
         <w:ind w:left="1429" w:hanging="360"/>
       </w:pPr>
       <w:rPr>
-        <w:rFonts w:ascii="Symbol" w:hAnsi="Symbol" w:hint="default"/>
+        <w:rFonts w:hint="default" w:ascii="Symbol" w:hAnsi="Symbol"/>
       </w:rPr>
     </w:lvl>
     <w:lvl w:ilvl="1" w:tplc="240A0003" w:tentative="1">
@@ -16006,7 +15938,7 @@
         <w:ind w:left="2149" w:hanging="360"/>
       </w:pPr>
       <w:rPr>
-        <w:rFonts w:ascii="Courier New" w:hAnsi="Courier New" w:cs="Courier New" w:hint="default"/>
+        <w:rFonts w:hint="default" w:ascii="Courier New" w:hAnsi="Courier New" w:cs="Courier New"/>
       </w:rPr>
     </w:lvl>
     <w:lvl w:ilvl="2" w:tplc="240A0005" w:tentative="1">
@@ -16018,7 +15950,7 @@
         <w:ind w:left="2869" w:hanging="360"/>
       </w:pPr>
       <w:rPr>
-        <w:rFonts w:ascii="Wingdings" w:hAnsi="Wingdings" w:hint="default"/>
+        <w:rFonts w:hint="default" w:ascii="Wingdings" w:hAnsi="Wingdings"/>
       </w:rPr>
     </w:lvl>
     <w:lvl w:ilvl="3" w:tplc="240A0001" w:tentative="1">
@@ -16030,7 +15962,7 @@
         <w:ind w:left="3589" w:hanging="360"/>
       </w:pPr>
       <w:rPr>
-        <w:rFonts w:ascii="Symbol" w:hAnsi="Symbol" w:hint="default"/>
+        <w:rFonts w:hint="default" w:ascii="Symbol" w:hAnsi="Symbol"/>
       </w:rPr>
     </w:lvl>
     <w:lvl w:ilvl="4" w:tplc="240A0003" w:tentative="1">
@@ -16042,7 +15974,7 @@
         <w:ind w:left="4309" w:hanging="360"/>
       </w:pPr>
       <w:rPr>
-        <w:rFonts w:ascii="Courier New" w:hAnsi="Courier New" w:cs="Courier New" w:hint="default"/>
+        <w:rFonts w:hint="default" w:ascii="Courier New" w:hAnsi="Courier New" w:cs="Courier New"/>
       </w:rPr>
     </w:lvl>
     <w:lvl w:ilvl="5" w:tplc="240A0005" w:tentative="1">
@@ -16054,7 +15986,7 @@
         <w:ind w:left="5029" w:hanging="360"/>
       </w:pPr>
       <w:rPr>
-        <w:rFonts w:ascii="Wingdings" w:hAnsi="Wingdings" w:hint="default"/>
+        <w:rFonts w:hint="default" w:ascii="Wingdings" w:hAnsi="Wingdings"/>
       </w:rPr>
     </w:lvl>
     <w:lvl w:ilvl="6" w:tplc="240A0001" w:tentative="1">
@@ -16066,7 +15998,7 @@
         <w:ind w:left="5749" w:hanging="360"/>
       </w:pPr>
       <w:rPr>
-        <w:rFonts w:ascii="Symbol" w:hAnsi="Symbol" w:hint="default"/>
+        <w:rFonts w:hint="default" w:ascii="Symbol" w:hAnsi="Symbol"/>
       </w:rPr>
     </w:lvl>
     <w:lvl w:ilvl="7" w:tplc="240A0003" w:tentative="1">
@@ -16078,7 +16010,7 @@
         <w:ind w:left="6469" w:hanging="360"/>
       </w:pPr>
       <w:rPr>
-        <w:rFonts w:ascii="Courier New" w:hAnsi="Courier New" w:cs="Courier New" w:hint="default"/>
+        <w:rFonts w:hint="default" w:ascii="Courier New" w:hAnsi="Courier New" w:cs="Courier New"/>
       </w:rPr>
     </w:lvl>
     <w:lvl w:ilvl="8" w:tplc="240A0005" w:tentative="1">
@@ -16090,7 +16022,7 @@
         <w:ind w:left="7189" w:hanging="360"/>
       </w:pPr>
       <w:rPr>
-        <w:rFonts w:ascii="Wingdings" w:hAnsi="Wingdings" w:hint="default"/>
+        <w:rFonts w:hint="default" w:ascii="Wingdings" w:hAnsi="Wingdings"/>
       </w:rPr>
     </w:lvl>
   </w:abstractNum>
@@ -16107,7 +16039,7 @@
         <w:ind w:left="1429" w:hanging="360"/>
       </w:pPr>
       <w:rPr>
-        <w:rFonts w:ascii="Symbol" w:hAnsi="Symbol" w:hint="default"/>
+        <w:rFonts w:hint="default" w:ascii="Symbol" w:hAnsi="Symbol"/>
       </w:rPr>
     </w:lvl>
     <w:lvl w:ilvl="1" w:tplc="240A0003" w:tentative="1">
@@ -16119,7 +16051,7 @@
         <w:ind w:left="2149" w:hanging="360"/>
       </w:pPr>
       <w:rPr>
-        <w:rFonts w:ascii="Courier New" w:hAnsi="Courier New" w:cs="Courier New" w:hint="default"/>
+        <w:rFonts w:hint="default" w:ascii="Courier New" w:hAnsi="Courier New" w:cs="Courier New"/>
       </w:rPr>
     </w:lvl>
     <w:lvl w:ilvl="2" w:tplc="240A0005" w:tentative="1">
@@ -16131,7 +16063,7 @@
         <w:ind w:left="2869" w:hanging="360"/>
       </w:pPr>
       <w:rPr>
-        <w:rFonts w:ascii="Wingdings" w:hAnsi="Wingdings" w:hint="default"/>
+        <w:rFonts w:hint="default" w:ascii="Wingdings" w:hAnsi="Wingdings"/>
       </w:rPr>
     </w:lvl>
     <w:lvl w:ilvl="3" w:tplc="240A0001" w:tentative="1">
@@ -16143,7 +16075,7 @@
         <w:ind w:left="3589" w:hanging="360"/>
       </w:pPr>
       <w:rPr>
-        <w:rFonts w:ascii="Symbol" w:hAnsi="Symbol" w:hint="default"/>
+        <w:rFonts w:hint="default" w:ascii="Symbol" w:hAnsi="Symbol"/>
       </w:rPr>
     </w:lvl>
     <w:lvl w:ilvl="4" w:tplc="240A0003" w:tentative="1">
@@ -16155,7 +16087,7 @@
         <w:ind w:left="4309" w:hanging="360"/>
       </w:pPr>
       <w:rPr>
-        <w:rFonts w:ascii="Courier New" w:hAnsi="Courier New" w:cs="Courier New" w:hint="default"/>
+        <w:rFonts w:hint="default" w:ascii="Courier New" w:hAnsi="Courier New" w:cs="Courier New"/>
       </w:rPr>
     </w:lvl>
     <w:lvl w:ilvl="5" w:tplc="240A0005" w:tentative="1">
@@ -16167,7 +16099,7 @@
         <w:ind w:left="5029" w:hanging="360"/>
       </w:pPr>
       <w:rPr>
-        <w:rFonts w:ascii="Wingdings" w:hAnsi="Wingdings" w:hint="default"/>
+        <w:rFonts w:hint="default" w:ascii="Wingdings" w:hAnsi="Wingdings"/>
       </w:rPr>
     </w:lvl>
     <w:lvl w:ilvl="6" w:tplc="240A0001" w:tentative="1">
@@ -16179,7 +16111,7 @@
         <w:ind w:left="5749" w:hanging="360"/>
       </w:pPr>
       <w:rPr>
-        <w:rFonts w:ascii="Symbol" w:hAnsi="Symbol" w:hint="default"/>
+        <w:rFonts w:hint="default" w:ascii="Symbol" w:hAnsi="Symbol"/>
       </w:rPr>
     </w:lvl>
     <w:lvl w:ilvl="7" w:tplc="240A0003" w:tentative="1">
@@ -16191,7 +16123,7 @@
         <w:ind w:left="6469" w:hanging="360"/>
       </w:pPr>
       <w:rPr>
-        <w:rFonts w:ascii="Courier New" w:hAnsi="Courier New" w:cs="Courier New" w:hint="default"/>
+        <w:rFonts w:hint="default" w:ascii="Courier New" w:hAnsi="Courier New" w:cs="Courier New"/>
       </w:rPr>
     </w:lvl>
     <w:lvl w:ilvl="8" w:tplc="240A0005" w:tentative="1">
@@ -16203,7 +16135,7 @@
         <w:ind w:left="7189" w:hanging="360"/>
       </w:pPr>
       <w:rPr>
-        <w:rFonts w:ascii="Wingdings" w:hAnsi="Wingdings" w:hint="default"/>
+        <w:rFonts w:hint="default" w:ascii="Wingdings" w:hAnsi="Wingdings"/>
       </w:rPr>
     </w:lvl>
   </w:abstractNum>
@@ -16220,7 +16152,7 @@
         <w:ind w:left="1429" w:hanging="360"/>
       </w:pPr>
       <w:rPr>
-        <w:rFonts w:ascii="Symbol" w:hAnsi="Symbol" w:hint="default"/>
+        <w:rFonts w:hint="default" w:ascii="Symbol" w:hAnsi="Symbol"/>
       </w:rPr>
     </w:lvl>
     <w:lvl w:ilvl="1" w:tplc="240A0003" w:tentative="1">
@@ -16232,7 +16164,7 @@
         <w:ind w:left="2149" w:hanging="360"/>
       </w:pPr>
       <w:rPr>
-        <w:rFonts w:ascii="Courier New" w:hAnsi="Courier New" w:cs="Courier New" w:hint="default"/>
+        <w:rFonts w:hint="default" w:ascii="Courier New" w:hAnsi="Courier New" w:cs="Courier New"/>
       </w:rPr>
     </w:lvl>
     <w:lvl w:ilvl="2" w:tplc="240A0005" w:tentative="1">
@@ -16244,7 +16176,7 @@
         <w:ind w:left="2869" w:hanging="360"/>
       </w:pPr>
       <w:rPr>
-        <w:rFonts w:ascii="Wingdings" w:hAnsi="Wingdings" w:hint="default"/>
+        <w:rFonts w:hint="default" w:ascii="Wingdings" w:hAnsi="Wingdings"/>
       </w:rPr>
     </w:lvl>
     <w:lvl w:ilvl="3" w:tplc="240A0001" w:tentative="1">
@@ -16256,7 +16188,7 @@
         <w:ind w:left="3589" w:hanging="360"/>
       </w:pPr>
       <w:rPr>
-        <w:rFonts w:ascii="Symbol" w:hAnsi="Symbol" w:hint="default"/>
+        <w:rFonts w:hint="default" w:ascii="Symbol" w:hAnsi="Symbol"/>
       </w:rPr>
     </w:lvl>
     <w:lvl w:ilvl="4" w:tplc="240A0003" w:tentative="1">
@@ -16268,7 +16200,7 @@
         <w:ind w:left="4309" w:hanging="360"/>
       </w:pPr>
       <w:rPr>
-        <w:rFonts w:ascii="Courier New" w:hAnsi="Courier New" w:cs="Courier New" w:hint="default"/>
+        <w:rFonts w:hint="default" w:ascii="Courier New" w:hAnsi="Courier New" w:cs="Courier New"/>
       </w:rPr>
     </w:lvl>
     <w:lvl w:ilvl="5" w:tplc="240A0005" w:tentative="1">
@@ -16280,7 +16212,7 @@
         <w:ind w:left="5029" w:hanging="360"/>
       </w:pPr>
       <w:rPr>
-        <w:rFonts w:ascii="Wingdings" w:hAnsi="Wingdings" w:hint="default"/>
+        <w:rFonts w:hint="default" w:ascii="Wingdings" w:hAnsi="Wingdings"/>
       </w:rPr>
     </w:lvl>
     <w:lvl w:ilvl="6" w:tplc="240A0001" w:tentative="1">
@@ -16292,7 +16224,7 @@
         <w:ind w:left="5749" w:hanging="360"/>
       </w:pPr>
       <w:rPr>
-        <w:rFonts w:ascii="Symbol" w:hAnsi="Symbol" w:hint="default"/>
+        <w:rFonts w:hint="default" w:ascii="Symbol" w:hAnsi="Symbol"/>
       </w:rPr>
     </w:lvl>
     <w:lvl w:ilvl="7" w:tplc="240A0003" w:tentative="1">
@@ -16304,7 +16236,7 @@
         <w:ind w:left="6469" w:hanging="360"/>
       </w:pPr>
       <w:rPr>
-        <w:rFonts w:ascii="Courier New" w:hAnsi="Courier New" w:cs="Courier New" w:hint="default"/>
+        <w:rFonts w:hint="default" w:ascii="Courier New" w:hAnsi="Courier New" w:cs="Courier New"/>
       </w:rPr>
     </w:lvl>
     <w:lvl w:ilvl="8" w:tplc="240A0005" w:tentative="1">
@@ -16316,7 +16248,7 @@
         <w:ind w:left="7189" w:hanging="360"/>
       </w:pPr>
       <w:rPr>
-        <w:rFonts w:ascii="Wingdings" w:hAnsi="Wingdings" w:hint="default"/>
+        <w:rFonts w:hint="default" w:ascii="Wingdings" w:hAnsi="Wingdings"/>
       </w:rPr>
     </w:lvl>
   </w:abstractNum>
@@ -16441,22 +16373,22 @@
       </w:rPr>
     </w:lvl>
   </w:abstractNum>
-  <w:num w:numId="1">
+  <w:num w:numId="1" w16cid:durableId="374935299">
     <w:abstractNumId w:val="0"/>
   </w:num>
-  <w:num w:numId="2">
+  <w:num w:numId="2" w16cid:durableId="963996444">
     <w:abstractNumId w:val="11"/>
   </w:num>
-  <w:num w:numId="3">
+  <w:num w:numId="3" w16cid:durableId="1483616883">
     <w:abstractNumId w:val="23"/>
   </w:num>
-  <w:num w:numId="4">
+  <w:num w:numId="4" w16cid:durableId="1139498127">
     <w:abstractNumId w:val="16"/>
   </w:num>
-  <w:num w:numId="5">
+  <w:num w:numId="5" w16cid:durableId="1188178138">
     <w:abstractNumId w:val="32"/>
   </w:num>
-  <w:num w:numId="6">
+  <w:num w:numId="6" w16cid:durableId="70279360">
     <w:abstractNumId w:val="32"/>
     <w:lvlOverride w:ilvl="0">
       <w:startOverride w:val="1"/>
@@ -16486,88 +16418,88 @@
       <w:startOverride w:val="1"/>
     </w:lvlOverride>
   </w:num>
-  <w:num w:numId="7">
+  <w:num w:numId="7" w16cid:durableId="642655965">
     <w:abstractNumId w:val="19"/>
   </w:num>
-  <w:num w:numId="8">
+  <w:num w:numId="8" w16cid:durableId="498467679">
     <w:abstractNumId w:val="25"/>
   </w:num>
-  <w:num w:numId="9">
+  <w:num w:numId="9" w16cid:durableId="613755537">
     <w:abstractNumId w:val="13"/>
   </w:num>
-  <w:num w:numId="10">
+  <w:num w:numId="10" w16cid:durableId="1112751225">
     <w:abstractNumId w:val="14"/>
   </w:num>
-  <w:num w:numId="11">
+  <w:num w:numId="11" w16cid:durableId="621805719">
     <w:abstractNumId w:val="12"/>
   </w:num>
-  <w:num w:numId="12">
+  <w:num w:numId="12" w16cid:durableId="937099690">
     <w:abstractNumId w:val="1"/>
   </w:num>
-  <w:num w:numId="13">
+  <w:num w:numId="13" w16cid:durableId="1975669397">
     <w:abstractNumId w:val="4"/>
   </w:num>
-  <w:num w:numId="14">
+  <w:num w:numId="14" w16cid:durableId="784081716">
     <w:abstractNumId w:val="9"/>
   </w:num>
-  <w:num w:numId="15">
+  <w:num w:numId="15" w16cid:durableId="1510826863">
     <w:abstractNumId w:val="28"/>
   </w:num>
-  <w:num w:numId="16">
+  <w:num w:numId="16" w16cid:durableId="1573933388">
     <w:abstractNumId w:val="6"/>
   </w:num>
-  <w:num w:numId="17">
+  <w:num w:numId="17" w16cid:durableId="2047674879">
     <w:abstractNumId w:val="20"/>
   </w:num>
-  <w:num w:numId="18">
+  <w:num w:numId="18" w16cid:durableId="405036600">
     <w:abstractNumId w:val="31"/>
   </w:num>
-  <w:num w:numId="19">
+  <w:num w:numId="19" w16cid:durableId="387657075">
     <w:abstractNumId w:val="26"/>
   </w:num>
-  <w:num w:numId="20">
+  <w:num w:numId="20" w16cid:durableId="946932470">
     <w:abstractNumId w:val="29"/>
   </w:num>
-  <w:num w:numId="21">
+  <w:num w:numId="21" w16cid:durableId="2137409482">
     <w:abstractNumId w:val="2"/>
   </w:num>
-  <w:num w:numId="22">
+  <w:num w:numId="22" w16cid:durableId="832335142">
     <w:abstractNumId w:val="30"/>
   </w:num>
-  <w:num w:numId="23">
+  <w:num w:numId="23" w16cid:durableId="1975869549">
     <w:abstractNumId w:val="17"/>
   </w:num>
-  <w:num w:numId="24">
+  <w:num w:numId="24" w16cid:durableId="1451431346">
     <w:abstractNumId w:val="18"/>
   </w:num>
-  <w:num w:numId="25">
+  <w:num w:numId="25" w16cid:durableId="1845436183">
     <w:abstractNumId w:val="7"/>
   </w:num>
-  <w:num w:numId="26">
+  <w:num w:numId="26" w16cid:durableId="1252356497">
     <w:abstractNumId w:val="27"/>
   </w:num>
-  <w:num w:numId="27">
+  <w:num w:numId="27" w16cid:durableId="55322950">
     <w:abstractNumId w:val="5"/>
   </w:num>
-  <w:num w:numId="28">
+  <w:num w:numId="28" w16cid:durableId="36979640">
     <w:abstractNumId w:val="24"/>
   </w:num>
-  <w:num w:numId="29">
+  <w:num w:numId="29" w16cid:durableId="1803229074">
     <w:abstractNumId w:val="15"/>
   </w:num>
-  <w:num w:numId="30">
+  <w:num w:numId="30" w16cid:durableId="1410345653">
     <w:abstractNumId w:val="8"/>
   </w:num>
-  <w:num w:numId="31">
+  <w:num w:numId="31" w16cid:durableId="1939750329">
     <w:abstractNumId w:val="21"/>
   </w:num>
-  <w:num w:numId="32">
+  <w:num w:numId="32" w16cid:durableId="275063607">
     <w:abstractNumId w:val="10"/>
   </w:num>
-  <w:num w:numId="33">
+  <w:num w:numId="33" w16cid:durableId="1039815042">
     <w:abstractNumId w:val="3"/>
   </w:num>
-  <w:num w:numId="34">
+  <w:num w:numId="34" w16cid:durableId="1464081263">
     <w:abstractNumId w:val="22"/>
   </w:num>
   <w:numIdMacAtCleanup w:val="15"/>
@@ -16575,11 +16507,11 @@
 </file>
 
 <file path=word/styles.xml><?xml version="1.0" encoding="utf-8"?>
-<w:styles xmlns:mc="http://schemas.openxmlformats.org/markup-compatibility/2006" xmlns:r="http://schemas.openxmlformats.org/officeDocument/2006/relationships" xmlns:w="http://schemas.openxmlformats.org/wordprocessingml/2006/main" xmlns:w14="http://schemas.microsoft.com/office/word/2010/wordml" xmlns:w15="http://schemas.microsoft.com/office/word/2012/wordml" xmlns:w16cex="http://schemas.microsoft.com/office/word/2018/wordml/cex" xmlns:w16cid="http://schemas.microsoft.com/office/word/2016/wordml/cid" xmlns:w16="http://schemas.microsoft.com/office/word/2018/wordml" xmlns:w16sdtdh="http://schemas.microsoft.com/office/word/2020/wordml/sdtdatahash" xmlns:w16se="http://schemas.microsoft.com/office/word/2015/wordml/symex" mc:Ignorable="w14 w15 w16se w16cid w16 w16cex w16sdtdh">
+<w:styles xmlns:mc="http://schemas.openxmlformats.org/markup-compatibility/2006" xmlns:r="http://schemas.openxmlformats.org/officeDocument/2006/relationships" xmlns:w="http://schemas.openxmlformats.org/wordprocessingml/2006/main" xmlns:w14="http://schemas.microsoft.com/office/word/2010/wordml" xmlns:w15="http://schemas.microsoft.com/office/word/2012/wordml" xmlns:w16cex="http://schemas.microsoft.com/office/word/2018/wordml/cex" xmlns:w16cid="http://schemas.microsoft.com/office/word/2016/wordml/cid" xmlns:w16="http://schemas.microsoft.com/office/word/2018/wordml" xmlns:w16du="http://schemas.microsoft.com/office/word/2023/wordml/word16du" xmlns:w16sdtdh="http://schemas.microsoft.com/office/word/2020/wordml/sdtdatahash" xmlns:w16sdtfl="http://schemas.microsoft.com/office/word/2024/wordml/sdtformatlock" xmlns:w16se="http://schemas.microsoft.com/office/word/2015/wordml/symex" mc:Ignorable="w14 w15 w16se w16cid w16 w16cex w16sdtdh w16sdtfl w16du">
   <w:docDefaults>
     <w:rPrDefault>
       <w:rPr>
-        <w:rFonts w:asciiTheme="minorHAnsi" w:eastAsiaTheme="minorHAnsi" w:hAnsiTheme="minorHAnsi" w:cstheme="minorBidi"/>
+        <w:rFonts w:asciiTheme="minorHAnsi" w:hAnsiTheme="minorHAnsi" w:eastAsiaTheme="minorHAnsi" w:cstheme="minorBidi"/>
         <w:kern w:val="2"/>
         <w:sz w:val="22"/>
         <w:szCs w:val="22"/>
@@ -16596,14 +16528,14 @@
   <w:latentStyles w:defLockedState="0" w:defUIPriority="99" w:defSemiHidden="0" w:defUnhideWhenUsed="0" w:defQFormat="0" w:count="376">
     <w:lsdException w:name="Normal" w:uiPriority="0" w:qFormat="1"/>
     <w:lsdException w:name="heading 1" w:uiPriority="9" w:qFormat="1"/>
-    <w:lsdException w:name="heading 2" w:semiHidden="1" w:uiPriority="9" w:unhideWhenUsed="1" w:qFormat="1"/>
-    <w:lsdException w:name="heading 3" w:semiHidden="1" w:uiPriority="9" w:unhideWhenUsed="1" w:qFormat="1"/>
-    <w:lsdException w:name="heading 4" w:semiHidden="1" w:uiPriority="9" w:unhideWhenUsed="1" w:qFormat="1"/>
-    <w:lsdException w:name="heading 5" w:semiHidden="1" w:uiPriority="9" w:unhideWhenUsed="1" w:qFormat="1"/>
-    <w:lsdException w:name="heading 6" w:semiHidden="1" w:uiPriority="9" w:unhideWhenUsed="1"/>
-    <w:lsdException w:name="heading 7" w:semiHidden="1" w:uiPriority="9" w:unhideWhenUsed="1" w:qFormat="1"/>
-    <w:lsdException w:name="heading 8" w:semiHidden="1" w:uiPriority="9" w:unhideWhenUsed="1" w:qFormat="1"/>
-    <w:lsdException w:name="heading 9" w:semiHidden="1" w:uiPriority="9" w:unhideWhenUsed="1" w:qFormat="1"/>
+    <w:lsdException w:name="heading 2" w:uiPriority="9" w:semiHidden="1" w:unhideWhenUsed="1" w:qFormat="1"/>
+    <w:lsdException w:name="heading 3" w:uiPriority="9" w:semiHidden="1" w:unhideWhenUsed="1" w:qFormat="1"/>
+    <w:lsdException w:name="heading 4" w:uiPriority="9" w:semiHidden="1" w:unhideWhenUsed="1" w:qFormat="1"/>
+    <w:lsdException w:name="heading 5" w:uiPriority="9" w:semiHidden="1" w:unhideWhenUsed="1" w:qFormat="1"/>
+    <w:lsdException w:name="heading 6" w:uiPriority="9" w:semiHidden="1" w:unhideWhenUsed="1"/>
+    <w:lsdException w:name="heading 7" w:uiPriority="9" w:semiHidden="1" w:unhideWhenUsed="1" w:qFormat="1"/>
+    <w:lsdException w:name="heading 8" w:uiPriority="9" w:semiHidden="1" w:unhideWhenUsed="1" w:qFormat="1"/>
+    <w:lsdException w:name="heading 9" w:uiPriority="9" w:semiHidden="1" w:unhideWhenUsed="1" w:qFormat="1"/>
     <w:lsdException w:name="index 1" w:semiHidden="1" w:unhideWhenUsed="1"/>
     <w:lsdException w:name="index 2" w:semiHidden="1" w:unhideWhenUsed="1"/>
     <w:lsdException w:name="index 3" w:semiHidden="1" w:unhideWhenUsed="1"/>
@@ -16613,22 +16545,22 @@
     <w:lsdException w:name="index 7" w:semiHidden="1" w:unhideWhenUsed="1"/>
     <w:lsdException w:name="index 8" w:semiHidden="1" w:unhideWhenUsed="1"/>
     <w:lsdException w:name="index 9" w:semiHidden="1" w:unhideWhenUsed="1"/>
-    <w:lsdException w:name="toc 1" w:semiHidden="1" w:uiPriority="39" w:unhideWhenUsed="1"/>
-    <w:lsdException w:name="toc 2" w:semiHidden="1" w:uiPriority="39" w:unhideWhenUsed="1"/>
-    <w:lsdException w:name="toc 3" w:semiHidden="1" w:uiPriority="39" w:unhideWhenUsed="1"/>
-    <w:lsdException w:name="toc 4" w:semiHidden="1" w:uiPriority="39" w:unhideWhenUsed="1"/>
-    <w:lsdException w:name="toc 5" w:semiHidden="1" w:uiPriority="39" w:unhideWhenUsed="1"/>
-    <w:lsdException w:name="toc 6" w:semiHidden="1" w:uiPriority="39" w:unhideWhenUsed="1"/>
-    <w:lsdException w:name="toc 7" w:semiHidden="1" w:uiPriority="39" w:unhideWhenUsed="1"/>
-    <w:lsdException w:name="toc 8" w:semiHidden="1" w:uiPriority="39" w:unhideWhenUsed="1"/>
-    <w:lsdException w:name="toc 9" w:semiHidden="1" w:uiPriority="39" w:unhideWhenUsed="1"/>
+    <w:lsdException w:name="toc 1" w:uiPriority="39" w:semiHidden="1" w:unhideWhenUsed="1"/>
+    <w:lsdException w:name="toc 2" w:uiPriority="39" w:semiHidden="1" w:unhideWhenUsed="1"/>
+    <w:lsdException w:name="toc 3" w:uiPriority="39" w:semiHidden="1" w:unhideWhenUsed="1"/>
+    <w:lsdException w:name="toc 4" w:uiPriority="39" w:semiHidden="1" w:unhideWhenUsed="1"/>
+    <w:lsdException w:name="toc 5" w:uiPriority="39" w:semiHidden="1" w:unhideWhenUsed="1"/>
+    <w:lsdException w:name="toc 6" w:uiPriority="39" w:semiHidden="1" w:unhideWhenUsed="1"/>
+    <w:lsdException w:name="toc 7" w:uiPriority="39" w:semiHidden="1" w:unhideWhenUsed="1"/>
+    <w:lsdException w:name="toc 8" w:uiPriority="39" w:semiHidden="1" w:unhideWhenUsed="1"/>
+    <w:lsdException w:name="toc 9" w:uiPriority="39" w:semiHidden="1" w:unhideWhenUsed="1"/>
     <w:lsdException w:name="Normal Indent" w:semiHidden="1" w:unhideWhenUsed="1"/>
     <w:lsdException w:name="footnote text" w:semiHidden="1" w:unhideWhenUsed="1"/>
     <w:lsdException w:name="annotation text" w:semiHidden="1" w:unhideWhenUsed="1"/>
     <w:lsdException w:name="header" w:semiHidden="1" w:unhideWhenUsed="1"/>
     <w:lsdException w:name="footer" w:semiHidden="1" w:unhideWhenUsed="1"/>
     <w:lsdException w:name="index heading" w:semiHidden="1" w:unhideWhenUsed="1"/>
-    <w:lsdException w:name="caption" w:semiHidden="1" w:uiPriority="35" w:unhideWhenUsed="1" w:qFormat="1"/>
+    <w:lsdException w:name="caption" w:uiPriority="35" w:semiHidden="1" w:unhideWhenUsed="1" w:qFormat="1"/>
     <w:lsdException w:name="table of figures" w:semiHidden="1" w:unhideWhenUsed="1"/>
     <w:lsdException w:name="envelope address" w:semiHidden="1" w:unhideWhenUsed="1"/>
     <w:lsdException w:name="envelope return" w:semiHidden="1" w:unhideWhenUsed="1"/>
@@ -16659,7 +16591,7 @@
     <w:lsdException w:name="Title" w:uiPriority="10" w:qFormat="1"/>
     <w:lsdException w:name="Closing" w:semiHidden="1" w:unhideWhenUsed="1"/>
     <w:lsdException w:name="Signature" w:semiHidden="1" w:unhideWhenUsed="1"/>
-    <w:lsdException w:name="Default Paragraph Font" w:semiHidden="1" w:uiPriority="1" w:unhideWhenUsed="1"/>
+    <w:lsdException w:name="Default Paragraph Font" w:uiPriority="1" w:semiHidden="1" w:unhideWhenUsed="1"/>
     <w:lsdException w:name="Body Text" w:semiHidden="1" w:unhideWhenUsed="1"/>
     <w:lsdException w:name="Body Text Indent" w:semiHidden="1" w:unhideWhenUsed="1"/>
     <w:lsdException w:name="List Continue" w:semiHidden="1" w:unhideWhenUsed="1"/>
@@ -16859,8 +16791,8 @@
     <w:lsdException w:name="Subtle Reference" w:uiPriority="31" w:qFormat="1"/>
     <w:lsdException w:name="Intense Reference" w:uiPriority="32" w:qFormat="1"/>
     <w:lsdException w:name="Book Title" w:uiPriority="33" w:qFormat="1"/>
-    <w:lsdException w:name="Bibliography" w:semiHidden="1" w:uiPriority="37" w:unhideWhenUsed="1"/>
-    <w:lsdException w:name="TOC Heading" w:semiHidden="1" w:uiPriority="39" w:unhideWhenUsed="1" w:qFormat="1"/>
+    <w:lsdException w:name="Bibliography" w:uiPriority="37" w:semiHidden="1" w:unhideWhenUsed="1"/>
+    <w:lsdException w:name="TOC Heading" w:uiPriority="39" w:semiHidden="1" w:unhideWhenUsed="1" w:qFormat="1"/>
     <w:lsdException w:name="Plain Table 1" w:uiPriority="41"/>
     <w:lsdException w:name="Plain Table 2" w:uiPriority="42"/>
     <w:lsdException w:name="Plain Table 3" w:uiPriority="43"/>
@@ -16971,7 +16903,7 @@
     <w:lsdException w:name="Unresolved Mention" w:semiHidden="1" w:unhideWhenUsed="1"/>
     <w:lsdException w:name="Smart Link" w:semiHidden="1" w:unhideWhenUsed="1"/>
   </w:latentStyles>
-  <w:style w:type="paragraph" w:default="1" w:styleId="Normal">
+  <w:style w:type="paragraph" w:styleId="Normal" w:default="1">
     <w:name w:val="Normal"/>
     <w:qFormat/>
     <w:rsid w:val="00DC23A1"/>
@@ -17001,7 +16933,7 @@
       <w:outlineLvl w:val="0"/>
     </w:pPr>
     <w:rPr>
-      <w:rFonts w:ascii="Calibri" w:eastAsia="Times New Roman" w:hAnsi="Calibri" w:cs="Times New Roman (Títulos en alf"/>
+      <w:rFonts w:ascii="Calibri" w:hAnsi="Calibri" w:eastAsia="Times New Roman" w:cs="Times New Roman (Títulos en alf"/>
       <w:b/>
       <w:color w:val="000000" w:themeColor="text1"/>
       <w:kern w:val="0"/>
@@ -17032,7 +16964,7 @@
       <w:outlineLvl w:val="1"/>
     </w:pPr>
     <w:rPr>
-      <w:rFonts w:ascii="Calibri" w:eastAsiaTheme="majorEastAsia" w:hAnsi="Calibri" w:cstheme="majorBidi"/>
+      <w:rFonts w:ascii="Calibri" w:hAnsi="Calibri" w:eastAsiaTheme="majorEastAsia" w:cstheme="majorBidi"/>
       <w:b/>
       <w:color w:val="000000" w:themeColor="text1"/>
       <w:kern w:val="0"/>
@@ -17131,19 +17063,19 @@
       <w:outlineLvl w:val="6"/>
     </w:pPr>
     <w:rPr>
-      <w:rFonts w:asciiTheme="majorHAnsi" w:eastAsiaTheme="majorEastAsia" w:hAnsiTheme="majorHAnsi" w:cstheme="majorBidi"/>
+      <w:rFonts w:asciiTheme="majorHAnsi" w:hAnsiTheme="majorHAnsi" w:eastAsiaTheme="majorEastAsia" w:cstheme="majorBidi"/>
       <w:i/>
       <w:iCs/>
       <w:color w:val="1F3763" w:themeColor="accent1" w:themeShade="7F"/>
     </w:rPr>
   </w:style>
-  <w:style w:type="character" w:default="1" w:styleId="Fuentedeprrafopredeter">
+  <w:style w:type="character" w:styleId="Fuentedeprrafopredeter" w:default="1">
     <w:name w:val="Default Paragraph Font"/>
     <w:uiPriority w:val="1"/>
     <w:semiHidden/>
     <w:unhideWhenUsed/>
   </w:style>
-  <w:style w:type="table" w:default="1" w:styleId="Tablanormal">
+  <w:style w:type="table" w:styleId="Tablanormal" w:default="1">
     <w:name w:val="Normal Table"/>
     <w:uiPriority w:val="99"/>
     <w:semiHidden/>
@@ -17158,7 +17090,7 @@
       </w:tblCellMar>
     </w:tblPr>
   </w:style>
-  <w:style w:type="numbering" w:default="1" w:styleId="Sinlista">
+  <w:style w:type="numbering" w:styleId="Sinlista" w:default="1">
     <w:name w:val="No List"/>
     <w:uiPriority w:val="99"/>
     <w:semiHidden/>
@@ -17175,7 +17107,7 @@
       <w:contextualSpacing/>
     </w:pPr>
   </w:style>
-  <w:style w:type="paragraph" w:customStyle="1" w:styleId="TituloPortada">
+  <w:style w:type="paragraph" w:styleId="TituloPortada" w:customStyle="1">
     <w:name w:val="Titulo Portada"/>
     <w:basedOn w:val="Normal"/>
     <w:rsid w:val="00C407C1"/>
@@ -17189,14 +17121,14 @@
       <w:lang w:val="es-419"/>
     </w:rPr>
   </w:style>
-  <w:style w:type="character" w:customStyle="1" w:styleId="Ttulo1Car">
+  <w:style w:type="character" w:styleId="Ttulo1Car" w:customStyle="1">
     <w:name w:val="Título 1 Car"/>
     <w:basedOn w:val="Fuentedeprrafopredeter"/>
     <w:link w:val="Ttulo1"/>
     <w:uiPriority w:val="9"/>
     <w:rsid w:val="007834D8"/>
     <w:rPr>
-      <w:rFonts w:ascii="Calibri" w:eastAsia="Times New Roman" w:hAnsi="Calibri" w:cs="Times New Roman (Títulos en alf"/>
+      <w:rFonts w:ascii="Calibri" w:hAnsi="Calibri" w:eastAsia="Times New Roman" w:cs="Times New Roman (Títulos en alf"/>
       <w:b/>
       <w:color w:val="000000" w:themeColor="text1"/>
       <w:spacing w:val="-10"/>
@@ -17208,14 +17140,14 @@
       <w14:ligatures w14:val="none"/>
     </w:rPr>
   </w:style>
-  <w:style w:type="character" w:customStyle="1" w:styleId="Ttulo2Car">
+  <w:style w:type="character" w:styleId="Ttulo2Car" w:customStyle="1">
     <w:name w:val="Título 2 Car"/>
     <w:basedOn w:val="Fuentedeprrafopredeter"/>
     <w:link w:val="Ttulo2"/>
     <w:uiPriority w:val="9"/>
     <w:rsid w:val="00DD6B45"/>
     <w:rPr>
-      <w:rFonts w:ascii="Calibri" w:eastAsiaTheme="majorEastAsia" w:hAnsi="Calibri" w:cstheme="majorBidi"/>
+      <w:rFonts w:ascii="Calibri" w:hAnsi="Calibri" w:eastAsiaTheme="majorEastAsia" w:cstheme="majorBidi"/>
       <w:b/>
       <w:color w:val="000000" w:themeColor="text1"/>
       <w:kern w:val="0"/>
@@ -17225,14 +17157,14 @@
       <w14:ligatures w14:val="none"/>
     </w:rPr>
   </w:style>
-  <w:style w:type="character" w:customStyle="1" w:styleId="Ttulo3Car">
+  <w:style w:type="character" w:styleId="Ttulo3Car" w:customStyle="1">
     <w:name w:val="Título 3 Car"/>
     <w:basedOn w:val="Fuentedeprrafopredeter"/>
     <w:link w:val="Ttulo3"/>
     <w:uiPriority w:val="9"/>
     <w:rsid w:val="00F014CE"/>
     <w:rPr>
-      <w:rFonts w:ascii="Calibri" w:eastAsiaTheme="majorEastAsia" w:hAnsi="Calibri" w:cstheme="majorBidi"/>
+      <w:rFonts w:ascii="Calibri" w:hAnsi="Calibri" w:eastAsiaTheme="majorEastAsia" w:cstheme="majorBidi"/>
       <w:b/>
       <w:iCs/>
       <w:color w:val="000000" w:themeColor="text1"/>
@@ -17263,7 +17195,7 @@
       <w14:ligatures w14:val="none"/>
     </w:rPr>
   </w:style>
-  <w:style w:type="character" w:customStyle="1" w:styleId="Extranjerismo">
+  <w:style w:type="character" w:styleId="Extranjerismo" w:customStyle="1">
     <w:name w:val="Extranjerismo"/>
     <w:basedOn w:val="Fuentedeprrafopredeter"/>
     <w:uiPriority w:val="1"/>
@@ -17274,7 +17206,7 @@
       <w:lang w:val="en-US"/>
     </w:rPr>
   </w:style>
-  <w:style w:type="paragraph" w:customStyle="1" w:styleId="Figura">
+  <w:style w:type="paragraph" w:styleId="Figura" w:customStyle="1">
     <w:name w:val="Figura"/>
     <w:basedOn w:val="Normal"/>
     <w:next w:val="Normal"/>
@@ -17300,7 +17232,7 @@
       <w14:ligatures w14:val="none"/>
     </w:rPr>
   </w:style>
-  <w:style w:type="character" w:customStyle="1" w:styleId="FiguraCar">
+  <w:style w:type="character" w:styleId="FiguraCar" w:customStyle="1">
     <w:name w:val="Figura Car"/>
     <w:basedOn w:val="Fuentedeprrafopredeter"/>
     <w:link w:val="Figura"/>
@@ -17315,14 +17247,14 @@
       <w14:ligatures w14:val="none"/>
     </w:rPr>
   </w:style>
-  <w:style w:type="character" w:customStyle="1" w:styleId="Ttulo4Car">
+  <w:style w:type="character" w:styleId="Ttulo4Car" w:customStyle="1">
     <w:name w:val="Título 4 Car"/>
     <w:basedOn w:val="Fuentedeprrafopredeter"/>
     <w:link w:val="Ttulo4"/>
     <w:uiPriority w:val="9"/>
     <w:rsid w:val="001B57A6"/>
     <w:rPr>
-      <w:rFonts w:ascii="Calibri" w:eastAsiaTheme="majorEastAsia" w:hAnsi="Calibri" w:cstheme="majorBidi"/>
+      <w:rFonts w:ascii="Calibri" w:hAnsi="Calibri" w:eastAsiaTheme="majorEastAsia" w:cstheme="majorBidi"/>
       <w:b/>
       <w:color w:val="000000" w:themeColor="text1"/>
       <w:kern w:val="0"/>
@@ -17332,14 +17264,14 @@
       <w14:ligatures w14:val="none"/>
     </w:rPr>
   </w:style>
-  <w:style w:type="character" w:customStyle="1" w:styleId="Ttulo5Car">
+  <w:style w:type="character" w:styleId="Ttulo5Car" w:customStyle="1">
     <w:name w:val="Título 5 Car"/>
     <w:basedOn w:val="Fuentedeprrafopredeter"/>
     <w:link w:val="Ttulo5"/>
     <w:uiPriority w:val="9"/>
     <w:rsid w:val="00746AD1"/>
     <w:rPr>
-      <w:rFonts w:ascii="Calibri" w:eastAsiaTheme="majorEastAsia" w:hAnsi="Calibri" w:cstheme="majorBidi"/>
+      <w:rFonts w:ascii="Calibri" w:hAnsi="Calibri" w:eastAsiaTheme="majorEastAsia" w:cstheme="majorBidi"/>
       <w:b/>
       <w:color w:val="000000" w:themeColor="text1"/>
       <w:kern w:val="0"/>
@@ -17349,7 +17281,7 @@
       <w14:ligatures w14:val="none"/>
     </w:rPr>
   </w:style>
-  <w:style w:type="paragraph" w:customStyle="1" w:styleId="Tabla">
+  <w:style w:type="paragraph" w:styleId="Tabla" w:customStyle="1">
     <w:name w:val="Tabla"/>
     <w:basedOn w:val="Normal"/>
     <w:next w:val="Normal"/>
@@ -17385,28 +17317,28 @@
       <w:contextualSpacing/>
     </w:pPr>
     <w:rPr>
-      <w:rFonts w:asciiTheme="majorHAnsi" w:eastAsiaTheme="majorEastAsia" w:hAnsiTheme="majorHAnsi" w:cstheme="majorBidi"/>
+      <w:rFonts w:asciiTheme="majorHAnsi" w:hAnsiTheme="majorHAnsi" w:eastAsiaTheme="majorEastAsia" w:cstheme="majorBidi"/>
       <w:spacing w:val="-10"/>
       <w:kern w:val="28"/>
       <w:sz w:val="56"/>
       <w:szCs w:val="56"/>
     </w:rPr>
   </w:style>
-  <w:style w:type="character" w:customStyle="1" w:styleId="TtuloCar">
+  <w:style w:type="character" w:styleId="TtuloCar" w:customStyle="1">
     <w:name w:val="Título Car"/>
     <w:basedOn w:val="Fuentedeprrafopredeter"/>
     <w:link w:val="Ttulo"/>
     <w:uiPriority w:val="10"/>
     <w:rsid w:val="00590D20"/>
     <w:rPr>
-      <w:rFonts w:asciiTheme="majorHAnsi" w:eastAsiaTheme="majorEastAsia" w:hAnsiTheme="majorHAnsi" w:cstheme="majorBidi"/>
+      <w:rFonts w:asciiTheme="majorHAnsi" w:hAnsiTheme="majorHAnsi" w:eastAsiaTheme="majorEastAsia" w:cstheme="majorBidi"/>
       <w:spacing w:val="-10"/>
       <w:kern w:val="28"/>
       <w:sz w:val="56"/>
       <w:szCs w:val="56"/>
     </w:rPr>
   </w:style>
-  <w:style w:type="character" w:customStyle="1" w:styleId="TablaCar">
+  <w:style w:type="character" w:styleId="TablaCar" w:customStyle="1">
     <w:name w:val="Tabla Car"/>
     <w:basedOn w:val="Fuentedeprrafopredeter"/>
     <w:link w:val="Tabla"/>
@@ -17421,7 +17353,7 @@
       <w14:ligatures w14:val="none"/>
     </w:rPr>
   </w:style>
-  <w:style w:type="table" w:customStyle="1" w:styleId="SENA">
+  <w:style w:type="table" w:styleId="SENA" w:customStyle="1">
     <w:name w:val="SENA"/>
     <w:basedOn w:val="Tablanormal"/>
     <w:uiPriority w:val="99"/>
@@ -17438,18 +17370,18 @@
     <w:tblPr>
       <w:tblStyleRowBandSize w:val="1"/>
       <w:tblBorders>
-        <w:top w:val="single" w:sz="4" w:space="0" w:color="D9D9D9" w:themeColor="background1" w:themeShade="D9"/>
-        <w:left w:val="single" w:sz="4" w:space="0" w:color="D9D9D9" w:themeColor="background1" w:themeShade="D9"/>
-        <w:bottom w:val="single" w:sz="4" w:space="0" w:color="D9D9D9" w:themeColor="background1" w:themeShade="D9"/>
-        <w:right w:val="single" w:sz="4" w:space="0" w:color="D9D9D9" w:themeColor="background1" w:themeShade="D9"/>
-        <w:insideH w:val="single" w:sz="4" w:space="0" w:color="D9D9D9" w:themeColor="background1" w:themeShade="D9"/>
-        <w:insideV w:val="single" w:sz="4" w:space="0" w:color="D9D9D9" w:themeColor="background1" w:themeShade="D9"/>
+        <w:top w:val="single" w:color="D9D9D9" w:themeColor="background1" w:themeShade="D9" w:sz="4" w:space="0"/>
+        <w:left w:val="single" w:color="D9D9D9" w:themeColor="background1" w:themeShade="D9" w:sz="4" w:space="0"/>
+        <w:bottom w:val="single" w:color="D9D9D9" w:themeColor="background1" w:themeShade="D9" w:sz="4" w:space="0"/>
+        <w:right w:val="single" w:color="D9D9D9" w:themeColor="background1" w:themeShade="D9" w:sz="4" w:space="0"/>
+        <w:insideH w:val="single" w:color="D9D9D9" w:themeColor="background1" w:themeShade="D9" w:sz="4" w:space="0"/>
+        <w:insideV w:val="single" w:color="D9D9D9" w:themeColor="background1" w:themeShade="D9" w:sz="4" w:space="0"/>
       </w:tblBorders>
     </w:tblPr>
     <w:tblStylePr w:type="firstRow">
       <w:pPr>
         <w:wordWrap/>
-        <w:spacing w:beforeLines="0" w:before="120" w:beforeAutospacing="0" w:afterLines="0" w:after="120" w:afterAutospacing="0"/>
+        <w:spacing w:before="120" w:beforeLines="0" w:beforeAutospacing="0" w:after="120" w:afterLines="0" w:afterAutospacing="0"/>
       </w:pPr>
       <w:rPr>
         <w:b/>
@@ -17476,12 +17408,12 @@
     </w:pPr>
     <w:tblPr>
       <w:tblBorders>
-        <w:top w:val="single" w:sz="4" w:space="0" w:color="auto"/>
-        <w:left w:val="single" w:sz="4" w:space="0" w:color="auto"/>
-        <w:bottom w:val="single" w:sz="4" w:space="0" w:color="auto"/>
-        <w:right w:val="single" w:sz="4" w:space="0" w:color="auto"/>
-        <w:insideH w:val="single" w:sz="4" w:space="0" w:color="auto"/>
-        <w:insideV w:val="single" w:sz="4" w:space="0" w:color="auto"/>
+        <w:top w:val="single" w:color="auto" w:sz="4" w:space="0"/>
+        <w:left w:val="single" w:color="auto" w:sz="4" w:space="0"/>
+        <w:bottom w:val="single" w:color="auto" w:sz="4" w:space="0"/>
+        <w:right w:val="single" w:color="auto" w:sz="4" w:space="0"/>
+        <w:insideH w:val="single" w:color="auto" w:sz="4" w:space="0"/>
+        <w:insideV w:val="single" w:color="auto" w:sz="4" w:space="0"/>
       </w:tblBorders>
     </w:tblPr>
   </w:style>
@@ -17496,7 +17428,7 @@
       <w:u w:val="single"/>
     </w:rPr>
   </w:style>
-  <w:style w:type="paragraph" w:customStyle="1" w:styleId="Video">
+  <w:style w:type="paragraph" w:styleId="Video" w:customStyle="1">
     <w:name w:val="Video"/>
     <w:basedOn w:val="Normal"/>
     <w:next w:val="Normal"/>
@@ -17518,7 +17450,7 @@
       <w14:ligatures w14:val="none"/>
     </w:rPr>
   </w:style>
-  <w:style w:type="character" w:customStyle="1" w:styleId="VideoCar">
+  <w:style w:type="character" w:styleId="VideoCar" w:customStyle="1">
     <w:name w:val="Video Car"/>
     <w:basedOn w:val="Fuentedeprrafopredeter"/>
     <w:link w:val="Video"/>
@@ -17531,7 +17463,7 @@
       <w14:ligatures w14:val="none"/>
     </w:rPr>
   </w:style>
-  <w:style w:type="character" w:customStyle="1" w:styleId="Mencinsinresolver1">
+  <w:style w:type="character" w:styleId="Mencinsinresolver1" w:customStyle="1">
     <w:name w:val="Mención sin resolver1"/>
     <w:basedOn w:val="Fuentedeprrafopredeter"/>
     <w:uiPriority w:val="99"/>
@@ -17559,12 +17491,12 @@
       <w:tblStyleRowBandSize w:val="1"/>
       <w:tblStyleColBandSize w:val="1"/>
       <w:tblBorders>
-        <w:top w:val="single" w:sz="4" w:space="0" w:color="C9C9C9" w:themeColor="accent3" w:themeTint="99"/>
-        <w:left w:val="single" w:sz="4" w:space="0" w:color="C9C9C9" w:themeColor="accent3" w:themeTint="99"/>
-        <w:bottom w:val="single" w:sz="4" w:space="0" w:color="C9C9C9" w:themeColor="accent3" w:themeTint="99"/>
-        <w:right w:val="single" w:sz="4" w:space="0" w:color="C9C9C9" w:themeColor="accent3" w:themeTint="99"/>
-        <w:insideH w:val="single" w:sz="4" w:space="0" w:color="C9C9C9" w:themeColor="accent3" w:themeTint="99"/>
-        <w:insideV w:val="single" w:sz="4" w:space="0" w:color="C9C9C9" w:themeColor="accent3" w:themeTint="99"/>
+        <w:top w:val="single" w:color="C9C9C9" w:themeColor="accent3" w:themeTint="99" w:sz="4" w:space="0"/>
+        <w:left w:val="single" w:color="C9C9C9" w:themeColor="accent3" w:themeTint="99" w:sz="4" w:space="0"/>
+        <w:bottom w:val="single" w:color="C9C9C9" w:themeColor="accent3" w:themeTint="99" w:sz="4" w:space="0"/>
+        <w:right w:val="single" w:color="C9C9C9" w:themeColor="accent3" w:themeTint="99" w:sz="4" w:space="0"/>
+        <w:insideH w:val="single" w:color="C9C9C9" w:themeColor="accent3" w:themeTint="99" w:sz="4" w:space="0"/>
+        <w:insideV w:val="single" w:color="C9C9C9" w:themeColor="accent3" w:themeTint="99" w:sz="4" w:space="0"/>
       </w:tblBorders>
     </w:tblPr>
     <w:tblStylePr w:type="firstRow">
@@ -17576,10 +17508,10 @@
       <w:tblPr/>
       <w:tcPr>
         <w:tcBorders>
-          <w:top w:val="single" w:sz="4" w:space="0" w:color="A5A5A5" w:themeColor="accent3"/>
-          <w:left w:val="single" w:sz="4" w:space="0" w:color="A5A5A5" w:themeColor="accent3"/>
-          <w:bottom w:val="single" w:sz="4" w:space="0" w:color="A5A5A5" w:themeColor="accent3"/>
-          <w:right w:val="single" w:sz="4" w:space="0" w:color="A5A5A5" w:themeColor="accent3"/>
+          <w:top w:val="single" w:color="A5A5A5" w:themeColor="accent3" w:sz="4" w:space="0"/>
+          <w:left w:val="single" w:color="A5A5A5" w:themeColor="accent3" w:sz="4" w:space="0"/>
+          <w:bottom w:val="single" w:color="A5A5A5" w:themeColor="accent3" w:sz="4" w:space="0"/>
+          <w:right w:val="single" w:color="A5A5A5" w:themeColor="accent3" w:sz="4" w:space="0"/>
           <w:insideH w:val="nil"/>
           <w:insideV w:val="nil"/>
         </w:tcBorders>
@@ -17594,7 +17526,7 @@
       <w:tblPr/>
       <w:tcPr>
         <w:tcBorders>
-          <w:top w:val="double" w:sz="4" w:space="0" w:color="A5A5A5" w:themeColor="accent3"/>
+          <w:top w:val="double" w:color="A5A5A5" w:themeColor="accent3" w:sz="4" w:space="0"/>
         </w:tcBorders>
       </w:tcPr>
     </w:tblStylePr>
@@ -17623,7 +17555,7 @@
       </w:tcPr>
     </w:tblStylePr>
   </w:style>
-  <w:style w:type="paragraph" w:customStyle="1" w:styleId="Tablas">
+  <w:style w:type="paragraph" w:styleId="Tablas" w:customStyle="1">
     <w:name w:val="Tablas"/>
     <w:qFormat/>
     <w:rsid w:val="00CE2C4A"/>
@@ -17640,7 +17572,7 @@
       <w14:ligatures w14:val="none"/>
     </w:rPr>
   </w:style>
-  <w:style w:type="paragraph" w:customStyle="1" w:styleId="TextoTablas">
+  <w:style w:type="paragraph" w:styleId="TextoTablas" w:customStyle="1">
     <w:name w:val="Texto_Tablas"/>
     <w:basedOn w:val="Normal"/>
     <w:qFormat/>
@@ -17736,7 +17668,7 @@
       <w:spacing w:before="0" w:after="0" w:line="240" w:lineRule="auto"/>
     </w:pPr>
   </w:style>
-  <w:style w:type="character" w:customStyle="1" w:styleId="EncabezadoCar">
+  <w:style w:type="character" w:styleId="EncabezadoCar" w:customStyle="1">
     <w:name w:val="Encabezado Car"/>
     <w:basedOn w:val="Fuentedeprrafopredeter"/>
     <w:link w:val="Encabezado"/>
@@ -17761,7 +17693,7 @@
       <w:spacing w:before="0" w:after="0" w:line="240" w:lineRule="auto"/>
     </w:pPr>
   </w:style>
-  <w:style w:type="character" w:customStyle="1" w:styleId="PiedepginaCar">
+  <w:style w:type="character" w:styleId="PiedepginaCar" w:customStyle="1">
     <w:name w:val="Pie de página Car"/>
     <w:basedOn w:val="Fuentedeprrafopredeter"/>
     <w:link w:val="Piedepgina"/>
@@ -17771,14 +17703,14 @@
       <w:sz w:val="28"/>
     </w:rPr>
   </w:style>
-  <w:style w:type="character" w:customStyle="1" w:styleId="Ttulo6Car">
+  <w:style w:type="character" w:styleId="Ttulo6Car" w:customStyle="1">
     <w:name w:val="Título 6 Car"/>
     <w:basedOn w:val="Fuentedeprrafopredeter"/>
     <w:link w:val="Ttulo6"/>
     <w:uiPriority w:val="9"/>
     <w:rsid w:val="00C7377B"/>
     <w:rPr>
-      <w:rFonts w:ascii="Calibri" w:eastAsiaTheme="majorEastAsia" w:hAnsi="Calibri" w:cstheme="majorBidi"/>
+      <w:rFonts w:ascii="Calibri" w:hAnsi="Calibri" w:eastAsiaTheme="majorEastAsia" w:cstheme="majorBidi"/>
       <w:b/>
       <w:color w:val="000000" w:themeColor="text1"/>
       <w:kern w:val="0"/>
@@ -17788,7 +17720,7 @@
       <w14:ligatures w14:val="none"/>
     </w:rPr>
   </w:style>
-  <w:style w:type="paragraph" w:customStyle="1" w:styleId="Titulosgenerales">
+  <w:style w:type="paragraph" w:styleId="Titulosgenerales" w:customStyle="1">
     <w:name w:val="Titulos generales"/>
     <w:basedOn w:val="Ttulo1"/>
     <w:qFormat/>
@@ -17835,7 +17767,7 @@
       <w:color w:val="404040" w:themeColor="text1" w:themeTint="BF"/>
     </w:rPr>
   </w:style>
-  <w:style w:type="character" w:customStyle="1" w:styleId="CitaCar">
+  <w:style w:type="character" w:styleId="CitaCar" w:customStyle="1">
     <w:name w:val="Cita Car"/>
     <w:basedOn w:val="Fuentedeprrafopredeter"/>
     <w:link w:val="Cita"/>
@@ -17860,7 +17792,7 @@
       <w:ind w:firstLine="0"/>
     </w:pPr>
     <w:rPr>
-      <w:rFonts w:ascii="Times New Roman" w:eastAsia="Times New Roman" w:hAnsi="Times New Roman" w:cs="Times New Roman"/>
+      <w:rFonts w:ascii="Times New Roman" w:hAnsi="Times New Roman" w:eastAsia="Times New Roman" w:cs="Times New Roman"/>
       <w:kern w:val="0"/>
       <w:sz w:val="24"/>
       <w:szCs w:val="24"/>
@@ -17880,12 +17812,12 @@
       <w:tblStyleRowBandSize w:val="1"/>
       <w:tblStyleColBandSize w:val="1"/>
       <w:tblBorders>
-        <w:top w:val="single" w:sz="4" w:space="0" w:color="999999" w:themeColor="text1" w:themeTint="66"/>
-        <w:left w:val="single" w:sz="4" w:space="0" w:color="999999" w:themeColor="text1" w:themeTint="66"/>
-        <w:bottom w:val="single" w:sz="4" w:space="0" w:color="999999" w:themeColor="text1" w:themeTint="66"/>
-        <w:right w:val="single" w:sz="4" w:space="0" w:color="999999" w:themeColor="text1" w:themeTint="66"/>
-        <w:insideH w:val="single" w:sz="4" w:space="0" w:color="999999" w:themeColor="text1" w:themeTint="66"/>
-        <w:insideV w:val="single" w:sz="4" w:space="0" w:color="999999" w:themeColor="text1" w:themeTint="66"/>
+        <w:top w:val="single" w:color="999999" w:themeColor="text1" w:themeTint="66" w:sz="4" w:space="0"/>
+        <w:left w:val="single" w:color="999999" w:themeColor="text1" w:themeTint="66" w:sz="4" w:space="0"/>
+        <w:bottom w:val="single" w:color="999999" w:themeColor="text1" w:themeTint="66" w:sz="4" w:space="0"/>
+        <w:right w:val="single" w:color="999999" w:themeColor="text1" w:themeTint="66" w:sz="4" w:space="0"/>
+        <w:insideH w:val="single" w:color="999999" w:themeColor="text1" w:themeTint="66" w:sz="4" w:space="0"/>
+        <w:insideV w:val="single" w:color="999999" w:themeColor="text1" w:themeTint="66" w:sz="4" w:space="0"/>
       </w:tblBorders>
     </w:tblPr>
     <w:tblStylePr w:type="firstRow">
@@ -17896,7 +17828,7 @@
       <w:tblPr/>
       <w:tcPr>
         <w:tcBorders>
-          <w:bottom w:val="single" w:sz="12" w:space="0" w:color="666666" w:themeColor="text1" w:themeTint="99"/>
+          <w:bottom w:val="single" w:color="666666" w:themeColor="text1" w:themeTint="99" w:sz="12" w:space="0"/>
         </w:tcBorders>
       </w:tcPr>
     </w:tblStylePr>
@@ -17908,7 +17840,7 @@
       <w:tblPr/>
       <w:tcPr>
         <w:tcBorders>
-          <w:top w:val="double" w:sz="2" w:space="0" w:color="666666" w:themeColor="text1" w:themeTint="99"/>
+          <w:top w:val="double" w:color="666666" w:themeColor="text1" w:themeTint="99" w:sz="2" w:space="0"/>
         </w:tcBorders>
       </w:tcPr>
     </w:tblStylePr>
@@ -17925,7 +17857,7 @@
       </w:rPr>
     </w:tblStylePr>
   </w:style>
-  <w:style w:type="character" w:styleId="Textoennegrita">
+  <w:style w:type="character" w:styleId="Fuerte">
     <w:name w:val="Strong"/>
     <w:basedOn w:val="Fuentedeprrafopredeter"/>
     <w:uiPriority w:val="22"/>
@@ -17970,7 +17902,7 @@
       <w:sz w:val="22"/>
     </w:rPr>
   </w:style>
-  <w:style w:type="character" w:customStyle="1" w:styleId="SubttuloCar">
+  <w:style w:type="character" w:styleId="SubttuloCar" w:customStyle="1">
     <w:name w:val="Subtítulo Car"/>
     <w:basedOn w:val="Fuentedeprrafopredeter"/>
     <w:link w:val="Subttulo"/>
@@ -17982,14 +17914,14 @@
       <w:spacing w:val="15"/>
     </w:rPr>
   </w:style>
-  <w:style w:type="character" w:customStyle="1" w:styleId="Ttulo7Car">
+  <w:style w:type="character" w:styleId="Ttulo7Car" w:customStyle="1">
     <w:name w:val="Título 7 Car"/>
     <w:basedOn w:val="Fuentedeprrafopredeter"/>
     <w:link w:val="Ttulo7"/>
     <w:uiPriority w:val="9"/>
     <w:rsid w:val="001D4F8D"/>
     <w:rPr>
-      <w:rFonts w:asciiTheme="majorHAnsi" w:eastAsiaTheme="majorEastAsia" w:hAnsiTheme="majorHAnsi" w:cstheme="majorBidi"/>
+      <w:rFonts w:asciiTheme="majorHAnsi" w:hAnsiTheme="majorHAnsi" w:eastAsiaTheme="majorEastAsia" w:cstheme="majorBidi"/>
       <w:i/>
       <w:iCs/>
       <w:color w:val="1F3763" w:themeColor="accent1" w:themeShade="7F"/>
@@ -18009,7 +17941,7 @@
       <w:sz w:val="28"/>
     </w:rPr>
   </w:style>
-  <w:style w:type="numbering" w:customStyle="1" w:styleId="SENAListas">
+  <w:style w:type="numbering" w:styleId="SENAListas" w:customStyle="1">
     <w:name w:val="SENA_Listas"/>
     <w:uiPriority w:val="99"/>
     <w:rsid w:val="007834D8"/>
@@ -18019,17 +17951,17 @@
       </w:numPr>
     </w:pPr>
   </w:style>
-  <w:style w:type="character" w:customStyle="1" w:styleId="normaltextrun">
+  <w:style w:type="character" w:styleId="normaltextrun" w:customStyle="1">
     <w:name w:val="normaltextrun"/>
     <w:basedOn w:val="Fuentedeprrafopredeter"/>
     <w:rsid w:val="005517BB"/>
   </w:style>
-  <w:style w:type="character" w:customStyle="1" w:styleId="eop">
+  <w:style w:type="character" w:styleId="eop" w:customStyle="1">
     <w:name w:val="eop"/>
     <w:basedOn w:val="Fuentedeprrafopredeter"/>
     <w:rsid w:val="005517BB"/>
   </w:style>
-  <w:style w:type="character" w:customStyle="1" w:styleId="tabchar">
+  <w:style w:type="character" w:styleId="tabchar" w:customStyle="1">
     <w:name w:val="tabchar"/>
     <w:basedOn w:val="Fuentedeprrafopredeter"/>
     <w:rsid w:val="005517BB"/>
@@ -18038,7 +17970,7 @@
 </file>
 
 <file path=word/theme/theme1.xml><?xml version="1.0" encoding="utf-8"?>
-<a:theme xmlns:a="http://schemas.openxmlformats.org/drawingml/2006/main" name="Tema de Office">
+<a:theme xmlns:a="http://schemas.openxmlformats.org/drawingml/2006/main" xmlns:thm15="http://schemas.microsoft.com/office/thememl/2012/main" name="Tema de Office">
   <a:themeElements>
     <a:clrScheme name="Office">
       <a:dk1>

--- a/fuentes/524707_CF05_DU.docx
+++ b/fuentes/524707_CF05_DU.docx
@@ -1,6 +1,6 @@
 
 <file path=word/document.xml><?xml version="1.0" encoding="utf-8"?>
-<w:document xmlns:wpc="http://schemas.microsoft.com/office/word/2010/wordprocessingCanvas" xmlns:cx="http://schemas.microsoft.com/office/drawing/2014/chartex" xmlns:cx1="http://schemas.microsoft.com/office/drawing/2015/9/8/chartex" xmlns:cx2="http://schemas.microsoft.com/office/drawing/2015/10/21/chartex" xmlns:cx3="http://schemas.microsoft.com/office/drawing/2016/5/9/chartex" xmlns:cx4="http://schemas.microsoft.com/office/drawing/2016/5/10/chartex" xmlns:cx5="http://schemas.microsoft.com/office/drawing/2016/5/11/chartex" xmlns:cx6="http://schemas.microsoft.com/office/drawing/2016/5/12/chartex" xmlns:cx7="http://schemas.microsoft.com/office/drawing/2016/5/13/chartex" xmlns:cx8="http://schemas.microsoft.com/office/drawing/2016/5/14/chartex" xmlns:mc="http://schemas.openxmlformats.org/markup-compatibility/2006" xmlns:aink="http://schemas.microsoft.com/office/drawing/2016/ink" xmlns:am3d="http://schemas.microsoft.com/office/drawing/2017/model3d" xmlns:o="urn:schemas-microsoft-com:office:office" xmlns:oel="http://schemas.microsoft.com/office/2019/extlst" xmlns:r="http://schemas.openxmlformats.org/officeDocument/2006/relationships" xmlns:m="http://schemas.openxmlformats.org/officeDocument/2006/math" xmlns:v="urn:schemas-microsoft-com:vml" xmlns:wp14="http://schemas.microsoft.com/office/word/2010/wordprocessingDrawing" xmlns:wp="http://schemas.openxmlformats.org/drawingml/2006/wordprocessingDrawing" xmlns:w10="urn:schemas-microsoft-com:office:word" xmlns:w="http://schemas.openxmlformats.org/wordprocessingml/2006/main" xmlns:w14="http://schemas.microsoft.com/office/word/2010/wordml" xmlns:w15="http://schemas.microsoft.com/office/word/2012/wordml" xmlns:w16cex="http://schemas.microsoft.com/office/word/2018/wordml/cex" xmlns:w16cid="http://schemas.microsoft.com/office/word/2016/wordml/cid" xmlns:w16="http://schemas.microsoft.com/office/word/2018/wordml" xmlns:w16du="http://schemas.microsoft.com/office/word/2023/wordml/word16du" xmlns:w16sdtdh="http://schemas.microsoft.com/office/word/2020/wordml/sdtdatahash" xmlns:w16sdtfl="http://schemas.microsoft.com/office/word/2024/wordml/sdtformatlock" xmlns:w16se="http://schemas.microsoft.com/office/word/2015/wordml/symex" xmlns:wpg="http://schemas.microsoft.com/office/word/2010/wordprocessingGroup" xmlns:wpi="http://schemas.microsoft.com/office/word/2010/wordprocessingInk" xmlns:wne="http://schemas.microsoft.com/office/word/2006/wordml" xmlns:wps="http://schemas.microsoft.com/office/word/2010/wordprocessingShape" xmlns:a="http://schemas.openxmlformats.org/drawingml/2006/main" xmlns:adec="http://schemas.microsoft.com/office/drawing/2017/decorative" xmlns:pic="http://schemas.openxmlformats.org/drawingml/2006/picture" xmlns:a14="http://schemas.microsoft.com/office/drawing/2010/main" xmlns:asvg="http://schemas.microsoft.com/office/drawing/2016/SVG/main" mc:Ignorable="w14 w15 w16se w16cid w16 w16cex w16sdtdh w16sdtfl w16du wp14">
+<w:document xmlns:wpc="http://schemas.microsoft.com/office/word/2010/wordprocessingCanvas" xmlns:cx="http://schemas.microsoft.com/office/drawing/2014/chartex" xmlns:cx1="http://schemas.microsoft.com/office/drawing/2015/9/8/chartex" xmlns:cx2="http://schemas.microsoft.com/office/drawing/2015/10/21/chartex" xmlns:cx3="http://schemas.microsoft.com/office/drawing/2016/5/9/chartex" xmlns:cx4="http://schemas.microsoft.com/office/drawing/2016/5/10/chartex" xmlns:cx5="http://schemas.microsoft.com/office/drawing/2016/5/11/chartex" xmlns:cx6="http://schemas.microsoft.com/office/drawing/2016/5/12/chartex" xmlns:cx7="http://schemas.microsoft.com/office/drawing/2016/5/13/chartex" xmlns:cx8="http://schemas.microsoft.com/office/drawing/2016/5/14/chartex" xmlns:mc="http://schemas.openxmlformats.org/markup-compatibility/2006" xmlns:aink="http://schemas.microsoft.com/office/drawing/2016/ink" xmlns:am3d="http://schemas.microsoft.com/office/drawing/2017/model3d" xmlns:o="urn:schemas-microsoft-com:office:office" xmlns:r="http://schemas.openxmlformats.org/officeDocument/2006/relationships" xmlns:m="http://schemas.openxmlformats.org/officeDocument/2006/math" xmlns:v="urn:schemas-microsoft-com:vml" xmlns:wp14="http://schemas.microsoft.com/office/word/2010/wordprocessingDrawing" xmlns:wp="http://schemas.openxmlformats.org/drawingml/2006/wordprocessingDrawing" xmlns:w10="urn:schemas-microsoft-com:office:word" xmlns:w="http://schemas.openxmlformats.org/wordprocessingml/2006/main" xmlns:w14="http://schemas.microsoft.com/office/word/2010/wordml" xmlns:w15="http://schemas.microsoft.com/office/word/2012/wordml" xmlns:w16cex="http://schemas.microsoft.com/office/word/2018/wordml/cex" xmlns:w16cid="http://schemas.microsoft.com/office/word/2016/wordml/cid" xmlns:w16="http://schemas.microsoft.com/office/word/2018/wordml" xmlns:w16sdtdh="http://schemas.microsoft.com/office/word/2020/wordml/sdtdatahash" xmlns:w16se="http://schemas.microsoft.com/office/word/2015/wordml/symex" xmlns:wpg="http://schemas.microsoft.com/office/word/2010/wordprocessingGroup" xmlns:wpi="http://schemas.microsoft.com/office/word/2010/wordprocessingInk" xmlns:wne="http://schemas.microsoft.com/office/word/2006/wordml" xmlns:wps="http://schemas.microsoft.com/office/word/2010/wordprocessingShape" mc:Ignorable="w14 w15 w16se w16cid w16 w16cex w16sdtdh wp14">
   <w:body>
     <w:p>
       <w:pPr>
@@ -219,11 +219,11 @@
           </mc:Choice>
           <mc:Fallback>
             <w:pict>
-              <v:shapetype id="_x0000_t202" coordsize="21600,21600" o:spt="202" path="m,l,21600r21600,l21600,xe" w14:anchorId="2E2DABF6">
+              <v:shapetype w14:anchorId="2E2DABF6" id="_x0000_t202" coordsize="21600,21600" o:spt="202" path="m,l,21600r21600,l21600,xe">
                 <v:stroke joinstyle="miter"/>
                 <v:path gradientshapeok="t" o:connecttype="rect"/>
               </v:shapetype>
-              <v:shape id="Cuadro de texto 2" style="position:absolute;left:0;text-align:left;margin-left:0;margin-top:36.8pt;width:549pt;height:154.5pt;z-index:251663360;visibility:visible;mso-wrap-style:square;mso-width-percent:0;mso-height-percent:0;mso-wrap-distance-left:9pt;mso-wrap-distance-top:3.6pt;mso-wrap-distance-right:9pt;mso-wrap-distance-bottom:3.6pt;mso-position-horizontal:center;mso-position-horizontal-relative:margin;mso-position-vertical:absolute;mso-position-vertical-relative:text;mso-width-percent:0;mso-height-percent:0;mso-width-relative:margin;mso-height-relative:margin;v-text-anchor:top" alt="&quot;&quot;" o:spid="_x0000_s1026" filled="f" stroked="f" type="#_x0000_t202" o:gfxdata="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">
+              <v:shape id="Cuadro de texto 2" o:spid="_x0000_s1026" type="#_x0000_t202" alt="&quot;&quot;" style="position:absolute;left:0;text-align:left;margin-left:0;margin-top:36.8pt;width:549pt;height:154.5pt;z-index:251663360;visibility:visible;mso-wrap-style:square;mso-width-percent:0;mso-height-percent:0;mso-wrap-distance-left:9pt;mso-wrap-distance-top:3.6pt;mso-wrap-distance-right:9pt;mso-wrap-distance-bottom:3.6pt;mso-position-horizontal:center;mso-position-horizontal-relative:margin;mso-position-vertical:absolute;mso-position-vertical-relative:text;mso-width-percent:0;mso-height-percent:0;mso-width-relative:margin;mso-height-relative:margin;v-text-anchor:top" o:gfxdata="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" filled="f" stroked="f">
                 <v:textbox>
                   <w:txbxContent>
                     <w:p>
@@ -355,7 +355,7 @@
               </wp:anchor>
             </w:drawing>
           </mc:Choice>
-          <mc:Fallback xmlns:asvg="http://schemas.microsoft.com/office/drawing/2016/SVG/main" xmlns:a14="http://schemas.microsoft.com/office/drawing/2010/main" xmlns:pic="http://schemas.openxmlformats.org/drawingml/2006/picture" xmlns:adec="http://schemas.microsoft.com/office/drawing/2017/decorative" xmlns:a="http://schemas.openxmlformats.org/drawingml/2006/main">
+          <mc:Fallback xmlns:a="http://schemas.openxmlformats.org/drawingml/2006/main" xmlns:adec="http://schemas.microsoft.com/office/drawing/2017/decorative" xmlns:pic="http://schemas.openxmlformats.org/drawingml/2006/picture" xmlns:a14="http://schemas.microsoft.com/office/drawing/2010/main" xmlns:asvg="http://schemas.microsoft.com/office/drawing/2016/SVG/main" xmlns:w16sdtfl="http://schemas.microsoft.com/office/word/2024/wordml/sdtformatlock" xmlns:w16du="http://schemas.microsoft.com/office/word/2023/wordml/word16du" xmlns:oel="http://schemas.microsoft.com/office/2019/extlst">
             <w:pict>
               <v:rect id="Rectángulo 3" style="position:absolute;margin-left:-55.95pt;margin-top:26.4pt;width:613.85pt;height:164.25pt;z-index:-251655168;visibility:visible;mso-wrap-style:square;mso-height-percent:0;mso-wrap-distance-left:9pt;mso-wrap-distance-top:0;mso-wrap-distance-right:9pt;mso-wrap-distance-bottom:0;mso-position-horizontal:absolute;mso-position-horizontal-relative:text;mso-position-vertical:absolute;mso-position-vertical-relative:text;mso-height-percent:0;mso-height-relative:margin;v-text-anchor:middle" alt="&quot;&quot;" o:spid="_x0000_s1026" fillcolor="#00314d" stroked="f" strokeweight="1pt" w14:anchorId="0E3BCBB5" o:gfxdata="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"/>
             </w:pict>
@@ -499,7 +499,7 @@
     <w:p>
       <w:pPr>
         <w:pBdr>
-          <w:bottom w:val="single" w:color="auto" w:sz="12" w:space="1"/>
+          <w:bottom w:val="single" w:sz="12" w:space="1" w:color="auto"/>
         </w:pBdr>
         <w:ind w:firstLine="1"/>
         <w:rPr>
@@ -543,15 +543,9 @@
     </w:p>
     <w:sdt>
       <w:sdtPr>
-        <w:id w:val="-1852639233"/>
-        <w:docPartObj>
-          <w:docPartGallery w:val="Table of Contents"/>
-          <w:docPartUnique/>
-        </w:docPartObj>
-        <w:rPr>
-          <w:rFonts w:ascii="Calibri" w:hAnsi="Calibri" w:eastAsia="游明朝" w:cs="Arial" w:asciiTheme="minorAscii" w:hAnsiTheme="minorAscii" w:eastAsiaTheme="minorEastAsia" w:cstheme="minorBidi"/>
+        <w:rPr>
+          <w:rFonts w:asciiTheme="minorHAnsi" w:eastAsiaTheme="minorEastAsia" w:hAnsiTheme="minorHAnsi" w:cstheme="minorBidi"/>
           <w:b w:val="0"/>
-          <w:bCs w:val="0"/>
           <w:color w:val="auto"/>
           <w:kern w:val="2"/>
           <w:sz w:val="28"/>
@@ -559,18 +553,13 @@
           <w:lang w:eastAsia="en-US"/>
           <w14:ligatures w14:val="standardContextual"/>
         </w:rPr>
+        <w:id w:val="-1852639233"/>
+        <w:docPartObj>
+          <w:docPartGallery w:val="Table of Contents"/>
+          <w:docPartUnique/>
+        </w:docPartObj>
       </w:sdtPr>
-      <w:sdtEndPr>
-        <w:rPr>
-          <w:rFonts w:ascii="Calibri" w:hAnsi="Calibri" w:eastAsia="游明朝" w:cs="Arial" w:asciiTheme="minorAscii" w:hAnsiTheme="minorAscii" w:eastAsiaTheme="minorEastAsia" w:cstheme="minorBidi"/>
-          <w:b w:val="0"/>
-          <w:bCs w:val="0"/>
-          <w:color w:val="auto"/>
-          <w:sz w:val="28"/>
-          <w:szCs w:val="28"/>
-          <w:lang w:eastAsia="en-US"/>
-        </w:rPr>
-      </w:sdtEndPr>
+      <w:sdtEndPr/>
       <w:sdtContent>
         <w:p>
           <w:pPr>
@@ -606,7 +595,7 @@
           <w:r>
             <w:fldChar w:fldCharType="separate"/>
           </w:r>
-          <w:hyperlink w:history="1" w:anchor="_Toc229733776">
+          <w:hyperlink w:anchor="_Toc229733776" w:history="1">
             <w:r>
               <w:rPr>
                 <w:rStyle w:val="Hipervnculo"/>
@@ -678,7 +667,7 @@
               <w:lang w:eastAsia="es-CO"/>
             </w:rPr>
           </w:pPr>
-          <w:hyperlink w:history="1" w:anchor="_Toc229733777">
+          <w:hyperlink w:anchor="_Toc229733777" w:history="1">
             <w:r>
               <w:rPr>
                 <w:rStyle w:val="Hipervnculo"/>
@@ -750,7 +739,7 @@
               <w:lang w:eastAsia="es-CO"/>
             </w:rPr>
           </w:pPr>
-          <w:hyperlink w:history="1" w:anchor="_Toc229733778">
+          <w:hyperlink w:anchor="_Toc229733778" w:history="1">
             <w:r>
               <w:rPr>
                 <w:rStyle w:val="Hipervnculo"/>
@@ -822,7 +811,7 @@
               <w:lang w:eastAsia="es-CO"/>
             </w:rPr>
           </w:pPr>
-          <w:hyperlink w:history="1" w:anchor="_Toc229733779">
+          <w:hyperlink w:anchor="_Toc229733779" w:history="1">
             <w:r>
               <w:rPr>
                 <w:rStyle w:val="Hipervnculo"/>
@@ -894,7 +883,7 @@
               <w:lang w:eastAsia="es-CO"/>
             </w:rPr>
           </w:pPr>
-          <w:hyperlink w:history="1" w:anchor="_Toc229733780">
+          <w:hyperlink w:anchor="_Toc229733780" w:history="1">
             <w:r>
               <w:rPr>
                 <w:rStyle w:val="Hipervnculo"/>
@@ -966,7 +955,7 @@
               <w:lang w:eastAsia="es-CO"/>
             </w:rPr>
           </w:pPr>
-          <w:hyperlink w:history="1" w:anchor="_Toc229733781">
+          <w:hyperlink w:anchor="_Toc229733781" w:history="1">
             <w:r>
               <w:rPr>
                 <w:rStyle w:val="Hipervnculo"/>
@@ -1038,7 +1027,7 @@
               <w:lang w:eastAsia="es-CO"/>
             </w:rPr>
           </w:pPr>
-          <w:hyperlink w:history="1" w:anchor="_Toc229733782">
+          <w:hyperlink w:anchor="_Toc229733782" w:history="1">
             <w:r>
               <w:rPr>
                 <w:rStyle w:val="Hipervnculo"/>
@@ -1110,7 +1099,7 @@
               <w:lang w:eastAsia="es-CO"/>
             </w:rPr>
           </w:pPr>
-          <w:hyperlink w:history="1" w:anchor="_Toc229733783">
+          <w:hyperlink w:anchor="_Toc229733783" w:history="1">
             <w:r>
               <w:rPr>
                 <w:rStyle w:val="Hipervnculo"/>
@@ -1182,7 +1171,7 @@
               <w:lang w:eastAsia="es-CO"/>
             </w:rPr>
           </w:pPr>
-          <w:hyperlink w:history="1" w:anchor="_Toc229733784">
+          <w:hyperlink w:anchor="_Toc229733784" w:history="1">
             <w:r>
               <w:rPr>
                 <w:rStyle w:val="Hipervnculo"/>
@@ -1229,7 +1218,7 @@
                 <w:noProof/>
                 <w:webHidden/>
               </w:rPr>
-              <w:t>24</w:t>
+              <w:t>23</w:t>
             </w:r>
             <w:r>
               <w:rPr>
@@ -1254,7 +1243,7 @@
               <w:lang w:eastAsia="es-CO"/>
             </w:rPr>
           </w:pPr>
-          <w:hyperlink w:history="1" w:anchor="_Toc229733785">
+          <w:hyperlink w:anchor="_Toc229733785" w:history="1">
             <w:r>
               <w:rPr>
                 <w:rStyle w:val="Hipervnculo"/>
@@ -1326,7 +1315,7 @@
               <w:lang w:eastAsia="es-CO"/>
             </w:rPr>
           </w:pPr>
-          <w:hyperlink w:history="1" w:anchor="_Toc229733786">
+          <w:hyperlink w:anchor="_Toc229733786" w:history="1">
             <w:r>
               <w:rPr>
                 <w:rStyle w:val="Hipervnculo"/>
@@ -1398,7 +1387,7 @@
               <w:lang w:eastAsia="es-CO"/>
             </w:rPr>
           </w:pPr>
-          <w:hyperlink w:history="1" w:anchor="_Toc229733787">
+          <w:hyperlink w:anchor="_Toc229733787" w:history="1">
             <w:r>
               <w:rPr>
                 <w:rStyle w:val="Hipervnculo"/>
@@ -1470,7 +1459,7 @@
               <w:lang w:eastAsia="es-CO"/>
             </w:rPr>
           </w:pPr>
-          <w:hyperlink w:history="1" w:anchor="_Toc229733788">
+          <w:hyperlink w:anchor="_Toc229733788" w:history="1">
             <w:r>
               <w:rPr>
                 <w:rStyle w:val="Hipervnculo"/>
@@ -1542,7 +1531,7 @@
               <w:lang w:eastAsia="es-CO"/>
             </w:rPr>
           </w:pPr>
-          <w:hyperlink w:history="1" w:anchor="_Toc229733789">
+          <w:hyperlink w:anchor="_Toc229733789" w:history="1">
             <w:r>
               <w:rPr>
                 <w:rStyle w:val="Hipervnculo"/>
@@ -1589,7 +1578,7 @@
                 <w:noProof/>
                 <w:webHidden/>
               </w:rPr>
-              <w:t>44</w:t>
+              <w:t>40</w:t>
             </w:r>
             <w:r>
               <w:rPr>
@@ -1614,7 +1603,7 @@
               <w:lang w:eastAsia="es-CO"/>
             </w:rPr>
           </w:pPr>
-          <w:hyperlink w:history="1" w:anchor="_Toc229733790">
+          <w:hyperlink w:anchor="_Toc229733790" w:history="1">
             <w:r>
               <w:rPr>
                 <w:rStyle w:val="Hipervnculo"/>
@@ -1661,7 +1650,7 @@
                 <w:noProof/>
                 <w:webHidden/>
               </w:rPr>
-              <w:t>47</w:t>
+              <w:t>43</w:t>
             </w:r>
             <w:r>
               <w:rPr>
@@ -1686,7 +1675,7 @@
               <w:lang w:eastAsia="es-CO"/>
             </w:rPr>
           </w:pPr>
-          <w:hyperlink w:history="1" w:anchor="_Toc229733791">
+          <w:hyperlink w:anchor="_Toc229733791" w:history="1">
             <w:r>
               <w:rPr>
                 <w:rStyle w:val="Hipervnculo"/>
@@ -1733,7 +1722,7 @@
                 <w:noProof/>
                 <w:webHidden/>
               </w:rPr>
-              <w:t>50</w:t>
+              <w:t>46</w:t>
             </w:r>
             <w:r>
               <w:rPr>
@@ -1758,7 +1747,7 @@
               <w:lang w:eastAsia="es-CO"/>
             </w:rPr>
           </w:pPr>
-          <w:hyperlink w:history="1" w:anchor="_Toc229733792">
+          <w:hyperlink w:anchor="_Toc229733792" w:history="1">
             <w:r>
               <w:rPr>
                 <w:rStyle w:val="Hipervnculo"/>
@@ -1805,7 +1794,7 @@
                 <w:noProof/>
                 <w:webHidden/>
               </w:rPr>
-              <w:t>52</w:t>
+              <w:t>48</w:t>
             </w:r>
             <w:r>
               <w:rPr>
@@ -1830,7 +1819,7 @@
               <w:lang w:eastAsia="es-CO"/>
             </w:rPr>
           </w:pPr>
-          <w:hyperlink w:history="1" w:anchor="_Toc229733793">
+          <w:hyperlink w:anchor="_Toc229733793" w:history="1">
             <w:r>
               <w:rPr>
                 <w:rStyle w:val="Hipervnculo"/>
@@ -1877,7 +1866,7 @@
                 <w:noProof/>
                 <w:webHidden/>
               </w:rPr>
-              <w:t>55</w:t>
+              <w:t>51</w:t>
             </w:r>
             <w:r>
               <w:rPr>
@@ -1902,7 +1891,7 @@
               <w:lang w:eastAsia="es-CO"/>
             </w:rPr>
           </w:pPr>
-          <w:hyperlink w:history="1" w:anchor="_Toc229733794">
+          <w:hyperlink w:anchor="_Toc229733794" w:history="1">
             <w:r>
               <w:rPr>
                 <w:rStyle w:val="Hipervnculo"/>
@@ -1949,7 +1938,7 @@
                 <w:noProof/>
                 <w:webHidden/>
               </w:rPr>
-              <w:t>64</w:t>
+              <w:t>58</w:t>
             </w:r>
             <w:r>
               <w:rPr>
@@ -1974,7 +1963,7 @@
               <w:lang w:eastAsia="es-CO"/>
             </w:rPr>
           </w:pPr>
-          <w:hyperlink w:history="1" w:anchor="_Toc229733795">
+          <w:hyperlink w:anchor="_Toc229733795" w:history="1">
             <w:r>
               <w:rPr>
                 <w:rStyle w:val="Hipervnculo"/>
@@ -2021,7 +2010,7 @@
                 <w:noProof/>
                 <w:webHidden/>
               </w:rPr>
-              <w:t>65</w:t>
+              <w:t>59</w:t>
             </w:r>
             <w:r>
               <w:rPr>
@@ -2046,7 +2035,7 @@
               <w:lang w:eastAsia="es-CO"/>
             </w:rPr>
           </w:pPr>
-          <w:hyperlink w:history="1" w:anchor="_Toc229733796">
+          <w:hyperlink w:anchor="_Toc229733796" w:history="1">
             <w:r>
               <w:rPr>
                 <w:rStyle w:val="Hipervnculo"/>
@@ -2093,7 +2082,7 @@
                 <w:noProof/>
                 <w:webHidden/>
               </w:rPr>
-              <w:t>66</w:t>
+              <w:t>60</w:t>
             </w:r>
             <w:r>
               <w:rPr>
@@ -2118,7 +2107,7 @@
               <w:lang w:eastAsia="es-CO"/>
             </w:rPr>
           </w:pPr>
-          <w:hyperlink w:history="1" w:anchor="_Toc229733797">
+          <w:hyperlink w:anchor="_Toc229733797" w:history="1">
             <w:r>
               <w:rPr>
                 <w:rStyle w:val="Hipervnculo"/>
@@ -2165,7 +2154,7 @@
                 <w:noProof/>
                 <w:webHidden/>
               </w:rPr>
-              <w:t>68</w:t>
+              <w:t>62</w:t>
             </w:r>
             <w:r>
               <w:rPr>
@@ -2187,7 +2176,7 @@
       <w:pPr>
         <w:pStyle w:val="Titulosgenerales"/>
       </w:pPr>
-      <w:bookmarkStart w:name="_Toc229733776" w:id="0"/>
+      <w:bookmarkStart w:id="0" w:name="_Toc229733776"/>
       <w:r>
         <w:lastRenderedPageBreak/>
         <w:t>Introducción</w:t>
@@ -2363,7 +2352,7 @@
       <w:pPr>
         <w:pStyle w:val="Ttulo1"/>
       </w:pPr>
-      <w:bookmarkStart w:name="_Toc229733777" w:id="1"/>
+      <w:bookmarkStart w:id="1" w:name="_Toc229733777"/>
       <w:r>
         <w:lastRenderedPageBreak/>
         <w:t>Desarrollo visual de interfaces digitales</w:t>
@@ -2419,7 +2408,7 @@
       <w:pPr>
         <w:pStyle w:val="Ttulo2"/>
       </w:pPr>
-      <w:bookmarkStart w:name="_Toc229733778" w:id="2"/>
+      <w:bookmarkStart w:id="2" w:name="_Toc229733778"/>
       <w:r>
         <w:t>Imagen corporativa y línea gráfica del proyecto</w:t>
       </w:r>
@@ -2651,7 +2640,7 @@
       <w:pPr>
         <w:pStyle w:val="Ttulo2"/>
       </w:pPr>
-      <w:bookmarkStart w:name="_Toc229733779" w:id="3"/>
+      <w:bookmarkStart w:id="3" w:name="_Toc229733779"/>
       <w:r>
         <w:t>Definición del objetivo visual de la interfaz</w:t>
       </w:r>
@@ -3161,7 +3150,7 @@
       <w:pPr>
         <w:pStyle w:val="Ttulo2"/>
       </w:pPr>
-      <w:bookmarkStart w:name="_Toc229733780" w:id="4"/>
+      <w:bookmarkStart w:id="4" w:name="_Toc229733780"/>
       <w:r>
         <w:t>Construcción de la estructura gráfica</w:t>
       </w:r>
@@ -3640,7 +3629,7 @@
       <w:pPr>
         <w:pStyle w:val="Ttulo2"/>
       </w:pPr>
-      <w:bookmarkStart w:name="_Toc229733781" w:id="5"/>
+      <w:bookmarkStart w:id="5" w:name="_Toc229733781"/>
       <w:r>
         <w:t>Aplicación de criterios cromáticos y tipográficos</w:t>
       </w:r>
@@ -4014,7 +4003,7 @@
       <w:pPr>
         <w:pStyle w:val="Ttulo2"/>
       </w:pPr>
-      <w:bookmarkStart w:name="_Toc229733782" w:id="6"/>
+      <w:bookmarkStart w:id="6" w:name="_Toc229733782"/>
       <w:r>
         <w:t>Integración de recursos gráficos</w:t>
       </w:r>
@@ -4291,7 +4280,7 @@
       <w:pPr>
         <w:pStyle w:val="Ttulo2"/>
       </w:pPr>
-      <w:bookmarkStart w:name="_Toc229733783" w:id="7"/>
+      <w:bookmarkStart w:id="7" w:name="_Toc229733783"/>
       <w:r>
         <w:t>Construcción aplicada en productos multimedia</w:t>
       </w:r>
@@ -4318,12 +4307,11 @@
           <w:lang w:val="es-419" w:eastAsia="es-CO"/>
         </w:rPr>
       </w:pPr>
-      <w:bookmarkStart w:name="_Hlk226621270" w:id="8"/>
-      <w:r>
-        <w:rPr>
-          <w:lang w:val="es-419" w:eastAsia="es-CO"/>
-        </w:rPr>
-        <w:lastRenderedPageBreak/>
+      <w:bookmarkStart w:id="8" w:name="_Hlk226621270"/>
+      <w:r>
+        <w:rPr>
+          <w:lang w:val="es-419" w:eastAsia="es-CO"/>
+        </w:rPr>
         <w:t>Diseño visual aplicado a una interfaz real</w:t>
       </w:r>
     </w:p>
@@ -4340,6 +4328,7 @@
         <w:rPr>
           <w:noProof/>
         </w:rPr>
+        <w:lastRenderedPageBreak/>
         <w:drawing>
           <wp:inline distT="0" distB="0" distL="0" distR="0" wp14:anchorId="2ED1AEFA" wp14:editId="5A421255">
             <wp:extent cx="4680000" cy="2643944"/>
@@ -4414,7 +4403,7 @@
           <w:b/>
         </w:rPr>
       </w:pPr>
-      <w:hyperlink w:history="1" r:id="rId18">
+      <w:hyperlink r:id="rId18" w:history="1">
         <w:r>
           <w:rPr>
             <w:rStyle w:val="Hipervnculo"/>
@@ -4503,11 +4492,11 @@
           </w:p>
           <w:p>
             <w:r>
-              <w:t xml:space="preserve">Se inicia con la construcción de la paleta de colores. Se recomienda investigar el contexto del tema para seleccionar colores adecuados. En el ejemplo, basado en la crianza de gallinas ponedoras, se eligen colores asociados al entorno: color del huevo, verde del campo, tono trigo del plumaje y un amarillo vibrante para acentos. Se </w:t>
+              <w:t xml:space="preserve">Se inicia con la construcción de la paleta de colores. Se recomienda investigar el contexto del tema para seleccionar colores adecuados. En el ejemplo, basado en la crianza de gallinas ponedoras, se eligen colores asociados al entorno: color del huevo, verde del campo, tono trigo del plumaje y un amarillo vibrante para acentos. Se establecen cinco colores: primario, secundario, terciario, acento de contenido y </w:t>
             </w:r>
             <w:r>
               <w:lastRenderedPageBreak/>
-              <w:t>establecen cinco colores: primario, secundario, terciario, acento de contenido y acento de botones (CTA). Cada color tiene variantes claras y oscuras para generar contraste y facilitar la lectura. La paleta debe ser equilibrada, funcional y coherente con la temática.</w:t>
+              <w:t>acento de botones (CTA). Cada color tiene variantes claras y oscuras para generar contraste y facilitar la lectura. La paleta debe ser equilibrada, funcional y coherente con la temática.</w:t>
             </w:r>
           </w:p>
           <w:p>
@@ -4564,23 +4553,23 @@
       <w:pPr>
         <w:pStyle w:val="Ttulo1"/>
       </w:pPr>
-      <w:bookmarkStart w:name="_Toc229733784" w:id="9"/>
-      <w:r>
+      <w:bookmarkStart w:id="9" w:name="_Toc229733784"/>
+      <w:r>
+        <w:t>Construcción de la experiencia de interacción</w:t>
+      </w:r>
+      <w:bookmarkEnd w:id="9"/>
+    </w:p>
+    <w:p>
+      <w:pPr>
+        <w:rPr>
+          <w:lang w:val="es-419" w:eastAsia="es-CO"/>
+        </w:rPr>
+      </w:pPr>
+      <w:r>
+        <w:rPr>
+          <w:lang w:val="es-419" w:eastAsia="es-CO"/>
+        </w:rPr>
         <w:lastRenderedPageBreak/>
-        <w:t>Construcción de la experiencia de interacción</w:t>
-      </w:r>
-      <w:bookmarkEnd w:id="9"/>
-    </w:p>
-    <w:p>
-      <w:pPr>
-        <w:rPr>
-          <w:lang w:val="es-419" w:eastAsia="es-CO"/>
-        </w:rPr>
-      </w:pPr>
-      <w:r>
-        <w:rPr>
-          <w:lang w:val="es-419" w:eastAsia="es-CO"/>
-        </w:rPr>
         <w:t>La construcción de la experiencia de interacción constituye un proceso fundamental en el desarrollo de productos multimedia, ya que determina la forma en que el usuario comprende el sistema, accede a la información y ejecuta acciones dentro del entorno digital. Esta experiencia no depende únicamente de la apariencia gráfica de la interfaz, sino que integra la organización funcional del contenido, la claridad en las rutas de navegación y la coherencia del comportamiento interactivo del producto.</w:t>
       </w:r>
     </w:p>
@@ -4736,7 +4725,7 @@
           <w:b/>
         </w:rPr>
       </w:pPr>
-      <w:hyperlink w:history="1" r:id="rId20">
+      <w:hyperlink r:id="rId20" w:history="1">
         <w:r>
           <w:rPr>
             <w:rStyle w:val="Hipervnculo"/>
@@ -4771,19 +4760,7 @@
               <w:rPr>
                 <w:b/>
               </w:rPr>
-              <w:t>Transcripción</w:t>
-            </w:r>
-            <w:r>
-              <w:rPr>
-                <w:b/>
-              </w:rPr>
-              <w:t xml:space="preserve"> </w:t>
-            </w:r>
-            <w:r>
-              <w:rPr>
-                <w:b/>
-              </w:rPr>
-              <w:t>del video</w:t>
+              <w:t>Síntesis del video</w:t>
             </w:r>
             <w:r>
               <w:rPr>
@@ -4969,7 +4946,7 @@
         <w:ind w:left="993" w:firstLine="0"/>
         <w:rPr>
           <w:rStyle w:val="Ttulo5Car"/>
-          <w:rFonts w:asciiTheme="minorHAnsi" w:hAnsiTheme="minorHAnsi" w:eastAsiaTheme="minorHAnsi" w:cstheme="minorBidi"/>
+          <w:rFonts w:asciiTheme="minorHAnsi" w:eastAsiaTheme="minorHAnsi" w:hAnsiTheme="minorHAnsi" w:cstheme="minorBidi"/>
           <w:b w:val="0"/>
           <w:color w:val="auto"/>
           <w:kern w:val="2"/>
@@ -5109,7 +5086,21 @@
         <w:rPr>
           <w:lang w:eastAsia="es-CO"/>
         </w:rPr>
-        <w:t xml:space="preserve"> Espacio complementario de la interfaz ubicado en el costado derecho de la pantalla. Allí se agrupan elementos informativos y de interacción secundaria, como actividad reciente, sugerencias de contenido, notificaciones </w:t>
+        <w:t xml:space="preserve"> Espacio complementario </w:t>
+      </w:r>
+      <w:proofErr w:type="gramStart"/>
+      <w:r>
+        <w:rPr>
+          <w:lang w:eastAsia="es-CO"/>
+        </w:rPr>
+        <w:t>de la interfaz ubicado</w:t>
+      </w:r>
+      <w:proofErr w:type="gramEnd"/>
+      <w:r>
+        <w:rPr>
+          <w:lang w:eastAsia="es-CO"/>
+        </w:rPr>
+        <w:t xml:space="preserve"> en el costado derecho de la pantalla. Allí se agrupan elementos informativos y de interacción secundaria, como actividad reciente, sugerencias de contenido, notificaciones </w:t>
       </w:r>
       <w:r>
         <w:rPr>
@@ -5165,7 +5156,7 @@
       <w:pPr>
         <w:pStyle w:val="Ttulo2"/>
       </w:pPr>
-      <w:bookmarkStart w:name="_Toc229733785" w:id="10"/>
+      <w:bookmarkStart w:id="10" w:name="_Toc229733785"/>
       <w:r>
         <w:lastRenderedPageBreak/>
         <w:t>Identificación del usuario y tareas</w:t>
@@ -5550,7 +5541,7 @@
       <w:pPr>
         <w:pStyle w:val="Ttulo2"/>
       </w:pPr>
-      <w:bookmarkStart w:name="_Toc229733786" w:id="11"/>
+      <w:bookmarkStart w:id="11" w:name="_Toc229733786"/>
       <w:r>
         <w:t>Organización estructural del contenido</w:t>
       </w:r>
@@ -5873,7 +5864,7 @@
       <w:pPr>
         <w:pStyle w:val="Ttulo2"/>
       </w:pPr>
-      <w:bookmarkStart w:name="_Toc229733787" w:id="12"/>
+      <w:bookmarkStart w:id="12" w:name="_Toc229733787"/>
       <w:r>
         <w:lastRenderedPageBreak/>
         <w:t>Representación estructural de la interfaz</w:t>
@@ -6344,7 +6335,7 @@
       <w:pPr>
         <w:pStyle w:val="Ttulo2"/>
       </w:pPr>
-      <w:bookmarkStart w:name="_Toc229733788" w:id="13"/>
+      <w:bookmarkStart w:id="13" w:name="_Toc229733788"/>
       <w:r>
         <w:t>Diseño del flujo interactivo</w:t>
       </w:r>
@@ -6793,27 +6784,13 @@
           <w:b/>
         </w:rPr>
       </w:pPr>
-      <w:hyperlink w:history="1" r:id="rId28">
+      <w:hyperlink r:id="rId28" w:history="1">
         <w:r>
           <w:rPr>
             <w:rStyle w:val="Hipervnculo"/>
             <w:b/>
           </w:rPr>
-          <w:t>Enlace de reprod</w:t>
-        </w:r>
-        <w:r>
-          <w:rPr>
-            <w:rStyle w:val="Hipervnculo"/>
-            <w:b/>
-          </w:rPr>
-          <w:t>u</w:t>
-        </w:r>
-        <w:r>
-          <w:rPr>
-            <w:rStyle w:val="Hipervnculo"/>
-            <w:b/>
-          </w:rPr>
-          <w:t>cción del video</w:t>
+          <w:t>Enlace de reproducción del video</w:t>
         </w:r>
       </w:hyperlink>
     </w:p>
@@ -6859,13 +6836,7 @@
               <w:rPr>
                 <w:b/>
               </w:rPr>
-              <w:t>Transcripción</w:t>
-            </w:r>
-            <w:r>
-              <w:rPr>
-                <w:b/>
-              </w:rPr>
-              <w:t xml:space="preserve"> del video</w:t>
+              <w:t>Síntesis del video</w:t>
             </w:r>
             <w:r>
               <w:rPr>
@@ -6933,7 +6904,7 @@
         </w:numPr>
         <w:ind w:left="360"/>
       </w:pPr>
-      <w:bookmarkStart w:name="_Toc229733789" w:id="14"/>
+      <w:bookmarkStart w:id="14" w:name="_Toc229733789"/>
       <w:r>
         <w:lastRenderedPageBreak/>
         <w:tab/>
@@ -7195,7 +7166,7 @@
           <w:b/>
         </w:rPr>
       </w:pPr>
-      <w:hyperlink w:history="1" r:id="rId30">
+      <w:hyperlink r:id="rId30" w:history="1">
         <w:r>
           <w:rPr>
             <w:rStyle w:val="Hipervnculo"/>
@@ -7209,7 +7180,7 @@
         </w:rPr>
         <w:t xml:space="preserve"> de </w:t>
       </w:r>
-      <w:hyperlink w:history="1" r:id="rId31">
+      <w:hyperlink r:id="rId31" w:history="1">
         <w:r>
           <w:rPr>
             <w:rStyle w:val="Hipervnculo"/>
@@ -7248,15 +7219,8 @@
             <w:r>
               <w:rPr>
                 <w:b/>
-                <w:bCs/>
-              </w:rPr>
-              <w:t>Transcripción</w:t>
-            </w:r>
-            <w:r>
-              <w:rPr>
-                <w:b/>
-              </w:rPr>
-              <w:t xml:space="preserve"> del video</w:t>
+              </w:rPr>
+              <w:t>Síntesis del video</w:t>
             </w:r>
             <w:r>
               <w:rPr>
@@ -7457,7 +7421,7 @@
       <w:pPr>
         <w:pStyle w:val="Ttulo2"/>
       </w:pPr>
-      <w:bookmarkStart w:name="_Toc229733790" w:id="15"/>
+      <w:bookmarkStart w:id="15" w:name="_Toc229733790"/>
       <w:r>
         <w:t>Planificación narrativa y técnica</w:t>
       </w:r>
@@ -8125,7 +8089,7 @@
               <w:rPr>
                 <w:color w:val="12263F"/>
                 <w:sz w:val="24"/>
-                <w:bdr w:val="none" w:color="auto" w:sz="0" w:space="0" w:frame="1"/>
+                <w:bdr w:val="none" w:sz="0" w:space="0" w:color="auto" w:frame="1"/>
                 <w:lang w:eastAsia="es-CO"/>
               </w:rPr>
               <w:t>tablet</w:t>
@@ -8429,7 +8393,7 @@
       <w:pPr>
         <w:pStyle w:val="Ttulo2"/>
       </w:pPr>
-      <w:bookmarkStart w:name="_Toc229733791" w:id="16"/>
+      <w:bookmarkStart w:id="16" w:name="_Toc229733791"/>
       <w:r>
         <w:t>Producción audiovisual aplicada</w:t>
       </w:r>
@@ -8657,7 +8621,7 @@
       <w:pPr>
         <w:pStyle w:val="Ttulo2"/>
       </w:pPr>
-      <w:bookmarkStart w:name="_Toc229733792" w:id="17"/>
+      <w:bookmarkStart w:id="17" w:name="_Toc229733792"/>
       <w:r>
         <w:t>Desarrollo de animaciones funcionales</w:t>
       </w:r>
@@ -8829,7 +8793,7 @@
           <w:u w:val="none"/>
         </w:rPr>
       </w:pPr>
-      <w:hyperlink w:history="1" r:id="rId33">
+      <w:hyperlink r:id="rId33" w:history="1">
         <w:r>
           <w:rPr>
             <w:rStyle w:val="Hipervnculo"/>
@@ -9076,7 +9040,7 @@
       <w:pPr>
         <w:pStyle w:val="Ttulo2"/>
       </w:pPr>
-      <w:bookmarkStart w:name="_Toc229733793" w:id="18"/>
+      <w:bookmarkStart w:id="18" w:name="_Toc229733793"/>
       <w:r>
         <w:lastRenderedPageBreak/>
         <w:t>Integración preliminar de recursos multimedia</w:t>
@@ -9388,7 +9352,7 @@
         <w:pStyle w:val="Video"/>
         <w:jc w:val="left"/>
       </w:pPr>
-      <w:bookmarkStart w:name="_Hlk226640358" w:id="19"/>
+      <w:bookmarkStart w:id="19" w:name="_Hlk226640358"/>
       <w:r>
         <w:t>Producción recursos audiovisuales</w:t>
       </w:r>
@@ -9475,7 +9439,7 @@
           <w:b/>
         </w:rPr>
       </w:pPr>
-      <w:hyperlink w:history="1" r:id="rId37">
+      <w:hyperlink r:id="rId37" w:history="1">
         <w:r>
           <w:rPr>
             <w:rStyle w:val="Hipervnculo"/>
@@ -9511,13 +9475,7 @@
                 <w:b/>
               </w:rPr>
               <w:lastRenderedPageBreak/>
-              <w:t>Transcripción</w:t>
-            </w:r>
-            <w:r>
-              <w:rPr>
-                <w:b/>
-              </w:rPr>
-              <w:t xml:space="preserve"> del video</w:t>
+              <w:t>Síntesis del video</w:t>
             </w:r>
             <w:r>
               <w:rPr>
@@ -9855,7 +9813,7 @@
           <w:b/>
         </w:rPr>
       </w:pPr>
-      <w:hyperlink w:history="1" r:id="rId39">
+      <w:hyperlink r:id="rId39" w:history="1">
         <w:r>
           <w:rPr>
             <w:rStyle w:val="Hipervnculo"/>
@@ -10000,7 +9958,7 @@
           <w:u w:val="single"/>
         </w:rPr>
       </w:pPr>
-      <w:bookmarkStart w:name="_Toc229733794" w:id="20"/>
+      <w:bookmarkStart w:id="20" w:name="_Toc229733794"/>
       <w:r>
         <w:lastRenderedPageBreak/>
         <w:t>Síntesis</w:t>
@@ -10095,7 +10053,7 @@
       <w:pPr>
         <w:pStyle w:val="Titulosgenerales"/>
       </w:pPr>
-      <w:bookmarkStart w:name="_Toc229733795" w:id="21"/>
+      <w:bookmarkStart w:id="21" w:name="_Toc229733795"/>
       <w:r>
         <w:lastRenderedPageBreak/>
         <w:t>Glosario</w:t>
@@ -10249,7 +10207,7 @@
       <w:pPr>
         <w:pStyle w:val="Titulosgenerales"/>
       </w:pPr>
-      <w:bookmarkStart w:name="_Toc229733796" w:id="22"/>
+      <w:bookmarkStart w:id="22" w:name="_Toc229733796"/>
       <w:r>
         <w:lastRenderedPageBreak/>
         <w:t>Referencias bibliográficas</w:t>
@@ -10322,7 +10280,7 @@
       <w:r>
         <w:t xml:space="preserve"> </w:t>
       </w:r>
-      <w:hyperlink w:history="1" r:id="rId42">
+      <w:hyperlink r:id="rId42" w:history="1">
         <w:r>
           <w:rPr>
             <w:rStyle w:val="Hipervnculo"/>
@@ -10350,7 +10308,7 @@
           <w:lang w:val="en-US"/>
         </w:rPr>
       </w:pPr>
-      <w:hyperlink w:history="1" r:id="rId43">
+      <w:hyperlink r:id="rId43" w:history="1">
         <w:r>
           <w:rPr>
             <w:rStyle w:val="Hipervnculo"/>
@@ -10406,7 +10364,7 @@
         </w:rPr>
         <w:t>animation.</w:t>
       </w:r>
-      <w:hyperlink w:history="1" r:id="rId44">
+      <w:hyperlink r:id="rId44" w:history="1">
         <w:r>
           <w:rPr>
             <w:lang w:val="en-US"/>
@@ -10455,7 +10413,7 @@
           <w:lang w:val="en-US"/>
         </w:rPr>
       </w:pPr>
-      <w:hyperlink w:history="1" r:id="rId45">
+      <w:hyperlink r:id="rId45" w:history="1">
         <w:r>
           <w:rPr>
             <w:rStyle w:val="Hipervnculo"/>
@@ -10478,7 +10436,7 @@
         </w:rPr>
         <w:t xml:space="preserve"> </w:t>
       </w:r>
-      <w:hyperlink w:history="1" r:id="rId46">
+      <w:hyperlink r:id="rId46" w:history="1">
         <w:r>
           <w:t>https://www.w3.org/TR/WCAG21/</w:t>
         </w:r>
@@ -10496,7 +10454,7 @@
       <w:r>
         <w:t xml:space="preserve">, L. E. (2015). La estructura de las historias: la propuesta de Robert </w:t>
       </w:r>
-      <w:hyperlink w:history="1" r:id="rId47">
+      <w:hyperlink r:id="rId47" w:history="1">
         <w:r>
           <w:rPr>
             <w:rStyle w:val="Hipervnculo"/>
@@ -10519,7 +10477,7 @@
         </w:rPr>
         <w:t xml:space="preserve"> </w:t>
       </w:r>
-      <w:hyperlink w:history="1" r:id="rId48">
+      <w:hyperlink r:id="rId48" w:history="1">
         <w:r>
           <w:rPr>
             <w:rStyle w:val="Hipervnculo"/>
@@ -10542,7 +10500,7 @@
       <w:pPr>
         <w:pStyle w:val="Titulosgenerales"/>
       </w:pPr>
-      <w:bookmarkStart w:name="_Toc229733797" w:id="23"/>
+      <w:bookmarkStart w:id="23" w:name="_Toc229733797"/>
       <w:r>
         <w:lastRenderedPageBreak/>
         <w:t>Créditos</w:t>
@@ -10949,21 +10907,9 @@
             </w:pPr>
             <w:r>
               <w:rPr>
-                <w:rStyle w:val="normaltextrun"/>
-                <w:rFonts w:ascii="Arial" w:hAnsi="Arial" w:cs="Arial"/>
-                <w:sz w:val="20"/>
-                <w:szCs w:val="20"/>
-              </w:rPr>
-              <w:t>Daniel Ricardo Mutis Gómez</w:t>
-            </w:r>
-            <w:r>
-              <w:rPr>
-                <w:rStyle w:val="eop"/>
-                <w:rFonts w:ascii="Arial" w:hAnsi="Arial" w:cs="Arial"/>
-                <w:sz w:val="20"/>
-                <w:szCs w:val="20"/>
-              </w:rPr>
-              <w:t> </w:t>
+                <w:lang w:val="es-CO"/>
+              </w:rPr>
+              <w:t>Daniel Ricardo Mutis Gómez </w:t>
             </w:r>
           </w:p>
         </w:tc>
@@ -10987,21 +10933,9 @@
             </w:pPr>
             <w:r>
               <w:rPr>
-                <w:rStyle w:val="normaltextrun"/>
-                <w:rFonts w:ascii="Arial" w:hAnsi="Arial" w:cs="Arial"/>
-                <w:sz w:val="20"/>
-                <w:szCs w:val="20"/>
-              </w:rPr>
-              <w:t>Experto temático.  Experiencia UX</w:t>
-            </w:r>
-            <w:r>
-              <w:rPr>
-                <w:rStyle w:val="eop"/>
-                <w:rFonts w:ascii="Arial" w:hAnsi="Arial" w:cs="Arial"/>
-                <w:sz w:val="20"/>
-                <w:szCs w:val="20"/>
-              </w:rPr>
-              <w:t> </w:t>
+                <w:lang w:val="es-CO"/>
+              </w:rPr>
+              <w:t>Experto temático. Experiencia UX </w:t>
             </w:r>
           </w:p>
         </w:tc>
@@ -11025,23 +10959,9 @@
             </w:pPr>
             <w:r>
               <w:rPr>
-                <w:rStyle w:val="normaltextrun"/>
-                <w:rFonts w:ascii="Arial" w:hAnsi="Arial" w:cs="Arial"/>
-                <w:color w:val="000000"/>
-                <w:sz w:val="20"/>
-                <w:szCs w:val="20"/>
-              </w:rPr>
-              <w:t>Centro Agroempresarial y Desarrollo Pecuario - Regional Huila</w:t>
-            </w:r>
-            <w:r>
-              <w:rPr>
-                <w:rStyle w:val="eop"/>
-                <w:rFonts w:ascii="Arial" w:hAnsi="Arial" w:cs="Arial"/>
-                <w:color w:val="000000"/>
-                <w:sz w:val="20"/>
-                <w:szCs w:val="20"/>
-              </w:rPr>
-              <w:t> </w:t>
+                <w:lang w:val="es-CO"/>
+              </w:rPr>
+              <w:t>Centro Agroempresarial y Desarrollo Pecuario - Regional Huila </w:t>
             </w:r>
           </w:p>
         </w:tc>
@@ -11070,21 +10990,9 @@
             </w:pPr>
             <w:r>
               <w:rPr>
-                <w:rStyle w:val="normaltextrun"/>
-                <w:rFonts w:ascii="Arial" w:hAnsi="Arial" w:cs="Arial"/>
-                <w:sz w:val="20"/>
-                <w:szCs w:val="20"/>
-              </w:rPr>
-              <w:t>Jose Eduardo Solano Rivero</w:t>
-            </w:r>
-            <w:r>
-              <w:rPr>
-                <w:rStyle w:val="eop"/>
-                <w:rFonts w:ascii="Arial" w:hAnsi="Arial" w:cs="Arial"/>
-                <w:sz w:val="20"/>
-                <w:szCs w:val="20"/>
-              </w:rPr>
-              <w:t> </w:t>
+                <w:lang w:val="es-CO"/>
+              </w:rPr>
+              <w:t>Jose Eduardo Solano Rivero </w:t>
             </w:r>
           </w:p>
         </w:tc>
@@ -11108,31 +11016,15 @@
             </w:pPr>
             <w:r>
               <w:rPr>
-                <w:rStyle w:val="normaltextrun"/>
-                <w:rFonts w:ascii="Arial" w:hAnsi="Arial" w:cs="Arial"/>
-                <w:sz w:val="20"/>
-                <w:szCs w:val="20"/>
-              </w:rPr>
-              <w:t>Experto temático.  Producción audiovisual </w:t>
-            </w:r>
-            <w:r>
-              <w:rPr>
-                <w:rStyle w:val="tabchar"/>
-                <w:rFonts w:cs="Calibri"/>
-                <w:sz w:val="20"/>
-                <w:szCs w:val="20"/>
-                <w:lang w:val="es-ES"/>
+                <w:lang w:val="es-CO"/>
+              </w:rPr>
+              <w:t>Experto temático. Producción audiovisual </w:t>
+            </w:r>
+            <w:r>
+              <w:rPr>
+                <w:lang w:val="es-CO"/>
               </w:rPr>
               <w:tab/>
-            </w:r>
-            <w:r>
-              <w:rPr>
-                <w:rStyle w:val="eop"/>
-                <w:rFonts w:ascii="Arial" w:hAnsi="Arial" w:cs="Arial"/>
-                <w:sz w:val="20"/>
-                <w:szCs w:val="20"/>
-                <w:lang w:val="es-ES"/>
-              </w:rPr>
               <w:t> </w:t>
             </w:r>
           </w:p>
@@ -11157,21 +11049,9 @@
             </w:pPr>
             <w:r>
               <w:rPr>
-                <w:rStyle w:val="normaltextrun"/>
-                <w:rFonts w:ascii="Arial" w:hAnsi="Arial" w:cs="Arial"/>
-                <w:sz w:val="20"/>
-                <w:szCs w:val="20"/>
-              </w:rPr>
-              <w:t>Centro Agroempresarial y Desarrollo Pecuario - Regional Huila</w:t>
-            </w:r>
-            <w:r>
-              <w:rPr>
-                <w:rStyle w:val="eop"/>
-                <w:rFonts w:ascii="Arial" w:hAnsi="Arial" w:cs="Arial"/>
-                <w:sz w:val="20"/>
-                <w:szCs w:val="20"/>
-              </w:rPr>
-              <w:t> </w:t>
+                <w:lang w:val="es-CO"/>
+              </w:rPr>
+              <w:t>Centro Agroempresarial y Desarrollo Pecuario - Regional Huila </w:t>
             </w:r>
           </w:p>
         </w:tc>
@@ -11197,21 +11077,9 @@
             </w:pPr>
             <w:r>
               <w:rPr>
-                <w:rStyle w:val="normaltextrun"/>
-                <w:rFonts w:ascii="Arial" w:hAnsi="Arial" w:cs="Arial"/>
-                <w:sz w:val="20"/>
-                <w:szCs w:val="20"/>
-              </w:rPr>
-              <w:t>Yerson Fabian Zárate Saavedra</w:t>
-            </w:r>
-            <w:r>
-              <w:rPr>
-                <w:rStyle w:val="eop"/>
-                <w:rFonts w:ascii="Arial" w:hAnsi="Arial" w:cs="Arial"/>
-                <w:sz w:val="20"/>
-                <w:szCs w:val="20"/>
-              </w:rPr>
-              <w:t> </w:t>
+                <w:lang w:val="es-CO"/>
+              </w:rPr>
+              <w:t>Yerson Fabian Zárate Saavedra </w:t>
             </w:r>
           </w:p>
         </w:tc>
@@ -11235,31 +11103,15 @@
             </w:pPr>
             <w:r>
               <w:rPr>
-                <w:rStyle w:val="normaltextrun"/>
-                <w:rFonts w:ascii="Arial" w:hAnsi="Arial" w:cs="Arial"/>
-                <w:sz w:val="20"/>
-                <w:szCs w:val="20"/>
+                <w:lang w:val="es-CO"/>
               </w:rPr>
               <w:t>Experto temático. Desarrollo visual de experiencias digitales </w:t>
             </w:r>
             <w:r>
               <w:rPr>
-                <w:rStyle w:val="tabchar"/>
-                <w:rFonts w:cs="Calibri"/>
-                <w:sz w:val="20"/>
-                <w:szCs w:val="20"/>
-                <w:lang w:val="es-ES"/>
+                <w:lang w:val="es-CO"/>
               </w:rPr>
               <w:tab/>
-            </w:r>
-            <w:r>
-              <w:rPr>
-                <w:rStyle w:val="eop"/>
-                <w:rFonts w:ascii="Arial" w:hAnsi="Arial" w:cs="Arial"/>
-                <w:sz w:val="20"/>
-                <w:szCs w:val="20"/>
-                <w:lang w:val="es-ES"/>
-              </w:rPr>
               <w:t> </w:t>
             </w:r>
           </w:p>
@@ -11284,21 +11136,9 @@
             </w:pPr>
             <w:r>
               <w:rPr>
-                <w:rStyle w:val="normaltextrun"/>
-                <w:rFonts w:ascii="Arial" w:hAnsi="Arial" w:cs="Arial"/>
-                <w:sz w:val="20"/>
-                <w:szCs w:val="20"/>
-              </w:rPr>
-              <w:t>Centro Agroempresarial y Desarrollo Pecuario - Regional Huila</w:t>
-            </w:r>
-            <w:r>
-              <w:rPr>
-                <w:rStyle w:val="eop"/>
-                <w:rFonts w:ascii="Arial" w:hAnsi="Arial" w:cs="Arial"/>
-                <w:sz w:val="20"/>
-                <w:szCs w:val="20"/>
-              </w:rPr>
-              <w:t> </w:t>
+                <w:lang w:val="es-CO"/>
+              </w:rPr>
+              <w:t>Centro Agroempresarial y Desarrollo Pecuario - Regional Huila </w:t>
             </w:r>
           </w:p>
         </w:tc>
@@ -11327,21 +11167,9 @@
             </w:pPr>
             <w:r>
               <w:rPr>
-                <w:rStyle w:val="normaltextrun"/>
-                <w:rFonts w:ascii="Arial" w:hAnsi="Arial" w:cs="Arial"/>
-                <w:sz w:val="20"/>
-                <w:szCs w:val="20"/>
-              </w:rPr>
-              <w:t>Paola Alexandra Moya</w:t>
-            </w:r>
-            <w:r>
-              <w:rPr>
-                <w:rStyle w:val="eop"/>
-                <w:rFonts w:ascii="Arial" w:hAnsi="Arial" w:cs="Arial"/>
-                <w:sz w:val="20"/>
-                <w:szCs w:val="20"/>
-              </w:rPr>
-              <w:t> </w:t>
+                <w:lang w:val="es-CO"/>
+              </w:rPr>
+              <w:t>Paola Alexandra Moya </w:t>
             </w:r>
           </w:p>
         </w:tc>
@@ -11365,21 +11193,9 @@
             </w:pPr>
             <w:r>
               <w:rPr>
-                <w:rStyle w:val="normaltextrun"/>
-                <w:rFonts w:ascii="Arial" w:hAnsi="Arial" w:cs="Arial"/>
-                <w:sz w:val="20"/>
-                <w:szCs w:val="20"/>
-              </w:rPr>
-              <w:t>Evaluadora instruccional</w:t>
-            </w:r>
-            <w:r>
-              <w:rPr>
-                <w:rStyle w:val="eop"/>
-                <w:rFonts w:ascii="Arial" w:hAnsi="Arial" w:cs="Arial"/>
-                <w:sz w:val="20"/>
-                <w:szCs w:val="20"/>
-              </w:rPr>
-              <w:t> </w:t>
+                <w:lang w:val="es-CO"/>
+              </w:rPr>
+              <w:t>Evaluadora instruccional </w:t>
             </w:r>
           </w:p>
         </w:tc>
@@ -11403,23 +11219,9 @@
             </w:pPr>
             <w:r>
               <w:rPr>
-                <w:rStyle w:val="normaltextrun"/>
-                <w:rFonts w:ascii="Arial" w:hAnsi="Arial" w:cs="Arial"/>
-                <w:color w:val="000000"/>
-                <w:sz w:val="20"/>
-                <w:szCs w:val="20"/>
-              </w:rPr>
-              <w:t>Centro Agroempresarial y Desarrollo Pecuario - Regional Huila</w:t>
-            </w:r>
-            <w:r>
-              <w:rPr>
-                <w:rStyle w:val="eop"/>
-                <w:rFonts w:ascii="Arial" w:hAnsi="Arial" w:cs="Arial"/>
-                <w:color w:val="000000"/>
-                <w:sz w:val="20"/>
-                <w:szCs w:val="20"/>
-              </w:rPr>
-              <w:t> </w:t>
+                <w:lang w:val="es-CO"/>
+              </w:rPr>
+              <w:t>Centro Agroempresarial y Desarrollo Pecuario - Regional Huila </w:t>
             </w:r>
           </w:p>
         </w:tc>
@@ -11518,6 +11320,195 @@
                 <w:lang w:val="es-CO"/>
               </w:rPr>
               <w:t>Regional Huila</w:t>
+            </w:r>
+          </w:p>
+        </w:tc>
+      </w:tr>
+      <w:tr>
+        <w:trPr>
+          <w:cnfStyle w:val="000000100000" w:firstRow="0" w:lastRow="0" w:firstColumn="0" w:lastColumn="0" w:oddVBand="0" w:evenVBand="0" w:oddHBand="1" w:evenHBand="0" w:firstRowFirstColumn="0" w:firstRowLastColumn="0" w:lastRowFirstColumn="0" w:lastRowLastColumn="0"/>
+        </w:trPr>
+        <w:tc>
+          <w:tcPr>
+            <w:tcW w:w="2830" w:type="dxa"/>
+            <w:tcMar>
+              <w:top w:w="60" w:type="dxa"/>
+              <w:left w:w="80" w:type="dxa"/>
+              <w:bottom w:w="60" w:type="dxa"/>
+              <w:right w:w="80" w:type="dxa"/>
+            </w:tcMar>
+          </w:tcPr>
+          <w:p>
+            <w:pPr>
+              <w:pStyle w:val="TextoTablas"/>
+              <w:spacing w:before="0" w:after="0"/>
+              <w:rPr>
+                <w:lang w:val="es-CO"/>
+              </w:rPr>
+            </w:pPr>
+            <w:r>
+              <w:rPr>
+                <w:lang w:val="es-CO"/>
+              </w:rPr>
+              <w:t>Cielo Damaris Angulo Rodrigue</w:t>
+            </w:r>
+          </w:p>
+        </w:tc>
+        <w:tc>
+          <w:tcPr>
+            <w:tcW w:w="3261" w:type="dxa"/>
+            <w:tcMar>
+              <w:top w:w="60" w:type="dxa"/>
+              <w:left w:w="80" w:type="dxa"/>
+              <w:bottom w:w="60" w:type="dxa"/>
+              <w:right w:w="80" w:type="dxa"/>
+            </w:tcMar>
+          </w:tcPr>
+          <w:p>
+            <w:pPr>
+              <w:pStyle w:val="TextoTablas"/>
+              <w:spacing w:before="0" w:after="0"/>
+              <w:rPr>
+                <w:lang w:val="es-CO"/>
+              </w:rPr>
+            </w:pPr>
+            <w:r>
+              <w:rPr>
+                <w:lang w:val="es-CO"/>
+              </w:rPr>
+              <w:t>D</w:t>
+            </w:r>
+            <w:r>
+              <w:rPr>
+                <w:lang w:val="es-CO"/>
+              </w:rPr>
+              <w:t xml:space="preserve">esarrollador </w:t>
+            </w:r>
+            <w:r>
+              <w:t>full</w:t>
+            </w:r>
+            <w:r>
+              <w:rPr>
+                <w:lang w:val="es-CO"/>
+              </w:rPr>
+              <w:t xml:space="preserve"> </w:t>
+            </w:r>
+            <w:proofErr w:type="spellStart"/>
+            <w:r>
+              <w:t>stack</w:t>
+            </w:r>
+            <w:proofErr w:type="spellEnd"/>
+          </w:p>
+        </w:tc>
+        <w:tc>
+          <w:tcPr>
+            <w:tcW w:w="3969" w:type="dxa"/>
+            <w:tcMar>
+              <w:top w:w="60" w:type="dxa"/>
+              <w:left w:w="80" w:type="dxa"/>
+              <w:bottom w:w="60" w:type="dxa"/>
+              <w:right w:w="80" w:type="dxa"/>
+            </w:tcMar>
+          </w:tcPr>
+          <w:p>
+            <w:pPr>
+              <w:pStyle w:val="TextoTablas"/>
+              <w:spacing w:before="0" w:after="0"/>
+              <w:rPr>
+                <w:lang w:val="es-CO"/>
+              </w:rPr>
+            </w:pPr>
+            <w:r>
+              <w:rPr>
+                <w:lang w:val="es-CO"/>
+              </w:rPr>
+              <w:t>Centro Agroempresarial y Desarrollo Pecuario</w:t>
+            </w:r>
+            <w:r>
+              <w:rPr>
+                <w:lang w:val="es-CO"/>
+              </w:rPr>
+              <w:t xml:space="preserve"> - </w:t>
+            </w:r>
+            <w:r>
+              <w:rPr>
+                <w:lang w:val="es-CO"/>
+              </w:rPr>
+              <w:t>Regional Huila</w:t>
+            </w:r>
+          </w:p>
+        </w:tc>
+      </w:tr>
+      <w:tr>
+        <w:tc>
+          <w:tcPr>
+            <w:tcW w:w="2830" w:type="dxa"/>
+            <w:tcMar>
+              <w:top w:w="60" w:type="dxa"/>
+              <w:left w:w="80" w:type="dxa"/>
+              <w:bottom w:w="60" w:type="dxa"/>
+              <w:right w:w="80" w:type="dxa"/>
+            </w:tcMar>
+          </w:tcPr>
+          <w:p>
+            <w:pPr>
+              <w:pStyle w:val="TextoTablas"/>
+              <w:spacing w:before="0" w:after="0"/>
+            </w:pPr>
+            <w:r>
+              <w:t>Alejandro Delgado Acosta</w:t>
+            </w:r>
+          </w:p>
+        </w:tc>
+        <w:tc>
+          <w:tcPr>
+            <w:tcW w:w="3261" w:type="dxa"/>
+            <w:tcMar>
+              <w:top w:w="60" w:type="dxa"/>
+              <w:left w:w="80" w:type="dxa"/>
+              <w:bottom w:w="60" w:type="dxa"/>
+              <w:right w:w="80" w:type="dxa"/>
+            </w:tcMar>
+          </w:tcPr>
+          <w:p>
+            <w:pPr>
+              <w:pStyle w:val="TextoTablas"/>
+              <w:spacing w:before="0" w:after="0"/>
+              <w:rPr>
+                <w:lang w:val="es-CO"/>
+              </w:rPr>
+            </w:pPr>
+            <w:r>
+              <w:rPr>
+                <w:lang w:val="es-CO"/>
+              </w:rPr>
+              <w:t>Intérprete lenguaje de señas </w:t>
+            </w:r>
+          </w:p>
+        </w:tc>
+        <w:tc>
+          <w:tcPr>
+            <w:tcW w:w="3969" w:type="dxa"/>
+            <w:tcMar>
+              <w:top w:w="60" w:type="dxa"/>
+              <w:left w:w="80" w:type="dxa"/>
+              <w:bottom w:w="60" w:type="dxa"/>
+              <w:right w:w="80" w:type="dxa"/>
+            </w:tcMar>
+          </w:tcPr>
+          <w:p>
+            <w:pPr>
+              <w:pStyle w:val="TextoTablas"/>
+              <w:spacing w:before="0" w:after="0"/>
+              <w:rPr>
+                <w:lang w:val="es-CO"/>
+              </w:rPr>
+            </w:pPr>
+            <w:r>
+              <w:rPr>
+                <w:lang w:val="es-CO"/>
+              </w:rPr>
+              <w:t>Centro Agroempresarial y Desarrollo Pecuario - Regional Huila </w:t>
             </w:r>
           </w:p>
         </w:tc>
@@ -11542,7 +11533,7 @@
               <w:spacing w:before="0" w:after="0"/>
             </w:pPr>
             <w:r>
-              <w:t>Cielo Damaris Angulo Rodrigue</w:t>
+              <w:t>Cristhian Giovanni Gordillo Segura</w:t>
             </w:r>
           </w:p>
         </w:tc>
@@ -11568,36 +11559,8 @@
               <w:rPr>
                 <w:lang w:val="es-CO"/>
               </w:rPr>
-              <w:t>D</w:t>
-            </w:r>
-            <w:r>
-              <w:rPr>
-                <w:lang w:val="es-CO"/>
-              </w:rPr>
-              <w:t xml:space="preserve">esarrollador </w:t>
-            </w:r>
-            <w:r>
-              <w:rPr>
-                <w:rStyle w:val="Extranjerismo"/>
-                <w:lang w:val="es-CO"/>
-              </w:rPr>
-              <w:t>full</w:t>
-            </w:r>
-            <w:r>
-              <w:rPr>
-                <w:lang w:val="es-CO"/>
-              </w:rPr>
-              <w:t xml:space="preserve"> </w:t>
-            </w:r>
-            <w:proofErr w:type="spellStart"/>
-            <w:r>
-              <w:rPr>
-                <w:rStyle w:val="Extranjerismo"/>
-                <w:lang w:val="es-CO"/>
-              </w:rPr>
-              <w:t>stack</w:t>
-            </w:r>
-            <w:proofErr w:type="spellEnd"/>
+              <w:t>Intérprete Lenguaje de señas</w:t>
+            </w:r>
           </w:p>
         </w:tc>
         <w:tc>
@@ -11622,19 +11585,7 @@
               <w:rPr>
                 <w:lang w:val="es-CO"/>
               </w:rPr>
-              <w:t>Centro Agroempresarial y Desarrollo Pecuario</w:t>
-            </w:r>
-            <w:r>
-              <w:rPr>
-                <w:lang w:val="es-CO"/>
-              </w:rPr>
-              <w:t xml:space="preserve"> - </w:t>
-            </w:r>
-            <w:r>
-              <w:rPr>
-                <w:lang w:val="es-CO"/>
-              </w:rPr>
-              <w:t>Regional Huila</w:t>
+              <w:t>Centro Agroempresarial y Desarrollo Pecuario - Regional Huila</w:t>
             </w:r>
           </w:p>
         </w:tc>
@@ -11654,9 +11605,15 @@
             <w:pPr>
               <w:pStyle w:val="TextoTablas"/>
               <w:spacing w:before="0" w:after="0"/>
+              <w:rPr>
+                <w:lang w:val="es-CO"/>
+              </w:rPr>
             </w:pPr>
             <w:r>
-              <w:t>Alejandro Delgado Acosta</w:t>
+              <w:rPr>
+                <w:lang w:val="es-CO"/>
+              </w:rPr>
+              <w:t>Juan Pablo Rojas Polania</w:t>
             </w:r>
           </w:p>
         </w:tc>
@@ -11682,7 +11639,7 @@
               <w:rPr>
                 <w:lang w:val="es-CO"/>
               </w:rPr>
-              <w:t>Intérprete lenguaje de señas </w:t>
+              <w:t>Animador y productor audiovisual</w:t>
             </w:r>
           </w:p>
         </w:tc>
@@ -11708,7 +11665,7 @@
               <w:rPr>
                 <w:lang w:val="es-CO"/>
               </w:rPr>
-              <w:t>Centro Agroempresarial y Desarrollo Pecuario - Regional Huila </w:t>
+              <w:t>Centro Agroempresarial y Desarrollo Pecuario - Regional Huila</w:t>
             </w:r>
           </w:p>
         </w:tc>
@@ -11731,9 +11688,15 @@
             <w:pPr>
               <w:pStyle w:val="TextoTablas"/>
               <w:spacing w:before="0" w:after="0"/>
+              <w:rPr>
+                <w:lang w:val="es-CO"/>
+              </w:rPr>
             </w:pPr>
             <w:r>
-              <w:t>Cristhian Giovanni Gordillo Segura</w:t>
+              <w:rPr>
+                <w:lang w:val="es-CO"/>
+              </w:rPr>
+              <w:t>Carlos Eduardo Garavito Parada</w:t>
             </w:r>
           </w:p>
         </w:tc>
@@ -11759,7 +11722,7 @@
               <w:rPr>
                 <w:lang w:val="es-CO"/>
               </w:rPr>
-              <w:t>Intérprete Lenguaje de señas</w:t>
+              <w:t>Animador y productor audiovisual</w:t>
             </w:r>
           </w:p>
         </w:tc>
@@ -11813,7 +11776,7 @@
               <w:rPr>
                 <w:lang w:val="es-CO"/>
               </w:rPr>
-              <w:t>Juan Pablo Rojas Polania</w:t>
+              <w:t>Maria Carolina Tamayo Lopez</w:t>
             </w:r>
           </w:p>
         </w:tc>
@@ -11839,7 +11802,7 @@
               <w:rPr>
                 <w:lang w:val="es-CO"/>
               </w:rPr>
-              <w:t>Animador y productor audiovisual</w:t>
+              <w:t>Locución</w:t>
             </w:r>
           </w:p>
         </w:tc>
@@ -11896,7 +11859,7 @@
               <w:rPr>
                 <w:lang w:val="es-CO"/>
               </w:rPr>
-              <w:t>Juan Pablo Rojas Polania</w:t>
+              <w:t>German Acosta Ramos</w:t>
             </w:r>
           </w:p>
         </w:tc>
@@ -11922,7 +11885,7 @@
               <w:rPr>
                 <w:lang w:val="es-CO"/>
               </w:rPr>
-              <w:t>Animador y productor audiovisual</w:t>
+              <w:t>Locución</w:t>
             </w:r>
           </w:p>
         </w:tc>
@@ -11976,7 +11939,8 @@
               <w:rPr>
                 <w:lang w:val="es-CO"/>
               </w:rPr>
-              <w:t>Carlos Eduardo Garavito Parada</w:t>
+              <w:lastRenderedPageBreak/>
+              <w:t>Ricardo Oliveros Zambrano</w:t>
             </w:r>
           </w:p>
         </w:tc>
@@ -12002,7 +11966,7 @@
               <w:rPr>
                 <w:lang w:val="es-CO"/>
               </w:rPr>
-              <w:t>Animador y productor audiovisual</w:t>
+              <w:t>Validador de recursos educativos digitales</w:t>
             </w:r>
           </w:p>
         </w:tc>
@@ -12059,7 +12023,7 @@
               <w:rPr>
                 <w:lang w:val="es-CO"/>
               </w:rPr>
-              <w:t>Maria Carolina Tamayo Lopez</w:t>
+              <w:t>Aixa Natalia Sendoya Fernández</w:t>
             </w:r>
           </w:p>
         </w:tc>
@@ -12085,7 +12049,13 @@
               <w:rPr>
                 <w:lang w:val="es-CO"/>
               </w:rPr>
-              <w:t>Locución</w:t>
+              <w:t>V</w:t>
+            </w:r>
+            <w:r>
+              <w:rPr>
+                <w:lang w:val="es-CO"/>
+              </w:rPr>
+              <w:t>alidador de recursos educativos digitales</w:t>
             </w:r>
           </w:p>
         </w:tc>
@@ -12111,7 +12081,19 @@
               <w:rPr>
                 <w:lang w:val="es-CO"/>
               </w:rPr>
-              <w:t>Centro Agroempresarial y Desarrollo Pecuario - Regional Huila</w:t>
+              <w:t>Centro Agroempresarial y Desarrollo Pecuario</w:t>
+            </w:r>
+            <w:r>
+              <w:rPr>
+                <w:lang w:val="es-CO"/>
+              </w:rPr>
+              <w:t xml:space="preserve"> - </w:t>
+            </w:r>
+            <w:r>
+              <w:rPr>
+                <w:lang w:val="es-CO"/>
+              </w:rPr>
+              <w:t>Regional Huila</w:t>
             </w:r>
           </w:p>
         </w:tc>
@@ -12139,7 +12121,7 @@
               <w:rPr>
                 <w:lang w:val="es-CO"/>
               </w:rPr>
-              <w:t>German Acosta Ramos</w:t>
+              <w:t>Daniel Ricardo Mutis Gómez</w:t>
             </w:r>
           </w:p>
         </w:tc>
@@ -12165,7 +12147,13 @@
               <w:rPr>
                 <w:lang w:val="es-CO"/>
               </w:rPr>
-              <w:t>Locución</w:t>
+              <w:t>E</w:t>
+            </w:r>
+            <w:r>
+              <w:rPr>
+                <w:lang w:val="es-CO"/>
+              </w:rPr>
+              <w:t>valuador para contenidos inclusivos y accesibles</w:t>
             </w:r>
           </w:p>
         </w:tc>
@@ -12191,7 +12179,19 @@
               <w:rPr>
                 <w:lang w:val="es-CO"/>
               </w:rPr>
-              <w:t>Centro Agroempresarial y Desarrollo Pecuario - Regional Huila</w:t>
+              <w:t>Centro Agroempresarial y Desarrollo Pecuario</w:t>
+            </w:r>
+            <w:r>
+              <w:rPr>
+                <w:lang w:val="es-CO"/>
+              </w:rPr>
+              <w:t xml:space="preserve"> - </w:t>
+            </w:r>
+            <w:r>
+              <w:rPr>
+                <w:lang w:val="es-CO"/>
+              </w:rPr>
+              <w:t>Regional Huila</w:t>
             </w:r>
           </w:p>
         </w:tc>
@@ -12218,12 +12218,33 @@
                 <w:lang w:val="es-CO"/>
               </w:rPr>
             </w:pPr>
+            <w:proofErr w:type="spellStart"/>
             <w:r>
               <w:rPr>
                 <w:lang w:val="es-CO"/>
               </w:rPr>
-              <w:lastRenderedPageBreak/>
-              <w:t>Ricardo Oliveros Zambrano</w:t>
+              <w:t>Anyerson</w:t>
+            </w:r>
+            <w:proofErr w:type="spellEnd"/>
+            <w:r>
+              <w:rPr>
+                <w:lang w:val="es-CO"/>
+              </w:rPr>
+              <w:t xml:space="preserve"> Wilfredo </w:t>
+            </w:r>
+            <w:proofErr w:type="spellStart"/>
+            <w:r>
+              <w:rPr>
+                <w:lang w:val="es-CO"/>
+              </w:rPr>
+              <w:t>Pizo</w:t>
+            </w:r>
+            <w:proofErr w:type="spellEnd"/>
+            <w:r>
+              <w:rPr>
+                <w:lang w:val="es-CO"/>
+              </w:rPr>
+              <w:t xml:space="preserve"> Ossa</w:t>
             </w:r>
           </w:p>
         </w:tc>
@@ -12249,7 +12270,13 @@
               <w:rPr>
                 <w:lang w:val="es-CO"/>
               </w:rPr>
-              <w:t>Validador de recursos educativos digitales</w:t>
+              <w:t>E</w:t>
+            </w:r>
+            <w:r>
+              <w:rPr>
+                <w:lang w:val="es-CO"/>
+              </w:rPr>
+              <w:t>valuador para contenidos inclusivos y accesibles</w:t>
             </w:r>
           </w:p>
         </w:tc>
@@ -12275,299 +12302,6 @@
               <w:rPr>
                 <w:lang w:val="es-CO"/>
               </w:rPr>
-              <w:t>Centro Agroempresarial y Desarrollo Pecuario - Regional Huila</w:t>
-            </w:r>
-          </w:p>
-        </w:tc>
-      </w:tr>
-      <w:tr>
-        <w:tc>
-          <w:tcPr>
-            <w:tcW w:w="2830" w:type="dxa"/>
-            <w:tcMar>
-              <w:top w:w="60" w:type="dxa"/>
-              <w:left w:w="80" w:type="dxa"/>
-              <w:bottom w:w="60" w:type="dxa"/>
-              <w:right w:w="80" w:type="dxa"/>
-            </w:tcMar>
-          </w:tcPr>
-          <w:p>
-            <w:pPr>
-              <w:pStyle w:val="TextoTablas"/>
-              <w:spacing w:before="0" w:after="0"/>
-              <w:rPr>
-                <w:lang w:val="es-CO"/>
-              </w:rPr>
-            </w:pPr>
-            <w:r>
-              <w:rPr>
-                <w:lang w:val="es-CO"/>
-              </w:rPr>
-              <w:t>Aixa Natalia Sendoya Fernández</w:t>
-            </w:r>
-          </w:p>
-        </w:tc>
-        <w:tc>
-          <w:tcPr>
-            <w:tcW w:w="3261" w:type="dxa"/>
-            <w:tcMar>
-              <w:top w:w="60" w:type="dxa"/>
-              <w:left w:w="80" w:type="dxa"/>
-              <w:bottom w:w="60" w:type="dxa"/>
-              <w:right w:w="80" w:type="dxa"/>
-            </w:tcMar>
-          </w:tcPr>
-          <w:p>
-            <w:pPr>
-              <w:pStyle w:val="TextoTablas"/>
-              <w:spacing w:before="0" w:after="0"/>
-              <w:rPr>
-                <w:lang w:val="es-CO"/>
-              </w:rPr>
-            </w:pPr>
-            <w:r>
-              <w:rPr>
-                <w:lang w:val="es-CO"/>
-              </w:rPr>
-              <w:t>V</w:t>
-            </w:r>
-            <w:r>
-              <w:rPr>
-                <w:lang w:val="es-CO"/>
-              </w:rPr>
-              <w:t>alidador de recursos educativos digitales</w:t>
-            </w:r>
-          </w:p>
-        </w:tc>
-        <w:tc>
-          <w:tcPr>
-            <w:tcW w:w="3969" w:type="dxa"/>
-            <w:tcMar>
-              <w:top w:w="60" w:type="dxa"/>
-              <w:left w:w="80" w:type="dxa"/>
-              <w:bottom w:w="60" w:type="dxa"/>
-              <w:right w:w="80" w:type="dxa"/>
-            </w:tcMar>
-          </w:tcPr>
-          <w:p>
-            <w:pPr>
-              <w:pStyle w:val="TextoTablas"/>
-              <w:spacing w:before="0" w:after="0"/>
-              <w:rPr>
-                <w:lang w:val="es-CO"/>
-              </w:rPr>
-            </w:pPr>
-            <w:r>
-              <w:rPr>
-                <w:lang w:val="es-CO"/>
-              </w:rPr>
-              <w:t>Centro Agroempresarial y Desarrollo Pecuario</w:t>
-            </w:r>
-            <w:r>
-              <w:rPr>
-                <w:lang w:val="es-CO"/>
-              </w:rPr>
-              <w:t xml:space="preserve"> - </w:t>
-            </w:r>
-            <w:r>
-              <w:rPr>
-                <w:lang w:val="es-CO"/>
-              </w:rPr>
-              <w:t>Regional Huila</w:t>
-            </w:r>
-          </w:p>
-        </w:tc>
-      </w:tr>
-      <w:tr>
-        <w:trPr>
-          <w:cnfStyle w:val="000000100000" w:firstRow="0" w:lastRow="0" w:firstColumn="0" w:lastColumn="0" w:oddVBand="0" w:evenVBand="0" w:oddHBand="1" w:evenHBand="0" w:firstRowFirstColumn="0" w:firstRowLastColumn="0" w:lastRowFirstColumn="0" w:lastRowLastColumn="0"/>
-        </w:trPr>
-        <w:tc>
-          <w:tcPr>
-            <w:tcW w:w="2830" w:type="dxa"/>
-            <w:tcMar>
-              <w:top w:w="60" w:type="dxa"/>
-              <w:left w:w="80" w:type="dxa"/>
-              <w:bottom w:w="60" w:type="dxa"/>
-              <w:right w:w="80" w:type="dxa"/>
-            </w:tcMar>
-          </w:tcPr>
-          <w:p>
-            <w:pPr>
-              <w:pStyle w:val="TextoTablas"/>
-              <w:spacing w:before="0" w:after="0"/>
-              <w:rPr>
-                <w:lang w:val="es-CO"/>
-              </w:rPr>
-            </w:pPr>
-            <w:r>
-              <w:rPr>
-                <w:lang w:val="es-CO"/>
-              </w:rPr>
-              <w:t>Daniel Ricardo Mutis Gómez</w:t>
-            </w:r>
-          </w:p>
-        </w:tc>
-        <w:tc>
-          <w:tcPr>
-            <w:tcW w:w="3261" w:type="dxa"/>
-            <w:tcMar>
-              <w:top w:w="60" w:type="dxa"/>
-              <w:left w:w="80" w:type="dxa"/>
-              <w:bottom w:w="60" w:type="dxa"/>
-              <w:right w:w="80" w:type="dxa"/>
-            </w:tcMar>
-          </w:tcPr>
-          <w:p>
-            <w:pPr>
-              <w:pStyle w:val="TextoTablas"/>
-              <w:spacing w:before="0" w:after="0"/>
-              <w:rPr>
-                <w:lang w:val="es-CO"/>
-              </w:rPr>
-            </w:pPr>
-            <w:r>
-              <w:rPr>
-                <w:lang w:val="es-CO"/>
-              </w:rPr>
-              <w:t>E</w:t>
-            </w:r>
-            <w:r>
-              <w:rPr>
-                <w:lang w:val="es-CO"/>
-              </w:rPr>
-              <w:t>valuador para contenidos inclusivos y accesibles</w:t>
-            </w:r>
-          </w:p>
-        </w:tc>
-        <w:tc>
-          <w:tcPr>
-            <w:tcW w:w="3969" w:type="dxa"/>
-            <w:tcMar>
-              <w:top w:w="60" w:type="dxa"/>
-              <w:left w:w="80" w:type="dxa"/>
-              <w:bottom w:w="60" w:type="dxa"/>
-              <w:right w:w="80" w:type="dxa"/>
-            </w:tcMar>
-          </w:tcPr>
-          <w:p>
-            <w:pPr>
-              <w:pStyle w:val="TextoTablas"/>
-              <w:spacing w:before="0" w:after="0"/>
-              <w:rPr>
-                <w:lang w:val="es-CO"/>
-              </w:rPr>
-            </w:pPr>
-            <w:r>
-              <w:rPr>
-                <w:lang w:val="es-CO"/>
-              </w:rPr>
-              <w:t>Centro Agroempresarial y Desarrollo Pecuario</w:t>
-            </w:r>
-            <w:r>
-              <w:rPr>
-                <w:lang w:val="es-CO"/>
-              </w:rPr>
-              <w:t xml:space="preserve"> - </w:t>
-            </w:r>
-            <w:r>
-              <w:rPr>
-                <w:lang w:val="es-CO"/>
-              </w:rPr>
-              <w:t>Regional Huila</w:t>
-            </w:r>
-          </w:p>
-        </w:tc>
-      </w:tr>
-      <w:tr>
-        <w:tc>
-          <w:tcPr>
-            <w:tcW w:w="2830" w:type="dxa"/>
-            <w:tcMar>
-              <w:top w:w="60" w:type="dxa"/>
-              <w:left w:w="80" w:type="dxa"/>
-              <w:bottom w:w="60" w:type="dxa"/>
-              <w:right w:w="80" w:type="dxa"/>
-            </w:tcMar>
-          </w:tcPr>
-          <w:p>
-            <w:pPr>
-              <w:pStyle w:val="TextoTablas"/>
-              <w:spacing w:before="0" w:after="0"/>
-              <w:rPr>
-                <w:lang w:val="es-CO"/>
-              </w:rPr>
-            </w:pPr>
-            <w:proofErr w:type="spellStart"/>
-            <w:r>
-              <w:rPr>
-                <w:lang w:val="es-CO"/>
-              </w:rPr>
-              <w:t>Anyerson</w:t>
-            </w:r>
-            <w:proofErr w:type="spellEnd"/>
-            <w:r>
-              <w:rPr>
-                <w:lang w:val="es-CO"/>
-              </w:rPr>
-              <w:t xml:space="preserve"> Wilfredo Pizo Ossa</w:t>
-            </w:r>
-          </w:p>
-        </w:tc>
-        <w:tc>
-          <w:tcPr>
-            <w:tcW w:w="3261" w:type="dxa"/>
-            <w:tcMar>
-              <w:top w:w="60" w:type="dxa"/>
-              <w:left w:w="80" w:type="dxa"/>
-              <w:bottom w:w="60" w:type="dxa"/>
-              <w:right w:w="80" w:type="dxa"/>
-            </w:tcMar>
-          </w:tcPr>
-          <w:p>
-            <w:pPr>
-              <w:pStyle w:val="TextoTablas"/>
-              <w:spacing w:before="0" w:after="0"/>
-              <w:rPr>
-                <w:lang w:val="es-CO"/>
-              </w:rPr>
-            </w:pPr>
-            <w:r>
-              <w:rPr>
-                <w:lang w:val="es-CO"/>
-              </w:rPr>
-              <w:t>E</w:t>
-            </w:r>
-            <w:r>
-              <w:rPr>
-                <w:lang w:val="es-CO"/>
-              </w:rPr>
-              <w:t>valuador para contenidos inclusivos y accesibles</w:t>
-            </w:r>
-          </w:p>
-        </w:tc>
-        <w:tc>
-          <w:tcPr>
-            <w:tcW w:w="3969" w:type="dxa"/>
-            <w:tcMar>
-              <w:top w:w="60" w:type="dxa"/>
-              <w:left w:w="80" w:type="dxa"/>
-              <w:bottom w:w="60" w:type="dxa"/>
-              <w:right w:w="80" w:type="dxa"/>
-            </w:tcMar>
-          </w:tcPr>
-          <w:p>
-            <w:pPr>
-              <w:pStyle w:val="TextoTablas"/>
-              <w:spacing w:before="0" w:after="0"/>
-              <w:rPr>
-                <w:lang w:val="es-CO"/>
-              </w:rPr>
-            </w:pPr>
-            <w:r>
-              <w:rPr>
-                <w:lang w:val="es-CO"/>
-              </w:rPr>
               <w:t>Centro Agroempresarial y Desarrollo Pecuario</w:t>
             </w:r>
             <w:r>
@@ -12596,7 +12330,7 @@
     <w:sectPr>
       <w:headerReference w:type="default" r:id="rId49"/>
       <w:footerReference w:type="default" r:id="rId50"/>
-      <w:pgSz w:w="12240" w:h="15840" w:orient="portrait"/>
+      <w:pgSz w:w="12240" w:h="15840"/>
       <w:pgMar w:top="1701" w:right="1134" w:bottom="1134" w:left="1134" w:header="709" w:footer="737" w:gutter="0"/>
       <w:pgNumType w:start="1"/>
       <w:cols w:space="708"/>
@@ -12608,7 +12342,7 @@
 </file>
 
 <file path=word/endnotes.xml><?xml version="1.0" encoding="utf-8"?>
-<w:endnotes xmlns:wpc="http://schemas.microsoft.com/office/word/2010/wordprocessingCanvas" xmlns:cx="http://schemas.microsoft.com/office/drawing/2014/chartex" xmlns:cx1="http://schemas.microsoft.com/office/drawing/2015/9/8/chartex" xmlns:cx2="http://schemas.microsoft.com/office/drawing/2015/10/21/chartex" xmlns:cx3="http://schemas.microsoft.com/office/drawing/2016/5/9/chartex" xmlns:cx4="http://schemas.microsoft.com/office/drawing/2016/5/10/chartex" xmlns:cx5="http://schemas.microsoft.com/office/drawing/2016/5/11/chartex" xmlns:cx6="http://schemas.microsoft.com/office/drawing/2016/5/12/chartex" xmlns:cx7="http://schemas.microsoft.com/office/drawing/2016/5/13/chartex" xmlns:cx8="http://schemas.microsoft.com/office/drawing/2016/5/14/chartex" xmlns:mc="http://schemas.openxmlformats.org/markup-compatibility/2006" xmlns:aink="http://schemas.microsoft.com/office/drawing/2016/ink" xmlns:am3d="http://schemas.microsoft.com/office/drawing/2017/model3d" xmlns:o="urn:schemas-microsoft-com:office:office" xmlns:oel="http://schemas.microsoft.com/office/2019/extlst" xmlns:r="http://schemas.openxmlformats.org/officeDocument/2006/relationships" xmlns:m="http://schemas.openxmlformats.org/officeDocument/2006/math" xmlns:v="urn:schemas-microsoft-com:vml" xmlns:wp14="http://schemas.microsoft.com/office/word/2010/wordprocessingDrawing" xmlns:wp="http://schemas.openxmlformats.org/drawingml/2006/wordprocessingDrawing" xmlns:w10="urn:schemas-microsoft-com:office:word" xmlns:w="http://schemas.openxmlformats.org/wordprocessingml/2006/main" xmlns:w14="http://schemas.microsoft.com/office/word/2010/wordml" xmlns:w15="http://schemas.microsoft.com/office/word/2012/wordml" xmlns:w16cex="http://schemas.microsoft.com/office/word/2018/wordml/cex" xmlns:w16cid="http://schemas.microsoft.com/office/word/2016/wordml/cid" xmlns:w16="http://schemas.microsoft.com/office/word/2018/wordml" xmlns:w16du="http://schemas.microsoft.com/office/word/2023/wordml/word16du" xmlns:w16sdtdh="http://schemas.microsoft.com/office/word/2020/wordml/sdtdatahash" xmlns:w16sdtfl="http://schemas.microsoft.com/office/word/2024/wordml/sdtformatlock" xmlns:w16se="http://schemas.microsoft.com/office/word/2015/wordml/symex" xmlns:wpg="http://schemas.microsoft.com/office/word/2010/wordprocessingGroup" xmlns:wpi="http://schemas.microsoft.com/office/word/2010/wordprocessingInk" xmlns:wne="http://schemas.microsoft.com/office/word/2006/wordml" xmlns:wps="http://schemas.microsoft.com/office/word/2010/wordprocessingShape" mc:Ignorable="w14 w15 w16se w16cid w16 w16cex w16sdtdh w16sdtfl w16du wp14">
+<w:endnotes xmlns:wpc="http://schemas.microsoft.com/office/word/2010/wordprocessingCanvas" xmlns:cx="http://schemas.microsoft.com/office/drawing/2014/chartex" xmlns:cx1="http://schemas.microsoft.com/office/drawing/2015/9/8/chartex" xmlns:cx2="http://schemas.microsoft.com/office/drawing/2015/10/21/chartex" xmlns:cx3="http://schemas.microsoft.com/office/drawing/2016/5/9/chartex" xmlns:cx4="http://schemas.microsoft.com/office/drawing/2016/5/10/chartex" xmlns:cx5="http://schemas.microsoft.com/office/drawing/2016/5/11/chartex" xmlns:cx6="http://schemas.microsoft.com/office/drawing/2016/5/12/chartex" xmlns:cx7="http://schemas.microsoft.com/office/drawing/2016/5/13/chartex" xmlns:cx8="http://schemas.microsoft.com/office/drawing/2016/5/14/chartex" xmlns:mc="http://schemas.openxmlformats.org/markup-compatibility/2006" xmlns:aink="http://schemas.microsoft.com/office/drawing/2016/ink" xmlns:am3d="http://schemas.microsoft.com/office/drawing/2017/model3d" xmlns:o="urn:schemas-microsoft-com:office:office" xmlns:r="http://schemas.openxmlformats.org/officeDocument/2006/relationships" xmlns:m="http://schemas.openxmlformats.org/officeDocument/2006/math" xmlns:v="urn:schemas-microsoft-com:vml" xmlns:wp14="http://schemas.microsoft.com/office/word/2010/wordprocessingDrawing" xmlns:wp="http://schemas.openxmlformats.org/drawingml/2006/wordprocessingDrawing" xmlns:w10="urn:schemas-microsoft-com:office:word" xmlns:w="http://schemas.openxmlformats.org/wordprocessingml/2006/main" xmlns:w14="http://schemas.microsoft.com/office/word/2010/wordml" xmlns:w15="http://schemas.microsoft.com/office/word/2012/wordml" xmlns:w16cex="http://schemas.microsoft.com/office/word/2018/wordml/cex" xmlns:w16cid="http://schemas.microsoft.com/office/word/2016/wordml/cid" xmlns:w16="http://schemas.microsoft.com/office/word/2018/wordml" xmlns:w16sdtdh="http://schemas.microsoft.com/office/word/2020/wordml/sdtdatahash" xmlns:w16se="http://schemas.microsoft.com/office/word/2015/wordml/symex" xmlns:wpg="http://schemas.microsoft.com/office/word/2010/wordprocessingGroup" xmlns:wpi="http://schemas.microsoft.com/office/word/2010/wordprocessingInk" xmlns:wne="http://schemas.microsoft.com/office/word/2006/wordml" xmlns:wps="http://schemas.microsoft.com/office/word/2010/wordprocessingShape" mc:Ignorable="w14 w15 w16se w16cid w16 w16cex w16sdtdh wp14">
   <w:endnote w:type="separator" w:id="-1">
     <w:p>
       <w:pPr>
@@ -12633,7 +12367,7 @@
 </file>
 
 <file path=word/footer1.xml><?xml version="1.0" encoding="utf-8"?>
-<w:ftr xmlns:wpc="http://schemas.microsoft.com/office/word/2010/wordprocessingCanvas" xmlns:cx="http://schemas.microsoft.com/office/drawing/2014/chartex" xmlns:cx1="http://schemas.microsoft.com/office/drawing/2015/9/8/chartex" xmlns:cx2="http://schemas.microsoft.com/office/drawing/2015/10/21/chartex" xmlns:cx3="http://schemas.microsoft.com/office/drawing/2016/5/9/chartex" xmlns:cx4="http://schemas.microsoft.com/office/drawing/2016/5/10/chartex" xmlns:cx5="http://schemas.microsoft.com/office/drawing/2016/5/11/chartex" xmlns:cx6="http://schemas.microsoft.com/office/drawing/2016/5/12/chartex" xmlns:cx7="http://schemas.microsoft.com/office/drawing/2016/5/13/chartex" xmlns:cx8="http://schemas.microsoft.com/office/drawing/2016/5/14/chartex" xmlns:mc="http://schemas.openxmlformats.org/markup-compatibility/2006" xmlns:aink="http://schemas.microsoft.com/office/drawing/2016/ink" xmlns:am3d="http://schemas.microsoft.com/office/drawing/2017/model3d" xmlns:o="urn:schemas-microsoft-com:office:office" xmlns:oel="http://schemas.microsoft.com/office/2019/extlst" xmlns:r="http://schemas.openxmlformats.org/officeDocument/2006/relationships" xmlns:m="http://schemas.openxmlformats.org/officeDocument/2006/math" xmlns:v="urn:schemas-microsoft-com:vml" xmlns:wp14="http://schemas.microsoft.com/office/word/2010/wordprocessingDrawing" xmlns:wp="http://schemas.openxmlformats.org/drawingml/2006/wordprocessingDrawing" xmlns:w10="urn:schemas-microsoft-com:office:word" xmlns:w="http://schemas.openxmlformats.org/wordprocessingml/2006/main" xmlns:w14="http://schemas.microsoft.com/office/word/2010/wordml" xmlns:w15="http://schemas.microsoft.com/office/word/2012/wordml" xmlns:w16cex="http://schemas.microsoft.com/office/word/2018/wordml/cex" xmlns:w16cid="http://schemas.microsoft.com/office/word/2016/wordml/cid" xmlns:w16="http://schemas.microsoft.com/office/word/2018/wordml" xmlns:w16du="http://schemas.microsoft.com/office/word/2023/wordml/word16du" xmlns:w16sdtdh="http://schemas.microsoft.com/office/word/2020/wordml/sdtdatahash" xmlns:w16sdtfl="http://schemas.microsoft.com/office/word/2024/wordml/sdtformatlock" xmlns:w16se="http://schemas.microsoft.com/office/word/2015/wordml/symex" xmlns:wpg="http://schemas.microsoft.com/office/word/2010/wordprocessingGroup" xmlns:wpi="http://schemas.microsoft.com/office/word/2010/wordprocessingInk" xmlns:wne="http://schemas.microsoft.com/office/word/2006/wordml" xmlns:wps="http://schemas.microsoft.com/office/word/2010/wordprocessingShape" mc:Ignorable="w14 w15 w16se w16cid w16 w16cex w16sdtdh w16sdtfl w16du wp14">
+<w:ftr xmlns:wpc="http://schemas.microsoft.com/office/word/2010/wordprocessingCanvas" xmlns:cx="http://schemas.microsoft.com/office/drawing/2014/chartex" xmlns:cx1="http://schemas.microsoft.com/office/drawing/2015/9/8/chartex" xmlns:cx2="http://schemas.microsoft.com/office/drawing/2015/10/21/chartex" xmlns:cx3="http://schemas.microsoft.com/office/drawing/2016/5/9/chartex" xmlns:cx4="http://schemas.microsoft.com/office/drawing/2016/5/10/chartex" xmlns:cx5="http://schemas.microsoft.com/office/drawing/2016/5/11/chartex" xmlns:cx6="http://schemas.microsoft.com/office/drawing/2016/5/12/chartex" xmlns:cx7="http://schemas.microsoft.com/office/drawing/2016/5/13/chartex" xmlns:cx8="http://schemas.microsoft.com/office/drawing/2016/5/14/chartex" xmlns:mc="http://schemas.openxmlformats.org/markup-compatibility/2006" xmlns:aink="http://schemas.microsoft.com/office/drawing/2016/ink" xmlns:am3d="http://schemas.microsoft.com/office/drawing/2017/model3d" xmlns:o="urn:schemas-microsoft-com:office:office" xmlns:r="http://schemas.openxmlformats.org/officeDocument/2006/relationships" xmlns:m="http://schemas.openxmlformats.org/officeDocument/2006/math" xmlns:v="urn:schemas-microsoft-com:vml" xmlns:wp14="http://schemas.microsoft.com/office/word/2010/wordprocessingDrawing" xmlns:wp="http://schemas.openxmlformats.org/drawingml/2006/wordprocessingDrawing" xmlns:w10="urn:schemas-microsoft-com:office:word" xmlns:w="http://schemas.openxmlformats.org/wordprocessingml/2006/main" xmlns:w14="http://schemas.microsoft.com/office/word/2010/wordml" xmlns:w15="http://schemas.microsoft.com/office/word/2012/wordml" xmlns:w16cex="http://schemas.microsoft.com/office/word/2018/wordml/cex" xmlns:w16cid="http://schemas.microsoft.com/office/word/2016/wordml/cid" xmlns:w16="http://schemas.microsoft.com/office/word/2018/wordml" xmlns:w16sdtdh="http://schemas.microsoft.com/office/word/2020/wordml/sdtdatahash" xmlns:w16se="http://schemas.microsoft.com/office/word/2015/wordml/symex" xmlns:wpg="http://schemas.microsoft.com/office/word/2010/wordprocessingGroup" xmlns:wpi="http://schemas.microsoft.com/office/word/2010/wordprocessingInk" xmlns:wne="http://schemas.microsoft.com/office/word/2006/wordml" xmlns:wps="http://schemas.microsoft.com/office/word/2010/wordprocessingShape" mc:Ignorable="w14 w15 w16se w16cid w16 w16cex w16sdtdh wp14">
   <w:sdt>
     <w:sdtPr>
       <w:id w:val="-1465197936"/>
@@ -12679,7 +12413,7 @@
 </file>
 
 <file path=word/footnotes.xml><?xml version="1.0" encoding="utf-8"?>
-<w:footnotes xmlns:wpc="http://schemas.microsoft.com/office/word/2010/wordprocessingCanvas" xmlns:cx="http://schemas.microsoft.com/office/drawing/2014/chartex" xmlns:cx1="http://schemas.microsoft.com/office/drawing/2015/9/8/chartex" xmlns:cx2="http://schemas.microsoft.com/office/drawing/2015/10/21/chartex" xmlns:cx3="http://schemas.microsoft.com/office/drawing/2016/5/9/chartex" xmlns:cx4="http://schemas.microsoft.com/office/drawing/2016/5/10/chartex" xmlns:cx5="http://schemas.microsoft.com/office/drawing/2016/5/11/chartex" xmlns:cx6="http://schemas.microsoft.com/office/drawing/2016/5/12/chartex" xmlns:cx7="http://schemas.microsoft.com/office/drawing/2016/5/13/chartex" xmlns:cx8="http://schemas.microsoft.com/office/drawing/2016/5/14/chartex" xmlns:mc="http://schemas.openxmlformats.org/markup-compatibility/2006" xmlns:aink="http://schemas.microsoft.com/office/drawing/2016/ink" xmlns:am3d="http://schemas.microsoft.com/office/drawing/2017/model3d" xmlns:o="urn:schemas-microsoft-com:office:office" xmlns:oel="http://schemas.microsoft.com/office/2019/extlst" xmlns:r="http://schemas.openxmlformats.org/officeDocument/2006/relationships" xmlns:m="http://schemas.openxmlformats.org/officeDocument/2006/math" xmlns:v="urn:schemas-microsoft-com:vml" xmlns:wp14="http://schemas.microsoft.com/office/word/2010/wordprocessingDrawing" xmlns:wp="http://schemas.openxmlformats.org/drawingml/2006/wordprocessingDrawing" xmlns:w10="urn:schemas-microsoft-com:office:word" xmlns:w="http://schemas.openxmlformats.org/wordprocessingml/2006/main" xmlns:w14="http://schemas.microsoft.com/office/word/2010/wordml" xmlns:w15="http://schemas.microsoft.com/office/word/2012/wordml" xmlns:w16cex="http://schemas.microsoft.com/office/word/2018/wordml/cex" xmlns:w16cid="http://schemas.microsoft.com/office/word/2016/wordml/cid" xmlns:w16="http://schemas.microsoft.com/office/word/2018/wordml" xmlns:w16du="http://schemas.microsoft.com/office/word/2023/wordml/word16du" xmlns:w16sdtdh="http://schemas.microsoft.com/office/word/2020/wordml/sdtdatahash" xmlns:w16sdtfl="http://schemas.microsoft.com/office/word/2024/wordml/sdtformatlock" xmlns:w16se="http://schemas.microsoft.com/office/word/2015/wordml/symex" xmlns:wpg="http://schemas.microsoft.com/office/word/2010/wordprocessingGroup" xmlns:wpi="http://schemas.microsoft.com/office/word/2010/wordprocessingInk" xmlns:wne="http://schemas.microsoft.com/office/word/2006/wordml" xmlns:wps="http://schemas.microsoft.com/office/word/2010/wordprocessingShape" mc:Ignorable="w14 w15 w16se w16cid w16 w16cex w16sdtdh w16sdtfl w16du wp14">
+<w:footnotes xmlns:wpc="http://schemas.microsoft.com/office/word/2010/wordprocessingCanvas" xmlns:cx="http://schemas.microsoft.com/office/drawing/2014/chartex" xmlns:cx1="http://schemas.microsoft.com/office/drawing/2015/9/8/chartex" xmlns:cx2="http://schemas.microsoft.com/office/drawing/2015/10/21/chartex" xmlns:cx3="http://schemas.microsoft.com/office/drawing/2016/5/9/chartex" xmlns:cx4="http://schemas.microsoft.com/office/drawing/2016/5/10/chartex" xmlns:cx5="http://schemas.microsoft.com/office/drawing/2016/5/11/chartex" xmlns:cx6="http://schemas.microsoft.com/office/drawing/2016/5/12/chartex" xmlns:cx7="http://schemas.microsoft.com/office/drawing/2016/5/13/chartex" xmlns:cx8="http://schemas.microsoft.com/office/drawing/2016/5/14/chartex" xmlns:mc="http://schemas.openxmlformats.org/markup-compatibility/2006" xmlns:aink="http://schemas.microsoft.com/office/drawing/2016/ink" xmlns:am3d="http://schemas.microsoft.com/office/drawing/2017/model3d" xmlns:o="urn:schemas-microsoft-com:office:office" xmlns:r="http://schemas.openxmlformats.org/officeDocument/2006/relationships" xmlns:m="http://schemas.openxmlformats.org/officeDocument/2006/math" xmlns:v="urn:schemas-microsoft-com:vml" xmlns:wp14="http://schemas.microsoft.com/office/word/2010/wordprocessingDrawing" xmlns:wp="http://schemas.openxmlformats.org/drawingml/2006/wordprocessingDrawing" xmlns:w10="urn:schemas-microsoft-com:office:word" xmlns:w="http://schemas.openxmlformats.org/wordprocessingml/2006/main" xmlns:w14="http://schemas.microsoft.com/office/word/2010/wordml" xmlns:w15="http://schemas.microsoft.com/office/word/2012/wordml" xmlns:w16cex="http://schemas.microsoft.com/office/word/2018/wordml/cex" xmlns:w16cid="http://schemas.microsoft.com/office/word/2016/wordml/cid" xmlns:w16="http://schemas.microsoft.com/office/word/2018/wordml" xmlns:w16sdtdh="http://schemas.microsoft.com/office/word/2020/wordml/sdtdatahash" xmlns:w16se="http://schemas.microsoft.com/office/word/2015/wordml/symex" xmlns:wpg="http://schemas.microsoft.com/office/word/2010/wordprocessingGroup" xmlns:wpi="http://schemas.microsoft.com/office/word/2010/wordprocessingInk" xmlns:wne="http://schemas.microsoft.com/office/word/2006/wordml" xmlns:wps="http://schemas.microsoft.com/office/word/2010/wordprocessingShape" mc:Ignorable="w14 w15 w16se w16cid w16 w16cex w16sdtdh wp14">
   <w:footnote w:type="separator" w:id="-1">
     <w:p>
       <w:pPr>
@@ -12704,7 +12438,7 @@
 </file>
 
 <file path=word/header1.xml><?xml version="1.0" encoding="utf-8"?>
-<w:hdr xmlns:wpc="http://schemas.microsoft.com/office/word/2010/wordprocessingCanvas" xmlns:cx="http://schemas.microsoft.com/office/drawing/2014/chartex" xmlns:cx1="http://schemas.microsoft.com/office/drawing/2015/9/8/chartex" xmlns:cx2="http://schemas.microsoft.com/office/drawing/2015/10/21/chartex" xmlns:cx3="http://schemas.microsoft.com/office/drawing/2016/5/9/chartex" xmlns:cx4="http://schemas.microsoft.com/office/drawing/2016/5/10/chartex" xmlns:cx5="http://schemas.microsoft.com/office/drawing/2016/5/11/chartex" xmlns:cx6="http://schemas.microsoft.com/office/drawing/2016/5/12/chartex" xmlns:cx7="http://schemas.microsoft.com/office/drawing/2016/5/13/chartex" xmlns:cx8="http://schemas.microsoft.com/office/drawing/2016/5/14/chartex" xmlns:mc="http://schemas.openxmlformats.org/markup-compatibility/2006" xmlns:aink="http://schemas.microsoft.com/office/drawing/2016/ink" xmlns:am3d="http://schemas.microsoft.com/office/drawing/2017/model3d" xmlns:o="urn:schemas-microsoft-com:office:office" xmlns:oel="http://schemas.microsoft.com/office/2019/extlst" xmlns:r="http://schemas.openxmlformats.org/officeDocument/2006/relationships" xmlns:m="http://schemas.openxmlformats.org/officeDocument/2006/math" xmlns:v="urn:schemas-microsoft-com:vml" xmlns:wp14="http://schemas.microsoft.com/office/word/2010/wordprocessingDrawing" xmlns:wp="http://schemas.openxmlformats.org/drawingml/2006/wordprocessingDrawing" xmlns:w10="urn:schemas-microsoft-com:office:word" xmlns:w="http://schemas.openxmlformats.org/wordprocessingml/2006/main" xmlns:w14="http://schemas.microsoft.com/office/word/2010/wordml" xmlns:w15="http://schemas.microsoft.com/office/word/2012/wordml" xmlns:w16cex="http://schemas.microsoft.com/office/word/2018/wordml/cex" xmlns:w16cid="http://schemas.microsoft.com/office/word/2016/wordml/cid" xmlns:w16="http://schemas.microsoft.com/office/word/2018/wordml" xmlns:w16du="http://schemas.microsoft.com/office/word/2023/wordml/word16du" xmlns:w16sdtdh="http://schemas.microsoft.com/office/word/2020/wordml/sdtdatahash" xmlns:w16sdtfl="http://schemas.microsoft.com/office/word/2024/wordml/sdtformatlock" xmlns:w16se="http://schemas.microsoft.com/office/word/2015/wordml/symex" xmlns:wpg="http://schemas.microsoft.com/office/word/2010/wordprocessingGroup" xmlns:wpi="http://schemas.microsoft.com/office/word/2010/wordprocessingInk" xmlns:wne="http://schemas.microsoft.com/office/word/2006/wordml" xmlns:wps="http://schemas.microsoft.com/office/word/2010/wordprocessingShape" xmlns:a="http://schemas.openxmlformats.org/drawingml/2006/main" xmlns:adec="http://schemas.microsoft.com/office/drawing/2017/decorative" xmlns:pic="http://schemas.openxmlformats.org/drawingml/2006/picture" xmlns:a14="http://schemas.microsoft.com/office/drawing/2010/main" xmlns:asvg="http://schemas.microsoft.com/office/drawing/2016/SVG/main" mc:Ignorable="w14 w15 w16se w16cid w16 w16cex w16sdtdh w16sdtfl w16du wp14">
+<w:hdr xmlns:wpc="http://schemas.microsoft.com/office/word/2010/wordprocessingCanvas" xmlns:cx="http://schemas.microsoft.com/office/drawing/2014/chartex" xmlns:cx1="http://schemas.microsoft.com/office/drawing/2015/9/8/chartex" xmlns:cx2="http://schemas.microsoft.com/office/drawing/2015/10/21/chartex" xmlns:cx3="http://schemas.microsoft.com/office/drawing/2016/5/9/chartex" xmlns:cx4="http://schemas.microsoft.com/office/drawing/2016/5/10/chartex" xmlns:cx5="http://schemas.microsoft.com/office/drawing/2016/5/11/chartex" xmlns:cx6="http://schemas.microsoft.com/office/drawing/2016/5/12/chartex" xmlns:cx7="http://schemas.microsoft.com/office/drawing/2016/5/13/chartex" xmlns:cx8="http://schemas.microsoft.com/office/drawing/2016/5/14/chartex" xmlns:mc="http://schemas.openxmlformats.org/markup-compatibility/2006" xmlns:aink="http://schemas.microsoft.com/office/drawing/2016/ink" xmlns:am3d="http://schemas.microsoft.com/office/drawing/2017/model3d" xmlns:o="urn:schemas-microsoft-com:office:office" xmlns:r="http://schemas.openxmlformats.org/officeDocument/2006/relationships" xmlns:m="http://schemas.openxmlformats.org/officeDocument/2006/math" xmlns:v="urn:schemas-microsoft-com:vml" xmlns:wp14="http://schemas.microsoft.com/office/word/2010/wordprocessingDrawing" xmlns:wp="http://schemas.openxmlformats.org/drawingml/2006/wordprocessingDrawing" xmlns:w10="urn:schemas-microsoft-com:office:word" xmlns:w="http://schemas.openxmlformats.org/wordprocessingml/2006/main" xmlns:w14="http://schemas.microsoft.com/office/word/2010/wordml" xmlns:w15="http://schemas.microsoft.com/office/word/2012/wordml" xmlns:w16cex="http://schemas.microsoft.com/office/word/2018/wordml/cex" xmlns:w16cid="http://schemas.microsoft.com/office/word/2016/wordml/cid" xmlns:w16="http://schemas.microsoft.com/office/word/2018/wordml" xmlns:w16sdtdh="http://schemas.microsoft.com/office/word/2020/wordml/sdtdatahash" xmlns:w16se="http://schemas.microsoft.com/office/word/2015/wordml/symex" xmlns:wpg="http://schemas.microsoft.com/office/word/2010/wordprocessingGroup" xmlns:wpi="http://schemas.microsoft.com/office/word/2010/wordprocessingInk" xmlns:wne="http://schemas.microsoft.com/office/word/2006/wordml" xmlns:wps="http://schemas.microsoft.com/office/word/2010/wordprocessingShape" mc:Ignorable="w14 w15 w16se w16cid w16 w16cex w16sdtdh wp14">
   <w:p>
     <w:pPr>
       <w:pStyle w:val="Encabezado"/>
@@ -12790,7 +12524,7 @@
 </file>
 
 <file path=word/numbering.xml><?xml version="1.0" encoding="utf-8"?>
-<w:numbering xmlns:wpc="http://schemas.microsoft.com/office/word/2010/wordprocessingCanvas" xmlns:cx="http://schemas.microsoft.com/office/drawing/2014/chartex" xmlns:cx1="http://schemas.microsoft.com/office/drawing/2015/9/8/chartex" xmlns:cx2="http://schemas.microsoft.com/office/drawing/2015/10/21/chartex" xmlns:cx3="http://schemas.microsoft.com/office/drawing/2016/5/9/chartex" xmlns:cx4="http://schemas.microsoft.com/office/drawing/2016/5/10/chartex" xmlns:cx5="http://schemas.microsoft.com/office/drawing/2016/5/11/chartex" xmlns:cx6="http://schemas.microsoft.com/office/drawing/2016/5/12/chartex" xmlns:cx7="http://schemas.microsoft.com/office/drawing/2016/5/13/chartex" xmlns:cx8="http://schemas.microsoft.com/office/drawing/2016/5/14/chartex" xmlns:mc="http://schemas.openxmlformats.org/markup-compatibility/2006" xmlns:aink="http://schemas.microsoft.com/office/drawing/2016/ink" xmlns:am3d="http://schemas.microsoft.com/office/drawing/2017/model3d" xmlns:o="urn:schemas-microsoft-com:office:office" xmlns:oel="http://schemas.microsoft.com/office/2019/extlst" xmlns:r="http://schemas.openxmlformats.org/officeDocument/2006/relationships" xmlns:m="http://schemas.openxmlformats.org/officeDocument/2006/math" xmlns:v="urn:schemas-microsoft-com:vml" xmlns:wp14="http://schemas.microsoft.com/office/word/2010/wordprocessingDrawing" xmlns:wp="http://schemas.openxmlformats.org/drawingml/2006/wordprocessingDrawing" xmlns:w10="urn:schemas-microsoft-com:office:word" xmlns:w="http://schemas.openxmlformats.org/wordprocessingml/2006/main" xmlns:w14="http://schemas.microsoft.com/office/word/2010/wordml" xmlns:w15="http://schemas.microsoft.com/office/word/2012/wordml" xmlns:w16cex="http://schemas.microsoft.com/office/word/2018/wordml/cex" xmlns:w16cid="http://schemas.microsoft.com/office/word/2016/wordml/cid" xmlns:w16="http://schemas.microsoft.com/office/word/2018/wordml" xmlns:w16du="http://schemas.microsoft.com/office/word/2023/wordml/word16du" xmlns:w16sdtdh="http://schemas.microsoft.com/office/word/2020/wordml/sdtdatahash" xmlns:w16sdtfl="http://schemas.microsoft.com/office/word/2024/wordml/sdtformatlock" xmlns:w16se="http://schemas.microsoft.com/office/word/2015/wordml/symex" xmlns:wpg="http://schemas.microsoft.com/office/word/2010/wordprocessingGroup" xmlns:wpi="http://schemas.microsoft.com/office/word/2010/wordprocessingInk" xmlns:wne="http://schemas.microsoft.com/office/word/2006/wordml" xmlns:wps="http://schemas.microsoft.com/office/word/2010/wordprocessingShape" mc:Ignorable="w14 w15 w16se w16cid w16 w16cex w16sdtdh w16sdtfl w16du wp14">
+<w:numbering xmlns:wpc="http://schemas.microsoft.com/office/word/2010/wordprocessingCanvas" xmlns:cx="http://schemas.microsoft.com/office/drawing/2014/chartex" xmlns:cx1="http://schemas.microsoft.com/office/drawing/2015/9/8/chartex" xmlns:cx2="http://schemas.microsoft.com/office/drawing/2015/10/21/chartex" xmlns:cx3="http://schemas.microsoft.com/office/drawing/2016/5/9/chartex" xmlns:cx4="http://schemas.microsoft.com/office/drawing/2016/5/10/chartex" xmlns:cx5="http://schemas.microsoft.com/office/drawing/2016/5/11/chartex" xmlns:cx6="http://schemas.microsoft.com/office/drawing/2016/5/12/chartex" xmlns:cx7="http://schemas.microsoft.com/office/drawing/2016/5/13/chartex" xmlns:cx8="http://schemas.microsoft.com/office/drawing/2016/5/14/chartex" xmlns:mc="http://schemas.openxmlformats.org/markup-compatibility/2006" xmlns:aink="http://schemas.microsoft.com/office/drawing/2016/ink" xmlns:am3d="http://schemas.microsoft.com/office/drawing/2017/model3d" xmlns:o="urn:schemas-microsoft-com:office:office" xmlns:r="http://schemas.openxmlformats.org/officeDocument/2006/relationships" xmlns:m="http://schemas.openxmlformats.org/officeDocument/2006/math" xmlns:v="urn:schemas-microsoft-com:vml" xmlns:wp14="http://schemas.microsoft.com/office/word/2010/wordprocessingDrawing" xmlns:wp="http://schemas.openxmlformats.org/drawingml/2006/wordprocessingDrawing" xmlns:w10="urn:schemas-microsoft-com:office:word" xmlns:w="http://schemas.openxmlformats.org/wordprocessingml/2006/main" xmlns:w14="http://schemas.microsoft.com/office/word/2010/wordml" xmlns:w15="http://schemas.microsoft.com/office/word/2012/wordml" xmlns:w16cex="http://schemas.microsoft.com/office/word/2018/wordml/cex" xmlns:w16cid="http://schemas.microsoft.com/office/word/2016/wordml/cid" xmlns:w16="http://schemas.microsoft.com/office/word/2018/wordml" xmlns:w16sdtdh="http://schemas.microsoft.com/office/word/2020/wordml/sdtdatahash" xmlns:w16se="http://schemas.microsoft.com/office/word/2015/wordml/symex" xmlns:wpg="http://schemas.microsoft.com/office/word/2010/wordprocessingGroup" xmlns:wpi="http://schemas.microsoft.com/office/word/2010/wordprocessingInk" xmlns:wne="http://schemas.microsoft.com/office/word/2006/wordml" xmlns:wps="http://schemas.microsoft.com/office/word/2010/wordprocessingShape" mc:Ignorable="w14 w15 w16se w16cid w16 w16cex w16sdtdh wp14">
   <w:abstractNum w:abstractNumId="0" w15:restartNumberingAfterBreak="0">
     <w:nsid w:val="FFFFFF89"/>
     <w:multiLevelType w:val="singleLevel"/>
@@ -12808,7 +12542,7 @@
         <w:ind w:left="360" w:hanging="360"/>
       </w:pPr>
       <w:rPr>
-        <w:rFonts w:hint="default" w:ascii="Symbol" w:hAnsi="Symbol"/>
+        <w:rFonts w:ascii="Symbol" w:hAnsi="Symbol" w:hint="default"/>
       </w:rPr>
     </w:lvl>
   </w:abstractNum>
@@ -12825,7 +12559,7 @@
         <w:ind w:left="1429" w:hanging="360"/>
       </w:pPr>
       <w:rPr>
-        <w:rFonts w:hint="default" w:ascii="Symbol" w:hAnsi="Symbol"/>
+        <w:rFonts w:ascii="Symbol" w:hAnsi="Symbol" w:hint="default"/>
       </w:rPr>
     </w:lvl>
     <w:lvl w:ilvl="1" w:tplc="FFFFFFFF" w:tentative="1">
@@ -12837,7 +12571,7 @@
         <w:ind w:left="2149" w:hanging="360"/>
       </w:pPr>
       <w:rPr>
-        <w:rFonts w:hint="default" w:ascii="Courier New" w:hAnsi="Courier New" w:cs="Courier New"/>
+        <w:rFonts w:ascii="Courier New" w:hAnsi="Courier New" w:cs="Courier New" w:hint="default"/>
       </w:rPr>
     </w:lvl>
     <w:lvl w:ilvl="2" w:tplc="FFFFFFFF" w:tentative="1">
@@ -12849,7 +12583,7 @@
         <w:ind w:left="2869" w:hanging="360"/>
       </w:pPr>
       <w:rPr>
-        <w:rFonts w:hint="default" w:ascii="Wingdings" w:hAnsi="Wingdings"/>
+        <w:rFonts w:ascii="Wingdings" w:hAnsi="Wingdings" w:hint="default"/>
       </w:rPr>
     </w:lvl>
     <w:lvl w:ilvl="3" w:tplc="FFFFFFFF" w:tentative="1">
@@ -12861,7 +12595,7 @@
         <w:ind w:left="3589" w:hanging="360"/>
       </w:pPr>
       <w:rPr>
-        <w:rFonts w:hint="default" w:ascii="Symbol" w:hAnsi="Symbol"/>
+        <w:rFonts w:ascii="Symbol" w:hAnsi="Symbol" w:hint="default"/>
       </w:rPr>
     </w:lvl>
     <w:lvl w:ilvl="4" w:tplc="FFFFFFFF" w:tentative="1">
@@ -12873,7 +12607,7 @@
         <w:ind w:left="4309" w:hanging="360"/>
       </w:pPr>
       <w:rPr>
-        <w:rFonts w:hint="default" w:ascii="Courier New" w:hAnsi="Courier New" w:cs="Courier New"/>
+        <w:rFonts w:ascii="Courier New" w:hAnsi="Courier New" w:cs="Courier New" w:hint="default"/>
       </w:rPr>
     </w:lvl>
     <w:lvl w:ilvl="5" w:tplc="FFFFFFFF" w:tentative="1">
@@ -12885,7 +12619,7 @@
         <w:ind w:left="5029" w:hanging="360"/>
       </w:pPr>
       <w:rPr>
-        <w:rFonts w:hint="default" w:ascii="Wingdings" w:hAnsi="Wingdings"/>
+        <w:rFonts w:ascii="Wingdings" w:hAnsi="Wingdings" w:hint="default"/>
       </w:rPr>
     </w:lvl>
     <w:lvl w:ilvl="6" w:tplc="FFFFFFFF" w:tentative="1">
@@ -12897,7 +12631,7 @@
         <w:ind w:left="5749" w:hanging="360"/>
       </w:pPr>
       <w:rPr>
-        <w:rFonts w:hint="default" w:ascii="Symbol" w:hAnsi="Symbol"/>
+        <w:rFonts w:ascii="Symbol" w:hAnsi="Symbol" w:hint="default"/>
       </w:rPr>
     </w:lvl>
     <w:lvl w:ilvl="7" w:tplc="FFFFFFFF" w:tentative="1">
@@ -12909,7 +12643,7 @@
         <w:ind w:left="6469" w:hanging="360"/>
       </w:pPr>
       <w:rPr>
-        <w:rFonts w:hint="default" w:ascii="Courier New" w:hAnsi="Courier New" w:cs="Courier New"/>
+        <w:rFonts w:ascii="Courier New" w:hAnsi="Courier New" w:cs="Courier New" w:hint="default"/>
       </w:rPr>
     </w:lvl>
     <w:lvl w:ilvl="8" w:tplc="FFFFFFFF" w:tentative="1">
@@ -12921,7 +12655,7 @@
         <w:ind w:left="7189" w:hanging="360"/>
       </w:pPr>
       <w:rPr>
-        <w:rFonts w:hint="default" w:ascii="Wingdings" w:hAnsi="Wingdings"/>
+        <w:rFonts w:ascii="Wingdings" w:hAnsi="Wingdings" w:hint="default"/>
       </w:rPr>
     </w:lvl>
   </w:abstractNum>
@@ -12938,7 +12672,7 @@
         <w:ind w:left="1429" w:hanging="360"/>
       </w:pPr>
       <w:rPr>
-        <w:rFonts w:hint="default" w:ascii="Symbol" w:hAnsi="Symbol"/>
+        <w:rFonts w:ascii="Symbol" w:hAnsi="Symbol" w:hint="default"/>
       </w:rPr>
     </w:lvl>
     <w:lvl w:ilvl="1" w:tplc="240A0003" w:tentative="1">
@@ -12950,7 +12684,7 @@
         <w:ind w:left="2149" w:hanging="360"/>
       </w:pPr>
       <w:rPr>
-        <w:rFonts w:hint="default" w:ascii="Courier New" w:hAnsi="Courier New" w:cs="Courier New"/>
+        <w:rFonts w:ascii="Courier New" w:hAnsi="Courier New" w:cs="Courier New" w:hint="default"/>
       </w:rPr>
     </w:lvl>
     <w:lvl w:ilvl="2" w:tplc="240A0005" w:tentative="1">
@@ -12962,7 +12696,7 @@
         <w:ind w:left="2869" w:hanging="360"/>
       </w:pPr>
       <w:rPr>
-        <w:rFonts w:hint="default" w:ascii="Wingdings" w:hAnsi="Wingdings"/>
+        <w:rFonts w:ascii="Wingdings" w:hAnsi="Wingdings" w:hint="default"/>
       </w:rPr>
     </w:lvl>
     <w:lvl w:ilvl="3" w:tplc="240A0001" w:tentative="1">
@@ -12974,7 +12708,7 @@
         <w:ind w:left="3589" w:hanging="360"/>
       </w:pPr>
       <w:rPr>
-        <w:rFonts w:hint="default" w:ascii="Symbol" w:hAnsi="Symbol"/>
+        <w:rFonts w:ascii="Symbol" w:hAnsi="Symbol" w:hint="default"/>
       </w:rPr>
     </w:lvl>
     <w:lvl w:ilvl="4" w:tplc="240A0003" w:tentative="1">
@@ -12986,7 +12720,7 @@
         <w:ind w:left="4309" w:hanging="360"/>
       </w:pPr>
       <w:rPr>
-        <w:rFonts w:hint="default" w:ascii="Courier New" w:hAnsi="Courier New" w:cs="Courier New"/>
+        <w:rFonts w:ascii="Courier New" w:hAnsi="Courier New" w:cs="Courier New" w:hint="default"/>
       </w:rPr>
     </w:lvl>
     <w:lvl w:ilvl="5" w:tplc="240A0005" w:tentative="1">
@@ -12998,7 +12732,7 @@
         <w:ind w:left="5029" w:hanging="360"/>
       </w:pPr>
       <w:rPr>
-        <w:rFonts w:hint="default" w:ascii="Wingdings" w:hAnsi="Wingdings"/>
+        <w:rFonts w:ascii="Wingdings" w:hAnsi="Wingdings" w:hint="default"/>
       </w:rPr>
     </w:lvl>
     <w:lvl w:ilvl="6" w:tplc="240A0001" w:tentative="1">
@@ -13010,7 +12744,7 @@
         <w:ind w:left="5749" w:hanging="360"/>
       </w:pPr>
       <w:rPr>
-        <w:rFonts w:hint="default" w:ascii="Symbol" w:hAnsi="Symbol"/>
+        <w:rFonts w:ascii="Symbol" w:hAnsi="Symbol" w:hint="default"/>
       </w:rPr>
     </w:lvl>
     <w:lvl w:ilvl="7" w:tplc="240A0003" w:tentative="1">
@@ -13022,7 +12756,7 @@
         <w:ind w:left="6469" w:hanging="360"/>
       </w:pPr>
       <w:rPr>
-        <w:rFonts w:hint="default" w:ascii="Courier New" w:hAnsi="Courier New" w:cs="Courier New"/>
+        <w:rFonts w:ascii="Courier New" w:hAnsi="Courier New" w:cs="Courier New" w:hint="default"/>
       </w:rPr>
     </w:lvl>
     <w:lvl w:ilvl="8" w:tplc="240A0005" w:tentative="1">
@@ -13034,7 +12768,7 @@
         <w:ind w:left="7189" w:hanging="360"/>
       </w:pPr>
       <w:rPr>
-        <w:rFonts w:hint="default" w:ascii="Wingdings" w:hAnsi="Wingdings"/>
+        <w:rFonts w:ascii="Wingdings" w:hAnsi="Wingdings" w:hint="default"/>
       </w:rPr>
     </w:lvl>
   </w:abstractNum>
@@ -13051,7 +12785,7 @@
         <w:ind w:left="1627" w:hanging="360"/>
       </w:pPr>
       <w:rPr>
-        <w:rFonts w:hint="default" w:ascii="Symbol" w:hAnsi="Symbol"/>
+        <w:rFonts w:ascii="Symbol" w:hAnsi="Symbol" w:hint="default"/>
       </w:rPr>
     </w:lvl>
     <w:lvl w:ilvl="1" w:tplc="240A0003" w:tentative="1">
@@ -13063,7 +12797,7 @@
         <w:ind w:left="2347" w:hanging="360"/>
       </w:pPr>
       <w:rPr>
-        <w:rFonts w:hint="default" w:ascii="Courier New" w:hAnsi="Courier New" w:cs="Courier New"/>
+        <w:rFonts w:ascii="Courier New" w:hAnsi="Courier New" w:cs="Courier New" w:hint="default"/>
       </w:rPr>
     </w:lvl>
     <w:lvl w:ilvl="2" w:tplc="240A0005" w:tentative="1">
@@ -13075,7 +12809,7 @@
         <w:ind w:left="3067" w:hanging="360"/>
       </w:pPr>
       <w:rPr>
-        <w:rFonts w:hint="default" w:ascii="Wingdings" w:hAnsi="Wingdings"/>
+        <w:rFonts w:ascii="Wingdings" w:hAnsi="Wingdings" w:hint="default"/>
       </w:rPr>
     </w:lvl>
     <w:lvl w:ilvl="3" w:tplc="240A0001" w:tentative="1">
@@ -13087,7 +12821,7 @@
         <w:ind w:left="3787" w:hanging="360"/>
       </w:pPr>
       <w:rPr>
-        <w:rFonts w:hint="default" w:ascii="Symbol" w:hAnsi="Symbol"/>
+        <w:rFonts w:ascii="Symbol" w:hAnsi="Symbol" w:hint="default"/>
       </w:rPr>
     </w:lvl>
     <w:lvl w:ilvl="4" w:tplc="240A0003" w:tentative="1">
@@ -13099,7 +12833,7 @@
         <w:ind w:left="4507" w:hanging="360"/>
       </w:pPr>
       <w:rPr>
-        <w:rFonts w:hint="default" w:ascii="Courier New" w:hAnsi="Courier New" w:cs="Courier New"/>
+        <w:rFonts w:ascii="Courier New" w:hAnsi="Courier New" w:cs="Courier New" w:hint="default"/>
       </w:rPr>
     </w:lvl>
     <w:lvl w:ilvl="5" w:tplc="240A0005" w:tentative="1">
@@ -13111,7 +12845,7 @@
         <w:ind w:left="5227" w:hanging="360"/>
       </w:pPr>
       <w:rPr>
-        <w:rFonts w:hint="default" w:ascii="Wingdings" w:hAnsi="Wingdings"/>
+        <w:rFonts w:ascii="Wingdings" w:hAnsi="Wingdings" w:hint="default"/>
       </w:rPr>
     </w:lvl>
     <w:lvl w:ilvl="6" w:tplc="240A0001" w:tentative="1">
@@ -13123,7 +12857,7 @@
         <w:ind w:left="5947" w:hanging="360"/>
       </w:pPr>
       <w:rPr>
-        <w:rFonts w:hint="default" w:ascii="Symbol" w:hAnsi="Symbol"/>
+        <w:rFonts w:ascii="Symbol" w:hAnsi="Symbol" w:hint="default"/>
       </w:rPr>
     </w:lvl>
     <w:lvl w:ilvl="7" w:tplc="240A0003" w:tentative="1">
@@ -13135,7 +12869,7 @@
         <w:ind w:left="6667" w:hanging="360"/>
       </w:pPr>
       <w:rPr>
-        <w:rFonts w:hint="default" w:ascii="Courier New" w:hAnsi="Courier New" w:cs="Courier New"/>
+        <w:rFonts w:ascii="Courier New" w:hAnsi="Courier New" w:cs="Courier New" w:hint="default"/>
       </w:rPr>
     </w:lvl>
     <w:lvl w:ilvl="8" w:tplc="240A0005" w:tentative="1">
@@ -13147,7 +12881,7 @@
         <w:ind w:left="7387" w:hanging="360"/>
       </w:pPr>
       <w:rPr>
-        <w:rFonts w:hint="default" w:ascii="Wingdings" w:hAnsi="Wingdings"/>
+        <w:rFonts w:ascii="Wingdings" w:hAnsi="Wingdings" w:hint="default"/>
       </w:rPr>
     </w:lvl>
   </w:abstractNum>
@@ -13164,7 +12898,7 @@
         <w:ind w:left="1429" w:hanging="360"/>
       </w:pPr>
       <w:rPr>
-        <w:rFonts w:hint="default" w:ascii="Symbol" w:hAnsi="Symbol"/>
+        <w:rFonts w:ascii="Symbol" w:hAnsi="Symbol" w:hint="default"/>
       </w:rPr>
     </w:lvl>
     <w:lvl w:ilvl="1" w:tplc="FFFFFFFF" w:tentative="1">
@@ -13176,7 +12910,7 @@
         <w:ind w:left="2149" w:hanging="360"/>
       </w:pPr>
       <w:rPr>
-        <w:rFonts w:hint="default" w:ascii="Courier New" w:hAnsi="Courier New" w:cs="Courier New"/>
+        <w:rFonts w:ascii="Courier New" w:hAnsi="Courier New" w:cs="Courier New" w:hint="default"/>
       </w:rPr>
     </w:lvl>
     <w:lvl w:ilvl="2" w:tplc="FFFFFFFF" w:tentative="1">
@@ -13188,7 +12922,7 @@
         <w:ind w:left="2869" w:hanging="360"/>
       </w:pPr>
       <w:rPr>
-        <w:rFonts w:hint="default" w:ascii="Wingdings" w:hAnsi="Wingdings"/>
+        <w:rFonts w:ascii="Wingdings" w:hAnsi="Wingdings" w:hint="default"/>
       </w:rPr>
     </w:lvl>
     <w:lvl w:ilvl="3" w:tplc="FFFFFFFF" w:tentative="1">
@@ -13200,7 +12934,7 @@
         <w:ind w:left="3589" w:hanging="360"/>
       </w:pPr>
       <w:rPr>
-        <w:rFonts w:hint="default" w:ascii="Symbol" w:hAnsi="Symbol"/>
+        <w:rFonts w:ascii="Symbol" w:hAnsi="Symbol" w:hint="default"/>
       </w:rPr>
     </w:lvl>
     <w:lvl w:ilvl="4" w:tplc="FFFFFFFF" w:tentative="1">
@@ -13212,7 +12946,7 @@
         <w:ind w:left="4309" w:hanging="360"/>
       </w:pPr>
       <w:rPr>
-        <w:rFonts w:hint="default" w:ascii="Courier New" w:hAnsi="Courier New" w:cs="Courier New"/>
+        <w:rFonts w:ascii="Courier New" w:hAnsi="Courier New" w:cs="Courier New" w:hint="default"/>
       </w:rPr>
     </w:lvl>
     <w:lvl w:ilvl="5" w:tplc="FFFFFFFF" w:tentative="1">
@@ -13224,7 +12958,7 @@
         <w:ind w:left="5029" w:hanging="360"/>
       </w:pPr>
       <w:rPr>
-        <w:rFonts w:hint="default" w:ascii="Wingdings" w:hAnsi="Wingdings"/>
+        <w:rFonts w:ascii="Wingdings" w:hAnsi="Wingdings" w:hint="default"/>
       </w:rPr>
     </w:lvl>
     <w:lvl w:ilvl="6" w:tplc="FFFFFFFF" w:tentative="1">
@@ -13236,7 +12970,7 @@
         <w:ind w:left="5749" w:hanging="360"/>
       </w:pPr>
       <w:rPr>
-        <w:rFonts w:hint="default" w:ascii="Symbol" w:hAnsi="Symbol"/>
+        <w:rFonts w:ascii="Symbol" w:hAnsi="Symbol" w:hint="default"/>
       </w:rPr>
     </w:lvl>
     <w:lvl w:ilvl="7" w:tplc="FFFFFFFF" w:tentative="1">
@@ -13248,7 +12982,7 @@
         <w:ind w:left="6469" w:hanging="360"/>
       </w:pPr>
       <w:rPr>
-        <w:rFonts w:hint="default" w:ascii="Courier New" w:hAnsi="Courier New" w:cs="Courier New"/>
+        <w:rFonts w:ascii="Courier New" w:hAnsi="Courier New" w:cs="Courier New" w:hint="default"/>
       </w:rPr>
     </w:lvl>
     <w:lvl w:ilvl="8" w:tplc="FFFFFFFF" w:tentative="1">
@@ -13260,7 +12994,7 @@
         <w:ind w:left="7189" w:hanging="360"/>
       </w:pPr>
       <w:rPr>
-        <w:rFonts w:hint="default" w:ascii="Wingdings" w:hAnsi="Wingdings"/>
+        <w:rFonts w:ascii="Wingdings" w:hAnsi="Wingdings" w:hint="default"/>
       </w:rPr>
     </w:lvl>
   </w:abstractNum>
@@ -13277,7 +13011,7 @@
         <w:ind w:left="1429" w:hanging="360"/>
       </w:pPr>
       <w:rPr>
-        <w:rFonts w:hint="default" w:ascii="Symbol" w:hAnsi="Symbol"/>
+        <w:rFonts w:ascii="Symbol" w:hAnsi="Symbol" w:hint="default"/>
       </w:rPr>
     </w:lvl>
     <w:lvl w:ilvl="1" w:tplc="240A0003" w:tentative="1">
@@ -13289,7 +13023,7 @@
         <w:ind w:left="2149" w:hanging="360"/>
       </w:pPr>
       <w:rPr>
-        <w:rFonts w:hint="default" w:ascii="Courier New" w:hAnsi="Courier New" w:cs="Courier New"/>
+        <w:rFonts w:ascii="Courier New" w:hAnsi="Courier New" w:cs="Courier New" w:hint="default"/>
       </w:rPr>
     </w:lvl>
     <w:lvl w:ilvl="2" w:tplc="240A0005" w:tentative="1">
@@ -13301,7 +13035,7 @@
         <w:ind w:left="2869" w:hanging="360"/>
       </w:pPr>
       <w:rPr>
-        <w:rFonts w:hint="default" w:ascii="Wingdings" w:hAnsi="Wingdings"/>
+        <w:rFonts w:ascii="Wingdings" w:hAnsi="Wingdings" w:hint="default"/>
       </w:rPr>
     </w:lvl>
     <w:lvl w:ilvl="3" w:tplc="240A0001" w:tentative="1">
@@ -13313,7 +13047,7 @@
         <w:ind w:left="3589" w:hanging="360"/>
       </w:pPr>
       <w:rPr>
-        <w:rFonts w:hint="default" w:ascii="Symbol" w:hAnsi="Symbol"/>
+        <w:rFonts w:ascii="Symbol" w:hAnsi="Symbol" w:hint="default"/>
       </w:rPr>
     </w:lvl>
     <w:lvl w:ilvl="4" w:tplc="240A0003" w:tentative="1">
@@ -13325,7 +13059,7 @@
         <w:ind w:left="4309" w:hanging="360"/>
       </w:pPr>
       <w:rPr>
-        <w:rFonts w:hint="default" w:ascii="Courier New" w:hAnsi="Courier New" w:cs="Courier New"/>
+        <w:rFonts w:ascii="Courier New" w:hAnsi="Courier New" w:cs="Courier New" w:hint="default"/>
       </w:rPr>
     </w:lvl>
     <w:lvl w:ilvl="5" w:tplc="240A0005" w:tentative="1">
@@ -13337,7 +13071,7 @@
         <w:ind w:left="5029" w:hanging="360"/>
       </w:pPr>
       <w:rPr>
-        <w:rFonts w:hint="default" w:ascii="Wingdings" w:hAnsi="Wingdings"/>
+        <w:rFonts w:ascii="Wingdings" w:hAnsi="Wingdings" w:hint="default"/>
       </w:rPr>
     </w:lvl>
     <w:lvl w:ilvl="6" w:tplc="240A0001" w:tentative="1">
@@ -13349,7 +13083,7 @@
         <w:ind w:left="5749" w:hanging="360"/>
       </w:pPr>
       <w:rPr>
-        <w:rFonts w:hint="default" w:ascii="Symbol" w:hAnsi="Symbol"/>
+        <w:rFonts w:ascii="Symbol" w:hAnsi="Symbol" w:hint="default"/>
       </w:rPr>
     </w:lvl>
     <w:lvl w:ilvl="7" w:tplc="240A0003" w:tentative="1">
@@ -13361,7 +13095,7 @@
         <w:ind w:left="6469" w:hanging="360"/>
       </w:pPr>
       <w:rPr>
-        <w:rFonts w:hint="default" w:ascii="Courier New" w:hAnsi="Courier New" w:cs="Courier New"/>
+        <w:rFonts w:ascii="Courier New" w:hAnsi="Courier New" w:cs="Courier New" w:hint="default"/>
       </w:rPr>
     </w:lvl>
     <w:lvl w:ilvl="8" w:tplc="240A0005" w:tentative="1">
@@ -13373,7 +13107,7 @@
         <w:ind w:left="7189" w:hanging="360"/>
       </w:pPr>
       <w:rPr>
-        <w:rFonts w:hint="default" w:ascii="Wingdings" w:hAnsi="Wingdings"/>
+        <w:rFonts w:ascii="Wingdings" w:hAnsi="Wingdings" w:hint="default"/>
       </w:rPr>
     </w:lvl>
   </w:abstractNum>
@@ -13390,7 +13124,7 @@
         <w:ind w:left="1429" w:hanging="360"/>
       </w:pPr>
       <w:rPr>
-        <w:rFonts w:hint="default" w:ascii="Symbol" w:hAnsi="Symbol"/>
+        <w:rFonts w:ascii="Symbol" w:hAnsi="Symbol" w:hint="default"/>
       </w:rPr>
     </w:lvl>
     <w:lvl w:ilvl="1" w:tplc="240A0003" w:tentative="1">
@@ -13402,7 +13136,7 @@
         <w:ind w:left="2149" w:hanging="360"/>
       </w:pPr>
       <w:rPr>
-        <w:rFonts w:hint="default" w:ascii="Courier New" w:hAnsi="Courier New" w:cs="Courier New"/>
+        <w:rFonts w:ascii="Courier New" w:hAnsi="Courier New" w:cs="Courier New" w:hint="default"/>
       </w:rPr>
     </w:lvl>
     <w:lvl w:ilvl="2" w:tplc="240A0005" w:tentative="1">
@@ -13414,7 +13148,7 @@
         <w:ind w:left="2869" w:hanging="360"/>
       </w:pPr>
       <w:rPr>
-        <w:rFonts w:hint="default" w:ascii="Wingdings" w:hAnsi="Wingdings"/>
+        <w:rFonts w:ascii="Wingdings" w:hAnsi="Wingdings" w:hint="default"/>
       </w:rPr>
     </w:lvl>
     <w:lvl w:ilvl="3" w:tplc="240A0001" w:tentative="1">
@@ -13426,7 +13160,7 @@
         <w:ind w:left="3589" w:hanging="360"/>
       </w:pPr>
       <w:rPr>
-        <w:rFonts w:hint="default" w:ascii="Symbol" w:hAnsi="Symbol"/>
+        <w:rFonts w:ascii="Symbol" w:hAnsi="Symbol" w:hint="default"/>
       </w:rPr>
     </w:lvl>
     <w:lvl w:ilvl="4" w:tplc="240A0003" w:tentative="1">
@@ -13438,7 +13172,7 @@
         <w:ind w:left="4309" w:hanging="360"/>
       </w:pPr>
       <w:rPr>
-        <w:rFonts w:hint="default" w:ascii="Courier New" w:hAnsi="Courier New" w:cs="Courier New"/>
+        <w:rFonts w:ascii="Courier New" w:hAnsi="Courier New" w:cs="Courier New" w:hint="default"/>
       </w:rPr>
     </w:lvl>
     <w:lvl w:ilvl="5" w:tplc="240A0005" w:tentative="1">
@@ -13450,7 +13184,7 @@
         <w:ind w:left="5029" w:hanging="360"/>
       </w:pPr>
       <w:rPr>
-        <w:rFonts w:hint="default" w:ascii="Wingdings" w:hAnsi="Wingdings"/>
+        <w:rFonts w:ascii="Wingdings" w:hAnsi="Wingdings" w:hint="default"/>
       </w:rPr>
     </w:lvl>
     <w:lvl w:ilvl="6" w:tplc="240A0001" w:tentative="1">
@@ -13462,7 +13196,7 @@
         <w:ind w:left="5749" w:hanging="360"/>
       </w:pPr>
       <w:rPr>
-        <w:rFonts w:hint="default" w:ascii="Symbol" w:hAnsi="Symbol"/>
+        <w:rFonts w:ascii="Symbol" w:hAnsi="Symbol" w:hint="default"/>
       </w:rPr>
     </w:lvl>
     <w:lvl w:ilvl="7" w:tplc="240A0003" w:tentative="1">
@@ -13474,7 +13208,7 @@
         <w:ind w:left="6469" w:hanging="360"/>
       </w:pPr>
       <w:rPr>
-        <w:rFonts w:hint="default" w:ascii="Courier New" w:hAnsi="Courier New" w:cs="Courier New"/>
+        <w:rFonts w:ascii="Courier New" w:hAnsi="Courier New" w:cs="Courier New" w:hint="default"/>
       </w:rPr>
     </w:lvl>
     <w:lvl w:ilvl="8" w:tplc="240A0005" w:tentative="1">
@@ -13486,7 +13220,7 @@
         <w:ind w:left="7189" w:hanging="360"/>
       </w:pPr>
       <w:rPr>
-        <w:rFonts w:hint="default" w:ascii="Wingdings" w:hAnsi="Wingdings"/>
+        <w:rFonts w:ascii="Wingdings" w:hAnsi="Wingdings" w:hint="default"/>
       </w:rPr>
     </w:lvl>
   </w:abstractNum>
@@ -13503,7 +13237,7 @@
         <w:ind w:left="1429" w:hanging="360"/>
       </w:pPr>
       <w:rPr>
-        <w:rFonts w:hint="default" w:ascii="Symbol" w:hAnsi="Symbol"/>
+        <w:rFonts w:ascii="Symbol" w:hAnsi="Symbol" w:hint="default"/>
       </w:rPr>
     </w:lvl>
     <w:lvl w:ilvl="1" w:tplc="240A0003" w:tentative="1">
@@ -13515,7 +13249,7 @@
         <w:ind w:left="2149" w:hanging="360"/>
       </w:pPr>
       <w:rPr>
-        <w:rFonts w:hint="default" w:ascii="Courier New" w:hAnsi="Courier New" w:cs="Courier New"/>
+        <w:rFonts w:ascii="Courier New" w:hAnsi="Courier New" w:cs="Courier New" w:hint="default"/>
       </w:rPr>
     </w:lvl>
     <w:lvl w:ilvl="2" w:tplc="240A0005" w:tentative="1">
@@ -13527,7 +13261,7 @@
         <w:ind w:left="2869" w:hanging="360"/>
       </w:pPr>
       <w:rPr>
-        <w:rFonts w:hint="default" w:ascii="Wingdings" w:hAnsi="Wingdings"/>
+        <w:rFonts w:ascii="Wingdings" w:hAnsi="Wingdings" w:hint="default"/>
       </w:rPr>
     </w:lvl>
     <w:lvl w:ilvl="3" w:tplc="240A0001" w:tentative="1">
@@ -13539,7 +13273,7 @@
         <w:ind w:left="3589" w:hanging="360"/>
       </w:pPr>
       <w:rPr>
-        <w:rFonts w:hint="default" w:ascii="Symbol" w:hAnsi="Symbol"/>
+        <w:rFonts w:ascii="Symbol" w:hAnsi="Symbol" w:hint="default"/>
       </w:rPr>
     </w:lvl>
     <w:lvl w:ilvl="4" w:tplc="240A0003" w:tentative="1">
@@ -13551,7 +13285,7 @@
         <w:ind w:left="4309" w:hanging="360"/>
       </w:pPr>
       <w:rPr>
-        <w:rFonts w:hint="default" w:ascii="Courier New" w:hAnsi="Courier New" w:cs="Courier New"/>
+        <w:rFonts w:ascii="Courier New" w:hAnsi="Courier New" w:cs="Courier New" w:hint="default"/>
       </w:rPr>
     </w:lvl>
     <w:lvl w:ilvl="5" w:tplc="240A0005" w:tentative="1">
@@ -13563,7 +13297,7 @@
         <w:ind w:left="5029" w:hanging="360"/>
       </w:pPr>
       <w:rPr>
-        <w:rFonts w:hint="default" w:ascii="Wingdings" w:hAnsi="Wingdings"/>
+        <w:rFonts w:ascii="Wingdings" w:hAnsi="Wingdings" w:hint="default"/>
       </w:rPr>
     </w:lvl>
     <w:lvl w:ilvl="6" w:tplc="240A0001" w:tentative="1">
@@ -13575,7 +13309,7 @@
         <w:ind w:left="5749" w:hanging="360"/>
       </w:pPr>
       <w:rPr>
-        <w:rFonts w:hint="default" w:ascii="Symbol" w:hAnsi="Symbol"/>
+        <w:rFonts w:ascii="Symbol" w:hAnsi="Symbol" w:hint="default"/>
       </w:rPr>
     </w:lvl>
     <w:lvl w:ilvl="7" w:tplc="240A0003" w:tentative="1">
@@ -13587,7 +13321,7 @@
         <w:ind w:left="6469" w:hanging="360"/>
       </w:pPr>
       <w:rPr>
-        <w:rFonts w:hint="default" w:ascii="Courier New" w:hAnsi="Courier New" w:cs="Courier New"/>
+        <w:rFonts w:ascii="Courier New" w:hAnsi="Courier New" w:cs="Courier New" w:hint="default"/>
       </w:rPr>
     </w:lvl>
     <w:lvl w:ilvl="8" w:tplc="240A0005" w:tentative="1">
@@ -13599,7 +13333,7 @@
         <w:ind w:left="7189" w:hanging="360"/>
       </w:pPr>
       <w:rPr>
-        <w:rFonts w:hint="default" w:ascii="Wingdings" w:hAnsi="Wingdings"/>
+        <w:rFonts w:ascii="Wingdings" w:hAnsi="Wingdings" w:hint="default"/>
       </w:rPr>
     </w:lvl>
   </w:abstractNum>
@@ -13616,7 +13350,7 @@
         <w:ind w:left="720" w:hanging="360"/>
       </w:pPr>
       <w:rPr>
-        <w:rFonts w:hint="default" w:ascii="Symbol" w:hAnsi="Symbol"/>
+        <w:rFonts w:ascii="Symbol" w:hAnsi="Symbol" w:hint="default"/>
       </w:rPr>
     </w:lvl>
     <w:lvl w:ilvl="1" w:tplc="240A0003" w:tentative="1">
@@ -13628,7 +13362,7 @@
         <w:ind w:left="1440" w:hanging="360"/>
       </w:pPr>
       <w:rPr>
-        <w:rFonts w:hint="default" w:ascii="Courier New" w:hAnsi="Courier New" w:cs="Courier New"/>
+        <w:rFonts w:ascii="Courier New" w:hAnsi="Courier New" w:cs="Courier New" w:hint="default"/>
       </w:rPr>
     </w:lvl>
     <w:lvl w:ilvl="2" w:tplc="240A0005" w:tentative="1">
@@ -13640,7 +13374,7 @@
         <w:ind w:left="2160" w:hanging="360"/>
       </w:pPr>
       <w:rPr>
-        <w:rFonts w:hint="default" w:ascii="Wingdings" w:hAnsi="Wingdings"/>
+        <w:rFonts w:ascii="Wingdings" w:hAnsi="Wingdings" w:hint="default"/>
       </w:rPr>
     </w:lvl>
     <w:lvl w:ilvl="3" w:tplc="240A0001" w:tentative="1">
@@ -13652,7 +13386,7 @@
         <w:ind w:left="2880" w:hanging="360"/>
       </w:pPr>
       <w:rPr>
-        <w:rFonts w:hint="default" w:ascii="Symbol" w:hAnsi="Symbol"/>
+        <w:rFonts w:ascii="Symbol" w:hAnsi="Symbol" w:hint="default"/>
       </w:rPr>
     </w:lvl>
     <w:lvl w:ilvl="4" w:tplc="240A0003" w:tentative="1">
@@ -13664,7 +13398,7 @@
         <w:ind w:left="3600" w:hanging="360"/>
       </w:pPr>
       <w:rPr>
-        <w:rFonts w:hint="default" w:ascii="Courier New" w:hAnsi="Courier New" w:cs="Courier New"/>
+        <w:rFonts w:ascii="Courier New" w:hAnsi="Courier New" w:cs="Courier New" w:hint="default"/>
       </w:rPr>
     </w:lvl>
     <w:lvl w:ilvl="5" w:tplc="240A0005" w:tentative="1">
@@ -13676,7 +13410,7 @@
         <w:ind w:left="4320" w:hanging="360"/>
       </w:pPr>
       <w:rPr>
-        <w:rFonts w:hint="default" w:ascii="Wingdings" w:hAnsi="Wingdings"/>
+        <w:rFonts w:ascii="Wingdings" w:hAnsi="Wingdings" w:hint="default"/>
       </w:rPr>
     </w:lvl>
     <w:lvl w:ilvl="6" w:tplc="240A0001" w:tentative="1">
@@ -13688,7 +13422,7 @@
         <w:ind w:left="5040" w:hanging="360"/>
       </w:pPr>
       <w:rPr>
-        <w:rFonts w:hint="default" w:ascii="Symbol" w:hAnsi="Symbol"/>
+        <w:rFonts w:ascii="Symbol" w:hAnsi="Symbol" w:hint="default"/>
       </w:rPr>
     </w:lvl>
     <w:lvl w:ilvl="7" w:tplc="240A0003" w:tentative="1">
@@ -13700,7 +13434,7 @@
         <w:ind w:left="5760" w:hanging="360"/>
       </w:pPr>
       <w:rPr>
-        <w:rFonts w:hint="default" w:ascii="Courier New" w:hAnsi="Courier New" w:cs="Courier New"/>
+        <w:rFonts w:ascii="Courier New" w:hAnsi="Courier New" w:cs="Courier New" w:hint="default"/>
       </w:rPr>
     </w:lvl>
     <w:lvl w:ilvl="8" w:tplc="240A0005" w:tentative="1">
@@ -13712,7 +13446,7 @@
         <w:ind w:left="6480" w:hanging="360"/>
       </w:pPr>
       <w:rPr>
-        <w:rFonts w:hint="default" w:ascii="Wingdings" w:hAnsi="Wingdings"/>
+        <w:rFonts w:ascii="Wingdings" w:hAnsi="Wingdings" w:hint="default"/>
       </w:rPr>
     </w:lvl>
   </w:abstractNum>
@@ -13729,7 +13463,7 @@
         <w:ind w:left="1429" w:hanging="360"/>
       </w:pPr>
       <w:rPr>
-        <w:rFonts w:hint="default" w:ascii="Symbol" w:hAnsi="Symbol"/>
+        <w:rFonts w:ascii="Symbol" w:hAnsi="Symbol" w:hint="default"/>
       </w:rPr>
     </w:lvl>
     <w:lvl w:ilvl="1" w:tplc="FFFFFFFF" w:tentative="1">
@@ -13741,7 +13475,7 @@
         <w:ind w:left="2149" w:hanging="360"/>
       </w:pPr>
       <w:rPr>
-        <w:rFonts w:hint="default" w:ascii="Courier New" w:hAnsi="Courier New" w:cs="Courier New"/>
+        <w:rFonts w:ascii="Courier New" w:hAnsi="Courier New" w:cs="Courier New" w:hint="default"/>
       </w:rPr>
     </w:lvl>
     <w:lvl w:ilvl="2" w:tplc="FFFFFFFF" w:tentative="1">
@@ -13753,7 +13487,7 @@
         <w:ind w:left="2869" w:hanging="360"/>
       </w:pPr>
       <w:rPr>
-        <w:rFonts w:hint="default" w:ascii="Wingdings" w:hAnsi="Wingdings"/>
+        <w:rFonts w:ascii="Wingdings" w:hAnsi="Wingdings" w:hint="default"/>
       </w:rPr>
     </w:lvl>
     <w:lvl w:ilvl="3" w:tplc="FFFFFFFF" w:tentative="1">
@@ -13765,7 +13499,7 @@
         <w:ind w:left="3589" w:hanging="360"/>
       </w:pPr>
       <w:rPr>
-        <w:rFonts w:hint="default" w:ascii="Symbol" w:hAnsi="Symbol"/>
+        <w:rFonts w:ascii="Symbol" w:hAnsi="Symbol" w:hint="default"/>
       </w:rPr>
     </w:lvl>
     <w:lvl w:ilvl="4" w:tplc="FFFFFFFF" w:tentative="1">
@@ -13777,7 +13511,7 @@
         <w:ind w:left="4309" w:hanging="360"/>
       </w:pPr>
       <w:rPr>
-        <w:rFonts w:hint="default" w:ascii="Courier New" w:hAnsi="Courier New" w:cs="Courier New"/>
+        <w:rFonts w:ascii="Courier New" w:hAnsi="Courier New" w:cs="Courier New" w:hint="default"/>
       </w:rPr>
     </w:lvl>
     <w:lvl w:ilvl="5" w:tplc="FFFFFFFF" w:tentative="1">
@@ -13789,7 +13523,7 @@
         <w:ind w:left="5029" w:hanging="360"/>
       </w:pPr>
       <w:rPr>
-        <w:rFonts w:hint="default" w:ascii="Wingdings" w:hAnsi="Wingdings"/>
+        <w:rFonts w:ascii="Wingdings" w:hAnsi="Wingdings" w:hint="default"/>
       </w:rPr>
     </w:lvl>
     <w:lvl w:ilvl="6" w:tplc="FFFFFFFF" w:tentative="1">
@@ -13801,7 +13535,7 @@
         <w:ind w:left="5749" w:hanging="360"/>
       </w:pPr>
       <w:rPr>
-        <w:rFonts w:hint="default" w:ascii="Symbol" w:hAnsi="Symbol"/>
+        <w:rFonts w:ascii="Symbol" w:hAnsi="Symbol" w:hint="default"/>
       </w:rPr>
     </w:lvl>
     <w:lvl w:ilvl="7" w:tplc="FFFFFFFF" w:tentative="1">
@@ -13813,7 +13547,7 @@
         <w:ind w:left="6469" w:hanging="360"/>
       </w:pPr>
       <w:rPr>
-        <w:rFonts w:hint="default" w:ascii="Courier New" w:hAnsi="Courier New" w:cs="Courier New"/>
+        <w:rFonts w:ascii="Courier New" w:hAnsi="Courier New" w:cs="Courier New" w:hint="default"/>
       </w:rPr>
     </w:lvl>
     <w:lvl w:ilvl="8" w:tplc="FFFFFFFF" w:tentative="1">
@@ -13825,7 +13559,7 @@
         <w:ind w:left="7189" w:hanging="360"/>
       </w:pPr>
       <w:rPr>
-        <w:rFonts w:hint="default" w:ascii="Wingdings" w:hAnsi="Wingdings"/>
+        <w:rFonts w:ascii="Wingdings" w:hAnsi="Wingdings" w:hint="default"/>
       </w:rPr>
     </w:lvl>
   </w:abstractNum>
@@ -13842,7 +13576,7 @@
         <w:ind w:left="1429" w:hanging="360"/>
       </w:pPr>
       <w:rPr>
-        <w:rFonts w:hint="default" w:ascii="Symbol" w:hAnsi="Symbol"/>
+        <w:rFonts w:ascii="Symbol" w:hAnsi="Symbol" w:hint="default"/>
       </w:rPr>
     </w:lvl>
     <w:lvl w:ilvl="1" w:tplc="240A0003" w:tentative="1">
@@ -13854,7 +13588,7 @@
         <w:ind w:left="2149" w:hanging="360"/>
       </w:pPr>
       <w:rPr>
-        <w:rFonts w:hint="default" w:ascii="Courier New" w:hAnsi="Courier New" w:cs="Courier New"/>
+        <w:rFonts w:ascii="Courier New" w:hAnsi="Courier New" w:cs="Courier New" w:hint="default"/>
       </w:rPr>
     </w:lvl>
     <w:lvl w:ilvl="2" w:tplc="240A0005" w:tentative="1">
@@ -13866,7 +13600,7 @@
         <w:ind w:left="2869" w:hanging="360"/>
       </w:pPr>
       <w:rPr>
-        <w:rFonts w:hint="default" w:ascii="Wingdings" w:hAnsi="Wingdings"/>
+        <w:rFonts w:ascii="Wingdings" w:hAnsi="Wingdings" w:hint="default"/>
       </w:rPr>
     </w:lvl>
     <w:lvl w:ilvl="3" w:tplc="240A0001" w:tentative="1">
@@ -13878,7 +13612,7 @@
         <w:ind w:left="3589" w:hanging="360"/>
       </w:pPr>
       <w:rPr>
-        <w:rFonts w:hint="default" w:ascii="Symbol" w:hAnsi="Symbol"/>
+        <w:rFonts w:ascii="Symbol" w:hAnsi="Symbol" w:hint="default"/>
       </w:rPr>
     </w:lvl>
     <w:lvl w:ilvl="4" w:tplc="240A0003" w:tentative="1">
@@ -13890,7 +13624,7 @@
         <w:ind w:left="4309" w:hanging="360"/>
       </w:pPr>
       <w:rPr>
-        <w:rFonts w:hint="default" w:ascii="Courier New" w:hAnsi="Courier New" w:cs="Courier New"/>
+        <w:rFonts w:ascii="Courier New" w:hAnsi="Courier New" w:cs="Courier New" w:hint="default"/>
       </w:rPr>
     </w:lvl>
     <w:lvl w:ilvl="5" w:tplc="240A0005" w:tentative="1">
@@ -13902,7 +13636,7 @@
         <w:ind w:left="5029" w:hanging="360"/>
       </w:pPr>
       <w:rPr>
-        <w:rFonts w:hint="default" w:ascii="Wingdings" w:hAnsi="Wingdings"/>
+        <w:rFonts w:ascii="Wingdings" w:hAnsi="Wingdings" w:hint="default"/>
       </w:rPr>
     </w:lvl>
     <w:lvl w:ilvl="6" w:tplc="240A0001" w:tentative="1">
@@ -13914,7 +13648,7 @@
         <w:ind w:left="5749" w:hanging="360"/>
       </w:pPr>
       <w:rPr>
-        <w:rFonts w:hint="default" w:ascii="Symbol" w:hAnsi="Symbol"/>
+        <w:rFonts w:ascii="Symbol" w:hAnsi="Symbol" w:hint="default"/>
       </w:rPr>
     </w:lvl>
     <w:lvl w:ilvl="7" w:tplc="240A0003" w:tentative="1">
@@ -13926,7 +13660,7 @@
         <w:ind w:left="6469" w:hanging="360"/>
       </w:pPr>
       <w:rPr>
-        <w:rFonts w:hint="default" w:ascii="Courier New" w:hAnsi="Courier New" w:cs="Courier New"/>
+        <w:rFonts w:ascii="Courier New" w:hAnsi="Courier New" w:cs="Courier New" w:hint="default"/>
       </w:rPr>
     </w:lvl>
     <w:lvl w:ilvl="8" w:tplc="240A0005" w:tentative="1">
@@ -13938,7 +13672,7 @@
         <w:ind w:left="7189" w:hanging="360"/>
       </w:pPr>
       <w:rPr>
-        <w:rFonts w:hint="default" w:ascii="Wingdings" w:hAnsi="Wingdings"/>
+        <w:rFonts w:ascii="Wingdings" w:hAnsi="Wingdings" w:hint="default"/>
       </w:rPr>
     </w:lvl>
   </w:abstractNum>
@@ -14046,7 +13780,7 @@
         <w:ind w:left="1429" w:hanging="360"/>
       </w:pPr>
       <w:rPr>
-        <w:rFonts w:hint="default" w:ascii="Symbol" w:hAnsi="Symbol"/>
+        <w:rFonts w:ascii="Symbol" w:hAnsi="Symbol" w:hint="default"/>
       </w:rPr>
     </w:lvl>
     <w:lvl w:ilvl="1" w:tplc="FFFFFFFF" w:tentative="1">
@@ -14058,7 +13792,7 @@
         <w:ind w:left="2149" w:hanging="360"/>
       </w:pPr>
       <w:rPr>
-        <w:rFonts w:hint="default" w:ascii="Courier New" w:hAnsi="Courier New" w:cs="Courier New"/>
+        <w:rFonts w:ascii="Courier New" w:hAnsi="Courier New" w:cs="Courier New" w:hint="default"/>
       </w:rPr>
     </w:lvl>
     <w:lvl w:ilvl="2" w:tplc="FFFFFFFF" w:tentative="1">
@@ -14070,7 +13804,7 @@
         <w:ind w:left="2869" w:hanging="360"/>
       </w:pPr>
       <w:rPr>
-        <w:rFonts w:hint="default" w:ascii="Wingdings" w:hAnsi="Wingdings"/>
+        <w:rFonts w:ascii="Wingdings" w:hAnsi="Wingdings" w:hint="default"/>
       </w:rPr>
     </w:lvl>
     <w:lvl w:ilvl="3" w:tplc="FFFFFFFF" w:tentative="1">
@@ -14082,7 +13816,7 @@
         <w:ind w:left="3589" w:hanging="360"/>
       </w:pPr>
       <w:rPr>
-        <w:rFonts w:hint="default" w:ascii="Symbol" w:hAnsi="Symbol"/>
+        <w:rFonts w:ascii="Symbol" w:hAnsi="Symbol" w:hint="default"/>
       </w:rPr>
     </w:lvl>
     <w:lvl w:ilvl="4" w:tplc="FFFFFFFF" w:tentative="1">
@@ -14094,7 +13828,7 @@
         <w:ind w:left="4309" w:hanging="360"/>
       </w:pPr>
       <w:rPr>
-        <w:rFonts w:hint="default" w:ascii="Courier New" w:hAnsi="Courier New" w:cs="Courier New"/>
+        <w:rFonts w:ascii="Courier New" w:hAnsi="Courier New" w:cs="Courier New" w:hint="default"/>
       </w:rPr>
     </w:lvl>
     <w:lvl w:ilvl="5" w:tplc="FFFFFFFF" w:tentative="1">
@@ -14106,7 +13840,7 @@
         <w:ind w:left="5029" w:hanging="360"/>
       </w:pPr>
       <w:rPr>
-        <w:rFonts w:hint="default" w:ascii="Wingdings" w:hAnsi="Wingdings"/>
+        <w:rFonts w:ascii="Wingdings" w:hAnsi="Wingdings" w:hint="default"/>
       </w:rPr>
     </w:lvl>
     <w:lvl w:ilvl="6" w:tplc="FFFFFFFF" w:tentative="1">
@@ -14118,7 +13852,7 @@
         <w:ind w:left="5749" w:hanging="360"/>
       </w:pPr>
       <w:rPr>
-        <w:rFonts w:hint="default" w:ascii="Symbol" w:hAnsi="Symbol"/>
+        <w:rFonts w:ascii="Symbol" w:hAnsi="Symbol" w:hint="default"/>
       </w:rPr>
     </w:lvl>
     <w:lvl w:ilvl="7" w:tplc="FFFFFFFF" w:tentative="1">
@@ -14130,7 +13864,7 @@
         <w:ind w:left="6469" w:hanging="360"/>
       </w:pPr>
       <w:rPr>
-        <w:rFonts w:hint="default" w:ascii="Courier New" w:hAnsi="Courier New" w:cs="Courier New"/>
+        <w:rFonts w:ascii="Courier New" w:hAnsi="Courier New" w:cs="Courier New" w:hint="default"/>
       </w:rPr>
     </w:lvl>
     <w:lvl w:ilvl="8" w:tplc="FFFFFFFF" w:tentative="1">
@@ -14142,7 +13876,7 @@
         <w:ind w:left="7189" w:hanging="360"/>
       </w:pPr>
       <w:rPr>
-        <w:rFonts w:hint="default" w:ascii="Wingdings" w:hAnsi="Wingdings"/>
+        <w:rFonts w:ascii="Wingdings" w:hAnsi="Wingdings" w:hint="default"/>
       </w:rPr>
     </w:lvl>
   </w:abstractNum>
@@ -14159,7 +13893,7 @@
         <w:ind w:left="1429" w:hanging="360"/>
       </w:pPr>
       <w:rPr>
-        <w:rFonts w:hint="default" w:ascii="Symbol" w:hAnsi="Symbol"/>
+        <w:rFonts w:ascii="Symbol" w:hAnsi="Symbol" w:hint="default"/>
       </w:rPr>
     </w:lvl>
     <w:lvl w:ilvl="1" w:tplc="FFFFFFFF" w:tentative="1">
@@ -14171,7 +13905,7 @@
         <w:ind w:left="2149" w:hanging="360"/>
       </w:pPr>
       <w:rPr>
-        <w:rFonts w:hint="default" w:ascii="Courier New" w:hAnsi="Courier New" w:cs="Courier New"/>
+        <w:rFonts w:ascii="Courier New" w:hAnsi="Courier New" w:cs="Courier New" w:hint="default"/>
       </w:rPr>
     </w:lvl>
     <w:lvl w:ilvl="2" w:tplc="FFFFFFFF" w:tentative="1">
@@ -14183,7 +13917,7 @@
         <w:ind w:left="2869" w:hanging="360"/>
       </w:pPr>
       <w:rPr>
-        <w:rFonts w:hint="default" w:ascii="Wingdings" w:hAnsi="Wingdings"/>
+        <w:rFonts w:ascii="Wingdings" w:hAnsi="Wingdings" w:hint="default"/>
       </w:rPr>
     </w:lvl>
     <w:lvl w:ilvl="3" w:tplc="FFFFFFFF" w:tentative="1">
@@ -14195,7 +13929,7 @@
         <w:ind w:left="3589" w:hanging="360"/>
       </w:pPr>
       <w:rPr>
-        <w:rFonts w:hint="default" w:ascii="Symbol" w:hAnsi="Symbol"/>
+        <w:rFonts w:ascii="Symbol" w:hAnsi="Symbol" w:hint="default"/>
       </w:rPr>
     </w:lvl>
     <w:lvl w:ilvl="4" w:tplc="FFFFFFFF" w:tentative="1">
@@ -14207,7 +13941,7 @@
         <w:ind w:left="4309" w:hanging="360"/>
       </w:pPr>
       <w:rPr>
-        <w:rFonts w:hint="default" w:ascii="Courier New" w:hAnsi="Courier New" w:cs="Courier New"/>
+        <w:rFonts w:ascii="Courier New" w:hAnsi="Courier New" w:cs="Courier New" w:hint="default"/>
       </w:rPr>
     </w:lvl>
     <w:lvl w:ilvl="5" w:tplc="FFFFFFFF" w:tentative="1">
@@ -14219,7 +13953,7 @@
         <w:ind w:left="5029" w:hanging="360"/>
       </w:pPr>
       <w:rPr>
-        <w:rFonts w:hint="default" w:ascii="Wingdings" w:hAnsi="Wingdings"/>
+        <w:rFonts w:ascii="Wingdings" w:hAnsi="Wingdings" w:hint="default"/>
       </w:rPr>
     </w:lvl>
     <w:lvl w:ilvl="6" w:tplc="FFFFFFFF" w:tentative="1">
@@ -14231,7 +13965,7 @@
         <w:ind w:left="5749" w:hanging="360"/>
       </w:pPr>
       <w:rPr>
-        <w:rFonts w:hint="default" w:ascii="Symbol" w:hAnsi="Symbol"/>
+        <w:rFonts w:ascii="Symbol" w:hAnsi="Symbol" w:hint="default"/>
       </w:rPr>
     </w:lvl>
     <w:lvl w:ilvl="7" w:tplc="FFFFFFFF" w:tentative="1">
@@ -14243,7 +13977,7 @@
         <w:ind w:left="6469" w:hanging="360"/>
       </w:pPr>
       <w:rPr>
-        <w:rFonts w:hint="default" w:ascii="Courier New" w:hAnsi="Courier New" w:cs="Courier New"/>
+        <w:rFonts w:ascii="Courier New" w:hAnsi="Courier New" w:cs="Courier New" w:hint="default"/>
       </w:rPr>
     </w:lvl>
     <w:lvl w:ilvl="8" w:tplc="FFFFFFFF" w:tentative="1">
@@ -14255,7 +13989,7 @@
         <w:ind w:left="7189" w:hanging="360"/>
       </w:pPr>
       <w:rPr>
-        <w:rFonts w:hint="default" w:ascii="Wingdings" w:hAnsi="Wingdings"/>
+        <w:rFonts w:ascii="Wingdings" w:hAnsi="Wingdings" w:hint="default"/>
       </w:rPr>
     </w:lvl>
   </w:abstractNum>
@@ -14272,7 +14006,7 @@
         <w:ind w:left="1429" w:hanging="360"/>
       </w:pPr>
       <w:rPr>
-        <w:rFonts w:hint="default" w:ascii="Symbol" w:hAnsi="Symbol"/>
+        <w:rFonts w:ascii="Symbol" w:hAnsi="Symbol" w:hint="default"/>
       </w:rPr>
     </w:lvl>
     <w:lvl w:ilvl="1" w:tplc="FFFFFFFF" w:tentative="1">
@@ -14284,7 +14018,7 @@
         <w:ind w:left="2149" w:hanging="360"/>
       </w:pPr>
       <w:rPr>
-        <w:rFonts w:hint="default" w:ascii="Courier New" w:hAnsi="Courier New" w:cs="Courier New"/>
+        <w:rFonts w:ascii="Courier New" w:hAnsi="Courier New" w:cs="Courier New" w:hint="default"/>
       </w:rPr>
     </w:lvl>
     <w:lvl w:ilvl="2" w:tplc="FFFFFFFF" w:tentative="1">
@@ -14296,7 +14030,7 @@
         <w:ind w:left="2869" w:hanging="360"/>
       </w:pPr>
       <w:rPr>
-        <w:rFonts w:hint="default" w:ascii="Wingdings" w:hAnsi="Wingdings"/>
+        <w:rFonts w:ascii="Wingdings" w:hAnsi="Wingdings" w:hint="default"/>
       </w:rPr>
     </w:lvl>
     <w:lvl w:ilvl="3" w:tplc="FFFFFFFF" w:tentative="1">
@@ -14308,7 +14042,7 @@
         <w:ind w:left="3589" w:hanging="360"/>
       </w:pPr>
       <w:rPr>
-        <w:rFonts w:hint="default" w:ascii="Symbol" w:hAnsi="Symbol"/>
+        <w:rFonts w:ascii="Symbol" w:hAnsi="Symbol" w:hint="default"/>
       </w:rPr>
     </w:lvl>
     <w:lvl w:ilvl="4" w:tplc="FFFFFFFF" w:tentative="1">
@@ -14320,7 +14054,7 @@
         <w:ind w:left="4309" w:hanging="360"/>
       </w:pPr>
       <w:rPr>
-        <w:rFonts w:hint="default" w:ascii="Courier New" w:hAnsi="Courier New" w:cs="Courier New"/>
+        <w:rFonts w:ascii="Courier New" w:hAnsi="Courier New" w:cs="Courier New" w:hint="default"/>
       </w:rPr>
     </w:lvl>
     <w:lvl w:ilvl="5" w:tplc="FFFFFFFF" w:tentative="1">
@@ -14332,7 +14066,7 @@
         <w:ind w:left="5029" w:hanging="360"/>
       </w:pPr>
       <w:rPr>
-        <w:rFonts w:hint="default" w:ascii="Wingdings" w:hAnsi="Wingdings"/>
+        <w:rFonts w:ascii="Wingdings" w:hAnsi="Wingdings" w:hint="default"/>
       </w:rPr>
     </w:lvl>
     <w:lvl w:ilvl="6" w:tplc="FFFFFFFF" w:tentative="1">
@@ -14344,7 +14078,7 @@
         <w:ind w:left="5749" w:hanging="360"/>
       </w:pPr>
       <w:rPr>
-        <w:rFonts w:hint="default" w:ascii="Symbol" w:hAnsi="Symbol"/>
+        <w:rFonts w:ascii="Symbol" w:hAnsi="Symbol" w:hint="default"/>
       </w:rPr>
     </w:lvl>
     <w:lvl w:ilvl="7" w:tplc="FFFFFFFF" w:tentative="1">
@@ -14356,7 +14090,7 @@
         <w:ind w:left="6469" w:hanging="360"/>
       </w:pPr>
       <w:rPr>
-        <w:rFonts w:hint="default" w:ascii="Courier New" w:hAnsi="Courier New" w:cs="Courier New"/>
+        <w:rFonts w:ascii="Courier New" w:hAnsi="Courier New" w:cs="Courier New" w:hint="default"/>
       </w:rPr>
     </w:lvl>
     <w:lvl w:ilvl="8" w:tplc="FFFFFFFF" w:tentative="1">
@@ -14368,7 +14102,7 @@
         <w:ind w:left="7189" w:hanging="360"/>
       </w:pPr>
       <w:rPr>
-        <w:rFonts w:hint="default" w:ascii="Wingdings" w:hAnsi="Wingdings"/>
+        <w:rFonts w:ascii="Wingdings" w:hAnsi="Wingdings" w:hint="default"/>
       </w:rPr>
     </w:lvl>
   </w:abstractNum>
@@ -14385,7 +14119,7 @@
         <w:ind w:left="1429" w:hanging="360"/>
       </w:pPr>
       <w:rPr>
-        <w:rFonts w:hint="default" w:ascii="Symbol" w:hAnsi="Symbol"/>
+        <w:rFonts w:ascii="Symbol" w:hAnsi="Symbol" w:hint="default"/>
       </w:rPr>
     </w:lvl>
     <w:lvl w:ilvl="1" w:tplc="240A0003" w:tentative="1">
@@ -14397,7 +14131,7 @@
         <w:ind w:left="2149" w:hanging="360"/>
       </w:pPr>
       <w:rPr>
-        <w:rFonts w:hint="default" w:ascii="Courier New" w:hAnsi="Courier New" w:cs="Courier New"/>
+        <w:rFonts w:ascii="Courier New" w:hAnsi="Courier New" w:cs="Courier New" w:hint="default"/>
       </w:rPr>
     </w:lvl>
     <w:lvl w:ilvl="2" w:tplc="240A0005" w:tentative="1">
@@ -14409,7 +14143,7 @@
         <w:ind w:left="2869" w:hanging="360"/>
       </w:pPr>
       <w:rPr>
-        <w:rFonts w:hint="default" w:ascii="Wingdings" w:hAnsi="Wingdings"/>
+        <w:rFonts w:ascii="Wingdings" w:hAnsi="Wingdings" w:hint="default"/>
       </w:rPr>
     </w:lvl>
     <w:lvl w:ilvl="3" w:tplc="240A0001" w:tentative="1">
@@ -14421,7 +14155,7 @@
         <w:ind w:left="3589" w:hanging="360"/>
       </w:pPr>
       <w:rPr>
-        <w:rFonts w:hint="default" w:ascii="Symbol" w:hAnsi="Symbol"/>
+        <w:rFonts w:ascii="Symbol" w:hAnsi="Symbol" w:hint="default"/>
       </w:rPr>
     </w:lvl>
     <w:lvl w:ilvl="4" w:tplc="240A0003" w:tentative="1">
@@ -14433,7 +14167,7 @@
         <w:ind w:left="4309" w:hanging="360"/>
       </w:pPr>
       <w:rPr>
-        <w:rFonts w:hint="default" w:ascii="Courier New" w:hAnsi="Courier New" w:cs="Courier New"/>
+        <w:rFonts w:ascii="Courier New" w:hAnsi="Courier New" w:cs="Courier New" w:hint="default"/>
       </w:rPr>
     </w:lvl>
     <w:lvl w:ilvl="5" w:tplc="240A0005" w:tentative="1">
@@ -14445,7 +14179,7 @@
         <w:ind w:left="5029" w:hanging="360"/>
       </w:pPr>
       <w:rPr>
-        <w:rFonts w:hint="default" w:ascii="Wingdings" w:hAnsi="Wingdings"/>
+        <w:rFonts w:ascii="Wingdings" w:hAnsi="Wingdings" w:hint="default"/>
       </w:rPr>
     </w:lvl>
     <w:lvl w:ilvl="6" w:tplc="240A0001" w:tentative="1">
@@ -14457,7 +14191,7 @@
         <w:ind w:left="5749" w:hanging="360"/>
       </w:pPr>
       <w:rPr>
-        <w:rFonts w:hint="default" w:ascii="Symbol" w:hAnsi="Symbol"/>
+        <w:rFonts w:ascii="Symbol" w:hAnsi="Symbol" w:hint="default"/>
       </w:rPr>
     </w:lvl>
     <w:lvl w:ilvl="7" w:tplc="240A0003" w:tentative="1">
@@ -14469,7 +14203,7 @@
         <w:ind w:left="6469" w:hanging="360"/>
       </w:pPr>
       <w:rPr>
-        <w:rFonts w:hint="default" w:ascii="Courier New" w:hAnsi="Courier New" w:cs="Courier New"/>
+        <w:rFonts w:ascii="Courier New" w:hAnsi="Courier New" w:cs="Courier New" w:hint="default"/>
       </w:rPr>
     </w:lvl>
     <w:lvl w:ilvl="8" w:tplc="240A0005" w:tentative="1">
@@ -14481,7 +14215,7 @@
         <w:ind w:left="7189" w:hanging="360"/>
       </w:pPr>
       <w:rPr>
-        <w:rFonts w:hint="default" w:ascii="Wingdings" w:hAnsi="Wingdings"/>
+        <w:rFonts w:ascii="Wingdings" w:hAnsi="Wingdings" w:hint="default"/>
       </w:rPr>
     </w:lvl>
   </w:abstractNum>
@@ -14499,7 +14233,7 @@
         <w:ind w:left="1211" w:hanging="360"/>
       </w:pPr>
       <w:rPr>
-        <w:rFonts w:hint="default" w:ascii="Arial" w:hAnsi="Arial"/>
+        <w:rFonts w:ascii="Arial" w:hAnsi="Arial" w:hint="default"/>
         <w:b/>
         <w:i w:val="0"/>
         <w:caps w:val="0"/>
@@ -14592,7 +14326,7 @@
         <w:ind w:left="1429" w:hanging="360"/>
       </w:pPr>
       <w:rPr>
-        <w:rFonts w:hint="default" w:ascii="Symbol" w:hAnsi="Symbol"/>
+        <w:rFonts w:ascii="Symbol" w:hAnsi="Symbol" w:hint="default"/>
       </w:rPr>
     </w:lvl>
     <w:lvl w:ilvl="1" w:tplc="240A0003" w:tentative="1">
@@ -14604,7 +14338,7 @@
         <w:ind w:left="2149" w:hanging="360"/>
       </w:pPr>
       <w:rPr>
-        <w:rFonts w:hint="default" w:ascii="Courier New" w:hAnsi="Courier New" w:cs="Courier New"/>
+        <w:rFonts w:ascii="Courier New" w:hAnsi="Courier New" w:cs="Courier New" w:hint="default"/>
       </w:rPr>
     </w:lvl>
     <w:lvl w:ilvl="2" w:tplc="240A0005" w:tentative="1">
@@ -14616,7 +14350,7 @@
         <w:ind w:left="2869" w:hanging="360"/>
       </w:pPr>
       <w:rPr>
-        <w:rFonts w:hint="default" w:ascii="Wingdings" w:hAnsi="Wingdings"/>
+        <w:rFonts w:ascii="Wingdings" w:hAnsi="Wingdings" w:hint="default"/>
       </w:rPr>
     </w:lvl>
     <w:lvl w:ilvl="3" w:tplc="240A0001" w:tentative="1">
@@ -14628,7 +14362,7 @@
         <w:ind w:left="3589" w:hanging="360"/>
       </w:pPr>
       <w:rPr>
-        <w:rFonts w:hint="default" w:ascii="Symbol" w:hAnsi="Symbol"/>
+        <w:rFonts w:ascii="Symbol" w:hAnsi="Symbol" w:hint="default"/>
       </w:rPr>
     </w:lvl>
     <w:lvl w:ilvl="4" w:tplc="240A0003" w:tentative="1">
@@ -14640,7 +14374,7 @@
         <w:ind w:left="4309" w:hanging="360"/>
       </w:pPr>
       <w:rPr>
-        <w:rFonts w:hint="default" w:ascii="Courier New" w:hAnsi="Courier New" w:cs="Courier New"/>
+        <w:rFonts w:ascii="Courier New" w:hAnsi="Courier New" w:cs="Courier New" w:hint="default"/>
       </w:rPr>
     </w:lvl>
     <w:lvl w:ilvl="5" w:tplc="240A0005" w:tentative="1">
@@ -14652,7 +14386,7 @@
         <w:ind w:left="5029" w:hanging="360"/>
       </w:pPr>
       <w:rPr>
-        <w:rFonts w:hint="default" w:ascii="Wingdings" w:hAnsi="Wingdings"/>
+        <w:rFonts w:ascii="Wingdings" w:hAnsi="Wingdings" w:hint="default"/>
       </w:rPr>
     </w:lvl>
     <w:lvl w:ilvl="6" w:tplc="240A0001" w:tentative="1">
@@ -14664,7 +14398,7 @@
         <w:ind w:left="5749" w:hanging="360"/>
       </w:pPr>
       <w:rPr>
-        <w:rFonts w:hint="default" w:ascii="Symbol" w:hAnsi="Symbol"/>
+        <w:rFonts w:ascii="Symbol" w:hAnsi="Symbol" w:hint="default"/>
       </w:rPr>
     </w:lvl>
     <w:lvl w:ilvl="7" w:tplc="240A0003" w:tentative="1">
@@ -14676,7 +14410,7 @@
         <w:ind w:left="6469" w:hanging="360"/>
       </w:pPr>
       <w:rPr>
-        <w:rFonts w:hint="default" w:ascii="Courier New" w:hAnsi="Courier New" w:cs="Courier New"/>
+        <w:rFonts w:ascii="Courier New" w:hAnsi="Courier New" w:cs="Courier New" w:hint="default"/>
       </w:rPr>
     </w:lvl>
     <w:lvl w:ilvl="8" w:tplc="240A0005" w:tentative="1">
@@ -14688,7 +14422,7 @@
         <w:ind w:left="7189" w:hanging="360"/>
       </w:pPr>
       <w:rPr>
-        <w:rFonts w:hint="default" w:ascii="Wingdings" w:hAnsi="Wingdings"/>
+        <w:rFonts w:ascii="Wingdings" w:hAnsi="Wingdings" w:hint="default"/>
       </w:rPr>
     </w:lvl>
   </w:abstractNum>
@@ -14705,7 +14439,7 @@
         <w:ind w:left="1429" w:hanging="360"/>
       </w:pPr>
       <w:rPr>
-        <w:rFonts w:hint="default" w:ascii="Symbol" w:hAnsi="Symbol"/>
+        <w:rFonts w:ascii="Symbol" w:hAnsi="Symbol" w:hint="default"/>
       </w:rPr>
     </w:lvl>
     <w:lvl w:ilvl="1" w:tplc="240A0003" w:tentative="1">
@@ -14717,7 +14451,7 @@
         <w:ind w:left="2149" w:hanging="360"/>
       </w:pPr>
       <w:rPr>
-        <w:rFonts w:hint="default" w:ascii="Courier New" w:hAnsi="Courier New" w:cs="Courier New"/>
+        <w:rFonts w:ascii="Courier New" w:hAnsi="Courier New" w:cs="Courier New" w:hint="default"/>
       </w:rPr>
     </w:lvl>
     <w:lvl w:ilvl="2" w:tplc="240A0005" w:tentative="1">
@@ -14729,7 +14463,7 @@
         <w:ind w:left="2869" w:hanging="360"/>
       </w:pPr>
       <w:rPr>
-        <w:rFonts w:hint="default" w:ascii="Wingdings" w:hAnsi="Wingdings"/>
+        <w:rFonts w:ascii="Wingdings" w:hAnsi="Wingdings" w:hint="default"/>
       </w:rPr>
     </w:lvl>
     <w:lvl w:ilvl="3" w:tplc="240A0001" w:tentative="1">
@@ -14741,7 +14475,7 @@
         <w:ind w:left="3589" w:hanging="360"/>
       </w:pPr>
       <w:rPr>
-        <w:rFonts w:hint="default" w:ascii="Symbol" w:hAnsi="Symbol"/>
+        <w:rFonts w:ascii="Symbol" w:hAnsi="Symbol" w:hint="default"/>
       </w:rPr>
     </w:lvl>
     <w:lvl w:ilvl="4" w:tplc="240A0003" w:tentative="1">
@@ -14753,7 +14487,7 @@
         <w:ind w:left="4309" w:hanging="360"/>
       </w:pPr>
       <w:rPr>
-        <w:rFonts w:hint="default" w:ascii="Courier New" w:hAnsi="Courier New" w:cs="Courier New"/>
+        <w:rFonts w:ascii="Courier New" w:hAnsi="Courier New" w:cs="Courier New" w:hint="default"/>
       </w:rPr>
     </w:lvl>
     <w:lvl w:ilvl="5" w:tplc="240A0005" w:tentative="1">
@@ -14765,7 +14499,7 @@
         <w:ind w:left="5029" w:hanging="360"/>
       </w:pPr>
       <w:rPr>
-        <w:rFonts w:hint="default" w:ascii="Wingdings" w:hAnsi="Wingdings"/>
+        <w:rFonts w:ascii="Wingdings" w:hAnsi="Wingdings" w:hint="default"/>
       </w:rPr>
     </w:lvl>
     <w:lvl w:ilvl="6" w:tplc="240A0001" w:tentative="1">
@@ -14777,7 +14511,7 @@
         <w:ind w:left="5749" w:hanging="360"/>
       </w:pPr>
       <w:rPr>
-        <w:rFonts w:hint="default" w:ascii="Symbol" w:hAnsi="Symbol"/>
+        <w:rFonts w:ascii="Symbol" w:hAnsi="Symbol" w:hint="default"/>
       </w:rPr>
     </w:lvl>
     <w:lvl w:ilvl="7" w:tplc="240A0003" w:tentative="1">
@@ -14789,7 +14523,7 @@
         <w:ind w:left="6469" w:hanging="360"/>
       </w:pPr>
       <w:rPr>
-        <w:rFonts w:hint="default" w:ascii="Courier New" w:hAnsi="Courier New" w:cs="Courier New"/>
+        <w:rFonts w:ascii="Courier New" w:hAnsi="Courier New" w:cs="Courier New" w:hint="default"/>
       </w:rPr>
     </w:lvl>
     <w:lvl w:ilvl="8" w:tplc="240A0005" w:tentative="1">
@@ -14801,7 +14535,7 @@
         <w:ind w:left="7189" w:hanging="360"/>
       </w:pPr>
       <w:rPr>
-        <w:rFonts w:hint="default" w:ascii="Wingdings" w:hAnsi="Wingdings"/>
+        <w:rFonts w:ascii="Wingdings" w:hAnsi="Wingdings" w:hint="default"/>
       </w:rPr>
     </w:lvl>
   </w:abstractNum>
@@ -14818,7 +14552,7 @@
         <w:ind w:left="1429" w:hanging="360"/>
       </w:pPr>
       <w:rPr>
-        <w:rFonts w:hint="default" w:ascii="Symbol" w:hAnsi="Symbol"/>
+        <w:rFonts w:ascii="Symbol" w:hAnsi="Symbol" w:hint="default"/>
       </w:rPr>
     </w:lvl>
     <w:lvl w:ilvl="1" w:tplc="FFFFFFFF" w:tentative="1">
@@ -14830,7 +14564,7 @@
         <w:ind w:left="2149" w:hanging="360"/>
       </w:pPr>
       <w:rPr>
-        <w:rFonts w:hint="default" w:ascii="Courier New" w:hAnsi="Courier New" w:cs="Courier New"/>
+        <w:rFonts w:ascii="Courier New" w:hAnsi="Courier New" w:cs="Courier New" w:hint="default"/>
       </w:rPr>
     </w:lvl>
     <w:lvl w:ilvl="2" w:tplc="FFFFFFFF" w:tentative="1">
@@ -14842,7 +14576,7 @@
         <w:ind w:left="2869" w:hanging="360"/>
       </w:pPr>
       <w:rPr>
-        <w:rFonts w:hint="default" w:ascii="Wingdings" w:hAnsi="Wingdings"/>
+        <w:rFonts w:ascii="Wingdings" w:hAnsi="Wingdings" w:hint="default"/>
       </w:rPr>
     </w:lvl>
     <w:lvl w:ilvl="3" w:tplc="FFFFFFFF" w:tentative="1">
@@ -14854,7 +14588,7 @@
         <w:ind w:left="3589" w:hanging="360"/>
       </w:pPr>
       <w:rPr>
-        <w:rFonts w:hint="default" w:ascii="Symbol" w:hAnsi="Symbol"/>
+        <w:rFonts w:ascii="Symbol" w:hAnsi="Symbol" w:hint="default"/>
       </w:rPr>
     </w:lvl>
     <w:lvl w:ilvl="4" w:tplc="FFFFFFFF" w:tentative="1">
@@ -14866,7 +14600,7 @@
         <w:ind w:left="4309" w:hanging="360"/>
       </w:pPr>
       <w:rPr>
-        <w:rFonts w:hint="default" w:ascii="Courier New" w:hAnsi="Courier New" w:cs="Courier New"/>
+        <w:rFonts w:ascii="Courier New" w:hAnsi="Courier New" w:cs="Courier New" w:hint="default"/>
       </w:rPr>
     </w:lvl>
     <w:lvl w:ilvl="5" w:tplc="FFFFFFFF" w:tentative="1">
@@ -14878,7 +14612,7 @@
         <w:ind w:left="5029" w:hanging="360"/>
       </w:pPr>
       <w:rPr>
-        <w:rFonts w:hint="default" w:ascii="Wingdings" w:hAnsi="Wingdings"/>
+        <w:rFonts w:ascii="Wingdings" w:hAnsi="Wingdings" w:hint="default"/>
       </w:rPr>
     </w:lvl>
     <w:lvl w:ilvl="6" w:tplc="FFFFFFFF" w:tentative="1">
@@ -14890,7 +14624,7 @@
         <w:ind w:left="5749" w:hanging="360"/>
       </w:pPr>
       <w:rPr>
-        <w:rFonts w:hint="default" w:ascii="Symbol" w:hAnsi="Symbol"/>
+        <w:rFonts w:ascii="Symbol" w:hAnsi="Symbol" w:hint="default"/>
       </w:rPr>
     </w:lvl>
     <w:lvl w:ilvl="7" w:tplc="FFFFFFFF" w:tentative="1">
@@ -14902,7 +14636,7 @@
         <w:ind w:left="6469" w:hanging="360"/>
       </w:pPr>
       <w:rPr>
-        <w:rFonts w:hint="default" w:ascii="Courier New" w:hAnsi="Courier New" w:cs="Courier New"/>
+        <w:rFonts w:ascii="Courier New" w:hAnsi="Courier New" w:cs="Courier New" w:hint="default"/>
       </w:rPr>
     </w:lvl>
     <w:lvl w:ilvl="8" w:tplc="FFFFFFFF" w:tentative="1">
@@ -14914,7 +14648,7 @@
         <w:ind w:left="7189" w:hanging="360"/>
       </w:pPr>
       <w:rPr>
-        <w:rFonts w:hint="default" w:ascii="Wingdings" w:hAnsi="Wingdings"/>
+        <w:rFonts w:ascii="Wingdings" w:hAnsi="Wingdings" w:hint="default"/>
       </w:rPr>
     </w:lvl>
   </w:abstractNum>
@@ -14931,7 +14665,7 @@
         <w:ind w:left="1429" w:hanging="360"/>
       </w:pPr>
       <w:rPr>
-        <w:rFonts w:hint="default" w:ascii="Symbol" w:hAnsi="Symbol"/>
+        <w:rFonts w:ascii="Symbol" w:hAnsi="Symbol" w:hint="default"/>
       </w:rPr>
     </w:lvl>
     <w:lvl w:ilvl="1" w:tplc="240A0003" w:tentative="1">
@@ -14943,7 +14677,7 @@
         <w:ind w:left="2149" w:hanging="360"/>
       </w:pPr>
       <w:rPr>
-        <w:rFonts w:hint="default" w:ascii="Courier New" w:hAnsi="Courier New" w:cs="Courier New"/>
+        <w:rFonts w:ascii="Courier New" w:hAnsi="Courier New" w:cs="Courier New" w:hint="default"/>
       </w:rPr>
     </w:lvl>
     <w:lvl w:ilvl="2" w:tplc="240A0005" w:tentative="1">
@@ -14955,7 +14689,7 @@
         <w:ind w:left="2869" w:hanging="360"/>
       </w:pPr>
       <w:rPr>
-        <w:rFonts w:hint="default" w:ascii="Wingdings" w:hAnsi="Wingdings"/>
+        <w:rFonts w:ascii="Wingdings" w:hAnsi="Wingdings" w:hint="default"/>
       </w:rPr>
     </w:lvl>
     <w:lvl w:ilvl="3" w:tplc="240A0001" w:tentative="1">
@@ -14967,7 +14701,7 @@
         <w:ind w:left="3589" w:hanging="360"/>
       </w:pPr>
       <w:rPr>
-        <w:rFonts w:hint="default" w:ascii="Symbol" w:hAnsi="Symbol"/>
+        <w:rFonts w:ascii="Symbol" w:hAnsi="Symbol" w:hint="default"/>
       </w:rPr>
     </w:lvl>
     <w:lvl w:ilvl="4" w:tplc="240A0003" w:tentative="1">
@@ -14979,7 +14713,7 @@
         <w:ind w:left="4309" w:hanging="360"/>
       </w:pPr>
       <w:rPr>
-        <w:rFonts w:hint="default" w:ascii="Courier New" w:hAnsi="Courier New" w:cs="Courier New"/>
+        <w:rFonts w:ascii="Courier New" w:hAnsi="Courier New" w:cs="Courier New" w:hint="default"/>
       </w:rPr>
     </w:lvl>
     <w:lvl w:ilvl="5" w:tplc="240A0005" w:tentative="1">
@@ -14991,7 +14725,7 @@
         <w:ind w:left="5029" w:hanging="360"/>
       </w:pPr>
       <w:rPr>
-        <w:rFonts w:hint="default" w:ascii="Wingdings" w:hAnsi="Wingdings"/>
+        <w:rFonts w:ascii="Wingdings" w:hAnsi="Wingdings" w:hint="default"/>
       </w:rPr>
     </w:lvl>
     <w:lvl w:ilvl="6" w:tplc="240A0001" w:tentative="1">
@@ -15003,7 +14737,7 @@
         <w:ind w:left="5749" w:hanging="360"/>
       </w:pPr>
       <w:rPr>
-        <w:rFonts w:hint="default" w:ascii="Symbol" w:hAnsi="Symbol"/>
+        <w:rFonts w:ascii="Symbol" w:hAnsi="Symbol" w:hint="default"/>
       </w:rPr>
     </w:lvl>
     <w:lvl w:ilvl="7" w:tplc="240A0003" w:tentative="1">
@@ -15015,7 +14749,7 @@
         <w:ind w:left="6469" w:hanging="360"/>
       </w:pPr>
       <w:rPr>
-        <w:rFonts w:hint="default" w:ascii="Courier New" w:hAnsi="Courier New" w:cs="Courier New"/>
+        <w:rFonts w:ascii="Courier New" w:hAnsi="Courier New" w:cs="Courier New" w:hint="default"/>
       </w:rPr>
     </w:lvl>
     <w:lvl w:ilvl="8" w:tplc="240A0005" w:tentative="1">
@@ -15027,7 +14761,7 @@
         <w:ind w:left="7189" w:hanging="360"/>
       </w:pPr>
       <w:rPr>
-        <w:rFonts w:hint="default" w:ascii="Wingdings" w:hAnsi="Wingdings"/>
+        <w:rFonts w:ascii="Wingdings" w:hAnsi="Wingdings" w:hint="default"/>
       </w:rPr>
     </w:lvl>
   </w:abstractNum>
@@ -15044,7 +14778,7 @@
         <w:ind w:left="1429" w:hanging="360"/>
       </w:pPr>
       <w:rPr>
-        <w:rFonts w:hint="default" w:ascii="Symbol" w:hAnsi="Symbol"/>
+        <w:rFonts w:ascii="Symbol" w:hAnsi="Symbol" w:hint="default"/>
       </w:rPr>
     </w:lvl>
     <w:lvl w:ilvl="1" w:tplc="240A0003" w:tentative="1">
@@ -15056,7 +14790,7 @@
         <w:ind w:left="2149" w:hanging="360"/>
       </w:pPr>
       <w:rPr>
-        <w:rFonts w:hint="default" w:ascii="Courier New" w:hAnsi="Courier New" w:cs="Courier New"/>
+        <w:rFonts w:ascii="Courier New" w:hAnsi="Courier New" w:cs="Courier New" w:hint="default"/>
       </w:rPr>
     </w:lvl>
     <w:lvl w:ilvl="2" w:tplc="240A0005" w:tentative="1">
@@ -15068,7 +14802,7 @@
         <w:ind w:left="2869" w:hanging="360"/>
       </w:pPr>
       <w:rPr>
-        <w:rFonts w:hint="default" w:ascii="Wingdings" w:hAnsi="Wingdings"/>
+        <w:rFonts w:ascii="Wingdings" w:hAnsi="Wingdings" w:hint="default"/>
       </w:rPr>
     </w:lvl>
     <w:lvl w:ilvl="3" w:tplc="240A0001" w:tentative="1">
@@ -15080,7 +14814,7 @@
         <w:ind w:left="3589" w:hanging="360"/>
       </w:pPr>
       <w:rPr>
-        <w:rFonts w:hint="default" w:ascii="Symbol" w:hAnsi="Symbol"/>
+        <w:rFonts w:ascii="Symbol" w:hAnsi="Symbol" w:hint="default"/>
       </w:rPr>
     </w:lvl>
     <w:lvl w:ilvl="4" w:tplc="240A0003" w:tentative="1">
@@ -15092,7 +14826,7 @@
         <w:ind w:left="4309" w:hanging="360"/>
       </w:pPr>
       <w:rPr>
-        <w:rFonts w:hint="default" w:ascii="Courier New" w:hAnsi="Courier New" w:cs="Courier New"/>
+        <w:rFonts w:ascii="Courier New" w:hAnsi="Courier New" w:cs="Courier New" w:hint="default"/>
       </w:rPr>
     </w:lvl>
     <w:lvl w:ilvl="5" w:tplc="240A0005" w:tentative="1">
@@ -15104,7 +14838,7 @@
         <w:ind w:left="5029" w:hanging="360"/>
       </w:pPr>
       <w:rPr>
-        <w:rFonts w:hint="default" w:ascii="Wingdings" w:hAnsi="Wingdings"/>
+        <w:rFonts w:ascii="Wingdings" w:hAnsi="Wingdings" w:hint="default"/>
       </w:rPr>
     </w:lvl>
     <w:lvl w:ilvl="6" w:tplc="240A0001" w:tentative="1">
@@ -15116,7 +14850,7 @@
         <w:ind w:left="5749" w:hanging="360"/>
       </w:pPr>
       <w:rPr>
-        <w:rFonts w:hint="default" w:ascii="Symbol" w:hAnsi="Symbol"/>
+        <w:rFonts w:ascii="Symbol" w:hAnsi="Symbol" w:hint="default"/>
       </w:rPr>
     </w:lvl>
     <w:lvl w:ilvl="7" w:tplc="240A0003" w:tentative="1">
@@ -15128,7 +14862,7 @@
         <w:ind w:left="6469" w:hanging="360"/>
       </w:pPr>
       <w:rPr>
-        <w:rFonts w:hint="default" w:ascii="Courier New" w:hAnsi="Courier New" w:cs="Courier New"/>
+        <w:rFonts w:ascii="Courier New" w:hAnsi="Courier New" w:cs="Courier New" w:hint="default"/>
       </w:rPr>
     </w:lvl>
     <w:lvl w:ilvl="8" w:tplc="240A0005" w:tentative="1">
@@ -15140,7 +14874,7 @@
         <w:ind w:left="7189" w:hanging="360"/>
       </w:pPr>
       <w:rPr>
-        <w:rFonts w:hint="default" w:ascii="Wingdings" w:hAnsi="Wingdings"/>
+        <w:rFonts w:ascii="Wingdings" w:hAnsi="Wingdings" w:hint="default"/>
       </w:rPr>
     </w:lvl>
   </w:abstractNum>
@@ -15157,7 +14891,7 @@
         <w:ind w:left="1035" w:hanging="360"/>
       </w:pPr>
       <w:rPr>
-        <w:rFonts w:hint="default" w:ascii="Symbol" w:hAnsi="Symbol"/>
+        <w:rFonts w:ascii="Symbol" w:hAnsi="Symbol" w:hint="default"/>
       </w:rPr>
     </w:lvl>
     <w:lvl w:ilvl="1" w:tplc="240A0003" w:tentative="1">
@@ -15169,7 +14903,7 @@
         <w:ind w:left="1755" w:hanging="360"/>
       </w:pPr>
       <w:rPr>
-        <w:rFonts w:hint="default" w:ascii="Courier New" w:hAnsi="Courier New" w:cs="Courier New"/>
+        <w:rFonts w:ascii="Courier New" w:hAnsi="Courier New" w:cs="Courier New" w:hint="default"/>
       </w:rPr>
     </w:lvl>
     <w:lvl w:ilvl="2" w:tplc="240A0005" w:tentative="1">
@@ -15181,7 +14915,7 @@
         <w:ind w:left="2475" w:hanging="360"/>
       </w:pPr>
       <w:rPr>
-        <w:rFonts w:hint="default" w:ascii="Wingdings" w:hAnsi="Wingdings"/>
+        <w:rFonts w:ascii="Wingdings" w:hAnsi="Wingdings" w:hint="default"/>
       </w:rPr>
     </w:lvl>
     <w:lvl w:ilvl="3" w:tplc="240A0001" w:tentative="1">
@@ -15193,7 +14927,7 @@
         <w:ind w:left="3195" w:hanging="360"/>
       </w:pPr>
       <w:rPr>
-        <w:rFonts w:hint="default" w:ascii="Symbol" w:hAnsi="Symbol"/>
+        <w:rFonts w:ascii="Symbol" w:hAnsi="Symbol" w:hint="default"/>
       </w:rPr>
     </w:lvl>
     <w:lvl w:ilvl="4" w:tplc="240A0003" w:tentative="1">
@@ -15205,7 +14939,7 @@
         <w:ind w:left="3915" w:hanging="360"/>
       </w:pPr>
       <w:rPr>
-        <w:rFonts w:hint="default" w:ascii="Courier New" w:hAnsi="Courier New" w:cs="Courier New"/>
+        <w:rFonts w:ascii="Courier New" w:hAnsi="Courier New" w:cs="Courier New" w:hint="default"/>
       </w:rPr>
     </w:lvl>
     <w:lvl w:ilvl="5" w:tplc="240A0005" w:tentative="1">
@@ -15217,7 +14951,7 @@
         <w:ind w:left="4635" w:hanging="360"/>
       </w:pPr>
       <w:rPr>
-        <w:rFonts w:hint="default" w:ascii="Wingdings" w:hAnsi="Wingdings"/>
+        <w:rFonts w:ascii="Wingdings" w:hAnsi="Wingdings" w:hint="default"/>
       </w:rPr>
     </w:lvl>
     <w:lvl w:ilvl="6" w:tplc="240A0001" w:tentative="1">
@@ -15229,7 +14963,7 @@
         <w:ind w:left="5355" w:hanging="360"/>
       </w:pPr>
       <w:rPr>
-        <w:rFonts w:hint="default" w:ascii="Symbol" w:hAnsi="Symbol"/>
+        <w:rFonts w:ascii="Symbol" w:hAnsi="Symbol" w:hint="default"/>
       </w:rPr>
     </w:lvl>
     <w:lvl w:ilvl="7" w:tplc="240A0003" w:tentative="1">
@@ -15241,7 +14975,7 @@
         <w:ind w:left="6075" w:hanging="360"/>
       </w:pPr>
       <w:rPr>
-        <w:rFonts w:hint="default" w:ascii="Courier New" w:hAnsi="Courier New" w:cs="Courier New"/>
+        <w:rFonts w:ascii="Courier New" w:hAnsi="Courier New" w:cs="Courier New" w:hint="default"/>
       </w:rPr>
     </w:lvl>
     <w:lvl w:ilvl="8" w:tplc="240A0005" w:tentative="1">
@@ -15253,7 +14987,7 @@
         <w:ind w:left="6795" w:hanging="360"/>
       </w:pPr>
       <w:rPr>
-        <w:rFonts w:hint="default" w:ascii="Wingdings" w:hAnsi="Wingdings"/>
+        <w:rFonts w:ascii="Wingdings" w:hAnsi="Wingdings" w:hint="default"/>
       </w:rPr>
     </w:lvl>
   </w:abstractNum>
@@ -15361,7 +15095,7 @@
         <w:ind w:left="1429" w:hanging="360"/>
       </w:pPr>
       <w:rPr>
-        <w:rFonts w:hint="default" w:ascii="Symbol" w:hAnsi="Symbol"/>
+        <w:rFonts w:ascii="Symbol" w:hAnsi="Symbol" w:hint="default"/>
       </w:rPr>
     </w:lvl>
     <w:lvl w:ilvl="1" w:tplc="240A0003" w:tentative="1">
@@ -15373,7 +15107,7 @@
         <w:ind w:left="2149" w:hanging="360"/>
       </w:pPr>
       <w:rPr>
-        <w:rFonts w:hint="default" w:ascii="Courier New" w:hAnsi="Courier New" w:cs="Courier New"/>
+        <w:rFonts w:ascii="Courier New" w:hAnsi="Courier New" w:cs="Courier New" w:hint="default"/>
       </w:rPr>
     </w:lvl>
     <w:lvl w:ilvl="2" w:tplc="240A0005" w:tentative="1">
@@ -15385,7 +15119,7 @@
         <w:ind w:left="2869" w:hanging="360"/>
       </w:pPr>
       <w:rPr>
-        <w:rFonts w:hint="default" w:ascii="Wingdings" w:hAnsi="Wingdings"/>
+        <w:rFonts w:ascii="Wingdings" w:hAnsi="Wingdings" w:hint="default"/>
       </w:rPr>
     </w:lvl>
     <w:lvl w:ilvl="3" w:tplc="240A0001" w:tentative="1">
@@ -15397,7 +15131,7 @@
         <w:ind w:left="3589" w:hanging="360"/>
       </w:pPr>
       <w:rPr>
-        <w:rFonts w:hint="default" w:ascii="Symbol" w:hAnsi="Symbol"/>
+        <w:rFonts w:ascii="Symbol" w:hAnsi="Symbol" w:hint="default"/>
       </w:rPr>
     </w:lvl>
     <w:lvl w:ilvl="4" w:tplc="240A0003" w:tentative="1">
@@ -15409,7 +15143,7 @@
         <w:ind w:left="4309" w:hanging="360"/>
       </w:pPr>
       <w:rPr>
-        <w:rFonts w:hint="default" w:ascii="Courier New" w:hAnsi="Courier New" w:cs="Courier New"/>
+        <w:rFonts w:ascii="Courier New" w:hAnsi="Courier New" w:cs="Courier New" w:hint="default"/>
       </w:rPr>
     </w:lvl>
     <w:lvl w:ilvl="5" w:tplc="240A0005" w:tentative="1">
@@ -15421,7 +15155,7 @@
         <w:ind w:left="5029" w:hanging="360"/>
       </w:pPr>
       <w:rPr>
-        <w:rFonts w:hint="default" w:ascii="Wingdings" w:hAnsi="Wingdings"/>
+        <w:rFonts w:ascii="Wingdings" w:hAnsi="Wingdings" w:hint="default"/>
       </w:rPr>
     </w:lvl>
     <w:lvl w:ilvl="6" w:tplc="240A0001" w:tentative="1">
@@ -15433,7 +15167,7 @@
         <w:ind w:left="5749" w:hanging="360"/>
       </w:pPr>
       <w:rPr>
-        <w:rFonts w:hint="default" w:ascii="Symbol" w:hAnsi="Symbol"/>
+        <w:rFonts w:ascii="Symbol" w:hAnsi="Symbol" w:hint="default"/>
       </w:rPr>
     </w:lvl>
     <w:lvl w:ilvl="7" w:tplc="240A0003" w:tentative="1">
@@ -15445,7 +15179,7 @@
         <w:ind w:left="6469" w:hanging="360"/>
       </w:pPr>
       <w:rPr>
-        <w:rFonts w:hint="default" w:ascii="Courier New" w:hAnsi="Courier New" w:cs="Courier New"/>
+        <w:rFonts w:ascii="Courier New" w:hAnsi="Courier New" w:cs="Courier New" w:hint="default"/>
       </w:rPr>
     </w:lvl>
     <w:lvl w:ilvl="8" w:tplc="240A0005" w:tentative="1">
@@ -15457,7 +15191,7 @@
         <w:ind w:left="7189" w:hanging="360"/>
       </w:pPr>
       <w:rPr>
-        <w:rFonts w:hint="default" w:ascii="Wingdings" w:hAnsi="Wingdings"/>
+        <w:rFonts w:ascii="Wingdings" w:hAnsi="Wingdings" w:hint="default"/>
       </w:rPr>
     </w:lvl>
   </w:abstractNum>
@@ -15474,7 +15208,7 @@
         <w:ind w:left="1429" w:hanging="360"/>
       </w:pPr>
       <w:rPr>
-        <w:rFonts w:hint="default" w:ascii="Symbol" w:hAnsi="Symbol"/>
+        <w:rFonts w:ascii="Symbol" w:hAnsi="Symbol" w:hint="default"/>
       </w:rPr>
     </w:lvl>
     <w:lvl w:ilvl="1" w:tplc="FFFFFFFF" w:tentative="1">
@@ -15486,7 +15220,7 @@
         <w:ind w:left="2149" w:hanging="360"/>
       </w:pPr>
       <w:rPr>
-        <w:rFonts w:hint="default" w:ascii="Courier New" w:hAnsi="Courier New" w:cs="Courier New"/>
+        <w:rFonts w:ascii="Courier New" w:hAnsi="Courier New" w:cs="Courier New" w:hint="default"/>
       </w:rPr>
     </w:lvl>
     <w:lvl w:ilvl="2" w:tplc="FFFFFFFF" w:tentative="1">
@@ -15498,7 +15232,7 @@
         <w:ind w:left="2869" w:hanging="360"/>
       </w:pPr>
       <w:rPr>
-        <w:rFonts w:hint="default" w:ascii="Wingdings" w:hAnsi="Wingdings"/>
+        <w:rFonts w:ascii="Wingdings" w:hAnsi="Wingdings" w:hint="default"/>
       </w:rPr>
     </w:lvl>
     <w:lvl w:ilvl="3" w:tplc="FFFFFFFF" w:tentative="1">
@@ -15510,7 +15244,7 @@
         <w:ind w:left="3589" w:hanging="360"/>
       </w:pPr>
       <w:rPr>
-        <w:rFonts w:hint="default" w:ascii="Symbol" w:hAnsi="Symbol"/>
+        <w:rFonts w:ascii="Symbol" w:hAnsi="Symbol" w:hint="default"/>
       </w:rPr>
     </w:lvl>
     <w:lvl w:ilvl="4" w:tplc="FFFFFFFF" w:tentative="1">
@@ -15522,7 +15256,7 @@
         <w:ind w:left="4309" w:hanging="360"/>
       </w:pPr>
       <w:rPr>
-        <w:rFonts w:hint="default" w:ascii="Courier New" w:hAnsi="Courier New" w:cs="Courier New"/>
+        <w:rFonts w:ascii="Courier New" w:hAnsi="Courier New" w:cs="Courier New" w:hint="default"/>
       </w:rPr>
     </w:lvl>
     <w:lvl w:ilvl="5" w:tplc="FFFFFFFF" w:tentative="1">
@@ -15534,7 +15268,7 @@
         <w:ind w:left="5029" w:hanging="360"/>
       </w:pPr>
       <w:rPr>
-        <w:rFonts w:hint="default" w:ascii="Wingdings" w:hAnsi="Wingdings"/>
+        <w:rFonts w:ascii="Wingdings" w:hAnsi="Wingdings" w:hint="default"/>
       </w:rPr>
     </w:lvl>
     <w:lvl w:ilvl="6" w:tplc="FFFFFFFF" w:tentative="1">
@@ -15546,7 +15280,7 @@
         <w:ind w:left="5749" w:hanging="360"/>
       </w:pPr>
       <w:rPr>
-        <w:rFonts w:hint="default" w:ascii="Symbol" w:hAnsi="Symbol"/>
+        <w:rFonts w:ascii="Symbol" w:hAnsi="Symbol" w:hint="default"/>
       </w:rPr>
     </w:lvl>
     <w:lvl w:ilvl="7" w:tplc="FFFFFFFF" w:tentative="1">
@@ -15558,7 +15292,7 @@
         <w:ind w:left="6469" w:hanging="360"/>
       </w:pPr>
       <w:rPr>
-        <w:rFonts w:hint="default" w:ascii="Courier New" w:hAnsi="Courier New" w:cs="Courier New"/>
+        <w:rFonts w:ascii="Courier New" w:hAnsi="Courier New" w:cs="Courier New" w:hint="default"/>
       </w:rPr>
     </w:lvl>
     <w:lvl w:ilvl="8" w:tplc="FFFFFFFF" w:tentative="1">
@@ -15570,7 +15304,7 @@
         <w:ind w:left="7189" w:hanging="360"/>
       </w:pPr>
       <w:rPr>
-        <w:rFonts w:hint="default" w:ascii="Wingdings" w:hAnsi="Wingdings"/>
+        <w:rFonts w:ascii="Wingdings" w:hAnsi="Wingdings" w:hint="default"/>
       </w:rPr>
     </w:lvl>
   </w:abstractNum>
@@ -15587,7 +15321,7 @@
         <w:ind w:left="1429" w:hanging="360"/>
       </w:pPr>
       <w:rPr>
-        <w:rFonts w:hint="default" w:ascii="Symbol" w:hAnsi="Symbol"/>
+        <w:rFonts w:ascii="Symbol" w:hAnsi="Symbol" w:hint="default"/>
       </w:rPr>
     </w:lvl>
     <w:lvl w:ilvl="1" w:tplc="240A0003" w:tentative="1">
@@ -15599,7 +15333,7 @@
         <w:ind w:left="2149" w:hanging="360"/>
       </w:pPr>
       <w:rPr>
-        <w:rFonts w:hint="default" w:ascii="Courier New" w:hAnsi="Courier New" w:cs="Courier New"/>
+        <w:rFonts w:ascii="Courier New" w:hAnsi="Courier New" w:cs="Courier New" w:hint="default"/>
       </w:rPr>
     </w:lvl>
     <w:lvl w:ilvl="2" w:tplc="240A0005" w:tentative="1">
@@ -15611,7 +15345,7 @@
         <w:ind w:left="2869" w:hanging="360"/>
       </w:pPr>
       <w:rPr>
-        <w:rFonts w:hint="default" w:ascii="Wingdings" w:hAnsi="Wingdings"/>
+        <w:rFonts w:ascii="Wingdings" w:hAnsi="Wingdings" w:hint="default"/>
       </w:rPr>
     </w:lvl>
     <w:lvl w:ilvl="3" w:tplc="240A0001" w:tentative="1">
@@ -15623,7 +15357,7 @@
         <w:ind w:left="3589" w:hanging="360"/>
       </w:pPr>
       <w:rPr>
-        <w:rFonts w:hint="default" w:ascii="Symbol" w:hAnsi="Symbol"/>
+        <w:rFonts w:ascii="Symbol" w:hAnsi="Symbol" w:hint="default"/>
       </w:rPr>
     </w:lvl>
     <w:lvl w:ilvl="4" w:tplc="240A0003" w:tentative="1">
@@ -15635,7 +15369,7 @@
         <w:ind w:left="4309" w:hanging="360"/>
       </w:pPr>
       <w:rPr>
-        <w:rFonts w:hint="default" w:ascii="Courier New" w:hAnsi="Courier New" w:cs="Courier New"/>
+        <w:rFonts w:ascii="Courier New" w:hAnsi="Courier New" w:cs="Courier New" w:hint="default"/>
       </w:rPr>
     </w:lvl>
     <w:lvl w:ilvl="5" w:tplc="240A0005" w:tentative="1">
@@ -15647,7 +15381,7 @@
         <w:ind w:left="5029" w:hanging="360"/>
       </w:pPr>
       <w:rPr>
-        <w:rFonts w:hint="default" w:ascii="Wingdings" w:hAnsi="Wingdings"/>
+        <w:rFonts w:ascii="Wingdings" w:hAnsi="Wingdings" w:hint="default"/>
       </w:rPr>
     </w:lvl>
     <w:lvl w:ilvl="6" w:tplc="240A0001" w:tentative="1">
@@ -15659,7 +15393,7 @@
         <w:ind w:left="5749" w:hanging="360"/>
       </w:pPr>
       <w:rPr>
-        <w:rFonts w:hint="default" w:ascii="Symbol" w:hAnsi="Symbol"/>
+        <w:rFonts w:ascii="Symbol" w:hAnsi="Symbol" w:hint="default"/>
       </w:rPr>
     </w:lvl>
     <w:lvl w:ilvl="7" w:tplc="240A0003" w:tentative="1">
@@ -15671,7 +15405,7 @@
         <w:ind w:left="6469" w:hanging="360"/>
       </w:pPr>
       <w:rPr>
-        <w:rFonts w:hint="default" w:ascii="Courier New" w:hAnsi="Courier New" w:cs="Courier New"/>
+        <w:rFonts w:ascii="Courier New" w:hAnsi="Courier New" w:cs="Courier New" w:hint="default"/>
       </w:rPr>
     </w:lvl>
     <w:lvl w:ilvl="8" w:tplc="240A0005" w:tentative="1">
@@ -15683,7 +15417,7 @@
         <w:ind w:left="7189" w:hanging="360"/>
       </w:pPr>
       <w:rPr>
-        <w:rFonts w:hint="default" w:ascii="Wingdings" w:hAnsi="Wingdings"/>
+        <w:rFonts w:ascii="Wingdings" w:hAnsi="Wingdings" w:hint="default"/>
       </w:rPr>
     </w:lvl>
   </w:abstractNum>
@@ -15700,7 +15434,7 @@
         <w:ind w:left="1429" w:hanging="360"/>
       </w:pPr>
       <w:rPr>
-        <w:rFonts w:hint="default" w:ascii="Symbol" w:hAnsi="Symbol"/>
+        <w:rFonts w:ascii="Symbol" w:hAnsi="Symbol" w:hint="default"/>
       </w:rPr>
     </w:lvl>
     <w:lvl w:ilvl="1" w:tplc="240A0003" w:tentative="1">
@@ -15712,7 +15446,7 @@
         <w:ind w:left="2149" w:hanging="360"/>
       </w:pPr>
       <w:rPr>
-        <w:rFonts w:hint="default" w:ascii="Courier New" w:hAnsi="Courier New" w:cs="Courier New"/>
+        <w:rFonts w:ascii="Courier New" w:hAnsi="Courier New" w:cs="Courier New" w:hint="default"/>
       </w:rPr>
     </w:lvl>
     <w:lvl w:ilvl="2" w:tplc="240A0005" w:tentative="1">
@@ -15724,7 +15458,7 @@
         <w:ind w:left="2869" w:hanging="360"/>
       </w:pPr>
       <w:rPr>
-        <w:rFonts w:hint="default" w:ascii="Wingdings" w:hAnsi="Wingdings"/>
+        <w:rFonts w:ascii="Wingdings" w:hAnsi="Wingdings" w:hint="default"/>
       </w:rPr>
     </w:lvl>
     <w:lvl w:ilvl="3" w:tplc="240A0001" w:tentative="1">
@@ -15736,7 +15470,7 @@
         <w:ind w:left="3589" w:hanging="360"/>
       </w:pPr>
       <w:rPr>
-        <w:rFonts w:hint="default" w:ascii="Symbol" w:hAnsi="Symbol"/>
+        <w:rFonts w:ascii="Symbol" w:hAnsi="Symbol" w:hint="default"/>
       </w:rPr>
     </w:lvl>
     <w:lvl w:ilvl="4" w:tplc="240A0003" w:tentative="1">
@@ -15748,7 +15482,7 @@
         <w:ind w:left="4309" w:hanging="360"/>
       </w:pPr>
       <w:rPr>
-        <w:rFonts w:hint="default" w:ascii="Courier New" w:hAnsi="Courier New" w:cs="Courier New"/>
+        <w:rFonts w:ascii="Courier New" w:hAnsi="Courier New" w:cs="Courier New" w:hint="default"/>
       </w:rPr>
     </w:lvl>
     <w:lvl w:ilvl="5" w:tplc="240A0005" w:tentative="1">
@@ -15760,7 +15494,7 @@
         <w:ind w:left="5029" w:hanging="360"/>
       </w:pPr>
       <w:rPr>
-        <w:rFonts w:hint="default" w:ascii="Wingdings" w:hAnsi="Wingdings"/>
+        <w:rFonts w:ascii="Wingdings" w:hAnsi="Wingdings" w:hint="default"/>
       </w:rPr>
     </w:lvl>
     <w:lvl w:ilvl="6" w:tplc="240A0001" w:tentative="1">
@@ -15772,7 +15506,7 @@
         <w:ind w:left="5749" w:hanging="360"/>
       </w:pPr>
       <w:rPr>
-        <w:rFonts w:hint="default" w:ascii="Symbol" w:hAnsi="Symbol"/>
+        <w:rFonts w:ascii="Symbol" w:hAnsi="Symbol" w:hint="default"/>
       </w:rPr>
     </w:lvl>
     <w:lvl w:ilvl="7" w:tplc="240A0003" w:tentative="1">
@@ -15784,7 +15518,7 @@
         <w:ind w:left="6469" w:hanging="360"/>
       </w:pPr>
       <w:rPr>
-        <w:rFonts w:hint="default" w:ascii="Courier New" w:hAnsi="Courier New" w:cs="Courier New"/>
+        <w:rFonts w:ascii="Courier New" w:hAnsi="Courier New" w:cs="Courier New" w:hint="default"/>
       </w:rPr>
     </w:lvl>
     <w:lvl w:ilvl="8" w:tplc="240A0005" w:tentative="1">
@@ -15796,7 +15530,7 @@
         <w:ind w:left="7189" w:hanging="360"/>
       </w:pPr>
       <w:rPr>
-        <w:rFonts w:hint="default" w:ascii="Wingdings" w:hAnsi="Wingdings"/>
+        <w:rFonts w:ascii="Wingdings" w:hAnsi="Wingdings" w:hint="default"/>
       </w:rPr>
     </w:lvl>
   </w:abstractNum>
@@ -15813,7 +15547,7 @@
         <w:ind w:left="907" w:hanging="360"/>
       </w:pPr>
       <w:rPr>
-        <w:rFonts w:hint="default" w:ascii="Symbol" w:hAnsi="Symbol"/>
+        <w:rFonts w:ascii="Symbol" w:hAnsi="Symbol" w:hint="default"/>
       </w:rPr>
     </w:lvl>
     <w:lvl w:ilvl="1" w:tplc="0C0A0003" w:tentative="1">
@@ -15825,7 +15559,7 @@
         <w:ind w:left="1627" w:hanging="360"/>
       </w:pPr>
       <w:rPr>
-        <w:rFonts w:hint="default" w:ascii="Courier New" w:hAnsi="Courier New" w:cs="Courier New"/>
+        <w:rFonts w:ascii="Courier New" w:hAnsi="Courier New" w:cs="Courier New" w:hint="default"/>
       </w:rPr>
     </w:lvl>
     <w:lvl w:ilvl="2" w:tplc="0C0A0005" w:tentative="1">
@@ -15837,7 +15571,7 @@
         <w:ind w:left="2347" w:hanging="360"/>
       </w:pPr>
       <w:rPr>
-        <w:rFonts w:hint="default" w:ascii="Wingdings" w:hAnsi="Wingdings"/>
+        <w:rFonts w:ascii="Wingdings" w:hAnsi="Wingdings" w:hint="default"/>
       </w:rPr>
     </w:lvl>
     <w:lvl w:ilvl="3" w:tplc="0C0A0001" w:tentative="1">
@@ -15849,7 +15583,7 @@
         <w:ind w:left="3067" w:hanging="360"/>
       </w:pPr>
       <w:rPr>
-        <w:rFonts w:hint="default" w:ascii="Symbol" w:hAnsi="Symbol"/>
+        <w:rFonts w:ascii="Symbol" w:hAnsi="Symbol" w:hint="default"/>
       </w:rPr>
     </w:lvl>
     <w:lvl w:ilvl="4" w:tplc="0C0A0003" w:tentative="1">
@@ -15861,7 +15595,7 @@
         <w:ind w:left="3787" w:hanging="360"/>
       </w:pPr>
       <w:rPr>
-        <w:rFonts w:hint="default" w:ascii="Courier New" w:hAnsi="Courier New" w:cs="Courier New"/>
+        <w:rFonts w:ascii="Courier New" w:hAnsi="Courier New" w:cs="Courier New" w:hint="default"/>
       </w:rPr>
     </w:lvl>
     <w:lvl w:ilvl="5" w:tplc="0C0A0005" w:tentative="1">
@@ -15873,7 +15607,7 @@
         <w:ind w:left="4507" w:hanging="360"/>
       </w:pPr>
       <w:rPr>
-        <w:rFonts w:hint="default" w:ascii="Wingdings" w:hAnsi="Wingdings"/>
+        <w:rFonts w:ascii="Wingdings" w:hAnsi="Wingdings" w:hint="default"/>
       </w:rPr>
     </w:lvl>
     <w:lvl w:ilvl="6" w:tplc="0C0A0001" w:tentative="1">
@@ -15885,7 +15619,7 @@
         <w:ind w:left="5227" w:hanging="360"/>
       </w:pPr>
       <w:rPr>
-        <w:rFonts w:hint="default" w:ascii="Symbol" w:hAnsi="Symbol"/>
+        <w:rFonts w:ascii="Symbol" w:hAnsi="Symbol" w:hint="default"/>
       </w:rPr>
     </w:lvl>
     <w:lvl w:ilvl="7" w:tplc="0C0A0003" w:tentative="1">
@@ -15897,7 +15631,7 @@
         <w:ind w:left="5947" w:hanging="360"/>
       </w:pPr>
       <w:rPr>
-        <w:rFonts w:hint="default" w:ascii="Courier New" w:hAnsi="Courier New" w:cs="Courier New"/>
+        <w:rFonts w:ascii="Courier New" w:hAnsi="Courier New" w:cs="Courier New" w:hint="default"/>
       </w:rPr>
     </w:lvl>
     <w:lvl w:ilvl="8" w:tplc="0C0A0005" w:tentative="1">
@@ -15909,7 +15643,7 @@
         <w:ind w:left="6667" w:hanging="360"/>
       </w:pPr>
       <w:rPr>
-        <w:rFonts w:hint="default" w:ascii="Wingdings" w:hAnsi="Wingdings"/>
+        <w:rFonts w:ascii="Wingdings" w:hAnsi="Wingdings" w:hint="default"/>
       </w:rPr>
     </w:lvl>
   </w:abstractNum>
@@ -15926,7 +15660,7 @@
         <w:ind w:left="1429" w:hanging="360"/>
       </w:pPr>
       <w:rPr>
-        <w:rFonts w:hint="default" w:ascii="Symbol" w:hAnsi="Symbol"/>
+        <w:rFonts w:ascii="Symbol" w:hAnsi="Symbol" w:hint="default"/>
       </w:rPr>
     </w:lvl>
     <w:lvl w:ilvl="1" w:tplc="240A0003" w:tentative="1">
@@ -15938,7 +15672,7 @@
         <w:ind w:left="2149" w:hanging="360"/>
       </w:pPr>
       <w:rPr>
-        <w:rFonts w:hint="default" w:ascii="Courier New" w:hAnsi="Courier New" w:cs="Courier New"/>
+        <w:rFonts w:ascii="Courier New" w:hAnsi="Courier New" w:cs="Courier New" w:hint="default"/>
       </w:rPr>
     </w:lvl>
     <w:lvl w:ilvl="2" w:tplc="240A0005" w:tentative="1">
@@ -15950,7 +15684,7 @@
         <w:ind w:left="2869" w:hanging="360"/>
       </w:pPr>
       <w:rPr>
-        <w:rFonts w:hint="default" w:ascii="Wingdings" w:hAnsi="Wingdings"/>
+        <w:rFonts w:ascii="Wingdings" w:hAnsi="Wingdings" w:hint="default"/>
       </w:rPr>
     </w:lvl>
     <w:lvl w:ilvl="3" w:tplc="240A0001" w:tentative="1">
@@ -15962,7 +15696,7 @@
         <w:ind w:left="3589" w:hanging="360"/>
       </w:pPr>
       <w:rPr>
-        <w:rFonts w:hint="default" w:ascii="Symbol" w:hAnsi="Symbol"/>
+        <w:rFonts w:ascii="Symbol" w:hAnsi="Symbol" w:hint="default"/>
       </w:rPr>
     </w:lvl>
     <w:lvl w:ilvl="4" w:tplc="240A0003" w:tentative="1">
@@ -15974,7 +15708,7 @@
         <w:ind w:left="4309" w:hanging="360"/>
       </w:pPr>
       <w:rPr>
-        <w:rFonts w:hint="default" w:ascii="Courier New" w:hAnsi="Courier New" w:cs="Courier New"/>
+        <w:rFonts w:ascii="Courier New" w:hAnsi="Courier New" w:cs="Courier New" w:hint="default"/>
       </w:rPr>
     </w:lvl>
     <w:lvl w:ilvl="5" w:tplc="240A0005" w:tentative="1">
@@ -15986,7 +15720,7 @@
         <w:ind w:left="5029" w:hanging="360"/>
       </w:pPr>
       <w:rPr>
-        <w:rFonts w:hint="default" w:ascii="Wingdings" w:hAnsi="Wingdings"/>
+        <w:rFonts w:ascii="Wingdings" w:hAnsi="Wingdings" w:hint="default"/>
       </w:rPr>
     </w:lvl>
     <w:lvl w:ilvl="6" w:tplc="240A0001" w:tentative="1">
@@ -15998,7 +15732,7 @@
         <w:ind w:left="5749" w:hanging="360"/>
       </w:pPr>
       <w:rPr>
-        <w:rFonts w:hint="default" w:ascii="Symbol" w:hAnsi="Symbol"/>
+        <w:rFonts w:ascii="Symbol" w:hAnsi="Symbol" w:hint="default"/>
       </w:rPr>
     </w:lvl>
     <w:lvl w:ilvl="7" w:tplc="240A0003" w:tentative="1">
@@ -16010,7 +15744,7 @@
         <w:ind w:left="6469" w:hanging="360"/>
       </w:pPr>
       <w:rPr>
-        <w:rFonts w:hint="default" w:ascii="Courier New" w:hAnsi="Courier New" w:cs="Courier New"/>
+        <w:rFonts w:ascii="Courier New" w:hAnsi="Courier New" w:cs="Courier New" w:hint="default"/>
       </w:rPr>
     </w:lvl>
     <w:lvl w:ilvl="8" w:tplc="240A0005" w:tentative="1">
@@ -16022,7 +15756,7 @@
         <w:ind w:left="7189" w:hanging="360"/>
       </w:pPr>
       <w:rPr>
-        <w:rFonts w:hint="default" w:ascii="Wingdings" w:hAnsi="Wingdings"/>
+        <w:rFonts w:ascii="Wingdings" w:hAnsi="Wingdings" w:hint="default"/>
       </w:rPr>
     </w:lvl>
   </w:abstractNum>
@@ -16039,7 +15773,7 @@
         <w:ind w:left="1429" w:hanging="360"/>
       </w:pPr>
       <w:rPr>
-        <w:rFonts w:hint="default" w:ascii="Symbol" w:hAnsi="Symbol"/>
+        <w:rFonts w:ascii="Symbol" w:hAnsi="Symbol" w:hint="default"/>
       </w:rPr>
     </w:lvl>
     <w:lvl w:ilvl="1" w:tplc="240A0003" w:tentative="1">
@@ -16051,7 +15785,7 @@
         <w:ind w:left="2149" w:hanging="360"/>
       </w:pPr>
       <w:rPr>
-        <w:rFonts w:hint="default" w:ascii="Courier New" w:hAnsi="Courier New" w:cs="Courier New"/>
+        <w:rFonts w:ascii="Courier New" w:hAnsi="Courier New" w:cs="Courier New" w:hint="default"/>
       </w:rPr>
     </w:lvl>
     <w:lvl w:ilvl="2" w:tplc="240A0005" w:tentative="1">
@@ -16063,7 +15797,7 @@
         <w:ind w:left="2869" w:hanging="360"/>
       </w:pPr>
       <w:rPr>
-        <w:rFonts w:hint="default" w:ascii="Wingdings" w:hAnsi="Wingdings"/>
+        <w:rFonts w:ascii="Wingdings" w:hAnsi="Wingdings" w:hint="default"/>
       </w:rPr>
     </w:lvl>
     <w:lvl w:ilvl="3" w:tplc="240A0001" w:tentative="1">
@@ -16075,7 +15809,7 @@
         <w:ind w:left="3589" w:hanging="360"/>
       </w:pPr>
       <w:rPr>
-        <w:rFonts w:hint="default" w:ascii="Symbol" w:hAnsi="Symbol"/>
+        <w:rFonts w:ascii="Symbol" w:hAnsi="Symbol" w:hint="default"/>
       </w:rPr>
     </w:lvl>
     <w:lvl w:ilvl="4" w:tplc="240A0003" w:tentative="1">
@@ -16087,7 +15821,7 @@
         <w:ind w:left="4309" w:hanging="360"/>
       </w:pPr>
       <w:rPr>
-        <w:rFonts w:hint="default" w:ascii="Courier New" w:hAnsi="Courier New" w:cs="Courier New"/>
+        <w:rFonts w:ascii="Courier New" w:hAnsi="Courier New" w:cs="Courier New" w:hint="default"/>
       </w:rPr>
     </w:lvl>
     <w:lvl w:ilvl="5" w:tplc="240A0005" w:tentative="1">
@@ -16099,7 +15833,7 @@
         <w:ind w:left="5029" w:hanging="360"/>
       </w:pPr>
       <w:rPr>
-        <w:rFonts w:hint="default" w:ascii="Wingdings" w:hAnsi="Wingdings"/>
+        <w:rFonts w:ascii="Wingdings" w:hAnsi="Wingdings" w:hint="default"/>
       </w:rPr>
     </w:lvl>
     <w:lvl w:ilvl="6" w:tplc="240A0001" w:tentative="1">
@@ -16111,7 +15845,7 @@
         <w:ind w:left="5749" w:hanging="360"/>
       </w:pPr>
       <w:rPr>
-        <w:rFonts w:hint="default" w:ascii="Symbol" w:hAnsi="Symbol"/>
+        <w:rFonts w:ascii="Symbol" w:hAnsi="Symbol" w:hint="default"/>
       </w:rPr>
     </w:lvl>
     <w:lvl w:ilvl="7" w:tplc="240A0003" w:tentative="1">
@@ -16123,7 +15857,7 @@
         <w:ind w:left="6469" w:hanging="360"/>
       </w:pPr>
       <w:rPr>
-        <w:rFonts w:hint="default" w:ascii="Courier New" w:hAnsi="Courier New" w:cs="Courier New"/>
+        <w:rFonts w:ascii="Courier New" w:hAnsi="Courier New" w:cs="Courier New" w:hint="default"/>
       </w:rPr>
     </w:lvl>
     <w:lvl w:ilvl="8" w:tplc="240A0005" w:tentative="1">
@@ -16135,7 +15869,7 @@
         <w:ind w:left="7189" w:hanging="360"/>
       </w:pPr>
       <w:rPr>
-        <w:rFonts w:hint="default" w:ascii="Wingdings" w:hAnsi="Wingdings"/>
+        <w:rFonts w:ascii="Wingdings" w:hAnsi="Wingdings" w:hint="default"/>
       </w:rPr>
     </w:lvl>
   </w:abstractNum>
@@ -16152,7 +15886,7 @@
         <w:ind w:left="1429" w:hanging="360"/>
       </w:pPr>
       <w:rPr>
-        <w:rFonts w:hint="default" w:ascii="Symbol" w:hAnsi="Symbol"/>
+        <w:rFonts w:ascii="Symbol" w:hAnsi="Symbol" w:hint="default"/>
       </w:rPr>
     </w:lvl>
     <w:lvl w:ilvl="1" w:tplc="240A0003" w:tentative="1">
@@ -16164,7 +15898,7 @@
         <w:ind w:left="2149" w:hanging="360"/>
       </w:pPr>
       <w:rPr>
-        <w:rFonts w:hint="default" w:ascii="Courier New" w:hAnsi="Courier New" w:cs="Courier New"/>
+        <w:rFonts w:ascii="Courier New" w:hAnsi="Courier New" w:cs="Courier New" w:hint="default"/>
       </w:rPr>
     </w:lvl>
     <w:lvl w:ilvl="2" w:tplc="240A0005" w:tentative="1">
@@ -16176,7 +15910,7 @@
         <w:ind w:left="2869" w:hanging="360"/>
       </w:pPr>
       <w:rPr>
-        <w:rFonts w:hint="default" w:ascii="Wingdings" w:hAnsi="Wingdings"/>
+        <w:rFonts w:ascii="Wingdings" w:hAnsi="Wingdings" w:hint="default"/>
       </w:rPr>
     </w:lvl>
     <w:lvl w:ilvl="3" w:tplc="240A0001" w:tentative="1">
@@ -16188,7 +15922,7 @@
         <w:ind w:left="3589" w:hanging="360"/>
       </w:pPr>
       <w:rPr>
-        <w:rFonts w:hint="default" w:ascii="Symbol" w:hAnsi="Symbol"/>
+        <w:rFonts w:ascii="Symbol" w:hAnsi="Symbol" w:hint="default"/>
       </w:rPr>
     </w:lvl>
     <w:lvl w:ilvl="4" w:tplc="240A0003" w:tentative="1">
@@ -16200,7 +15934,7 @@
         <w:ind w:left="4309" w:hanging="360"/>
       </w:pPr>
       <w:rPr>
-        <w:rFonts w:hint="default" w:ascii="Courier New" w:hAnsi="Courier New" w:cs="Courier New"/>
+        <w:rFonts w:ascii="Courier New" w:hAnsi="Courier New" w:cs="Courier New" w:hint="default"/>
       </w:rPr>
     </w:lvl>
     <w:lvl w:ilvl="5" w:tplc="240A0005" w:tentative="1">
@@ -16212,7 +15946,7 @@
         <w:ind w:left="5029" w:hanging="360"/>
       </w:pPr>
       <w:rPr>
-        <w:rFonts w:hint="default" w:ascii="Wingdings" w:hAnsi="Wingdings"/>
+        <w:rFonts w:ascii="Wingdings" w:hAnsi="Wingdings" w:hint="default"/>
       </w:rPr>
     </w:lvl>
     <w:lvl w:ilvl="6" w:tplc="240A0001" w:tentative="1">
@@ -16224,7 +15958,7 @@
         <w:ind w:left="5749" w:hanging="360"/>
       </w:pPr>
       <w:rPr>
-        <w:rFonts w:hint="default" w:ascii="Symbol" w:hAnsi="Symbol"/>
+        <w:rFonts w:ascii="Symbol" w:hAnsi="Symbol" w:hint="default"/>
       </w:rPr>
     </w:lvl>
     <w:lvl w:ilvl="7" w:tplc="240A0003" w:tentative="1">
@@ -16236,7 +15970,7 @@
         <w:ind w:left="6469" w:hanging="360"/>
       </w:pPr>
       <w:rPr>
-        <w:rFonts w:hint="default" w:ascii="Courier New" w:hAnsi="Courier New" w:cs="Courier New"/>
+        <w:rFonts w:ascii="Courier New" w:hAnsi="Courier New" w:cs="Courier New" w:hint="default"/>
       </w:rPr>
     </w:lvl>
     <w:lvl w:ilvl="8" w:tplc="240A0005" w:tentative="1">
@@ -16248,7 +15982,7 @@
         <w:ind w:left="7189" w:hanging="360"/>
       </w:pPr>
       <w:rPr>
-        <w:rFonts w:hint="default" w:ascii="Wingdings" w:hAnsi="Wingdings"/>
+        <w:rFonts w:ascii="Wingdings" w:hAnsi="Wingdings" w:hint="default"/>
       </w:rPr>
     </w:lvl>
   </w:abstractNum>
@@ -16373,22 +16107,22 @@
       </w:rPr>
     </w:lvl>
   </w:abstractNum>
-  <w:num w:numId="1" w16cid:durableId="374935299">
+  <w:num w:numId="1">
     <w:abstractNumId w:val="0"/>
   </w:num>
-  <w:num w:numId="2" w16cid:durableId="963996444">
+  <w:num w:numId="2">
     <w:abstractNumId w:val="11"/>
   </w:num>
-  <w:num w:numId="3" w16cid:durableId="1483616883">
+  <w:num w:numId="3">
     <w:abstractNumId w:val="23"/>
   </w:num>
-  <w:num w:numId="4" w16cid:durableId="1139498127">
+  <w:num w:numId="4">
     <w:abstractNumId w:val="16"/>
   </w:num>
-  <w:num w:numId="5" w16cid:durableId="1188178138">
+  <w:num w:numId="5">
     <w:abstractNumId w:val="32"/>
   </w:num>
-  <w:num w:numId="6" w16cid:durableId="70279360">
+  <w:num w:numId="6">
     <w:abstractNumId w:val="32"/>
     <w:lvlOverride w:ilvl="0">
       <w:startOverride w:val="1"/>
@@ -16418,88 +16152,88 @@
       <w:startOverride w:val="1"/>
     </w:lvlOverride>
   </w:num>
-  <w:num w:numId="7" w16cid:durableId="642655965">
+  <w:num w:numId="7">
     <w:abstractNumId w:val="19"/>
   </w:num>
-  <w:num w:numId="8" w16cid:durableId="498467679">
+  <w:num w:numId="8">
     <w:abstractNumId w:val="25"/>
   </w:num>
-  <w:num w:numId="9" w16cid:durableId="613755537">
+  <w:num w:numId="9">
     <w:abstractNumId w:val="13"/>
   </w:num>
-  <w:num w:numId="10" w16cid:durableId="1112751225">
+  <w:num w:numId="10">
     <w:abstractNumId w:val="14"/>
   </w:num>
-  <w:num w:numId="11" w16cid:durableId="621805719">
+  <w:num w:numId="11">
     <w:abstractNumId w:val="12"/>
   </w:num>
-  <w:num w:numId="12" w16cid:durableId="937099690">
+  <w:num w:numId="12">
     <w:abstractNumId w:val="1"/>
   </w:num>
-  <w:num w:numId="13" w16cid:durableId="1975669397">
+  <w:num w:numId="13">
     <w:abstractNumId w:val="4"/>
   </w:num>
-  <w:num w:numId="14" w16cid:durableId="784081716">
+  <w:num w:numId="14">
     <w:abstractNumId w:val="9"/>
   </w:num>
-  <w:num w:numId="15" w16cid:durableId="1510826863">
+  <w:num w:numId="15">
     <w:abstractNumId w:val="28"/>
   </w:num>
-  <w:num w:numId="16" w16cid:durableId="1573933388">
+  <w:num w:numId="16">
     <w:abstractNumId w:val="6"/>
   </w:num>
-  <w:num w:numId="17" w16cid:durableId="2047674879">
+  <w:num w:numId="17">
     <w:abstractNumId w:val="20"/>
   </w:num>
-  <w:num w:numId="18" w16cid:durableId="405036600">
+  <w:num w:numId="18">
     <w:abstractNumId w:val="31"/>
   </w:num>
-  <w:num w:numId="19" w16cid:durableId="387657075">
+  <w:num w:numId="19">
     <w:abstractNumId w:val="26"/>
   </w:num>
-  <w:num w:numId="20" w16cid:durableId="946932470">
+  <w:num w:numId="20">
     <w:abstractNumId w:val="29"/>
   </w:num>
-  <w:num w:numId="21" w16cid:durableId="2137409482">
+  <w:num w:numId="21">
     <w:abstractNumId w:val="2"/>
   </w:num>
-  <w:num w:numId="22" w16cid:durableId="832335142">
+  <w:num w:numId="22">
     <w:abstractNumId w:val="30"/>
   </w:num>
-  <w:num w:numId="23" w16cid:durableId="1975869549">
+  <w:num w:numId="23">
     <w:abstractNumId w:val="17"/>
   </w:num>
-  <w:num w:numId="24" w16cid:durableId="1451431346">
+  <w:num w:numId="24">
     <w:abstractNumId w:val="18"/>
   </w:num>
-  <w:num w:numId="25" w16cid:durableId="1845436183">
+  <w:num w:numId="25">
     <w:abstractNumId w:val="7"/>
   </w:num>
-  <w:num w:numId="26" w16cid:durableId="1252356497">
+  <w:num w:numId="26">
     <w:abstractNumId w:val="27"/>
   </w:num>
-  <w:num w:numId="27" w16cid:durableId="55322950">
+  <w:num w:numId="27">
     <w:abstractNumId w:val="5"/>
   </w:num>
-  <w:num w:numId="28" w16cid:durableId="36979640">
+  <w:num w:numId="28">
     <w:abstractNumId w:val="24"/>
   </w:num>
-  <w:num w:numId="29" w16cid:durableId="1803229074">
+  <w:num w:numId="29">
     <w:abstractNumId w:val="15"/>
   </w:num>
-  <w:num w:numId="30" w16cid:durableId="1410345653">
+  <w:num w:numId="30">
     <w:abstractNumId w:val="8"/>
   </w:num>
-  <w:num w:numId="31" w16cid:durableId="1939750329">
+  <w:num w:numId="31">
     <w:abstractNumId w:val="21"/>
   </w:num>
-  <w:num w:numId="32" w16cid:durableId="275063607">
+  <w:num w:numId="32">
     <w:abstractNumId w:val="10"/>
   </w:num>
-  <w:num w:numId="33" w16cid:durableId="1039815042">
+  <w:num w:numId="33">
     <w:abstractNumId w:val="3"/>
   </w:num>
-  <w:num w:numId="34" w16cid:durableId="1464081263">
+  <w:num w:numId="34">
     <w:abstractNumId w:val="22"/>
   </w:num>
   <w:numIdMacAtCleanup w:val="15"/>
@@ -16507,11 +16241,11 @@
 </file>
 
 <file path=word/styles.xml><?xml version="1.0" encoding="utf-8"?>
-<w:styles xmlns:mc="http://schemas.openxmlformats.org/markup-compatibility/2006" xmlns:r="http://schemas.openxmlformats.org/officeDocument/2006/relationships" xmlns:w="http://schemas.openxmlformats.org/wordprocessingml/2006/main" xmlns:w14="http://schemas.microsoft.com/office/word/2010/wordml" xmlns:w15="http://schemas.microsoft.com/office/word/2012/wordml" xmlns:w16cex="http://schemas.microsoft.com/office/word/2018/wordml/cex" xmlns:w16cid="http://schemas.microsoft.com/office/word/2016/wordml/cid" xmlns:w16="http://schemas.microsoft.com/office/word/2018/wordml" xmlns:w16du="http://schemas.microsoft.com/office/word/2023/wordml/word16du" xmlns:w16sdtdh="http://schemas.microsoft.com/office/word/2020/wordml/sdtdatahash" xmlns:w16sdtfl="http://schemas.microsoft.com/office/word/2024/wordml/sdtformatlock" xmlns:w16se="http://schemas.microsoft.com/office/word/2015/wordml/symex" mc:Ignorable="w14 w15 w16se w16cid w16 w16cex w16sdtdh w16sdtfl w16du">
+<w:styles xmlns:mc="http://schemas.openxmlformats.org/markup-compatibility/2006" xmlns:r="http://schemas.openxmlformats.org/officeDocument/2006/relationships" xmlns:w="http://schemas.openxmlformats.org/wordprocessingml/2006/main" xmlns:w14="http://schemas.microsoft.com/office/word/2010/wordml" xmlns:w15="http://schemas.microsoft.com/office/word/2012/wordml" xmlns:w16cex="http://schemas.microsoft.com/office/word/2018/wordml/cex" xmlns:w16cid="http://schemas.microsoft.com/office/word/2016/wordml/cid" xmlns:w16="http://schemas.microsoft.com/office/word/2018/wordml" xmlns:w16sdtdh="http://schemas.microsoft.com/office/word/2020/wordml/sdtdatahash" xmlns:w16se="http://schemas.microsoft.com/office/word/2015/wordml/symex" mc:Ignorable="w14 w15 w16se w16cid w16 w16cex w16sdtdh">
   <w:docDefaults>
     <w:rPrDefault>
       <w:rPr>
-        <w:rFonts w:asciiTheme="minorHAnsi" w:hAnsiTheme="minorHAnsi" w:eastAsiaTheme="minorHAnsi" w:cstheme="minorBidi"/>
+        <w:rFonts w:asciiTheme="minorHAnsi" w:eastAsiaTheme="minorHAnsi" w:hAnsiTheme="minorHAnsi" w:cstheme="minorBidi"/>
         <w:kern w:val="2"/>
         <w:sz w:val="22"/>
         <w:szCs w:val="22"/>
@@ -16528,14 +16262,14 @@
   <w:latentStyles w:defLockedState="0" w:defUIPriority="99" w:defSemiHidden="0" w:defUnhideWhenUsed="0" w:defQFormat="0" w:count="376">
     <w:lsdException w:name="Normal" w:uiPriority="0" w:qFormat="1"/>
     <w:lsdException w:name="heading 1" w:uiPriority="9" w:qFormat="1"/>
-    <w:lsdException w:name="heading 2" w:uiPriority="9" w:semiHidden="1" w:unhideWhenUsed="1" w:qFormat="1"/>
-    <w:lsdException w:name="heading 3" w:uiPriority="9" w:semiHidden="1" w:unhideWhenUsed="1" w:qFormat="1"/>
-    <w:lsdException w:name="heading 4" w:uiPriority="9" w:semiHidden="1" w:unhideWhenUsed="1" w:qFormat="1"/>
-    <w:lsdException w:name="heading 5" w:uiPriority="9" w:semiHidden="1" w:unhideWhenUsed="1" w:qFormat="1"/>
-    <w:lsdException w:name="heading 6" w:uiPriority="9" w:semiHidden="1" w:unhideWhenUsed="1"/>
-    <w:lsdException w:name="heading 7" w:uiPriority="9" w:semiHidden="1" w:unhideWhenUsed="1" w:qFormat="1"/>
-    <w:lsdException w:name="heading 8" w:uiPriority="9" w:semiHidden="1" w:unhideWhenUsed="1" w:qFormat="1"/>
-    <w:lsdException w:name="heading 9" w:uiPriority="9" w:semiHidden="1" w:unhideWhenUsed="1" w:qFormat="1"/>
+    <w:lsdException w:name="heading 2" w:semiHidden="1" w:uiPriority="9" w:unhideWhenUsed="1" w:qFormat="1"/>
+    <w:lsdException w:name="heading 3" w:semiHidden="1" w:uiPriority="9" w:unhideWhenUsed="1" w:qFormat="1"/>
+    <w:lsdException w:name="heading 4" w:semiHidden="1" w:uiPriority="9" w:unhideWhenUsed="1" w:qFormat="1"/>
+    <w:lsdException w:name="heading 5" w:semiHidden="1" w:uiPriority="9" w:unhideWhenUsed="1" w:qFormat="1"/>
+    <w:lsdException w:name="heading 6" w:semiHidden="1" w:uiPriority="9" w:unhideWhenUsed="1"/>
+    <w:lsdException w:name="heading 7" w:semiHidden="1" w:uiPriority="9" w:unhideWhenUsed="1" w:qFormat="1"/>
+    <w:lsdException w:name="heading 8" w:semiHidden="1" w:uiPriority="9" w:unhideWhenUsed="1" w:qFormat="1"/>
+    <w:lsdException w:name="heading 9" w:semiHidden="1" w:uiPriority="9" w:unhideWhenUsed="1" w:qFormat="1"/>
     <w:lsdException w:name="index 1" w:semiHidden="1" w:unhideWhenUsed="1"/>
     <w:lsdException w:name="index 2" w:semiHidden="1" w:unhideWhenUsed="1"/>
     <w:lsdException w:name="index 3" w:semiHidden="1" w:unhideWhenUsed="1"/>
@@ -16545,22 +16279,22 @@
     <w:lsdException w:name="index 7" w:semiHidden="1" w:unhideWhenUsed="1"/>
     <w:lsdException w:name="index 8" w:semiHidden="1" w:unhideWhenUsed="1"/>
     <w:lsdException w:name="index 9" w:semiHidden="1" w:unhideWhenUsed="1"/>
-    <w:lsdException w:name="toc 1" w:uiPriority="39" w:semiHidden="1" w:unhideWhenUsed="1"/>
-    <w:lsdException w:name="toc 2" w:uiPriority="39" w:semiHidden="1" w:unhideWhenUsed="1"/>
-    <w:lsdException w:name="toc 3" w:uiPriority="39" w:semiHidden="1" w:unhideWhenUsed="1"/>
-    <w:lsdException w:name="toc 4" w:uiPriority="39" w:semiHidden="1" w:unhideWhenUsed="1"/>
-    <w:lsdException w:name="toc 5" w:uiPriority="39" w:semiHidden="1" w:unhideWhenUsed="1"/>
-    <w:lsdException w:name="toc 6" w:uiPriority="39" w:semiHidden="1" w:unhideWhenUsed="1"/>
-    <w:lsdException w:name="toc 7" w:uiPriority="39" w:semiHidden="1" w:unhideWhenUsed="1"/>
-    <w:lsdException w:name="toc 8" w:uiPriority="39" w:semiHidden="1" w:unhideWhenUsed="1"/>
-    <w:lsdException w:name="toc 9" w:uiPriority="39" w:semiHidden="1" w:unhideWhenUsed="1"/>
+    <w:lsdException w:name="toc 1" w:semiHidden="1" w:uiPriority="39" w:unhideWhenUsed="1"/>
+    <w:lsdException w:name="toc 2" w:semiHidden="1" w:uiPriority="39" w:unhideWhenUsed="1"/>
+    <w:lsdException w:name="toc 3" w:semiHidden="1" w:uiPriority="39" w:unhideWhenUsed="1"/>
+    <w:lsdException w:name="toc 4" w:semiHidden="1" w:uiPriority="39" w:unhideWhenUsed="1"/>
+    <w:lsdException w:name="toc 5" w:semiHidden="1" w:uiPriority="39" w:unhideWhenUsed="1"/>
+    <w:lsdException w:name="toc 6" w:semiHidden="1" w:uiPriority="39" w:unhideWhenUsed="1"/>
+    <w:lsdException w:name="toc 7" w:semiHidden="1" w:uiPriority="39" w:unhideWhenUsed="1"/>
+    <w:lsdException w:name="toc 8" w:semiHidden="1" w:uiPriority="39" w:unhideWhenUsed="1"/>
+    <w:lsdException w:name="toc 9" w:semiHidden="1" w:uiPriority="39" w:unhideWhenUsed="1"/>
     <w:lsdException w:name="Normal Indent" w:semiHidden="1" w:unhideWhenUsed="1"/>
     <w:lsdException w:name="footnote text" w:semiHidden="1" w:unhideWhenUsed="1"/>
     <w:lsdException w:name="annotation text" w:semiHidden="1" w:unhideWhenUsed="1"/>
     <w:lsdException w:name="header" w:semiHidden="1" w:unhideWhenUsed="1"/>
     <w:lsdException w:name="footer" w:semiHidden="1" w:unhideWhenUsed="1"/>
     <w:lsdException w:name="index heading" w:semiHidden="1" w:unhideWhenUsed="1"/>
-    <w:lsdException w:name="caption" w:uiPriority="35" w:semiHidden="1" w:unhideWhenUsed="1" w:qFormat="1"/>
+    <w:lsdException w:name="caption" w:semiHidden="1" w:uiPriority="35" w:unhideWhenUsed="1" w:qFormat="1"/>
     <w:lsdException w:name="table of figures" w:semiHidden="1" w:unhideWhenUsed="1"/>
     <w:lsdException w:name="envelope address" w:semiHidden="1" w:unhideWhenUsed="1"/>
     <w:lsdException w:name="envelope return" w:semiHidden="1" w:unhideWhenUsed="1"/>
@@ -16591,7 +16325,7 @@
     <w:lsdException w:name="Title" w:uiPriority="10" w:qFormat="1"/>
     <w:lsdException w:name="Closing" w:semiHidden="1" w:unhideWhenUsed="1"/>
     <w:lsdException w:name="Signature" w:semiHidden="1" w:unhideWhenUsed="1"/>
-    <w:lsdException w:name="Default Paragraph Font" w:uiPriority="1" w:semiHidden="1" w:unhideWhenUsed="1"/>
+    <w:lsdException w:name="Default Paragraph Font" w:semiHidden="1" w:uiPriority="1" w:unhideWhenUsed="1"/>
     <w:lsdException w:name="Body Text" w:semiHidden="1" w:unhideWhenUsed="1"/>
     <w:lsdException w:name="Body Text Indent" w:semiHidden="1" w:unhideWhenUsed="1"/>
     <w:lsdException w:name="List Continue" w:semiHidden="1" w:unhideWhenUsed="1"/>
@@ -16791,8 +16525,8 @@
     <w:lsdException w:name="Subtle Reference" w:uiPriority="31" w:qFormat="1"/>
     <w:lsdException w:name="Intense Reference" w:uiPriority="32" w:qFormat="1"/>
     <w:lsdException w:name="Book Title" w:uiPriority="33" w:qFormat="1"/>
-    <w:lsdException w:name="Bibliography" w:uiPriority="37" w:semiHidden="1" w:unhideWhenUsed="1"/>
-    <w:lsdException w:name="TOC Heading" w:uiPriority="39" w:semiHidden="1" w:unhideWhenUsed="1" w:qFormat="1"/>
+    <w:lsdException w:name="Bibliography" w:semiHidden="1" w:uiPriority="37" w:unhideWhenUsed="1"/>
+    <w:lsdException w:name="TOC Heading" w:semiHidden="1" w:uiPriority="39" w:unhideWhenUsed="1" w:qFormat="1"/>
     <w:lsdException w:name="Plain Table 1" w:uiPriority="41"/>
     <w:lsdException w:name="Plain Table 2" w:uiPriority="42"/>
     <w:lsdException w:name="Plain Table 3" w:uiPriority="43"/>
@@ -16903,7 +16637,7 @@
     <w:lsdException w:name="Unresolved Mention" w:semiHidden="1" w:unhideWhenUsed="1"/>
     <w:lsdException w:name="Smart Link" w:semiHidden="1" w:unhideWhenUsed="1"/>
   </w:latentStyles>
-  <w:style w:type="paragraph" w:styleId="Normal" w:default="1">
+  <w:style w:type="paragraph" w:default="1" w:styleId="Normal">
     <w:name w:val="Normal"/>
     <w:qFormat/>
     <w:rsid w:val="00DC23A1"/>
@@ -16933,7 +16667,7 @@
       <w:outlineLvl w:val="0"/>
     </w:pPr>
     <w:rPr>
-      <w:rFonts w:ascii="Calibri" w:hAnsi="Calibri" w:eastAsia="Times New Roman" w:cs="Times New Roman (Títulos en alf"/>
+      <w:rFonts w:ascii="Calibri" w:eastAsia="Times New Roman" w:hAnsi="Calibri" w:cs="Times New Roman (Títulos en alf"/>
       <w:b/>
       <w:color w:val="000000" w:themeColor="text1"/>
       <w:kern w:val="0"/>
@@ -16964,7 +16698,7 @@
       <w:outlineLvl w:val="1"/>
     </w:pPr>
     <w:rPr>
-      <w:rFonts w:ascii="Calibri" w:hAnsi="Calibri" w:eastAsiaTheme="majorEastAsia" w:cstheme="majorBidi"/>
+      <w:rFonts w:ascii="Calibri" w:eastAsiaTheme="majorEastAsia" w:hAnsi="Calibri" w:cstheme="majorBidi"/>
       <w:b/>
       <w:color w:val="000000" w:themeColor="text1"/>
       <w:kern w:val="0"/>
@@ -17063,19 +16797,19 @@
       <w:outlineLvl w:val="6"/>
     </w:pPr>
     <w:rPr>
-      <w:rFonts w:asciiTheme="majorHAnsi" w:hAnsiTheme="majorHAnsi" w:eastAsiaTheme="majorEastAsia" w:cstheme="majorBidi"/>
+      <w:rFonts w:asciiTheme="majorHAnsi" w:eastAsiaTheme="majorEastAsia" w:hAnsiTheme="majorHAnsi" w:cstheme="majorBidi"/>
       <w:i/>
       <w:iCs/>
       <w:color w:val="1F3763" w:themeColor="accent1" w:themeShade="7F"/>
     </w:rPr>
   </w:style>
-  <w:style w:type="character" w:styleId="Fuentedeprrafopredeter" w:default="1">
+  <w:style w:type="character" w:default="1" w:styleId="Fuentedeprrafopredeter">
     <w:name w:val="Default Paragraph Font"/>
     <w:uiPriority w:val="1"/>
     <w:semiHidden/>
     <w:unhideWhenUsed/>
   </w:style>
-  <w:style w:type="table" w:styleId="Tablanormal" w:default="1">
+  <w:style w:type="table" w:default="1" w:styleId="Tablanormal">
     <w:name w:val="Normal Table"/>
     <w:uiPriority w:val="99"/>
     <w:semiHidden/>
@@ -17090,7 +16824,7 @@
       </w:tblCellMar>
     </w:tblPr>
   </w:style>
-  <w:style w:type="numbering" w:styleId="Sinlista" w:default="1">
+  <w:style w:type="numbering" w:default="1" w:styleId="Sinlista">
     <w:name w:val="No List"/>
     <w:uiPriority w:val="99"/>
     <w:semiHidden/>
@@ -17107,7 +16841,7 @@
       <w:contextualSpacing/>
     </w:pPr>
   </w:style>
-  <w:style w:type="paragraph" w:styleId="TituloPortada" w:customStyle="1">
+  <w:style w:type="paragraph" w:customStyle="1" w:styleId="TituloPortada">
     <w:name w:val="Titulo Portada"/>
     <w:basedOn w:val="Normal"/>
     <w:rsid w:val="00C407C1"/>
@@ -17121,14 +16855,14 @@
       <w:lang w:val="es-419"/>
     </w:rPr>
   </w:style>
-  <w:style w:type="character" w:styleId="Ttulo1Car" w:customStyle="1">
+  <w:style w:type="character" w:customStyle="1" w:styleId="Ttulo1Car">
     <w:name w:val="Título 1 Car"/>
     <w:basedOn w:val="Fuentedeprrafopredeter"/>
     <w:link w:val="Ttulo1"/>
     <w:uiPriority w:val="9"/>
     <w:rsid w:val="007834D8"/>
     <w:rPr>
-      <w:rFonts w:ascii="Calibri" w:hAnsi="Calibri" w:eastAsia="Times New Roman" w:cs="Times New Roman (Títulos en alf"/>
+      <w:rFonts w:ascii="Calibri" w:eastAsia="Times New Roman" w:hAnsi="Calibri" w:cs="Times New Roman (Títulos en alf"/>
       <w:b/>
       <w:color w:val="000000" w:themeColor="text1"/>
       <w:spacing w:val="-10"/>
@@ -17140,14 +16874,14 @@
       <w14:ligatures w14:val="none"/>
     </w:rPr>
   </w:style>
-  <w:style w:type="character" w:styleId="Ttulo2Car" w:customStyle="1">
+  <w:style w:type="character" w:customStyle="1" w:styleId="Ttulo2Car">
     <w:name w:val="Título 2 Car"/>
     <w:basedOn w:val="Fuentedeprrafopredeter"/>
     <w:link w:val="Ttulo2"/>
     <w:uiPriority w:val="9"/>
     <w:rsid w:val="00DD6B45"/>
     <w:rPr>
-      <w:rFonts w:ascii="Calibri" w:hAnsi="Calibri" w:eastAsiaTheme="majorEastAsia" w:cstheme="majorBidi"/>
+      <w:rFonts w:ascii="Calibri" w:eastAsiaTheme="majorEastAsia" w:hAnsi="Calibri" w:cstheme="majorBidi"/>
       <w:b/>
       <w:color w:val="000000" w:themeColor="text1"/>
       <w:kern w:val="0"/>
@@ -17157,14 +16891,14 @@
       <w14:ligatures w14:val="none"/>
     </w:rPr>
   </w:style>
-  <w:style w:type="character" w:styleId="Ttulo3Car" w:customStyle="1">
+  <w:style w:type="character" w:customStyle="1" w:styleId="Ttulo3Car">
     <w:name w:val="Título 3 Car"/>
     <w:basedOn w:val="Fuentedeprrafopredeter"/>
     <w:link w:val="Ttulo3"/>
     <w:uiPriority w:val="9"/>
     <w:rsid w:val="00F014CE"/>
     <w:rPr>
-      <w:rFonts w:ascii="Calibri" w:hAnsi="Calibri" w:eastAsiaTheme="majorEastAsia" w:cstheme="majorBidi"/>
+      <w:rFonts w:ascii="Calibri" w:eastAsiaTheme="majorEastAsia" w:hAnsi="Calibri" w:cstheme="majorBidi"/>
       <w:b/>
       <w:iCs/>
       <w:color w:val="000000" w:themeColor="text1"/>
@@ -17195,7 +16929,7 @@
       <w14:ligatures w14:val="none"/>
     </w:rPr>
   </w:style>
-  <w:style w:type="character" w:styleId="Extranjerismo" w:customStyle="1">
+  <w:style w:type="character" w:customStyle="1" w:styleId="Extranjerismo">
     <w:name w:val="Extranjerismo"/>
     <w:basedOn w:val="Fuentedeprrafopredeter"/>
     <w:uiPriority w:val="1"/>
@@ -17206,7 +16940,7 @@
       <w:lang w:val="en-US"/>
     </w:rPr>
   </w:style>
-  <w:style w:type="paragraph" w:styleId="Figura" w:customStyle="1">
+  <w:style w:type="paragraph" w:customStyle="1" w:styleId="Figura">
     <w:name w:val="Figura"/>
     <w:basedOn w:val="Normal"/>
     <w:next w:val="Normal"/>
@@ -17232,7 +16966,7 @@
       <w14:ligatures w14:val="none"/>
     </w:rPr>
   </w:style>
-  <w:style w:type="character" w:styleId="FiguraCar" w:customStyle="1">
+  <w:style w:type="character" w:customStyle="1" w:styleId="FiguraCar">
     <w:name w:val="Figura Car"/>
     <w:basedOn w:val="Fuentedeprrafopredeter"/>
     <w:link w:val="Figura"/>
@@ -17247,14 +16981,14 @@
       <w14:ligatures w14:val="none"/>
     </w:rPr>
   </w:style>
-  <w:style w:type="character" w:styleId="Ttulo4Car" w:customStyle="1">
+  <w:style w:type="character" w:customStyle="1" w:styleId="Ttulo4Car">
     <w:name w:val="Título 4 Car"/>
     <w:basedOn w:val="Fuentedeprrafopredeter"/>
     <w:link w:val="Ttulo4"/>
     <w:uiPriority w:val="9"/>
     <w:rsid w:val="001B57A6"/>
     <w:rPr>
-      <w:rFonts w:ascii="Calibri" w:hAnsi="Calibri" w:eastAsiaTheme="majorEastAsia" w:cstheme="majorBidi"/>
+      <w:rFonts w:ascii="Calibri" w:eastAsiaTheme="majorEastAsia" w:hAnsi="Calibri" w:cstheme="majorBidi"/>
       <w:b/>
       <w:color w:val="000000" w:themeColor="text1"/>
       <w:kern w:val="0"/>
@@ -17264,14 +16998,14 @@
       <w14:ligatures w14:val="none"/>
     </w:rPr>
   </w:style>
-  <w:style w:type="character" w:styleId="Ttulo5Car" w:customStyle="1">
+  <w:style w:type="character" w:customStyle="1" w:styleId="Ttulo5Car">
     <w:name w:val="Título 5 Car"/>
     <w:basedOn w:val="Fuentedeprrafopredeter"/>
     <w:link w:val="Ttulo5"/>
     <w:uiPriority w:val="9"/>
     <w:rsid w:val="00746AD1"/>
     <w:rPr>
-      <w:rFonts w:ascii="Calibri" w:hAnsi="Calibri" w:eastAsiaTheme="majorEastAsia" w:cstheme="majorBidi"/>
+      <w:rFonts w:ascii="Calibri" w:eastAsiaTheme="majorEastAsia" w:hAnsi="Calibri" w:cstheme="majorBidi"/>
       <w:b/>
       <w:color w:val="000000" w:themeColor="text1"/>
       <w:kern w:val="0"/>
@@ -17281,7 +17015,7 @@
       <w14:ligatures w14:val="none"/>
     </w:rPr>
   </w:style>
-  <w:style w:type="paragraph" w:styleId="Tabla" w:customStyle="1">
+  <w:style w:type="paragraph" w:customStyle="1" w:styleId="Tabla">
     <w:name w:val="Tabla"/>
     <w:basedOn w:val="Normal"/>
     <w:next w:val="Normal"/>
@@ -17317,28 +17051,28 @@
       <w:contextualSpacing/>
     </w:pPr>
     <w:rPr>
-      <w:rFonts w:asciiTheme="majorHAnsi" w:hAnsiTheme="majorHAnsi" w:eastAsiaTheme="majorEastAsia" w:cstheme="majorBidi"/>
+      <w:rFonts w:asciiTheme="majorHAnsi" w:eastAsiaTheme="majorEastAsia" w:hAnsiTheme="majorHAnsi" w:cstheme="majorBidi"/>
       <w:spacing w:val="-10"/>
       <w:kern w:val="28"/>
       <w:sz w:val="56"/>
       <w:szCs w:val="56"/>
     </w:rPr>
   </w:style>
-  <w:style w:type="character" w:styleId="TtuloCar" w:customStyle="1">
+  <w:style w:type="character" w:customStyle="1" w:styleId="TtuloCar">
     <w:name w:val="Título Car"/>
     <w:basedOn w:val="Fuentedeprrafopredeter"/>
     <w:link w:val="Ttulo"/>
     <w:uiPriority w:val="10"/>
     <w:rsid w:val="00590D20"/>
     <w:rPr>
-      <w:rFonts w:asciiTheme="majorHAnsi" w:hAnsiTheme="majorHAnsi" w:eastAsiaTheme="majorEastAsia" w:cstheme="majorBidi"/>
+      <w:rFonts w:asciiTheme="majorHAnsi" w:eastAsiaTheme="majorEastAsia" w:hAnsiTheme="majorHAnsi" w:cstheme="majorBidi"/>
       <w:spacing w:val="-10"/>
       <w:kern w:val="28"/>
       <w:sz w:val="56"/>
       <w:szCs w:val="56"/>
     </w:rPr>
   </w:style>
-  <w:style w:type="character" w:styleId="TablaCar" w:customStyle="1">
+  <w:style w:type="character" w:customStyle="1" w:styleId="TablaCar">
     <w:name w:val="Tabla Car"/>
     <w:basedOn w:val="Fuentedeprrafopredeter"/>
     <w:link w:val="Tabla"/>
@@ -17353,7 +17087,7 @@
       <w14:ligatures w14:val="none"/>
     </w:rPr>
   </w:style>
-  <w:style w:type="table" w:styleId="SENA" w:customStyle="1">
+  <w:style w:type="table" w:customStyle="1" w:styleId="SENA">
     <w:name w:val="SENA"/>
     <w:basedOn w:val="Tablanormal"/>
     <w:uiPriority w:val="99"/>
@@ -17370,18 +17104,18 @@
     <w:tblPr>
       <w:tblStyleRowBandSize w:val="1"/>
       <w:tblBorders>
-        <w:top w:val="single" w:color="D9D9D9" w:themeColor="background1" w:themeShade="D9" w:sz="4" w:space="0"/>
-        <w:left w:val="single" w:color="D9D9D9" w:themeColor="background1" w:themeShade="D9" w:sz="4" w:space="0"/>
-        <w:bottom w:val="single" w:color="D9D9D9" w:themeColor="background1" w:themeShade="D9" w:sz="4" w:space="0"/>
-        <w:right w:val="single" w:color="D9D9D9" w:themeColor="background1" w:themeShade="D9" w:sz="4" w:space="0"/>
-        <w:insideH w:val="single" w:color="D9D9D9" w:themeColor="background1" w:themeShade="D9" w:sz="4" w:space="0"/>
-        <w:insideV w:val="single" w:color="D9D9D9" w:themeColor="background1" w:themeShade="D9" w:sz="4" w:space="0"/>
+        <w:top w:val="single" w:sz="4" w:space="0" w:color="D9D9D9" w:themeColor="background1" w:themeShade="D9"/>
+        <w:left w:val="single" w:sz="4" w:space="0" w:color="D9D9D9" w:themeColor="background1" w:themeShade="D9"/>
+        <w:bottom w:val="single" w:sz="4" w:space="0" w:color="D9D9D9" w:themeColor="background1" w:themeShade="D9"/>
+        <w:right w:val="single" w:sz="4" w:space="0" w:color="D9D9D9" w:themeColor="background1" w:themeShade="D9"/>
+        <w:insideH w:val="single" w:sz="4" w:space="0" w:color="D9D9D9" w:themeColor="background1" w:themeShade="D9"/>
+        <w:insideV w:val="single" w:sz="4" w:space="0" w:color="D9D9D9" w:themeColor="background1" w:themeShade="D9"/>
       </w:tblBorders>
     </w:tblPr>
     <w:tblStylePr w:type="firstRow">
       <w:pPr>
         <w:wordWrap/>
-        <w:spacing w:before="120" w:beforeLines="0" w:beforeAutospacing="0" w:after="120" w:afterLines="0" w:afterAutospacing="0"/>
+        <w:spacing w:beforeLines="0" w:before="120" w:beforeAutospacing="0" w:afterLines="0" w:after="120" w:afterAutospacing="0"/>
       </w:pPr>
       <w:rPr>
         <w:b/>
@@ -17408,12 +17142,12 @@
     </w:pPr>
     <w:tblPr>
       <w:tblBorders>
-        <w:top w:val="single" w:color="auto" w:sz="4" w:space="0"/>
-        <w:left w:val="single" w:color="auto" w:sz="4" w:space="0"/>
-        <w:bottom w:val="single" w:color="auto" w:sz="4" w:space="0"/>
-        <w:right w:val="single" w:color="auto" w:sz="4" w:space="0"/>
-        <w:insideH w:val="single" w:color="auto" w:sz="4" w:space="0"/>
-        <w:insideV w:val="single" w:color="auto" w:sz="4" w:space="0"/>
+        <w:top w:val="single" w:sz="4" w:space="0" w:color="auto"/>
+        <w:left w:val="single" w:sz="4" w:space="0" w:color="auto"/>
+        <w:bottom w:val="single" w:sz="4" w:space="0" w:color="auto"/>
+        <w:right w:val="single" w:sz="4" w:space="0" w:color="auto"/>
+        <w:insideH w:val="single" w:sz="4" w:space="0" w:color="auto"/>
+        <w:insideV w:val="single" w:sz="4" w:space="0" w:color="auto"/>
       </w:tblBorders>
     </w:tblPr>
   </w:style>
@@ -17428,7 +17162,7 @@
       <w:u w:val="single"/>
     </w:rPr>
   </w:style>
-  <w:style w:type="paragraph" w:styleId="Video" w:customStyle="1">
+  <w:style w:type="paragraph" w:customStyle="1" w:styleId="Video">
     <w:name w:val="Video"/>
     <w:basedOn w:val="Normal"/>
     <w:next w:val="Normal"/>
@@ -17450,7 +17184,7 @@
       <w14:ligatures w14:val="none"/>
     </w:rPr>
   </w:style>
-  <w:style w:type="character" w:styleId="VideoCar" w:customStyle="1">
+  <w:style w:type="character" w:customStyle="1" w:styleId="VideoCar">
     <w:name w:val="Video Car"/>
     <w:basedOn w:val="Fuentedeprrafopredeter"/>
     <w:link w:val="Video"/>
@@ -17463,7 +17197,7 @@
       <w14:ligatures w14:val="none"/>
     </w:rPr>
   </w:style>
-  <w:style w:type="character" w:styleId="Mencinsinresolver1" w:customStyle="1">
+  <w:style w:type="character" w:customStyle="1" w:styleId="Mencinsinresolver1">
     <w:name w:val="Mención sin resolver1"/>
     <w:basedOn w:val="Fuentedeprrafopredeter"/>
     <w:uiPriority w:val="99"/>
@@ -17491,12 +17225,12 @@
       <w:tblStyleRowBandSize w:val="1"/>
       <w:tblStyleColBandSize w:val="1"/>
       <w:tblBorders>
-        <w:top w:val="single" w:color="C9C9C9" w:themeColor="accent3" w:themeTint="99" w:sz="4" w:space="0"/>
-        <w:left w:val="single" w:color="C9C9C9" w:themeColor="accent3" w:themeTint="99" w:sz="4" w:space="0"/>
-        <w:bottom w:val="single" w:color="C9C9C9" w:themeColor="accent3" w:themeTint="99" w:sz="4" w:space="0"/>
-        <w:right w:val="single" w:color="C9C9C9" w:themeColor="accent3" w:themeTint="99" w:sz="4" w:space="0"/>
-        <w:insideH w:val="single" w:color="C9C9C9" w:themeColor="accent3" w:themeTint="99" w:sz="4" w:space="0"/>
-        <w:insideV w:val="single" w:color="C9C9C9" w:themeColor="accent3" w:themeTint="99" w:sz="4" w:space="0"/>
+        <w:top w:val="single" w:sz="4" w:space="0" w:color="C9C9C9" w:themeColor="accent3" w:themeTint="99"/>
+        <w:left w:val="single" w:sz="4" w:space="0" w:color="C9C9C9" w:themeColor="accent3" w:themeTint="99"/>
+        <w:bottom w:val="single" w:sz="4" w:space="0" w:color="C9C9C9" w:themeColor="accent3" w:themeTint="99"/>
+        <w:right w:val="single" w:sz="4" w:space="0" w:color="C9C9C9" w:themeColor="accent3" w:themeTint="99"/>
+        <w:insideH w:val="single" w:sz="4" w:space="0" w:color="C9C9C9" w:themeColor="accent3" w:themeTint="99"/>
+        <w:insideV w:val="single" w:sz="4" w:space="0" w:color="C9C9C9" w:themeColor="accent3" w:themeTint="99"/>
       </w:tblBorders>
     </w:tblPr>
     <w:tblStylePr w:type="firstRow">
@@ -17508,10 +17242,10 @@
       <w:tblPr/>
       <w:tcPr>
         <w:tcBorders>
-          <w:top w:val="single" w:color="A5A5A5" w:themeColor="accent3" w:sz="4" w:space="0"/>
-          <w:left w:val="single" w:color="A5A5A5" w:themeColor="accent3" w:sz="4" w:space="0"/>
-          <w:bottom w:val="single" w:color="A5A5A5" w:themeColor="accent3" w:sz="4" w:space="0"/>
-          <w:right w:val="single" w:color="A5A5A5" w:themeColor="accent3" w:sz="4" w:space="0"/>
+          <w:top w:val="single" w:sz="4" w:space="0" w:color="A5A5A5" w:themeColor="accent3"/>
+          <w:left w:val="single" w:sz="4" w:space="0" w:color="A5A5A5" w:themeColor="accent3"/>
+          <w:bottom w:val="single" w:sz="4" w:space="0" w:color="A5A5A5" w:themeColor="accent3"/>
+          <w:right w:val="single" w:sz="4" w:space="0" w:color="A5A5A5" w:themeColor="accent3"/>
           <w:insideH w:val="nil"/>
           <w:insideV w:val="nil"/>
         </w:tcBorders>
@@ -17526,7 +17260,7 @@
       <w:tblPr/>
       <w:tcPr>
         <w:tcBorders>
-          <w:top w:val="double" w:color="A5A5A5" w:themeColor="accent3" w:sz="4" w:space="0"/>
+          <w:top w:val="double" w:sz="4" w:space="0" w:color="A5A5A5" w:themeColor="accent3"/>
         </w:tcBorders>
       </w:tcPr>
     </w:tblStylePr>
@@ -17555,7 +17289,7 @@
       </w:tcPr>
     </w:tblStylePr>
   </w:style>
-  <w:style w:type="paragraph" w:styleId="Tablas" w:customStyle="1">
+  <w:style w:type="paragraph" w:customStyle="1" w:styleId="Tablas">
     <w:name w:val="Tablas"/>
     <w:qFormat/>
     <w:rsid w:val="00CE2C4A"/>
@@ -17572,7 +17306,7 @@
       <w14:ligatures w14:val="none"/>
     </w:rPr>
   </w:style>
-  <w:style w:type="paragraph" w:styleId="TextoTablas" w:customStyle="1">
+  <w:style w:type="paragraph" w:customStyle="1" w:styleId="TextoTablas">
     <w:name w:val="Texto_Tablas"/>
     <w:basedOn w:val="Normal"/>
     <w:qFormat/>
@@ -17668,7 +17402,7 @@
       <w:spacing w:before="0" w:after="0" w:line="240" w:lineRule="auto"/>
     </w:pPr>
   </w:style>
-  <w:style w:type="character" w:styleId="EncabezadoCar" w:customStyle="1">
+  <w:style w:type="character" w:customStyle="1" w:styleId="EncabezadoCar">
     <w:name w:val="Encabezado Car"/>
     <w:basedOn w:val="Fuentedeprrafopredeter"/>
     <w:link w:val="Encabezado"/>
@@ -17693,7 +17427,7 @@
       <w:spacing w:before="0" w:after="0" w:line="240" w:lineRule="auto"/>
     </w:pPr>
   </w:style>
-  <w:style w:type="character" w:styleId="PiedepginaCar" w:customStyle="1">
+  <w:style w:type="character" w:customStyle="1" w:styleId="PiedepginaCar">
     <w:name w:val="Pie de página Car"/>
     <w:basedOn w:val="Fuentedeprrafopredeter"/>
     <w:link w:val="Piedepgina"/>
@@ -17703,14 +17437,14 @@
       <w:sz w:val="28"/>
     </w:rPr>
   </w:style>
-  <w:style w:type="character" w:styleId="Ttulo6Car" w:customStyle="1">
+  <w:style w:type="character" w:customStyle="1" w:styleId="Ttulo6Car">
     <w:name w:val="Título 6 Car"/>
     <w:basedOn w:val="Fuentedeprrafopredeter"/>
     <w:link w:val="Ttulo6"/>
     <w:uiPriority w:val="9"/>
     <w:rsid w:val="00C7377B"/>
     <w:rPr>
-      <w:rFonts w:ascii="Calibri" w:hAnsi="Calibri" w:eastAsiaTheme="majorEastAsia" w:cstheme="majorBidi"/>
+      <w:rFonts w:ascii="Calibri" w:eastAsiaTheme="majorEastAsia" w:hAnsi="Calibri" w:cstheme="majorBidi"/>
       <w:b/>
       <w:color w:val="000000" w:themeColor="text1"/>
       <w:kern w:val="0"/>
@@ -17720,7 +17454,7 @@
       <w14:ligatures w14:val="none"/>
     </w:rPr>
   </w:style>
-  <w:style w:type="paragraph" w:styleId="Titulosgenerales" w:customStyle="1">
+  <w:style w:type="paragraph" w:customStyle="1" w:styleId="Titulosgenerales">
     <w:name w:val="Titulos generales"/>
     <w:basedOn w:val="Ttulo1"/>
     <w:qFormat/>
@@ -17767,7 +17501,7 @@
       <w:color w:val="404040" w:themeColor="text1" w:themeTint="BF"/>
     </w:rPr>
   </w:style>
-  <w:style w:type="character" w:styleId="CitaCar" w:customStyle="1">
+  <w:style w:type="character" w:customStyle="1" w:styleId="CitaCar">
     <w:name w:val="Cita Car"/>
     <w:basedOn w:val="Fuentedeprrafopredeter"/>
     <w:link w:val="Cita"/>
@@ -17792,7 +17526,7 @@
       <w:ind w:firstLine="0"/>
     </w:pPr>
     <w:rPr>
-      <w:rFonts w:ascii="Times New Roman" w:hAnsi="Times New Roman" w:eastAsia="Times New Roman" w:cs="Times New Roman"/>
+      <w:rFonts w:ascii="Times New Roman" w:eastAsia="Times New Roman" w:hAnsi="Times New Roman" w:cs="Times New Roman"/>
       <w:kern w:val="0"/>
       <w:sz w:val="24"/>
       <w:szCs w:val="24"/>
@@ -17812,12 +17546,12 @@
       <w:tblStyleRowBandSize w:val="1"/>
       <w:tblStyleColBandSize w:val="1"/>
       <w:tblBorders>
-        <w:top w:val="single" w:color="999999" w:themeColor="text1" w:themeTint="66" w:sz="4" w:space="0"/>
-        <w:left w:val="single" w:color="999999" w:themeColor="text1" w:themeTint="66" w:sz="4" w:space="0"/>
-        <w:bottom w:val="single" w:color="999999" w:themeColor="text1" w:themeTint="66" w:sz="4" w:space="0"/>
-        <w:right w:val="single" w:color="999999" w:themeColor="text1" w:themeTint="66" w:sz="4" w:space="0"/>
-        <w:insideH w:val="single" w:color="999999" w:themeColor="text1" w:themeTint="66" w:sz="4" w:space="0"/>
-        <w:insideV w:val="single" w:color="999999" w:themeColor="text1" w:themeTint="66" w:sz="4" w:space="0"/>
+        <w:top w:val="single" w:sz="4" w:space="0" w:color="999999" w:themeColor="text1" w:themeTint="66"/>
+        <w:left w:val="single" w:sz="4" w:space="0" w:color="999999" w:themeColor="text1" w:themeTint="66"/>
+        <w:bottom w:val="single" w:sz="4" w:space="0" w:color="999999" w:themeColor="text1" w:themeTint="66"/>
+        <w:right w:val="single" w:sz="4" w:space="0" w:color="999999" w:themeColor="text1" w:themeTint="66"/>
+        <w:insideH w:val="single" w:sz="4" w:space="0" w:color="999999" w:themeColor="text1" w:themeTint="66"/>
+        <w:insideV w:val="single" w:sz="4" w:space="0" w:color="999999" w:themeColor="text1" w:themeTint="66"/>
       </w:tblBorders>
     </w:tblPr>
     <w:tblStylePr w:type="firstRow">
@@ -17828,7 +17562,7 @@
       <w:tblPr/>
       <w:tcPr>
         <w:tcBorders>
-          <w:bottom w:val="single" w:color="666666" w:themeColor="text1" w:themeTint="99" w:sz="12" w:space="0"/>
+          <w:bottom w:val="single" w:sz="12" w:space="0" w:color="666666" w:themeColor="text1" w:themeTint="99"/>
         </w:tcBorders>
       </w:tcPr>
     </w:tblStylePr>
@@ -17840,7 +17574,7 @@
       <w:tblPr/>
       <w:tcPr>
         <w:tcBorders>
-          <w:top w:val="double" w:color="666666" w:themeColor="text1" w:themeTint="99" w:sz="2" w:space="0"/>
+          <w:top w:val="double" w:sz="2" w:space="0" w:color="666666" w:themeColor="text1" w:themeTint="99"/>
         </w:tcBorders>
       </w:tcPr>
     </w:tblStylePr>
@@ -17857,7 +17591,7 @@
       </w:rPr>
     </w:tblStylePr>
   </w:style>
-  <w:style w:type="character" w:styleId="Fuerte">
+  <w:style w:type="character" w:styleId="Textoennegrita">
     <w:name w:val="Strong"/>
     <w:basedOn w:val="Fuentedeprrafopredeter"/>
     <w:uiPriority w:val="22"/>
@@ -17902,7 +17636,7 @@
       <w:sz w:val="22"/>
     </w:rPr>
   </w:style>
-  <w:style w:type="character" w:styleId="SubttuloCar" w:customStyle="1">
+  <w:style w:type="character" w:customStyle="1" w:styleId="SubttuloCar">
     <w:name w:val="Subtítulo Car"/>
     <w:basedOn w:val="Fuentedeprrafopredeter"/>
     <w:link w:val="Subttulo"/>
@@ -17914,14 +17648,14 @@
       <w:spacing w:val="15"/>
     </w:rPr>
   </w:style>
-  <w:style w:type="character" w:styleId="Ttulo7Car" w:customStyle="1">
+  <w:style w:type="character" w:customStyle="1" w:styleId="Ttulo7Car">
     <w:name w:val="Título 7 Car"/>
     <w:basedOn w:val="Fuentedeprrafopredeter"/>
     <w:link w:val="Ttulo7"/>
     <w:uiPriority w:val="9"/>
     <w:rsid w:val="001D4F8D"/>
     <w:rPr>
-      <w:rFonts w:asciiTheme="majorHAnsi" w:hAnsiTheme="majorHAnsi" w:eastAsiaTheme="majorEastAsia" w:cstheme="majorBidi"/>
+      <w:rFonts w:asciiTheme="majorHAnsi" w:eastAsiaTheme="majorEastAsia" w:hAnsiTheme="majorHAnsi" w:cstheme="majorBidi"/>
       <w:i/>
       <w:iCs/>
       <w:color w:val="1F3763" w:themeColor="accent1" w:themeShade="7F"/>
@@ -17941,7 +17675,7 @@
       <w:sz w:val="28"/>
     </w:rPr>
   </w:style>
-  <w:style w:type="numbering" w:styleId="SENAListas" w:customStyle="1">
+  <w:style w:type="numbering" w:customStyle="1" w:styleId="SENAListas">
     <w:name w:val="SENA_Listas"/>
     <w:uiPriority w:val="99"/>
     <w:rsid w:val="007834D8"/>
@@ -17951,17 +17685,17 @@
       </w:numPr>
     </w:pPr>
   </w:style>
-  <w:style w:type="character" w:styleId="normaltextrun" w:customStyle="1">
+  <w:style w:type="character" w:customStyle="1" w:styleId="normaltextrun">
     <w:name w:val="normaltextrun"/>
     <w:basedOn w:val="Fuentedeprrafopredeter"/>
     <w:rsid w:val="005517BB"/>
   </w:style>
-  <w:style w:type="character" w:styleId="eop" w:customStyle="1">
+  <w:style w:type="character" w:customStyle="1" w:styleId="eop">
     <w:name w:val="eop"/>
     <w:basedOn w:val="Fuentedeprrafopredeter"/>
     <w:rsid w:val="005517BB"/>
   </w:style>
-  <w:style w:type="character" w:styleId="tabchar" w:customStyle="1">
+  <w:style w:type="character" w:customStyle="1" w:styleId="tabchar">
     <w:name w:val="tabchar"/>
     <w:basedOn w:val="Fuentedeprrafopredeter"/>
     <w:rsid w:val="005517BB"/>
@@ -17970,7 +17704,7 @@
 </file>
 
 <file path=word/theme/theme1.xml><?xml version="1.0" encoding="utf-8"?>
-<a:theme xmlns:a="http://schemas.openxmlformats.org/drawingml/2006/main" xmlns:thm15="http://schemas.microsoft.com/office/thememl/2012/main" name="Tema de Office">
+<a:theme xmlns:a="http://schemas.openxmlformats.org/drawingml/2006/main" name="Tema de Office">
   <a:themeElements>
     <a:clrScheme name="Office">
       <a:dk1>
@@ -18265,6 +17999,21 @@
 </file>
 
 <file path=customXml/item1.xml><?xml version="1.0" encoding="utf-8"?>
+<b:Sources xmlns:b="http://schemas.openxmlformats.org/officeDocument/2006/bibliography" xmlns="http://schemas.openxmlformats.org/officeDocument/2006/bibliography" SelectedStyle="\APASixthEditionOfficeOnline.xsl" StyleName="APA" Version="6"/>
+</file>
+
+<file path=customXml/item2.xml><?xml version="1.0" encoding="utf-8"?>
+<p:properties xmlns:p="http://schemas.microsoft.com/office/2006/metadata/properties" xmlns:xsi="http://www.w3.org/2001/XMLSchema-instance" xmlns:pc="http://schemas.microsoft.com/office/infopath/2007/PartnerControls">
+  <documentManagement>
+    <TaxCatchAll xmlns="13c90a0b-73bc-4dc0-be5f-28d77b615beb" xsi:nil="true"/>
+    <lcf76f155ced4ddcb4097134ff3c332f xmlns="13c93bba-48ce-428c-bfe5-88b42c19b028">
+      <Terms xmlns="http://schemas.microsoft.com/office/infopath/2007/PartnerControls"/>
+    </lcf76f155ced4ddcb4097134ff3c332f>
+  </documentManagement>
+</p:properties>
+</file>
+
+<file path=customXml/item3.xml><?xml version="1.0" encoding="utf-8"?>
 <?mso-contentType ?>
 <FormTemplates xmlns="http://schemas.microsoft.com/sharepoint/v3/contenttype/forms">
   <Display>DocumentLibraryForm</Display>
@@ -18273,7 +18022,7 @@
 </FormTemplates>
 </file>
 
-<file path=customXml/item2.xml><?xml version="1.0" encoding="utf-8"?>
+<file path=customXml/item4.xml><?xml version="1.0" encoding="utf-8"?>
 <ct:contentTypeSchema xmlns:ct="http://schemas.microsoft.com/office/2006/metadata/contentType" xmlns:ma="http://schemas.microsoft.com/office/2006/metadata/properties/metaAttributes" ct:_="" ma:_="" ma:contentTypeName="Documento" ma:contentTypeID="0x0101006A81D6BD42E8DF4C91013959704817E1" ma:contentTypeVersion="15" ma:contentTypeDescription="Crear nuevo documento." ma:contentTypeScope="" ma:versionID="bf4f72ffd194f0963ff564daca6869f7">
   <xsd:schema xmlns:xsd="http://www.w3.org/2001/XMLSchema" xmlns:xs="http://www.w3.org/2001/XMLSchema" xmlns:p="http://schemas.microsoft.com/office/2006/metadata/properties" xmlns:ns2="13c90a0b-73bc-4dc0-be5f-28d77b615beb" xmlns:ns3="13c93bba-48ce-428c-bfe5-88b42c19b028" targetNamespace="http://schemas.microsoft.com/office/2006/metadata/properties" ma:root="true" ma:fieldsID="8718d6f4873a5b1392a45044efa78385" ns2:_="" ns3:_="">
     <xsd:import namespace="13c90a0b-73bc-4dc0-be5f-28d77b615beb"/>
@@ -18508,22 +18257,26 @@
 </ct:contentTypeSchema>
 </file>
 
-<file path=customXml/item3.xml><?xml version="1.0" encoding="utf-8"?>
-<p:properties xmlns:p="http://schemas.microsoft.com/office/2006/metadata/properties" xmlns:xsi="http://www.w3.org/2001/XMLSchema-instance" xmlns:pc="http://schemas.microsoft.com/office/infopath/2007/PartnerControls">
-  <documentManagement>
-    <TaxCatchAll xmlns="13c90a0b-73bc-4dc0-be5f-28d77b615beb" xsi:nil="true"/>
-    <lcf76f155ced4ddcb4097134ff3c332f xmlns="13c93bba-48ce-428c-bfe5-88b42c19b028">
-      <Terms xmlns="http://schemas.microsoft.com/office/infopath/2007/PartnerControls"/>
-    </lcf76f155ced4ddcb4097134ff3c332f>
-  </documentManagement>
-</p:properties>
+<file path=customXml/itemProps1.xml><?xml version="1.0" encoding="utf-8"?>
+<ds:datastoreItem xmlns:ds="http://schemas.openxmlformats.org/officeDocument/2006/customXml" ds:itemID="{EAE431FD-7059-4C09-804B-C9D69EB7B213}">
+  <ds:schemaRefs>
+    <ds:schemaRef ds:uri="http://schemas.openxmlformats.org/officeDocument/2006/bibliography"/>
+  </ds:schemaRefs>
+</ds:datastoreItem>
 </file>
 
-<file path=customXml/item4.xml><?xml version="1.0" encoding="utf-8"?>
-<b:Sources xmlns:b="http://schemas.openxmlformats.org/officeDocument/2006/bibliography" xmlns="http://schemas.openxmlformats.org/officeDocument/2006/bibliography" SelectedStyle="\APASixthEditionOfficeOnline.xsl" StyleName="APA" Version="6"/>
+<file path=customXml/itemProps2.xml><?xml version="1.0" encoding="utf-8"?>
+<ds:datastoreItem xmlns:ds="http://schemas.openxmlformats.org/officeDocument/2006/customXml" ds:itemID="{1279454D-02BE-4A9C-A117-DCD1573E2608}">
+  <ds:schemaRefs>
+    <ds:schemaRef ds:uri="http://schemas.microsoft.com/office/2006/metadata/properties"/>
+    <ds:schemaRef ds:uri="http://schemas.microsoft.com/office/infopath/2007/PartnerControls"/>
+    <ds:schemaRef ds:uri="13c90a0b-73bc-4dc0-be5f-28d77b615beb"/>
+    <ds:schemaRef ds:uri="13c93bba-48ce-428c-bfe5-88b42c19b028"/>
+  </ds:schemaRefs>
+</ds:datastoreItem>
 </file>
 
-<file path=customXml/itemProps1.xml><?xml version="1.0" encoding="utf-8"?>
+<file path=customXml/itemProps3.xml><?xml version="1.0" encoding="utf-8"?>
 <ds:datastoreItem xmlns:ds="http://schemas.openxmlformats.org/officeDocument/2006/customXml" ds:itemID="{10663269-2064-4804-8290-36D4A57F5557}">
   <ds:schemaRefs>
     <ds:schemaRef ds:uri="http://schemas.microsoft.com/sharepoint/v3/contenttype/forms"/>
@@ -18531,7 +18284,7 @@
 </ds:datastoreItem>
 </file>
 
-<file path=customXml/itemProps2.xml><?xml version="1.0" encoding="utf-8"?>
+<file path=customXml/itemProps4.xml><?xml version="1.0" encoding="utf-8"?>
 <ds:datastoreItem xmlns:ds="http://schemas.openxmlformats.org/officeDocument/2006/customXml" ds:itemID="{11027D0F-B440-4076-B6F5-774AC18576B0}">
   <ds:schemaRefs>
     <ds:schemaRef ds:uri="http://schemas.microsoft.com/office/2006/metadata/contentType"/>
@@ -18548,23 +18301,4 @@
     <ds:schemaRef ds:uri="http://schemas.microsoft.com/internal/obd"/>
   </ds:schemaRefs>
 </ds:datastoreItem>
-</file>
-
-<file path=customXml/itemProps3.xml><?xml version="1.0" encoding="utf-8"?>
-<ds:datastoreItem xmlns:ds="http://schemas.openxmlformats.org/officeDocument/2006/customXml" ds:itemID="{1279454D-02BE-4A9C-A117-DCD1573E2608}">
-  <ds:schemaRefs>
-    <ds:schemaRef ds:uri="http://schemas.microsoft.com/office/2006/metadata/properties"/>
-    <ds:schemaRef ds:uri="http://schemas.microsoft.com/office/infopath/2007/PartnerControls"/>
-    <ds:schemaRef ds:uri="13c90a0b-73bc-4dc0-be5f-28d77b615beb"/>
-    <ds:schemaRef ds:uri="13c93bba-48ce-428c-bfe5-88b42c19b028"/>
-  </ds:schemaRefs>
-</ds:datastoreItem>
-</file>
-
-<file path=customXml/itemProps4.xml><?xml version="1.0" encoding="utf-8"?>
-<ds:datastoreItem xmlns:ds="http://schemas.openxmlformats.org/officeDocument/2006/customXml" ds:itemID="{EAE431FD-7059-4C09-804B-C9D69EB7B213}">
-  <ds:schemaRefs>
-    <ds:schemaRef ds:uri="http://schemas.openxmlformats.org/officeDocument/2006/bibliography"/>
-  </ds:schemaRefs>
-</ds:datastoreItem>
 </file>